--- a/zht/docx/065.content.docx
+++ b/zht/docx/065.content.docx
@@ -149,27 +149,7 @@
         <w:rPr>
           <w:lang w:val="zh_TW" w:bidi="zh_TW"/>
         </w:rPr>
-        <w:t>kuang</w:t>
-      </w:r>
-      <w:r>
-        <w:rPr>
-          <w:lang w:val="zh_TW" w:bidi="zh_TW"/>
-        </w:rPr>
-      </w:r>
-    </w:p>
-    <w:p>
-      <w:pPr/>
-      <w:r>
-        <w:rPr>
-          <w:lang w:val="zh_TW" w:bidi="zh_TW"/>
-        </w:rPr>
-      </w:r>
-      <w:r>
-        <w:rPr>
-          <w:i/>
-          <w:lang w:val="zh_TW" w:bidi="zh_TW"/>
-        </w:rPr>
-        <w:t>曠野, 曠野</w:t>
+        <w:t>jing</w:t>
       </w:r>
       <w:r>
         <w:rPr>
@@ -232,7 +212,7 @@
         <w:rPr>
           <w:lang w:val="zh_TW" w:bidi="zh_TW"/>
         </w:rPr>
-        <w:t>曠野</w:t>
+        <w:t>荊棘</w:t>
       </w:r>
       <w:r>
         <w:rPr>
@@ -251,115 +231,7 @@
         <w:rPr>
           <w:lang w:val="zh_TW" w:bidi="zh_TW"/>
         </w:rPr>
-        <w:t>空曠的荒地，通常乾旱、沙質，且無法維持植物生命，例如巴勒斯坦南部的內蓋夫（Negev，又譯：南地）沙漠。曠野中常有一些局部區域可以維持有限的生命。最常見的希伯來文「曠野（desert）」一詞意為「荒野（wilderness）」，可能與一個動詞有關，意指「驅趕」，就像牧羊人驅趕羊群去放牧一樣。在新約和七十士譯本（舊約的古希臘文譯本）中常見的希臘文詞語意指一個未圈圍、未耕種的區域，野獸在其中遊蕩（</w:t>
-      </w:r>
-      <w:hyperlink r:id="rId13">
-        <w:r>
-          <w:rPr>
-            <w:lang w:val="zh_TW" w:bidi="zh_TW"/>
-          </w:rPr>
-          <w:rPr>
-            <w:color w:val="0000EE"/>
-            <w:u w:val="single"/>
-          </w:rPr>
-          <w:t>申32:10</w:t>
-        </w:r>
-      </w:hyperlink>
-      <w:r>
-        <w:rPr>
-          <w:lang w:val="zh_TW" w:bidi="zh_TW"/>
-        </w:rPr>
-        <w:t>；</w:t>
-      </w:r>
-      <w:hyperlink r:id="rId14">
-        <w:r>
-          <w:rPr>
-            <w:lang w:val="zh_TW" w:bidi="zh_TW"/>
-          </w:rPr>
-          <w:rPr>
-            <w:color w:val="0000EE"/>
-            <w:u w:val="single"/>
-          </w:rPr>
-          <w:t>伯24:5</w:t>
-        </w:r>
-      </w:hyperlink>
-      <w:r>
-        <w:rPr>
-          <w:lang w:val="zh_TW" w:bidi="zh_TW"/>
-        </w:rPr>
-        <w:t>）。曠野有時也是牧草地（</w:t>
-      </w:r>
-      <w:hyperlink r:id="rId15">
-        <w:r>
-          <w:rPr>
-            <w:lang w:val="zh_TW" w:bidi="zh_TW"/>
-          </w:rPr>
-          <w:rPr>
-            <w:color w:val="0000EE"/>
-            <w:u w:val="single"/>
-          </w:rPr>
-          <w:t>出3:1</w:t>
-        </w:r>
-      </w:hyperlink>
-      <w:r>
-        <w:rPr>
-          <w:lang w:val="zh_TW" w:bidi="zh_TW"/>
-        </w:rPr>
-        <w:t>；</w:t>
-      </w:r>
-      <w:hyperlink r:id="rId16">
-        <w:r>
-          <w:rPr>
-            <w:lang w:val="zh_TW" w:bidi="zh_TW"/>
-          </w:rPr>
-          <w:rPr>
-            <w:color w:val="0000EE"/>
-            <w:u w:val="single"/>
-          </w:rPr>
-          <w:t>詩65:12</w:t>
-        </w:r>
-      </w:hyperlink>
-      <w:r>
-        <w:rPr>
-          <w:lang w:val="zh_TW" w:bidi="zh_TW"/>
-        </w:rPr>
-        <w:t>；</w:t>
-      </w:r>
-      <w:hyperlink r:id="rId17">
-        <w:r>
-          <w:rPr>
-            <w:lang w:val="zh_TW" w:bidi="zh_TW"/>
-          </w:rPr>
-          <w:rPr>
-            <w:color w:val="0000EE"/>
-            <w:u w:val="single"/>
-          </w:rPr>
-          <w:t>耶23:10</w:t>
-        </w:r>
-      </w:hyperlink>
-      <w:r>
-        <w:rPr>
-          <w:lang w:val="zh_TW" w:bidi="zh_TW"/>
-        </w:rPr>
-        <w:t>；</w:t>
-      </w:r>
-      <w:hyperlink r:id="rId18">
-        <w:r>
-          <w:rPr>
-            <w:lang w:val="zh_TW" w:bidi="zh_TW"/>
-          </w:rPr>
-          <w:rPr>
-            <w:color w:val="0000EE"/>
-            <w:u w:val="single"/>
-          </w:rPr>
-          <w:t>珥2:22</w:t>
-        </w:r>
-      </w:hyperlink>
-      <w:r>
-        <w:rPr>
-          <w:lang w:val="zh_TW" w:bidi="zh_TW"/>
-        </w:rPr>
-        <w:t>）。</w:t>
+        <w:t>荊棘是生長在植物莖或枝上的銳利尖刺。荊棘可能會刺傷觸碰它們的人或動物。有些植物會長出荊棘以自我保護。</w:t>
       </w:r>
     </w:p>
     <w:p>
@@ -373,9 +245,9 @@
         <w:rPr>
           <w:lang w:val="zh_TW" w:bidi="zh_TW"/>
         </w:rPr>
-        <w:t>聖經經常提到曠野的區域（例如，</w:t>
-      </w:r>
-      <w:hyperlink r:id="rId19">
+        <w:t>聖經經常提到荊棘。它們可以是土地上自然生長的植物的一部分，也可以象徵痛苦、困難或懲罰。例如，在亞當與夏娃犯罪之後，神說土地要長出荊棘和蒺藜（</w:t>
+      </w:r>
+      <w:hyperlink r:id="rId13">
         <w:r>
           <w:rPr>
             <w:lang w:val="zh_TW" w:bidi="zh_TW"/>
@@ -384,295 +256,7 @@
             <w:color w:val="0000EE"/>
             <w:u w:val="single"/>
           </w:rPr>
-          <w:t>創16:7</w:t>
-        </w:r>
-      </w:hyperlink>
-      <w:r>
-        <w:rPr>
-          <w:lang w:val="zh_TW" w:bidi="zh_TW"/>
-        </w:rPr>
-        <w:t>，</w:t>
-      </w:r>
-      <w:hyperlink r:id="rId20">
-        <w:r>
-          <w:rPr>
-            <w:lang w:val="zh_TW" w:bidi="zh_TW"/>
-          </w:rPr>
-          <w:rPr>
-            <w:color w:val="0000EE"/>
-            <w:u w:val="single"/>
-          </w:rPr>
-          <w:t>21:20</w:t>
-        </w:r>
-      </w:hyperlink>
-      <w:r>
-        <w:rPr>
-          <w:lang w:val="zh_TW" w:bidi="zh_TW"/>
-        </w:rPr>
-        <w:t>；</w:t>
-      </w:r>
-      <w:hyperlink r:id="rId21">
-        <w:r>
-          <w:rPr>
-            <w:lang w:val="zh_TW" w:bidi="zh_TW"/>
-          </w:rPr>
-          <w:rPr>
-            <w:color w:val="0000EE"/>
-            <w:u w:val="single"/>
-          </w:rPr>
-          <w:t>撒上17:28</w:t>
-        </w:r>
-      </w:hyperlink>
-      <w:r>
-        <w:rPr>
-          <w:lang w:val="zh_TW" w:bidi="zh_TW"/>
-        </w:rPr>
-        <w:t>；</w:t>
-      </w:r>
-      <w:hyperlink r:id="rId22">
-        <w:r>
-          <w:rPr>
-            <w:lang w:val="zh_TW" w:bidi="zh_TW"/>
-          </w:rPr>
-          <w:rPr>
-            <w:color w:val="0000EE"/>
-            <w:u w:val="single"/>
-          </w:rPr>
-          <w:t>太3:1</w:t>
-        </w:r>
-      </w:hyperlink>
-      <w:r>
-        <w:rPr>
-          <w:lang w:val="zh_TW" w:bidi="zh_TW"/>
-        </w:rPr>
-        <w:t>；</w:t>
-      </w:r>
-      <w:hyperlink r:id="rId23">
-        <w:r>
-          <w:rPr>
-            <w:lang w:val="zh_TW" w:bidi="zh_TW"/>
-          </w:rPr>
-          <w:rPr>
-            <w:color w:val="0000EE"/>
-            <w:u w:val="single"/>
-          </w:rPr>
-          <w:t>可1:13</w:t>
-        </w:r>
-      </w:hyperlink>
-      <w:r>
-        <w:rPr>
-          <w:lang w:val="zh_TW" w:bidi="zh_TW"/>
-        </w:rPr>
-        <w:t>；</w:t>
-      </w:r>
-      <w:hyperlink r:id="rId24">
-        <w:r>
-          <w:rPr>
-            <w:lang w:val="zh_TW" w:bidi="zh_TW"/>
-          </w:rPr>
-          <w:rPr>
-            <w:color w:val="0000EE"/>
-            <w:u w:val="single"/>
-          </w:rPr>
-          <w:t>路15:4</w:t>
-        </w:r>
-      </w:hyperlink>
-      <w:r>
-        <w:rPr>
-          <w:lang w:val="zh_TW" w:bidi="zh_TW"/>
-        </w:rPr>
-        <w:t>）。「曠野」通常是無人定居的地方（</w:t>
-      </w:r>
-      <w:hyperlink r:id="rId25">
-        <w:r>
-          <w:rPr>
-            <w:lang w:val="zh_TW" w:bidi="zh_TW"/>
-          </w:rPr>
-          <w:rPr>
-            <w:color w:val="0000EE"/>
-            <w:u w:val="single"/>
-          </w:rPr>
-          <w:t>民14:33</w:t>
-        </w:r>
-      </w:hyperlink>
-      <w:r>
-        <w:rPr>
-          <w:lang w:val="zh_TW" w:bidi="zh_TW"/>
-        </w:rPr>
-        <w:t>；</w:t>
-      </w:r>
-      <w:hyperlink r:id="rId13">
-        <w:r>
-          <w:rPr>
-            <w:lang w:val="zh_TW" w:bidi="zh_TW"/>
-          </w:rPr>
-          <w:rPr>
-            <w:color w:val="0000EE"/>
-            <w:u w:val="single"/>
-          </w:rPr>
-          <w:t>申32:10</w:t>
-        </w:r>
-      </w:hyperlink>
-      <w:r>
-        <w:rPr>
-          <w:lang w:val="zh_TW" w:bidi="zh_TW"/>
-        </w:rPr>
-        <w:t>；</w:t>
-      </w:r>
-      <w:hyperlink r:id="rId26">
-        <w:r>
-          <w:rPr>
-            <w:lang w:val="zh_TW" w:bidi="zh_TW"/>
-          </w:rPr>
-          <w:rPr>
-            <w:color w:val="0000EE"/>
-            <w:u w:val="single"/>
-          </w:rPr>
-          <w:t>伯38:26</w:t>
-        </w:r>
-      </w:hyperlink>
-      <w:r>
-        <w:rPr>
-          <w:lang w:val="zh_TW" w:bidi="zh_TW"/>
-        </w:rPr>
-        <w:t>；</w:t>
-      </w:r>
-      <w:hyperlink r:id="rId27">
-        <w:r>
-          <w:rPr>
-            <w:lang w:val="zh_TW" w:bidi="zh_TW"/>
-          </w:rPr>
-          <w:rPr>
-            <w:color w:val="0000EE"/>
-            <w:u w:val="single"/>
-          </w:rPr>
-          <w:t>箴21:19</w:t>
-        </w:r>
-      </w:hyperlink>
-      <w:r>
-        <w:rPr>
-          <w:lang w:val="zh_TW" w:bidi="zh_TW"/>
-        </w:rPr>
-        <w:t>；</w:t>
-      </w:r>
-      <w:hyperlink r:id="rId28">
-        <w:r>
-          <w:rPr>
-            <w:lang w:val="zh_TW" w:bidi="zh_TW"/>
-          </w:rPr>
-          <w:rPr>
-            <w:color w:val="0000EE"/>
-            <w:u w:val="single"/>
-          </w:rPr>
-          <w:t>耶9:2</w:t>
-        </w:r>
-      </w:hyperlink>
-      <w:r>
-        <w:rPr>
-          <w:lang w:val="zh_TW" w:bidi="zh_TW"/>
-        </w:rPr>
-        <w:t>），但卻是野生動物的棲息地：鵜鶘（</w:t>
-      </w:r>
-      <w:hyperlink r:id="rId29">
-        <w:r>
-          <w:rPr>
-            <w:lang w:val="zh_TW" w:bidi="zh_TW"/>
-          </w:rPr>
-          <w:rPr>
-            <w:color w:val="0000EE"/>
-            <w:u w:val="single"/>
-          </w:rPr>
-          <w:t>詩102:6</w:t>
-        </w:r>
-      </w:hyperlink>
-      <w:r>
-        <w:rPr>
-          <w:lang w:val="zh_TW" w:bidi="zh_TW"/>
-        </w:rPr>
-        <w:t>）、野驢（</w:t>
-      </w:r>
-      <w:hyperlink r:id="rId14">
-        <w:r>
-          <w:rPr>
-            <w:lang w:val="zh_TW" w:bidi="zh_TW"/>
-          </w:rPr>
-          <w:rPr>
-            <w:color w:val="0000EE"/>
-            <w:u w:val="single"/>
-          </w:rPr>
-          <w:t>伯24:5</w:t>
-        </w:r>
-      </w:hyperlink>
-      <w:r>
-        <w:rPr>
-          <w:lang w:val="zh_TW" w:bidi="zh_TW"/>
-        </w:rPr>
-        <w:t>）、野狗（</w:t>
-      </w:r>
-      <w:hyperlink r:id="rId30">
-        <w:r>
-          <w:rPr>
-            <w:lang w:val="zh_TW" w:bidi="zh_TW"/>
-          </w:rPr>
-          <w:rPr>
-            <w:color w:val="0000EE"/>
-            <w:u w:val="single"/>
-          </w:rPr>
-          <w:t>瑪1:3</w:t>
-        </w:r>
-      </w:hyperlink>
-      <w:r>
-        <w:rPr>
-          <w:lang w:val="zh_TW" w:bidi="zh_TW"/>
-        </w:rPr>
-        <w:t>）、鴕鳥（</w:t>
-      </w:r>
-      <w:hyperlink r:id="rId31">
-        <w:r>
-          <w:rPr>
-            <w:lang w:val="zh_TW" w:bidi="zh_TW"/>
-          </w:rPr>
-          <w:rPr>
-            <w:color w:val="0000EE"/>
-            <w:u w:val="single"/>
-          </w:rPr>
-          <w:t>哀4:3</w:t>
-        </w:r>
-      </w:hyperlink>
-      <w:r>
-        <w:rPr>
-          <w:lang w:val="zh_TW" w:bidi="zh_TW"/>
-        </w:rPr>
-        <w:t>）。這個詞也有比喻的用法（</w:t>
-      </w:r>
-      <w:hyperlink r:id="rId32">
-        <w:r>
-          <w:rPr>
-            <w:lang w:val="zh_TW" w:bidi="zh_TW"/>
-          </w:rPr>
-          <w:rPr>
-            <w:color w:val="0000EE"/>
-            <w:u w:val="single"/>
-          </w:rPr>
-          <w:t>何2:3</w:t>
-        </w:r>
-      </w:hyperlink>
-      <w:r>
-        <w:rPr>
-          <w:lang w:val="zh_TW" w:bidi="zh_TW"/>
-        </w:rPr>
-        <w:t>；</w:t>
-      </w:r>
-      <w:hyperlink r:id="rId33">
-        <w:r>
-          <w:rPr>
-            <w:lang w:val="zh_TW" w:bidi="zh_TW"/>
-          </w:rPr>
-          <w:rPr>
-            <w:color w:val="0000EE"/>
-            <w:u w:val="single"/>
-          </w:rPr>
-          <w:t>耶2:31</w:t>
+          <w:t>創3:18</w:t>
         </w:r>
       </w:hyperlink>
       <w:r>
@@ -693,7 +277,7 @@
         <w:rPr>
           <w:lang w:val="zh_TW" w:bidi="zh_TW"/>
         </w:rPr>
-        <w:t>另一個希伯來文「曠野」一詞，源自一個意為「乾燥（to be arid）」的詞根，指的是一片貧瘠、荒涼、光禿的草原（</w:t>
+        <w:t>人們曾在耶穌死前，用荊棘做成冠冕，放在耶穌的頭上嘲弄他（</w:t>
       </w:r>
       <w:hyperlink r:id="rId14">
         <w:r>
@@ -704,13 +288,520 @@
             <w:color w:val="0000EE"/>
             <w:u w:val="single"/>
           </w:rPr>
-          <w:t>伯24:5</w:t>
+          <w:t>太27:29</w:t>
         </w:r>
       </w:hyperlink>
       <w:r>
         <w:rPr>
           <w:lang w:val="zh_TW" w:bidi="zh_TW"/>
         </w:rPr>
+        <w:t>）。</w:t>
+      </w:r>
+    </w:p>
+    <w:p>
+      <w:pPr/>
+      <w:r>
+        <w:rPr>
+          <w:lang w:val="zh_TW" w:bidi="zh_TW"/>
+        </w:rPr>
+      </w:r>
+      <w:r>
+        <w:rPr>
+          <w:i/>
+          <w:lang w:val="zh_TW" w:bidi="zh_TW"/>
+        </w:rPr>
+        <w:t>見</w:t>
+      </w:r>
+      <w:r>
+        <w:rPr>
+          <w:lang w:val="zh_TW" w:bidi="zh_TW"/>
+        </w:rPr>
+        <w:t>蒺藜</w:t>
+      </w:r>
+      <w:r>
+        <w:rPr>
+          <w:lang w:val="zh_TW" w:bidi="zh_TW"/>
+        </w:rPr>
+        <w:t>，</w:t>
+      </w:r>
+      <w:r>
+        <w:rPr>
+          <w:lang w:val="zh_TW" w:bidi="zh_TW"/>
+        </w:rPr>
+        <w:t>荊棘</w:t>
+      </w:r>
+      <w:r>
+        <w:rPr>
+          <w:lang w:val="zh_TW" w:bidi="zh_TW"/>
+        </w:rPr>
+        <w:t>。</w:t>
+      </w:r>
+      <w:r>
+        <w:rPr>
+          <w:lang w:val="zh_TW" w:bidi="zh_TW"/>
+        </w:rPr>
+      </w:r>
+      <w:r>
+        <w:rPr>
+          <w:lang w:val="zh_TW" w:bidi="zh_TW"/>
+        </w:rPr>
+      </w:r>
+    </w:p>
+    <w:p>
+      <w:pPr/>
+      <w:r>
+        <w:rPr>
+          <w:lang w:val="zh_TW" w:bidi="zh_TW"/>
+        </w:rPr>
+      </w:r>
+    </w:p>
+    <w:p>
+      <w:pPr>
+        <w:pStyle w:val="Heading2"/>
+      </w:pPr>
+      <w:r>
+        <w:rPr>
+          <w:lang w:val="zh_TW" w:bidi="zh_TW"/>
+        </w:rPr>
+        <w:t>敬畏神的人</w:t>
+      </w:r>
+      <w:r>
+        <w:rPr>
+          <w:lang w:val="zh_TW" w:bidi="zh_TW"/>
+        </w:rPr>
+      </w:r>
+    </w:p>
+    <w:p>
+      <w:pPr/>
+      <w:r>
+        <w:rPr>
+          <w:lang w:val="zh_TW" w:bidi="zh_TW"/>
+        </w:rPr>
+      </w:r>
+      <w:r>
+        <w:rPr>
+          <w:lang w:val="zh_TW" w:bidi="zh_TW"/>
+        </w:rPr>
+        <w:t>深深尊敬、敬重或畏懼神的人。這種畏懼可能表現為：</w:t>
+      </w:r>
+    </w:p>
+    <w:p>
+      <w:pPr>
+        <w:pStyle w:val="ListBullet"/>
+        <w:spacing w:line="240" w:lineRule="auto"/>
+        <w:ind w:left="720"/>
+      </w:pPr>
+      <w:r>
+        <w:rPr>
+          <w:lang w:val="zh_TW" w:bidi="zh_TW"/>
+        </w:rPr>
+      </w:r>
+      <w:r>
+        <w:rPr>
+          <w:lang w:val="zh_TW" w:bidi="zh_TW"/>
+        </w:rPr>
+        <w:t>表示尊敬的稱呼</w:t>
+      </w:r>
+    </w:p>
+    <w:p>
+      <w:pPr>
+        <w:pStyle w:val="ListBullet"/>
+        <w:spacing w:line="240" w:lineRule="auto"/>
+        <w:ind w:left="720"/>
+      </w:pPr>
+      <w:r>
+        <w:rPr>
+          <w:lang w:val="zh_TW" w:bidi="zh_TW"/>
+        </w:rPr>
+      </w:r>
+      <w:r>
+        <w:rPr>
+          <w:lang w:val="zh_TW" w:bidi="zh_TW"/>
+        </w:rPr>
+        <w:t>因恐懼而產生的情緒反應</w:t>
+      </w:r>
+    </w:p>
+    <w:p>
+      <w:pPr>
+        <w:pStyle w:val="ListBullet"/>
+        <w:spacing w:line="240" w:lineRule="auto"/>
+        <w:ind w:left="720"/>
+      </w:pPr>
+      <w:r>
+        <w:rPr>
+          <w:lang w:val="zh_TW" w:bidi="zh_TW"/>
+        </w:rPr>
+      </w:r>
+      <w:r>
+        <w:rPr>
+          <w:lang w:val="zh_TW" w:bidi="zh_TW"/>
+        </w:rPr>
+        <w:t>對神懲罰的畏懼</w:t>
+      </w:r>
+    </w:p>
+    <w:p>
+      <w:pPr/>
+      <w:r>
+        <w:rPr>
+          <w:lang w:val="zh_TW" w:bidi="zh_TW"/>
+        </w:rPr>
+      </w:r>
+      <w:r>
+        <w:rPr>
+          <w:lang w:val="zh_TW" w:bidi="zh_TW"/>
+        </w:rPr>
+        <w:t>在舊約聖經裡，形容敬畏神的的人的片語，常與「帶著敬畏恃立」或「充滿敬畏（held in awe）」等術語並列。「崇敬耶和華（reverence for the Lord）」的用法較少見，但經文在俄巴底為拯救先知免受耶洗別殺害，而把他們藏起來時，用了這個表達（</w:t>
+      </w:r>
+      <w:hyperlink r:id="rId15">
+        <w:r>
+          <w:rPr>
+            <w:lang w:val="zh_TW" w:bidi="zh_TW"/>
+          </w:rPr>
+          <w:rPr>
+            <w:color w:val="0000EE"/>
+            <w:u w:val="single"/>
+          </w:rPr>
+          <w:t>王上18:3–4、12</w:t>
+        </w:r>
+      </w:hyperlink>
+      <w:r>
+        <w:rPr>
+          <w:lang w:val="zh_TW" w:bidi="zh_TW"/>
+        </w:rPr>
+        <w:t>，和合本譯為敬畏耶和華）。一個敬畏神的統治者應當施行公義（</w:t>
+      </w:r>
+      <w:hyperlink r:id="rId16">
+        <w:r>
+          <w:rPr>
+            <w:lang w:val="zh_TW" w:bidi="zh_TW"/>
+          </w:rPr>
+          <w:rPr>
+            <w:color w:val="0000EE"/>
+            <w:u w:val="single"/>
+          </w:rPr>
+          <w:t>撒下23:3</w:t>
+        </w:r>
+      </w:hyperlink>
+      <w:r>
+        <w:rPr>
+          <w:lang w:val="zh_TW" w:bidi="zh_TW"/>
+        </w:rPr>
+        <w:t>；</w:t>
+      </w:r>
+      <w:hyperlink r:id="rId17">
+        <w:r>
+          <w:rPr>
+            <w:lang w:val="zh_TW" w:bidi="zh_TW"/>
+          </w:rPr>
+          <w:rPr>
+            <w:color w:val="0000EE"/>
+            <w:u w:val="single"/>
+          </w:rPr>
+          <w:t>代下19:7</w:t>
+        </w:r>
+      </w:hyperlink>
+      <w:r>
+        <w:rPr>
+          <w:lang w:val="zh_TW" w:bidi="zh_TW"/>
+        </w:rPr>
+        <w:t>）。神應許敬畏祂的人得享長壽（</w:t>
+      </w:r>
+      <w:hyperlink r:id="rId18">
+        <w:r>
+          <w:rPr>
+            <w:lang w:val="zh_TW" w:bidi="zh_TW"/>
+          </w:rPr>
+          <w:rPr>
+            <w:color w:val="0000EE"/>
+            <w:u w:val="single"/>
+          </w:rPr>
+          <w:t>箴10:27，</w:t>
+        </w:r>
+      </w:hyperlink>
+      <w:hyperlink r:id="rId19">
+        <w:r>
+          <w:rPr>
+            <w:lang w:val="zh_TW" w:bidi="zh_TW"/>
+          </w:rPr>
+          <w:rPr>
+            <w:color w:val="0000EE"/>
+            <w:u w:val="single"/>
+          </w:rPr>
+          <w:t>14:27，</w:t>
+        </w:r>
+      </w:hyperlink>
+      <w:hyperlink r:id="rId20">
+        <w:r>
+          <w:rPr>
+            <w:lang w:val="zh_TW" w:bidi="zh_TW"/>
+          </w:rPr>
+          <w:rPr>
+            <w:color w:val="0000EE"/>
+            <w:u w:val="single"/>
+          </w:rPr>
+          <w:t>19:23</w:t>
+        </w:r>
+      </w:hyperlink>
+      <w:r>
+        <w:rPr>
+          <w:lang w:val="zh_TW" w:bidi="zh_TW"/>
+        </w:rPr>
+        <w:t>）。一個敬畏神的家庭在患難時會倚靠耶和華（</w:t>
+      </w:r>
+      <w:hyperlink r:id="rId21">
+        <w:r>
+          <w:rPr>
+            <w:lang w:val="zh_TW" w:bidi="zh_TW"/>
+          </w:rPr>
+          <w:rPr>
+            <w:color w:val="0000EE"/>
+            <w:u w:val="single"/>
+          </w:rPr>
+          <w:t>王下4:1</w:t>
+        </w:r>
+      </w:hyperlink>
+      <w:r>
+        <w:rPr>
+          <w:lang w:val="zh_TW" w:bidi="zh_TW"/>
+        </w:rPr>
+        <w:t>；</w:t>
+      </w:r>
+      <w:hyperlink r:id="rId22">
+        <w:r>
+          <w:rPr>
+            <w:lang w:val="zh_TW" w:bidi="zh_TW"/>
+          </w:rPr>
+          <w:rPr>
+            <w:color w:val="0000EE"/>
+            <w:u w:val="single"/>
+          </w:rPr>
+          <w:t>箴14:26</w:t>
+        </w:r>
+      </w:hyperlink>
+      <w:r>
+        <w:rPr>
+          <w:lang w:val="zh_TW" w:bidi="zh_TW"/>
+        </w:rPr>
+        <w:t>）。敬畏耶和華的人有能力遠離罪惡，敬畏耶和華也成為他們的智慧開端（</w:t>
+      </w:r>
+      <w:hyperlink r:id="rId23">
+        <w:r>
+          <w:rPr>
+            <w:lang w:val="zh_TW" w:bidi="zh_TW"/>
+          </w:rPr>
+          <w:rPr>
+            <w:color w:val="0000EE"/>
+            <w:u w:val="single"/>
+          </w:rPr>
+          <w:t>所羅門智訓10:13</w:t>
+        </w:r>
+      </w:hyperlink>
+      <w:r>
+        <w:rPr>
+          <w:lang w:val="zh_TW" w:bidi="zh_TW"/>
+        </w:rPr>
+        <w:t>）。</w:t>
+      </w:r>
+    </w:p>
+    <w:p>
+      <w:pPr/>
+      <w:r>
+        <w:rPr>
+          <w:lang w:val="zh_TW" w:bidi="zh_TW"/>
+        </w:rPr>
+      </w:r>
+      <w:r>
+        <w:rPr>
+          <w:lang w:val="zh_TW" w:bidi="zh_TW"/>
+        </w:rPr>
+        <w:t>在新約聖經中，教導人去愛主和事奉主時，往往同時提到要「敬畏神」（</w:t>
+      </w:r>
+      <w:hyperlink r:id="rId24">
+        <w:r>
+          <w:rPr>
+            <w:lang w:val="zh_TW" w:bidi="zh_TW"/>
+          </w:rPr>
+          <w:rPr>
+            <w:color w:val="0000EE"/>
+            <w:u w:val="single"/>
+          </w:rPr>
+          <w:t>西3:22</w:t>
+        </w:r>
+      </w:hyperlink>
+      <w:r>
+        <w:rPr>
+          <w:lang w:val="zh_TW" w:bidi="zh_TW"/>
+        </w:rPr>
+        <w:t>；</w:t>
+      </w:r>
+      <w:hyperlink r:id="rId25">
+        <w:r>
+          <w:rPr>
+            <w:lang w:val="zh_TW" w:bidi="zh_TW"/>
+          </w:rPr>
+          <w:rPr>
+            <w:color w:val="0000EE"/>
+            <w:u w:val="single"/>
+          </w:rPr>
+          <w:t>彼前2:17</w:t>
+        </w:r>
+      </w:hyperlink>
+      <w:r>
+        <w:rPr>
+          <w:lang w:val="zh_TW" w:bidi="zh_TW"/>
+        </w:rPr>
+        <w:t>）。在</w:t>
+      </w:r>
+      <w:hyperlink r:id="rId26">
+        <w:r>
+          <w:rPr>
+            <w:lang w:val="zh_TW" w:bidi="zh_TW"/>
+          </w:rPr>
+          <w:rPr>
+            <w:color w:val="0000EE"/>
+            <w:u w:val="single"/>
+          </w:rPr>
+          <w:t>路加福音一章50節</w:t>
+        </w:r>
+      </w:hyperlink>
+      <w:r>
+        <w:rPr>
+          <w:lang w:val="zh_TW" w:bidi="zh_TW"/>
+        </w:rPr>
+        <w:t>中，馬利亞所說的「他憐憫敬畏他的人」是指敬重並順服神。在使徒行傳中，「敬畏神的人」這個術語用來指那些參加猶太會堂聚會的外邦人。保羅把他們另行稱呼：「以色列人和你們這些敬畏神的外邦人」（</w:t>
+      </w:r>
+      <w:hyperlink r:id="rId27">
+        <w:r>
+          <w:rPr>
+            <w:lang w:val="zh_TW" w:bidi="zh_TW"/>
+          </w:rPr>
+          <w:rPr>
+            <w:color w:val="0000EE"/>
+            <w:u w:val="single"/>
+          </w:rPr>
+          <w:t>徒13:16</w:t>
+        </w:r>
+      </w:hyperlink>
+      <w:r>
+        <w:rPr>
+          <w:lang w:val="zh_TW" w:bidi="zh_TW"/>
+        </w:rPr>
+        <w:t>，和合本譯為「以色列人和一切敬畏神的人」）。哥尼流是一個敬畏神的羅馬百夫長，即使他不是猶太人，人們也認為他在神面前行事正直（</w:t>
+      </w:r>
+      <w:hyperlink r:id="rId28">
+        <w:r>
+          <w:rPr>
+            <w:lang w:val="zh_TW" w:bidi="zh_TW"/>
+          </w:rPr>
+          <w:rPr>
+            <w:color w:val="0000EE"/>
+            <w:u w:val="single"/>
+          </w:rPr>
+          <w:t>徒10:2、35</w:t>
+        </w:r>
+      </w:hyperlink>
+      <w:r>
+        <w:rPr>
+          <w:lang w:val="zh_TW" w:bidi="zh_TW"/>
+        </w:rPr>
+        <w:t>）。</w:t>
+      </w:r>
+    </w:p>
+    <w:p>
+      <w:pPr/>
+      <w:r>
+        <w:rPr>
+          <w:lang w:val="zh_TW" w:bidi="zh_TW"/>
+        </w:rPr>
+      </w:r>
+      <w:r>
+        <w:rPr>
+          <w:lang w:val="zh_TW" w:bidi="zh_TW"/>
+        </w:rPr>
+        <w:t>舊約聖經與新約聖經（</w:t>
+      </w:r>
+      <w:hyperlink r:id="rId29">
+        <w:r>
+          <w:rPr>
+            <w:lang w:val="zh_TW" w:bidi="zh_TW"/>
+          </w:rPr>
+          <w:rPr>
+            <w:color w:val="0000EE"/>
+            <w:u w:val="single"/>
+          </w:rPr>
+          <w:t>創3:10</w:t>
+        </w:r>
+      </w:hyperlink>
+      <w:r>
+        <w:rPr>
+          <w:lang w:val="zh_TW" w:bidi="zh_TW"/>
+        </w:rPr>
+        <w:t>；</w:t>
+      </w:r>
+      <w:hyperlink r:id="rId30">
+        <w:r>
+          <w:rPr>
+            <w:lang w:val="zh_TW" w:bidi="zh_TW"/>
+          </w:rPr>
+          <w:rPr>
+            <w:color w:val="0000EE"/>
+            <w:u w:val="single"/>
+          </w:rPr>
+          <w:t>申9:19</w:t>
+        </w:r>
+      </w:hyperlink>
+      <w:r>
+        <w:rPr>
+          <w:lang w:val="zh_TW" w:bidi="zh_TW"/>
+        </w:rPr>
+        <w:t>；</w:t>
+      </w:r>
+      <w:hyperlink r:id="rId31">
+        <w:r>
+          <w:rPr>
+            <w:lang w:val="zh_TW" w:bidi="zh_TW"/>
+          </w:rPr>
+          <w:rPr>
+            <w:color w:val="0000EE"/>
+            <w:u w:val="single"/>
+          </w:rPr>
+          <w:t>伯6:4，</w:t>
+        </w:r>
+      </w:hyperlink>
+      <w:hyperlink r:id="rId32">
+        <w:r>
+          <w:rPr>
+            <w:lang w:val="zh_TW" w:bidi="zh_TW"/>
+          </w:rPr>
+          <w:rPr>
+            <w:color w:val="0000EE"/>
+            <w:u w:val="single"/>
+          </w:rPr>
+          <w:t>9:28–29</w:t>
+        </w:r>
+      </w:hyperlink>
+      <w:r>
+        <w:rPr>
+          <w:lang w:val="zh_TW" w:bidi="zh_TW"/>
+        </w:rPr>
+        <w:t>；</w:t>
+      </w:r>
+      <w:hyperlink r:id="rId33">
+        <w:r>
+          <w:rPr>
+            <w:lang w:val="zh_TW" w:bidi="zh_TW"/>
+          </w:rPr>
+          <w:rPr>
+            <w:color w:val="0000EE"/>
+            <w:u w:val="single"/>
+          </w:rPr>
+          <w:t>詩76:8</w:t>
+        </w:r>
+      </w:hyperlink>
+      <w:r>
+        <w:rPr>
+          <w:lang w:val="zh_TW" w:bidi="zh_TW"/>
+        </w:rPr>
         <w:t>；</w:t>
       </w:r>
       <w:hyperlink r:id="rId34">
@@ -722,7 +813,7 @@
             <w:color w:val="0000EE"/>
             <w:u w:val="single"/>
           </w:rPr>
-          <w:t>賽33:9；</w:t>
+          <w:t>太17:7，</w:t>
         </w:r>
       </w:hyperlink>
       <w:hyperlink r:id="rId35">
@@ -734,14 +825,14 @@
             <w:color w:val="0000EE"/>
             <w:u w:val="single"/>
           </w:rPr>
-          <w:t>耶51:43</w:t>
+          <w:t>28:10</w:t>
         </w:r>
       </w:hyperlink>
       <w:r>
         <w:rPr>
           <w:lang w:val="zh_TW" w:bidi="zh_TW"/>
         </w:rPr>
-        <w:t>）。該詞的複數形式描述了摩押曠野平原的地形特徵（</w:t>
+        <w:t>；</w:t>
       </w:r>
       <w:hyperlink r:id="rId36">
         <w:r>
@@ -752,15 +843,9 @@
             <w:color w:val="0000EE"/>
             <w:u w:val="single"/>
           </w:rPr>
-          <w:t>民22:1</w:t>
+          <w:t>路5:10，</w:t>
         </w:r>
       </w:hyperlink>
-      <w:r>
-        <w:rPr>
-          <w:lang w:val="zh_TW" w:bidi="zh_TW"/>
-        </w:rPr>
-        <w:t>，</w:t>
-      </w:r>
       <w:hyperlink r:id="rId37">
         <w:r>
           <w:rPr>
@@ -770,7 +855,7 @@
             <w:color w:val="0000EE"/>
             <w:u w:val="single"/>
           </w:rPr>
-          <w:t>26:3、63</w:t>
+          <w:t>12:5</w:t>
         </w:r>
       </w:hyperlink>
       <w:r>
@@ -788,14 +873,14 @@
             <w:color w:val="0000EE"/>
             <w:u w:val="single"/>
           </w:rPr>
-          <w:t>申34:1</w:t>
+          <w:t>徒5:5、11</w:t>
         </w:r>
       </w:hyperlink>
       <w:r>
         <w:rPr>
           <w:lang w:val="zh_TW" w:bidi="zh_TW"/>
         </w:rPr>
-        <w:t>）以及耶利哥（</w:t>
+        <w:t>；</w:t>
       </w:r>
       <w:hyperlink r:id="rId39">
         <w:r>
@@ -806,44 +891,14 @@
             <w:color w:val="0000EE"/>
             <w:u w:val="single"/>
           </w:rPr>
-          <w:t>書4:13，</w:t>
+          <w:t>提前5:20</w:t>
         </w:r>
       </w:hyperlink>
-      <w:hyperlink r:id="rId40">
-        <w:r>
-          <w:rPr>
-            <w:lang w:val="zh_TW" w:bidi="zh_TW"/>
-          </w:rPr>
-          <w:rPr>
-            <w:color w:val="0000EE"/>
-            <w:u w:val="single"/>
-          </w:rPr>
-          <w:t>5:10</w:t>
-        </w:r>
-      </w:hyperlink>
-      <w:r>
-        <w:rPr>
-          <w:lang w:val="zh_TW" w:bidi="zh_TW"/>
-        </w:rPr>
-        <w:t>；</w:t>
-      </w:r>
-      <w:hyperlink r:id="rId41">
-        <w:r>
-          <w:rPr>
-            <w:lang w:val="zh_TW" w:bidi="zh_TW"/>
-          </w:rPr>
-          <w:rPr>
-            <w:color w:val="0000EE"/>
-            <w:u w:val="single"/>
-          </w:rPr>
-          <w:t>王下25:5</w:t>
-        </w:r>
-      </w:hyperlink>
-      <w:r>
-        <w:rPr>
-          <w:lang w:val="zh_TW" w:bidi="zh_TW"/>
-        </w:rPr>
-        <w:t>）的地形特徵。該詞帶有定冠詞時（亞拉巴，the Arabah）指的是約旦河谷和死海周圍的平原。該地區的地理特徵有明顯對比；約旦河谷密佈著叢林般的森林，藏有野獸（包括聖經時代的獅子），而該地區又連結死海附近的草原，那裡則一直以來都是沙漠。</w:t>
+      <w:r>
+        <w:rPr>
+          <w:lang w:val="zh_TW" w:bidi="zh_TW"/>
+        </w:rPr>
+        <w:t>）都清楚顯示，「敬畏神」有時也表示人對神的大能和審判感到驚懼與害怕。</w:t>
       </w:r>
     </w:p>
     <w:p>
@@ -855,764 +910,6 @@
       </w:r>
       <w:r>
         <w:rPr>
-          <w:lang w:val="zh_TW" w:bidi="zh_TW"/>
-        </w:rPr>
-        <w:t>另有兩個希伯來文詞彙，分別意為「荒廢」和「毀壞」，指的是曾有人居住但後來荒涼的地區或定居點（</w:t>
-      </w:r>
-      <w:hyperlink r:id="rId42">
-        <w:r>
-          <w:rPr>
-            <w:lang w:val="zh_TW" w:bidi="zh_TW"/>
-          </w:rPr>
-          <w:rPr>
-            <w:color w:val="0000EE"/>
-            <w:u w:val="single"/>
-          </w:rPr>
-          <w:t>賽1:7</w:t>
-        </w:r>
-      </w:hyperlink>
-      <w:r>
-        <w:rPr>
-          <w:lang w:val="zh_TW" w:bidi="zh_TW"/>
-        </w:rPr>
-        <w:t>，</w:t>
-      </w:r>
-      <w:hyperlink r:id="rId43">
-        <w:r>
-          <w:rPr>
-            <w:lang w:val="zh_TW" w:bidi="zh_TW"/>
-          </w:rPr>
-          <w:rPr>
-            <w:color w:val="0000EE"/>
-            <w:u w:val="single"/>
-          </w:rPr>
-          <w:t>5:9</w:t>
-        </w:r>
-      </w:hyperlink>
-      <w:r>
-        <w:rPr>
-          <w:lang w:val="zh_TW" w:bidi="zh_TW"/>
-        </w:rPr>
-        <w:t>，</w:t>
-      </w:r>
-      <w:hyperlink r:id="rId44">
-        <w:r>
-          <w:rPr>
-            <w:lang w:val="zh_TW" w:bidi="zh_TW"/>
-          </w:rPr>
-          <w:rPr>
-            <w:color w:val="0000EE"/>
-            <w:u w:val="single"/>
-          </w:rPr>
-          <w:t>6:11</w:t>
-        </w:r>
-      </w:hyperlink>
-      <w:r>
-        <w:rPr>
-          <w:lang w:val="zh_TW" w:bidi="zh_TW"/>
-        </w:rPr>
-        <w:t>；</w:t>
-      </w:r>
-      <w:hyperlink r:id="rId45">
-        <w:r>
-          <w:rPr>
-            <w:lang w:val="zh_TW" w:bidi="zh_TW"/>
-          </w:rPr>
-          <w:rPr>
-            <w:color w:val="0000EE"/>
-            <w:u w:val="single"/>
-          </w:rPr>
-          <w:t>耶42:18</w:t>
-        </w:r>
-      </w:hyperlink>
-      <w:r>
-        <w:rPr>
-          <w:lang w:val="zh_TW" w:bidi="zh_TW"/>
-        </w:rPr>
-        <w:t>；</w:t>
-      </w:r>
-      <w:hyperlink r:id="rId46">
-        <w:r>
-          <w:rPr>
-            <w:lang w:val="zh_TW" w:bidi="zh_TW"/>
-          </w:rPr>
-          <w:rPr>
-            <w:color w:val="0000EE"/>
-            <w:u w:val="single"/>
-          </w:rPr>
-          <w:t>結35:7</w:t>
-        </w:r>
-      </w:hyperlink>
-      <w:r>
-        <w:rPr>
-          <w:lang w:val="zh_TW" w:bidi="zh_TW"/>
-        </w:rPr>
-        <w:t>）。這些詞也更廣泛地用於任何荒涼或廢棄之地（</w:t>
-      </w:r>
-      <w:hyperlink r:id="rId47">
-        <w:r>
-          <w:rPr>
-            <w:lang w:val="zh_TW" w:bidi="zh_TW"/>
-          </w:rPr>
-          <w:rPr>
-            <w:color w:val="0000EE"/>
-            <w:u w:val="single"/>
-          </w:rPr>
-          <w:t>利26:31、33</w:t>
-        </w:r>
-      </w:hyperlink>
-      <w:r>
-        <w:rPr>
-          <w:lang w:val="zh_TW" w:bidi="zh_TW"/>
-        </w:rPr>
-        <w:t>；</w:t>
-      </w:r>
-      <w:hyperlink r:id="rId48">
-        <w:r>
-          <w:rPr>
-            <w:lang w:val="zh_TW" w:bidi="zh_TW"/>
-          </w:rPr>
-          <w:rPr>
-            <w:color w:val="0000EE"/>
-            <w:u w:val="single"/>
-          </w:rPr>
-          <w:t>伯3:14</w:t>
-        </w:r>
-      </w:hyperlink>
-      <w:r>
-        <w:rPr>
-          <w:lang w:val="zh_TW" w:bidi="zh_TW"/>
-        </w:rPr>
-        <w:t>；</w:t>
-      </w:r>
-      <w:hyperlink r:id="rId49">
-        <w:r>
-          <w:rPr>
-            <w:lang w:val="zh_TW" w:bidi="zh_TW"/>
-          </w:rPr>
-          <w:rPr>
-            <w:color w:val="0000EE"/>
-            <w:u w:val="single"/>
-          </w:rPr>
-          <w:t>詩9:6</w:t>
-        </w:r>
-      </w:hyperlink>
-      <w:r>
-        <w:rPr>
-          <w:lang w:val="zh_TW" w:bidi="zh_TW"/>
-        </w:rPr>
-        <w:t>，</w:t>
-      </w:r>
-      <w:hyperlink r:id="rId50">
-        <w:r>
-          <w:rPr>
-            <w:lang w:val="zh_TW" w:bidi="zh_TW"/>
-          </w:rPr>
-          <w:rPr>
-            <w:color w:val="0000EE"/>
-            <w:u w:val="single"/>
-          </w:rPr>
-          <w:t>109:10</w:t>
-        </w:r>
-      </w:hyperlink>
-      <w:r>
-        <w:rPr>
-          <w:lang w:val="zh_TW" w:bidi="zh_TW"/>
-        </w:rPr>
-        <w:t>；</w:t>
-      </w:r>
-      <w:hyperlink r:id="rId51">
-        <w:r>
-          <w:rPr>
-            <w:lang w:val="zh_TW" w:bidi="zh_TW"/>
-          </w:rPr>
-          <w:rPr>
-            <w:color w:val="0000EE"/>
-            <w:u w:val="single"/>
-          </w:rPr>
-          <w:t>賽5:17</w:t>
-        </w:r>
-      </w:hyperlink>
-      <w:r>
-        <w:rPr>
-          <w:lang w:val="zh_TW" w:bidi="zh_TW"/>
-        </w:rPr>
-        <w:t>，</w:t>
-      </w:r>
-      <w:hyperlink r:id="rId52">
-        <w:r>
-          <w:rPr>
-            <w:lang w:val="zh_TW" w:bidi="zh_TW"/>
-          </w:rPr>
-          <w:rPr>
-            <w:color w:val="0000EE"/>
-            <w:u w:val="single"/>
-          </w:rPr>
-          <w:t>44:26</w:t>
-        </w:r>
-      </w:hyperlink>
-      <w:r>
-        <w:rPr>
-          <w:lang w:val="zh_TW" w:bidi="zh_TW"/>
-        </w:rPr>
-        <w:t>，</w:t>
-      </w:r>
-      <w:hyperlink r:id="rId53">
-        <w:r>
-          <w:rPr>
-            <w:lang w:val="zh_TW" w:bidi="zh_TW"/>
-          </w:rPr>
-          <w:rPr>
-            <w:color w:val="0000EE"/>
-            <w:u w:val="single"/>
-          </w:rPr>
-          <w:t>51:3</w:t>
-        </w:r>
-      </w:hyperlink>
-      <w:r>
-        <w:rPr>
-          <w:lang w:val="zh_TW" w:bidi="zh_TW"/>
-        </w:rPr>
-        <w:t>，</w:t>
-      </w:r>
-      <w:hyperlink r:id="rId54">
-        <w:r>
-          <w:rPr>
-            <w:lang w:val="zh_TW" w:bidi="zh_TW"/>
-          </w:rPr>
-          <w:rPr>
-            <w:color w:val="0000EE"/>
-            <w:u w:val="single"/>
-          </w:rPr>
-          <w:t>52:9</w:t>
-        </w:r>
-      </w:hyperlink>
-      <w:r>
-        <w:rPr>
-          <w:lang w:val="zh_TW" w:bidi="zh_TW"/>
-        </w:rPr>
-        <w:t>；</w:t>
-      </w:r>
-      <w:hyperlink r:id="rId55">
-        <w:r>
-          <w:rPr>
-            <w:lang w:val="zh_TW" w:bidi="zh_TW"/>
-          </w:rPr>
-          <w:rPr>
-            <w:color w:val="0000EE"/>
-            <w:u w:val="single"/>
-          </w:rPr>
-          <w:t>耶7:34</w:t>
-        </w:r>
-      </w:hyperlink>
-      <w:r>
-        <w:rPr>
-          <w:lang w:val="zh_TW" w:bidi="zh_TW"/>
-        </w:rPr>
-        <w:t>；</w:t>
-      </w:r>
-      <w:hyperlink r:id="rId56">
-        <w:r>
-          <w:rPr>
-            <w:lang w:val="zh_TW" w:bidi="zh_TW"/>
-          </w:rPr>
-          <w:rPr>
-            <w:color w:val="0000EE"/>
-            <w:u w:val="single"/>
-          </w:rPr>
-          <w:t>結5:14</w:t>
-        </w:r>
-      </w:hyperlink>
-      <w:r>
-        <w:rPr>
-          <w:lang w:val="zh_TW" w:bidi="zh_TW"/>
-        </w:rPr>
-        <w:t>）。其中一個詞也用於指出埃及的曠野（</w:t>
-      </w:r>
-      <w:hyperlink r:id="rId57">
-        <w:r>
-          <w:rPr>
-            <w:lang w:val="zh_TW" w:bidi="zh_TW"/>
-          </w:rPr>
-          <w:rPr>
-            <w:color w:val="0000EE"/>
-            <w:u w:val="single"/>
-          </w:rPr>
-          <w:t>賽48:21</w:t>
-        </w:r>
-      </w:hyperlink>
-      <w:r>
-        <w:rPr>
-          <w:lang w:val="zh_TW" w:bidi="zh_TW"/>
-        </w:rPr>
-        <w:t>）。另一個意為「荒廢」的詞（</w:t>
-      </w:r>
-      <w:hyperlink r:id="rId58">
-        <w:r>
-          <w:rPr>
-            <w:lang w:val="zh_TW" w:bidi="zh_TW"/>
-          </w:rPr>
-          <w:rPr>
-            <w:color w:val="0000EE"/>
-            <w:u w:val="single"/>
-          </w:rPr>
-          <w:t>詩78:40</w:t>
-        </w:r>
-      </w:hyperlink>
-      <w:r>
-        <w:rPr>
-          <w:lang w:val="zh_TW" w:bidi="zh_TW"/>
-        </w:rPr>
-        <w:t>；</w:t>
-      </w:r>
-      <w:hyperlink r:id="rId59">
-        <w:r>
-          <w:rPr>
-            <w:lang w:val="zh_TW" w:bidi="zh_TW"/>
-          </w:rPr>
-          <w:rPr>
-            <w:color w:val="0000EE"/>
-            <w:u w:val="single"/>
-          </w:rPr>
-          <w:t>賽43:19–20</w:t>
-        </w:r>
-      </w:hyperlink>
-      <w:r>
-        <w:rPr>
-          <w:lang w:val="zh_TW" w:bidi="zh_TW"/>
-        </w:rPr>
-        <w:t>），在加上定冠詞後，成為耶下望（Jeshimon）這個專有名詞，指的是死海以西的一片土地（</w:t>
-      </w:r>
-      <w:hyperlink r:id="rId60">
-        <w:r>
-          <w:rPr>
-            <w:lang w:val="zh_TW" w:bidi="zh_TW"/>
-          </w:rPr>
-          <w:rPr>
-            <w:color w:val="0000EE"/>
-            <w:u w:val="single"/>
-          </w:rPr>
-          <w:t>民21:20</w:t>
-        </w:r>
-      </w:hyperlink>
-      <w:r>
-        <w:rPr>
-          <w:lang w:val="zh_TW" w:bidi="zh_TW"/>
-        </w:rPr>
-        <w:t>；</w:t>
-      </w:r>
-      <w:hyperlink r:id="rId61">
-        <w:r>
-          <w:rPr>
-            <w:lang w:val="zh_TW" w:bidi="zh_TW"/>
-          </w:rPr>
-          <w:rPr>
-            <w:color w:val="0000EE"/>
-            <w:u w:val="single"/>
-          </w:rPr>
-          <w:t>撒上23:24</w:t>
-        </w:r>
-      </w:hyperlink>
-      <w:r>
-        <w:rPr>
-          <w:lang w:val="zh_TW" w:bidi="zh_TW"/>
-        </w:rPr>
-        <w:t>，</w:t>
-      </w:r>
-      <w:hyperlink r:id="rId62">
-        <w:r>
-          <w:rPr>
-            <w:lang w:val="zh_TW" w:bidi="zh_TW"/>
-          </w:rPr>
-          <w:rPr>
-            <w:color w:val="0000EE"/>
-            <w:u w:val="single"/>
-          </w:rPr>
-          <w:t>26:1</w:t>
-        </w:r>
-      </w:hyperlink>
-      <w:r>
-        <w:rPr>
-          <w:lang w:val="zh_TW" w:bidi="zh_TW"/>
-        </w:rPr>
-        <w:t xml:space="preserve">）。 </w:t>
-      </w:r>
-    </w:p>
-    <w:p>
-      <w:pPr/>
-      <w:r>
-        <w:rPr>
-          <w:lang w:val="zh_TW" w:bidi="zh_TW"/>
-        </w:rPr>
-      </w:r>
-      <w:r>
-        <w:rPr>
-          <w:lang w:val="zh_TW" w:bidi="zh_TW"/>
-        </w:rPr>
-        <w:t>在新約中，「曠野（wilderness）」這個名詞和「荒野（desert）」這個形容詞（</w:t>
-      </w:r>
-      <w:hyperlink r:id="rId22">
-        <w:r>
-          <w:rPr>
-            <w:lang w:val="zh_TW" w:bidi="zh_TW"/>
-          </w:rPr>
-          <w:rPr>
-            <w:color w:val="0000EE"/>
-            <w:u w:val="single"/>
-          </w:rPr>
-          <w:t>太3:1</w:t>
-        </w:r>
-      </w:hyperlink>
-      <w:r>
-        <w:rPr>
-          <w:lang w:val="zh_TW" w:bidi="zh_TW"/>
-        </w:rPr>
-        <w:t>，</w:t>
-      </w:r>
-      <w:hyperlink r:id="rId63">
-        <w:r>
-          <w:rPr>
-            <w:lang w:val="zh_TW" w:bidi="zh_TW"/>
-          </w:rPr>
-          <w:rPr>
-            <w:color w:val="0000EE"/>
-            <w:u w:val="single"/>
-          </w:rPr>
-          <w:t>24:26</w:t>
-        </w:r>
-      </w:hyperlink>
-      <w:r>
-        <w:rPr>
-          <w:lang w:val="zh_TW" w:bidi="zh_TW"/>
-        </w:rPr>
-        <w:t>；</w:t>
-      </w:r>
-      <w:hyperlink r:id="rId64">
-        <w:r>
-          <w:rPr>
-            <w:lang w:val="zh_TW" w:bidi="zh_TW"/>
-          </w:rPr>
-          <w:rPr>
-            <w:color w:val="0000EE"/>
-            <w:u w:val="single"/>
-          </w:rPr>
-          <w:t>路5:16</w:t>
-        </w:r>
-      </w:hyperlink>
-      <w:r>
-        <w:rPr>
-          <w:lang w:val="zh_TW" w:bidi="zh_TW"/>
-        </w:rPr>
-        <w:t>；</w:t>
-      </w:r>
-      <w:hyperlink r:id="rId65">
-        <w:r>
-          <w:rPr>
-            <w:lang w:val="zh_TW" w:bidi="zh_TW"/>
-          </w:rPr>
-          <w:rPr>
-            <w:color w:val="0000EE"/>
-            <w:u w:val="single"/>
-          </w:rPr>
-          <w:t>約6:31</w:t>
-        </w:r>
-      </w:hyperlink>
-      <w:r>
-        <w:rPr>
-          <w:lang w:val="zh_TW" w:bidi="zh_TW"/>
-        </w:rPr>
-        <w:t>；</w:t>
-      </w:r>
-      <w:hyperlink r:id="rId66">
-        <w:r>
-          <w:rPr>
-            <w:lang w:val="zh_TW" w:bidi="zh_TW"/>
-          </w:rPr>
-          <w:rPr>
-            <w:color w:val="0000EE"/>
-            <w:u w:val="single"/>
-          </w:rPr>
-          <w:t>徒8:26</w:t>
-        </w:r>
-      </w:hyperlink>
-      <w:r>
-        <w:rPr>
-          <w:lang w:val="zh_TW" w:bidi="zh_TW"/>
-        </w:rPr>
-        <w:t>）都源自相同的希臘文詞根。</w:t>
-      </w:r>
-    </w:p>
-    <w:p>
-      <w:pPr/>
-      <w:r>
-        <w:rPr>
-          <w:lang w:val="zh_TW" w:bidi="zh_TW"/>
-        </w:rPr>
-      </w:r>
-      <w:r>
-        <w:rPr>
-          <w:lang w:val="zh_TW" w:bidi="zh_TW"/>
-        </w:rPr>
-        <w:t>整個聖經歷史經常被解釋為具有曠野或荒野的主題。這可以被看作是人類在伊甸園之外的領域不順服的經歷；以色列人在出埃及期間的漂流；在曠野中的純正信仰與城中軟弱、偶像崇拜之間的鬥爭。曠野被視為鬼和死亡的領域（</w:t>
-      </w:r>
-      <w:hyperlink r:id="rId67">
-        <w:r>
-          <w:rPr>
-            <w:lang w:val="zh_TW" w:bidi="zh_TW"/>
-          </w:rPr>
-          <w:rPr>
-            <w:color w:val="0000EE"/>
-            <w:u w:val="single"/>
-          </w:rPr>
-          <w:t>申32:17</w:t>
-        </w:r>
-      </w:hyperlink>
-      <w:r>
-        <w:rPr>
-          <w:lang w:val="zh_TW" w:bidi="zh_TW"/>
-        </w:rPr>
-        <w:t>；</w:t>
-      </w:r>
-      <w:hyperlink r:id="rId68">
-        <w:r>
-          <w:rPr>
-            <w:lang w:val="zh_TW" w:bidi="zh_TW"/>
-          </w:rPr>
-          <w:rPr>
-            <w:color w:val="0000EE"/>
-            <w:u w:val="single"/>
-          </w:rPr>
-          <w:t>賽34:13–14</w:t>
-        </w:r>
-      </w:hyperlink>
-      <w:r>
-        <w:rPr>
-          <w:lang w:val="zh_TW" w:bidi="zh_TW"/>
-        </w:rPr>
-        <w:t>）；其邪惡的荒野類似於創造時的原始混沌（</w:t>
-      </w:r>
-      <w:hyperlink r:id="rId69">
-        <w:r>
-          <w:rPr>
-            <w:lang w:val="zh_TW" w:bidi="zh_TW"/>
-          </w:rPr>
-          <w:rPr>
-            <w:color w:val="0000EE"/>
-            <w:u w:val="single"/>
-          </w:rPr>
-          <w:t>創1:2</w:t>
-        </w:r>
-      </w:hyperlink>
-      <w:r>
-        <w:rPr>
-          <w:lang w:val="zh_TW" w:bidi="zh_TW"/>
-        </w:rPr>
-        <w:t>；</w:t>
-      </w:r>
-      <w:hyperlink r:id="rId70">
-        <w:r>
-          <w:rPr>
-            <w:lang w:val="zh_TW" w:bidi="zh_TW"/>
-          </w:rPr>
-          <w:rPr>
-            <w:color w:val="0000EE"/>
-            <w:u w:val="single"/>
-          </w:rPr>
-          <w:t>伯26:7</w:t>
-        </w:r>
-      </w:hyperlink>
-      <w:r>
-        <w:rPr>
-          <w:lang w:val="zh_TW" w:bidi="zh_TW"/>
-        </w:rPr>
-        <w:t>）。有幾段感人的經文描述曠野谷地中生命的復興（例如，</w:t>
-      </w:r>
-      <w:hyperlink r:id="rId71">
-        <w:r>
-          <w:rPr>
-            <w:lang w:val="zh_TW" w:bidi="zh_TW"/>
-          </w:rPr>
-          <w:rPr>
-            <w:color w:val="0000EE"/>
-            <w:u w:val="single"/>
-          </w:rPr>
-          <w:t>結37章</w:t>
-        </w:r>
-      </w:hyperlink>
-      <w:r>
-        <w:rPr>
-          <w:lang w:val="zh_TW" w:bidi="zh_TW"/>
-        </w:rPr>
-        <w:t>），或荒地轉變為豐盛的花園（</w:t>
-      </w:r>
-      <w:hyperlink r:id="rId72">
-        <w:r>
-          <w:rPr>
-            <w:lang w:val="zh_TW" w:bidi="zh_TW"/>
-          </w:rPr>
-          <w:rPr>
-            <w:color w:val="0000EE"/>
-            <w:u w:val="single"/>
-          </w:rPr>
-          <w:t>賽41:18–20</w:t>
-        </w:r>
-      </w:hyperlink>
-      <w:r>
-        <w:rPr>
-          <w:lang w:val="zh_TW" w:bidi="zh_TW"/>
-        </w:rPr>
-        <w:t>）。</w:t>
-      </w:r>
-    </w:p>
-    <w:p>
-      <w:pPr/>
-      <w:r>
-        <w:rPr>
-          <w:lang w:val="zh_TW" w:bidi="zh_TW"/>
-        </w:rPr>
-      </w:r>
-      <w:r>
-        <w:rPr>
-          <w:lang w:val="zh_TW" w:bidi="zh_TW"/>
-        </w:rPr>
-        <w:t>曠野也是神與祂百姓相遇的地方（</w:t>
-      </w:r>
-      <w:hyperlink r:id="rId73">
-        <w:r>
-          <w:rPr>
-            <w:lang w:val="zh_TW" w:bidi="zh_TW"/>
-          </w:rPr>
-          <w:rPr>
-            <w:color w:val="0000EE"/>
-            <w:u w:val="single"/>
-          </w:rPr>
-          <w:t>申32:10–12</w:t>
-        </w:r>
-      </w:hyperlink>
-      <w:r>
-        <w:rPr>
-          <w:lang w:val="zh_TW" w:bidi="zh_TW"/>
-        </w:rPr>
-        <w:t>），祂在那裡看顧他們，並試煉他們的順服（</w:t>
-      </w:r>
-      <w:hyperlink r:id="rId74">
-        <w:r>
-          <w:rPr>
-            <w:lang w:val="zh_TW" w:bidi="zh_TW"/>
-          </w:rPr>
-          <w:rPr>
-            <w:color w:val="0000EE"/>
-            <w:u w:val="single"/>
-          </w:rPr>
-          <w:t>耶2:2</w:t>
-        </w:r>
-      </w:hyperlink>
-      <w:r>
-        <w:rPr>
-          <w:lang w:val="zh_TW" w:bidi="zh_TW"/>
-        </w:rPr>
-        <w:t>；</w:t>
-      </w:r>
-      <w:hyperlink r:id="rId75">
-        <w:r>
-          <w:rPr>
-            <w:lang w:val="zh_TW" w:bidi="zh_TW"/>
-          </w:rPr>
-          <w:rPr>
-            <w:color w:val="0000EE"/>
-            <w:u w:val="single"/>
-          </w:rPr>
-          <w:t>何2:14–15</w:t>
-        </w:r>
-      </w:hyperlink>
-      <w:r>
-        <w:rPr>
-          <w:lang w:val="zh_TW" w:bidi="zh_TW"/>
-        </w:rPr>
-        <w:t>）。最後，曠野是避難、潔淨和奉獻的地方。在福音書中，出埃及的曠野主題，在耶穌被試探的四十晝夜中再次出現（</w:t>
-      </w:r>
-      <w:hyperlink r:id="rId23">
-        <w:r>
-          <w:rPr>
-            <w:lang w:val="zh_TW" w:bidi="zh_TW"/>
-          </w:rPr>
-          <w:rPr>
-            <w:color w:val="0000EE"/>
-            <w:u w:val="single"/>
-          </w:rPr>
-          <w:t>可1:13</w:t>
-        </w:r>
-      </w:hyperlink>
-      <w:r>
-        <w:rPr>
-          <w:lang w:val="zh_TW" w:bidi="zh_TW"/>
-        </w:rPr>
-        <w:t>；參</w:t>
-      </w:r>
-      <w:hyperlink r:id="rId76">
-        <w:r>
-          <w:rPr>
-            <w:lang w:val="zh_TW" w:bidi="zh_TW"/>
-          </w:rPr>
-          <w:rPr>
-            <w:color w:val="0000EE"/>
-            <w:u w:val="single"/>
-          </w:rPr>
-          <w:t>詩91篇</w:t>
-        </w:r>
-      </w:hyperlink>
-      <w:r>
-        <w:rPr>
-          <w:lang w:val="zh_TW" w:bidi="zh_TW"/>
-        </w:rPr>
-        <w:t>）。早期教會的沙漠教父和中世紀的隱士，正是仿效以利亞先知和施洗約翰（</w:t>
-      </w:r>
-      <w:hyperlink r:id="rId77">
-        <w:r>
-          <w:rPr>
-            <w:lang w:val="zh_TW" w:bidi="zh_TW"/>
-          </w:rPr>
-          <w:rPr>
-            <w:color w:val="0000EE"/>
-            <w:u w:val="single"/>
-          </w:rPr>
-          <w:t>王上19:4–8</w:t>
-        </w:r>
-      </w:hyperlink>
-      <w:r>
-        <w:rPr>
-          <w:lang w:val="zh_TW" w:bidi="zh_TW"/>
-        </w:rPr>
-        <w:t>；</w:t>
-      </w:r>
-      <w:hyperlink r:id="rId78">
-        <w:r>
-          <w:rPr>
-            <w:lang w:val="zh_TW" w:bidi="zh_TW"/>
-          </w:rPr>
-          <w:rPr>
-            <w:color w:val="0000EE"/>
-            <w:u w:val="single"/>
-          </w:rPr>
-          <w:t>太3:1–6</w:t>
-        </w:r>
-      </w:hyperlink>
-      <w:r>
-        <w:rPr>
-          <w:lang w:val="zh_TW" w:bidi="zh_TW"/>
-        </w:rPr>
-        <w:t>）。</w:t>
-      </w:r>
-    </w:p>
-    <w:p>
-      <w:pPr/>
-      <w:r>
-        <w:rPr>
-          <w:lang w:val="zh_TW" w:bidi="zh_TW"/>
-        </w:rPr>
-      </w:r>
-      <w:r>
-        <w:rPr>
           <w:i/>
           <w:lang w:val="zh_TW" w:bidi="zh_TW"/>
         </w:rPr>
@@ -1622,1051 +919,13 @@
         <w:rPr>
           <w:lang w:val="zh_TW" w:bidi="zh_TW"/>
         </w:rPr>
-        <w:t xml:space="preserve"> </w:t>
-      </w:r>
-      <w:r>
-        <w:rPr>
-          <w:lang w:val="zh_TW" w:bidi="zh_TW"/>
-        </w:rPr>
-        <w:t>南地</w:t>
-      </w:r>
-      <w:r>
-        <w:rPr>
-          <w:lang w:val="zh_TW" w:bidi="zh_TW"/>
-        </w:rPr>
-        <w:t>；</w:t>
-      </w:r>
-      <w:r>
-        <w:rPr>
-          <w:lang w:val="zh_TW" w:bidi="zh_TW"/>
-        </w:rPr>
-        <w:t>巴勒斯坦</w:t>
-      </w:r>
-      <w:r>
-        <w:rPr>
-          <w:lang w:val="zh_TW" w:bidi="zh_TW"/>
-        </w:rPr>
-        <w:t>；</w:t>
-      </w:r>
-      <w:r>
-        <w:rPr>
-          <w:lang w:val="zh_TW" w:bidi="zh_TW"/>
-        </w:rPr>
-        <w:t>曠野</w:t>
-      </w:r>
-      <w:r>
-        <w:rPr>
-          <w:lang w:val="zh_TW" w:bidi="zh_TW"/>
-        </w:rPr>
-        <w:t>。</w:t>
-      </w:r>
-      <w:r>
-        <w:rPr>
-          <w:lang w:val="zh_TW" w:bidi="zh_TW"/>
-        </w:rPr>
-      </w:r>
-      <w:r>
-        <w:rPr>
-          <w:lang w:val="zh_TW" w:bidi="zh_TW"/>
-        </w:rPr>
-      </w:r>
-    </w:p>
-    <w:p>
-      <w:pPr/>
-      <w:r>
-        <w:rPr>
-          <w:lang w:val="zh_TW" w:bidi="zh_TW"/>
-        </w:rPr>
-      </w:r>
-    </w:p>
-    <w:p>
-      <w:pPr>
-        <w:pStyle w:val="Heading2"/>
-      </w:pPr>
-      <w:r>
-        <w:rPr>
-          <w:lang w:val="zh_TW" w:bidi="zh_TW"/>
-        </w:rPr>
-        <w:t>曠野</w:t>
-      </w:r>
-      <w:r>
-        <w:rPr>
-          <w:lang w:val="zh_TW" w:bidi="zh_TW"/>
-        </w:rPr>
-      </w:r>
-    </w:p>
-    <w:p>
-      <w:pPr/>
-      <w:r>
-        <w:rPr>
-          <w:lang w:val="zh_TW" w:bidi="zh_TW"/>
-        </w:rPr>
-      </w:r>
-      <w:r>
-        <w:rPr>
-          <w:lang w:val="zh_TW" w:bidi="zh_TW"/>
-        </w:rPr>
-        <w:t>指的是荒蕪、人跡罕至或不適合長期居住的地方。曠野可以是沙漠、山脈、森林或沼澤。</w:t>
-      </w:r>
-    </w:p>
-    <w:p>
-      <w:pPr>
-        <w:pStyle w:val="Heading3"/>
-      </w:pPr>
-      <w:r>
-        <w:rPr>
-          <w:lang w:val="zh_TW" w:bidi="zh_TW"/>
-        </w:rPr>
-        <w:t>曠野是什麼樣的？</w:t>
-      </w:r>
-    </w:p>
-    <w:p>
-      <w:pPr/>
-      <w:r>
-        <w:rPr>
-          <w:lang w:val="zh_TW" w:bidi="zh_TW"/>
-        </w:rPr>
-      </w:r>
-      <w:r>
-        <w:rPr>
-          <w:lang w:val="zh_TW" w:bidi="zh_TW"/>
-        </w:rPr>
-        <w:t>在近東，曠野的特徵是乾燥、荒蕪，而且主要是岩石和沙地。曠野的地形崎嶇不平，且有乾涸的河床交錯其中。雖然曠野並非完全荒蕪，但依賴降雨量的多寡，曠野會在雨季時成為羊群的牧場。</w:t>
-      </w:r>
-    </w:p>
-    <w:p>
-      <w:pPr/>
-      <w:r>
-        <w:rPr>
-          <w:lang w:val="zh_TW" w:bidi="zh_TW"/>
-        </w:rPr>
-      </w:r>
-      <w:hyperlink r:id="rId18">
-        <w:r>
-          <w:rPr>
-            <w:lang w:val="zh_TW" w:bidi="zh_TW"/>
-          </w:rPr>
-          <w:rPr>
-            <w:color w:val="0000EE"/>
-            <w:u w:val="single"/>
-          </w:rPr>
-          <w:t>約珥書二章22節</w:t>
-        </w:r>
-      </w:hyperlink>
-      <w:r>
-        <w:rPr>
-          <w:lang w:val="zh_TW" w:bidi="zh_TW"/>
-        </w:rPr>
-        <w:t>宣告「曠野的草發生」。</w:t>
-      </w:r>
-      <w:hyperlink r:id="rId16">
-        <w:r>
-          <w:rPr>
-            <w:lang w:val="zh_TW" w:bidi="zh_TW"/>
-          </w:rPr>
-          <w:rPr>
-            <w:color w:val="0000EE"/>
-            <w:u w:val="single"/>
-          </w:rPr>
-          <w:t>詩篇六十五篇12節</w:t>
-        </w:r>
-      </w:hyperlink>
-      <w:r>
-        <w:rPr>
-          <w:lang w:val="zh_TW" w:bidi="zh_TW"/>
-        </w:rPr>
-        <w:t>說曠野的牧場滴滿了豐盛。然而，耶利米書說「曠野的草場都枯乾了」（</w:t>
-      </w:r>
-      <w:hyperlink r:id="rId17">
-        <w:r>
-          <w:rPr>
-            <w:lang w:val="zh_TW" w:bidi="zh_TW"/>
-          </w:rPr>
-          <w:rPr>
-            <w:color w:val="0000EE"/>
-            <w:u w:val="single"/>
-          </w:rPr>
-          <w:t>耶23:10</w:t>
-        </w:r>
-      </w:hyperlink>
-      <w:r>
-        <w:rPr>
-          <w:lang w:val="zh_TW" w:bidi="zh_TW"/>
-        </w:rPr>
-        <w:t>；參</w:t>
-      </w:r>
-      <w:hyperlink r:id="rId79">
-        <w:r>
-          <w:rPr>
-            <w:lang w:val="zh_TW" w:bidi="zh_TW"/>
-          </w:rPr>
-          <w:rPr>
-            <w:color w:val="0000EE"/>
-            <w:u w:val="single"/>
-          </w:rPr>
-          <w:t>珥1:20</w:t>
-        </w:r>
-      </w:hyperlink>
-      <w:r>
-        <w:rPr>
-          <w:lang w:val="zh_TW" w:bidi="zh_TW"/>
-        </w:rPr>
-        <w:t>）。約伯提到曠野是人無法居住的地方（</w:t>
-      </w:r>
-      <w:hyperlink r:id="rId26">
-        <w:r>
-          <w:rPr>
-            <w:lang w:val="zh_TW" w:bidi="zh_TW"/>
-          </w:rPr>
-          <w:rPr>
-            <w:color w:val="0000EE"/>
-            <w:u w:val="single"/>
-          </w:rPr>
-          <w:t>伯38:26</w:t>
-        </w:r>
-      </w:hyperlink>
-      <w:r>
-        <w:rPr>
-          <w:lang w:val="zh_TW" w:bidi="zh_TW"/>
-        </w:rPr>
-        <w:t>）。曠野是各種動物和鳥類的棲息地，如野驢、豺狼、鷂鷹和鴞鳥（</w:t>
-      </w:r>
-      <w:hyperlink r:id="rId29">
-        <w:r>
-          <w:rPr>
-            <w:lang w:val="zh_TW" w:bidi="zh_TW"/>
-          </w:rPr>
-          <w:rPr>
-            <w:color w:val="0000EE"/>
-            <w:u w:val="single"/>
-          </w:rPr>
-          <w:t>詩102:6</w:t>
-        </w:r>
-      </w:hyperlink>
-      <w:r>
-        <w:rPr>
-          <w:lang w:val="zh_TW" w:bidi="zh_TW"/>
-        </w:rPr>
-        <w:t>；</w:t>
-      </w:r>
-      <w:hyperlink r:id="rId80">
-        <w:r>
-          <w:rPr>
-            <w:lang w:val="zh_TW" w:bidi="zh_TW"/>
-          </w:rPr>
-          <w:rPr>
-            <w:color w:val="0000EE"/>
-            <w:u w:val="single"/>
-          </w:rPr>
-          <w:t>耶2:24</w:t>
-        </w:r>
-      </w:hyperlink>
-      <w:r>
-        <w:rPr>
-          <w:lang w:val="zh_TW" w:bidi="zh_TW"/>
-        </w:rPr>
-        <w:t>；</w:t>
-      </w:r>
-      <w:hyperlink r:id="rId81">
-        <w:r>
-          <w:rPr>
-            <w:lang w:val="zh_TW" w:bidi="zh_TW"/>
-          </w:rPr>
-          <w:rPr>
-            <w:color w:val="0000EE"/>
-            <w:u w:val="single"/>
-          </w:rPr>
-          <w:t>賽13:22</w:t>
-        </w:r>
-      </w:hyperlink>
-      <w:r>
-        <w:rPr>
-          <w:lang w:val="zh_TW" w:bidi="zh_TW"/>
-        </w:rPr>
-        <w:t>，</w:t>
-      </w:r>
-      <w:hyperlink r:id="rId82">
-        <w:r>
-          <w:rPr>
-            <w:lang w:val="zh_TW" w:bidi="zh_TW"/>
-          </w:rPr>
-          <w:rPr>
-            <w:color w:val="0000EE"/>
-            <w:u w:val="single"/>
-          </w:rPr>
-          <w:t>34:13–15</w:t>
-        </w:r>
-      </w:hyperlink>
-      <w:r>
-        <w:rPr>
-          <w:lang w:val="zh_TW" w:bidi="zh_TW"/>
-        </w:rPr>
-        <w:t>）。</w:t>
-      </w:r>
-    </w:p>
-    <w:p>
-      <w:pPr>
-        <w:pStyle w:val="Heading3"/>
-      </w:pPr>
-      <w:r>
-        <w:rPr>
-          <w:lang w:val="zh_TW" w:bidi="zh_TW"/>
-        </w:rPr>
-        <w:t>聖經中的曠野地區名稱</w:t>
-      </w:r>
-    </w:p>
-    <w:p>
-      <w:pPr/>
-      <w:r>
-        <w:rPr>
-          <w:lang w:val="zh_TW" w:bidi="zh_TW"/>
-        </w:rPr>
-      </w:r>
-      <w:r>
-        <w:rPr>
-          <w:lang w:val="zh_TW" w:bidi="zh_TW"/>
-        </w:rPr>
-        <w:t>某些曠野地區有具體名稱，並與特定的城、人或事件有關。例如，夏甲在別是巴的曠野中走迷了路（</w:t>
-      </w:r>
-      <w:hyperlink r:id="rId83">
-        <w:r>
-          <w:rPr>
-            <w:lang w:val="zh_TW" w:bidi="zh_TW"/>
-          </w:rPr>
-          <w:rPr>
-            <w:color w:val="0000EE"/>
-            <w:u w:val="single"/>
-          </w:rPr>
-          <w:t>創21:14</w:t>
-        </w:r>
-      </w:hyperlink>
-      <w:r>
-        <w:rPr>
-          <w:lang w:val="zh_TW" w:bidi="zh_TW"/>
-        </w:rPr>
-        <w:t>）。</w:t>
-      </w:r>
-    </w:p>
-    <w:p>
-      <w:pPr/>
-      <w:r>
-        <w:rPr>
-          <w:lang w:val="zh_TW" w:bidi="zh_TW"/>
-        </w:rPr>
-      </w:r>
-      <w:r>
-        <w:rPr>
-          <w:lang w:val="zh_TW" w:bidi="zh_TW"/>
-        </w:rPr>
-        <w:t>以色列人出埃及時，曾經行經或停留在幾處有名的曠野地區：</w:t>
-      </w:r>
-    </w:p>
-    <w:p>
-      <w:pPr>
-        <w:pStyle w:val="ListBullet"/>
-        <w:spacing w:line="240" w:lineRule="auto"/>
-        <w:ind w:left="720"/>
-      </w:pPr>
-      <w:r>
-        <w:rPr>
-          <w:lang w:val="zh_TW" w:bidi="zh_TW"/>
-        </w:rPr>
-      </w:r>
-      <w:r>
-        <w:rPr>
-          <w:lang w:val="zh_TW" w:bidi="zh_TW"/>
-        </w:rPr>
-        <w:t>書珥（</w:t>
-      </w:r>
-      <w:hyperlink r:id="rId84">
-        <w:r>
-          <w:rPr>
-            <w:lang w:val="zh_TW" w:bidi="zh_TW"/>
-          </w:rPr>
-          <w:rPr>
-            <w:color w:val="0000EE"/>
-            <w:u w:val="single"/>
-          </w:rPr>
-          <w:t>出15:22</w:t>
-        </w:r>
-      </w:hyperlink>
-      <w:r>
-        <w:rPr>
-          <w:lang w:val="zh_TW" w:bidi="zh_TW"/>
-        </w:rPr>
-        <w:t>）</w:t>
-      </w:r>
-    </w:p>
-    <w:p>
-      <w:pPr>
-        <w:pStyle w:val="ListBullet"/>
-        <w:spacing w:line="240" w:lineRule="auto"/>
-        <w:ind w:left="720"/>
-      </w:pPr>
-      <w:r>
-        <w:rPr>
-          <w:lang w:val="zh_TW" w:bidi="zh_TW"/>
-        </w:rPr>
-      </w:r>
-      <w:r>
-        <w:rPr>
-          <w:lang w:val="zh_TW" w:bidi="zh_TW"/>
-        </w:rPr>
-        <w:t>伊坦（</w:t>
-      </w:r>
-      <w:hyperlink r:id="rId85">
-        <w:r>
-          <w:rPr>
-            <w:lang w:val="zh_TW" w:bidi="zh_TW"/>
-          </w:rPr>
-          <w:rPr>
-            <w:color w:val="0000EE"/>
-            <w:u w:val="single"/>
-          </w:rPr>
-          <w:t>民33:8</w:t>
-        </w:r>
-      </w:hyperlink>
-      <w:r>
-        <w:rPr>
-          <w:lang w:val="zh_TW" w:bidi="zh_TW"/>
-        </w:rPr>
-        <w:t>）</w:t>
-      </w:r>
-    </w:p>
-    <w:p>
-      <w:pPr>
-        <w:pStyle w:val="ListBullet"/>
-        <w:spacing w:line="240" w:lineRule="auto"/>
-        <w:ind w:left="720"/>
-      </w:pPr>
-      <w:r>
-        <w:rPr>
-          <w:lang w:val="zh_TW" w:bidi="zh_TW"/>
-        </w:rPr>
-      </w:r>
-      <w:r>
-        <w:rPr>
-          <w:lang w:val="zh_TW" w:bidi="zh_TW"/>
-        </w:rPr>
-        <w:t>汛（</w:t>
-      </w:r>
-      <w:hyperlink r:id="rId86">
-        <w:r>
-          <w:rPr>
-            <w:lang w:val="zh_TW" w:bidi="zh_TW"/>
-          </w:rPr>
-          <w:rPr>
-            <w:color w:val="0000EE"/>
-            <w:u w:val="single"/>
-          </w:rPr>
-          <w:t>出16:1</w:t>
-        </w:r>
-      </w:hyperlink>
-      <w:r>
-        <w:rPr>
-          <w:lang w:val="zh_TW" w:bidi="zh_TW"/>
-        </w:rPr>
-        <w:t>）</w:t>
-      </w:r>
-    </w:p>
-    <w:p>
-      <w:pPr>
-        <w:pStyle w:val="ListBullet"/>
-        <w:spacing w:line="240" w:lineRule="auto"/>
-        <w:ind w:left="720"/>
-      </w:pPr>
-      <w:r>
-        <w:rPr>
-          <w:lang w:val="zh_TW" w:bidi="zh_TW"/>
-        </w:rPr>
-      </w:r>
-      <w:r>
-        <w:rPr>
-          <w:lang w:val="zh_TW" w:bidi="zh_TW"/>
-        </w:rPr>
-        <w:t>西奈（</w:t>
-      </w:r>
-      <w:hyperlink r:id="rId87">
-        <w:r>
-          <w:rPr>
-            <w:lang w:val="zh_TW" w:bidi="zh_TW"/>
-          </w:rPr>
-          <w:rPr>
-            <w:color w:val="0000EE"/>
-            <w:u w:val="single"/>
-          </w:rPr>
-          <w:t>19:1–2</w:t>
-        </w:r>
-      </w:hyperlink>
-      <w:r>
-        <w:rPr>
-          <w:lang w:val="zh_TW" w:bidi="zh_TW"/>
-        </w:rPr>
-        <w:t>）</w:t>
-      </w:r>
-    </w:p>
-    <w:p>
-      <w:pPr>
-        <w:pStyle w:val="ListBullet"/>
-        <w:spacing w:line="240" w:lineRule="auto"/>
-        <w:ind w:left="720"/>
-      </w:pPr>
-      <w:r>
-        <w:rPr>
-          <w:lang w:val="zh_TW" w:bidi="zh_TW"/>
-        </w:rPr>
-      </w:r>
-      <w:r>
-        <w:rPr>
-          <w:lang w:val="zh_TW" w:bidi="zh_TW"/>
-        </w:rPr>
-        <w:t>尋（</w:t>
-      </w:r>
-      <w:hyperlink r:id="rId88">
-        <w:r>
-          <w:rPr>
-            <w:lang w:val="zh_TW" w:bidi="zh_TW"/>
-          </w:rPr>
-          <w:rPr>
-            <w:color w:val="0000EE"/>
-            <w:u w:val="single"/>
-          </w:rPr>
-          <w:t>民13:21</w:t>
-        </w:r>
-      </w:hyperlink>
-      <w:r>
-        <w:rPr>
-          <w:lang w:val="zh_TW" w:bidi="zh_TW"/>
-        </w:rPr>
-        <w:t>，</w:t>
-      </w:r>
-      <w:hyperlink r:id="rId89">
-        <w:r>
-          <w:rPr>
-            <w:lang w:val="zh_TW" w:bidi="zh_TW"/>
-          </w:rPr>
-          <w:rPr>
-            <w:color w:val="0000EE"/>
-            <w:u w:val="single"/>
-          </w:rPr>
-          <w:t>20:1</w:t>
-        </w:r>
-      </w:hyperlink>
-      <w:r>
-        <w:rPr>
-          <w:lang w:val="zh_TW" w:bidi="zh_TW"/>
-        </w:rPr>
-        <w:t>）</w:t>
-      </w:r>
-    </w:p>
-    <w:p>
-      <w:pPr>
-        <w:pStyle w:val="ListBullet"/>
-        <w:spacing w:line="240" w:lineRule="auto"/>
-        <w:ind w:left="720"/>
-      </w:pPr>
-      <w:r>
-        <w:rPr>
-          <w:lang w:val="zh_TW" w:bidi="zh_TW"/>
-        </w:rPr>
-      </w:r>
-      <w:r>
-        <w:rPr>
-          <w:lang w:val="zh_TW" w:bidi="zh_TW"/>
-        </w:rPr>
-        <w:t>巴蘭（</w:t>
-      </w:r>
-      <w:hyperlink r:id="rId90">
-        <w:r>
-          <w:rPr>
-            <w:lang w:val="zh_TW" w:bidi="zh_TW"/>
-          </w:rPr>
-          <w:rPr>
-            <w:color w:val="0000EE"/>
-            <w:u w:val="single"/>
-          </w:rPr>
-          <w:t>13:26</w:t>
-        </w:r>
-      </w:hyperlink>
-      <w:r>
-        <w:rPr>
-          <w:lang w:val="zh_TW" w:bidi="zh_TW"/>
-        </w:rPr>
-        <w:t>）</w:t>
-      </w:r>
-    </w:p>
-    <w:p>
-      <w:pPr>
-        <w:pStyle w:val="ListBullet"/>
-        <w:spacing w:line="240" w:lineRule="auto"/>
-        <w:ind w:left="720"/>
-      </w:pPr>
-      <w:r>
-        <w:rPr>
-          <w:lang w:val="zh_TW" w:bidi="zh_TW"/>
-        </w:rPr>
-      </w:r>
-      <w:r>
-        <w:rPr>
-          <w:lang w:val="zh_TW" w:bidi="zh_TW"/>
-        </w:rPr>
-        <w:t>加低斯（</w:t>
-      </w:r>
-      <w:hyperlink r:id="rId91">
-        <w:r>
-          <w:rPr>
-            <w:lang w:val="zh_TW" w:bidi="zh_TW"/>
-          </w:rPr>
-          <w:rPr>
-            <w:color w:val="0000EE"/>
-            <w:u w:val="single"/>
-          </w:rPr>
-          <w:t>詩29:8</w:t>
-        </w:r>
-      </w:hyperlink>
-      <w:r>
-        <w:rPr>
-          <w:lang w:val="zh_TW" w:bidi="zh_TW"/>
-        </w:rPr>
-        <w:t>）</w:t>
-      </w:r>
-    </w:p>
-    <w:p>
-      <w:pPr>
-        <w:pStyle w:val="ListBullet"/>
-        <w:spacing w:line="240" w:lineRule="auto"/>
-        <w:ind w:left="720"/>
-      </w:pPr>
-      <w:r>
-        <w:rPr>
-          <w:lang w:val="zh_TW" w:bidi="zh_TW"/>
-        </w:rPr>
-      </w:r>
-      <w:r>
-        <w:rPr>
-          <w:lang w:val="zh_TW" w:bidi="zh_TW"/>
-        </w:rPr>
-        <w:t>摩押（</w:t>
-      </w:r>
-      <w:hyperlink r:id="rId92">
-        <w:r>
-          <w:rPr>
-            <w:lang w:val="zh_TW" w:bidi="zh_TW"/>
-          </w:rPr>
-          <w:rPr>
-            <w:color w:val="0000EE"/>
-            <w:u w:val="single"/>
-          </w:rPr>
-          <w:t>申2:8</w:t>
-        </w:r>
-      </w:hyperlink>
-      <w:r>
-        <w:rPr>
-          <w:lang w:val="zh_TW" w:bidi="zh_TW"/>
-        </w:rPr>
-        <w:t>）</w:t>
-      </w:r>
-    </w:p>
-    <w:p>
-      <w:pPr>
-        <w:pStyle w:val="ListBullet"/>
-        <w:spacing w:line="240" w:lineRule="auto"/>
-        <w:ind w:left="720"/>
-      </w:pPr>
-      <w:r>
-        <w:rPr>
-          <w:lang w:val="zh_TW" w:bidi="zh_TW"/>
-        </w:rPr>
-      </w:r>
-      <w:r>
-        <w:rPr>
-          <w:lang w:val="zh_TW" w:bidi="zh_TW"/>
-        </w:rPr>
-        <w:t>基底莫（</w:t>
-      </w:r>
-      <w:hyperlink r:id="rId93">
-        <w:r>
-          <w:rPr>
-            <w:lang w:val="zh_TW" w:bidi="zh_TW"/>
-          </w:rPr>
-          <w:rPr>
-            <w:color w:val="0000EE"/>
-            <w:u w:val="single"/>
-          </w:rPr>
-          <w:t>26</w:t>
-        </w:r>
-      </w:hyperlink>
-      <w:r>
-        <w:rPr>
-          <w:lang w:val="zh_TW" w:bidi="zh_TW"/>
-        </w:rPr>
-        <w:t>節）</w:t>
-      </w:r>
-    </w:p>
-    <w:p>
-      <w:pPr/>
-      <w:r>
-        <w:rPr>
-          <w:lang w:val="zh_TW" w:bidi="zh_TW"/>
-        </w:rPr>
-      </w:r>
-      <w:r>
-        <w:rPr>
-          <w:lang w:val="zh_TW" w:bidi="zh_TW"/>
-        </w:rPr>
-        <w:t>當大衛逃避掃羅時，曾躲藏在西弗曠野的山地（</w:t>
-      </w:r>
-      <w:hyperlink r:id="rId94">
-        <w:r>
-          <w:rPr>
-            <w:lang w:val="zh_TW" w:bidi="zh_TW"/>
-          </w:rPr>
-          <w:rPr>
-            <w:color w:val="0000EE"/>
-            <w:u w:val="single"/>
-          </w:rPr>
-          <w:t>撒上23:14–15</w:t>
-        </w:r>
-      </w:hyperlink>
-      <w:r>
-        <w:rPr>
-          <w:lang w:val="zh_TW" w:bidi="zh_TW"/>
-        </w:rPr>
-        <w:t>）。他也在瑪雲曠野（</w:t>
-      </w:r>
-      <w:hyperlink r:id="rId95">
-        <w:r>
-          <w:rPr>
-            <w:lang w:val="zh_TW" w:bidi="zh_TW"/>
-          </w:rPr>
-          <w:rPr>
-            <w:color w:val="0000EE"/>
-            <w:u w:val="single"/>
-          </w:rPr>
-          <w:t>24–25</w:t>
-        </w:r>
-      </w:hyperlink>
-      <w:r>
-        <w:rPr>
-          <w:lang w:val="zh_TW" w:bidi="zh_TW"/>
-        </w:rPr>
-        <w:t>節）和隱基底曠野避難（</w:t>
-      </w:r>
-      <w:hyperlink r:id="rId96">
-        <w:r>
-          <w:rPr>
-            <w:lang w:val="zh_TW" w:bidi="zh_TW"/>
-          </w:rPr>
-          <w:rPr>
-            <w:color w:val="0000EE"/>
-            <w:u w:val="single"/>
-          </w:rPr>
-          <w:t>24:1</w:t>
-        </w:r>
-      </w:hyperlink>
-      <w:r>
-        <w:rPr>
-          <w:lang w:val="zh_TW" w:bidi="zh_TW"/>
-        </w:rPr>
-        <w:t>）。</w:t>
-      </w:r>
-    </w:p>
-    <w:p>
-      <w:pPr/>
-      <w:r>
-        <w:rPr>
-          <w:lang w:val="zh_TW" w:bidi="zh_TW"/>
-        </w:rPr>
-      </w:r>
-      <w:r>
-        <w:rPr>
-          <w:lang w:val="zh_TW" w:bidi="zh_TW"/>
-        </w:rPr>
-        <w:t>村莊或城有時與曠野相關。</w:t>
-      </w:r>
-      <w:hyperlink r:id="rId97">
-        <w:r>
-          <w:rPr>
-            <w:lang w:val="zh_TW" w:bidi="zh_TW"/>
-          </w:rPr>
-          <w:rPr>
-            <w:color w:val="0000EE"/>
-            <w:u w:val="single"/>
-          </w:rPr>
-          <w:t>約書亞記十五章61至62節</w:t>
-        </w:r>
-      </w:hyperlink>
-      <w:r>
-        <w:rPr>
-          <w:lang w:val="zh_TW" w:bidi="zh_TW"/>
-        </w:rPr>
-        <w:t>列出了「在曠野」的六個城及其村莊。以賽亞宣告了曠野和其中的城邑未來的喜樂（</w:t>
-      </w:r>
-      <w:hyperlink r:id="rId98">
-        <w:r>
-          <w:rPr>
-            <w:lang w:val="zh_TW" w:bidi="zh_TW"/>
-          </w:rPr>
-          <w:rPr>
-            <w:color w:val="0000EE"/>
-            <w:u w:val="single"/>
-          </w:rPr>
-          <w:t>賽42:11</w:t>
-        </w:r>
-      </w:hyperlink>
-      <w:r>
-        <w:rPr>
-          <w:lang w:val="zh_TW" w:bidi="zh_TW"/>
-        </w:rPr>
-        <w:t>）。</w:t>
-      </w:r>
-    </w:p>
-    <w:p>
-      <w:pPr>
-        <w:pStyle w:val="Heading3"/>
-      </w:pPr>
-      <w:r>
-        <w:rPr>
-          <w:lang w:val="zh_TW" w:bidi="zh_TW"/>
-        </w:rPr>
-        <w:t>曠野的屬靈意義是什麼？</w:t>
-      </w:r>
-    </w:p>
-    <w:p>
-      <w:pPr/>
-      <w:r>
-        <w:rPr>
-          <w:lang w:val="zh_TW" w:bidi="zh_TW"/>
-        </w:rPr>
-      </w:r>
-      <w:r>
-        <w:rPr>
-          <w:lang w:val="zh_TW" w:bidi="zh_TW"/>
-        </w:rPr>
-        <w:t>曠野與艱苦和試探有關。以利亞的生活方式和穿著，經常讓人聯想到曠野。以利亞的繼承者以利沙也曾在以東的曠野事奉（</w:t>
-      </w:r>
-      <w:hyperlink r:id="rId99">
-        <w:r>
-          <w:rPr>
-            <w:lang w:val="zh_TW" w:bidi="zh_TW"/>
-          </w:rPr>
-          <w:rPr>
-            <w:color w:val="0000EE"/>
-            <w:u w:val="single"/>
-          </w:rPr>
-          <w:t>王下3:4–27</w:t>
-        </w:r>
-      </w:hyperlink>
-      <w:r>
-        <w:rPr>
-          <w:lang w:val="zh_TW" w:bidi="zh_TW"/>
-        </w:rPr>
-        <w:t>）。</w:t>
-      </w:r>
-    </w:p>
-    <w:p>
-      <w:pPr/>
-      <w:r>
-        <w:rPr>
-          <w:lang w:val="zh_TW" w:bidi="zh_TW"/>
-        </w:rPr>
-      </w:r>
-      <w:r>
-        <w:rPr>
-          <w:lang w:val="zh_TW" w:bidi="zh_TW"/>
-        </w:rPr>
-        <w:t>以賽亞預言了施洗約翰的信息，約翰在猶大的曠野傳道（</w:t>
-      </w:r>
-      <w:hyperlink r:id="rId100">
-        <w:r>
-          <w:rPr>
-            <w:lang w:val="zh_TW" w:bidi="zh_TW"/>
-          </w:rPr>
-          <w:rPr>
-            <w:color w:val="0000EE"/>
-            <w:u w:val="single"/>
-          </w:rPr>
-          <w:t>賽40:3</w:t>
-        </w:r>
-      </w:hyperlink>
-      <w:r>
-        <w:rPr>
-          <w:lang w:val="zh_TW" w:bidi="zh_TW"/>
-        </w:rPr>
-        <w:t>；</w:t>
-      </w:r>
-      <w:hyperlink r:id="rId101">
-        <w:r>
-          <w:rPr>
-            <w:lang w:val="zh_TW" w:bidi="zh_TW"/>
-          </w:rPr>
-          <w:rPr>
-            <w:color w:val="0000EE"/>
-            <w:u w:val="single"/>
-          </w:rPr>
-          <w:t>太3:1–3</w:t>
-        </w:r>
-      </w:hyperlink>
-      <w:r>
-        <w:rPr>
-          <w:lang w:val="zh_TW" w:bidi="zh_TW"/>
-        </w:rPr>
-        <w:t>；</w:t>
-      </w:r>
-      <w:hyperlink r:id="rId102">
-        <w:r>
-          <w:rPr>
-            <w:lang w:val="zh_TW" w:bidi="zh_TW"/>
-          </w:rPr>
-          <w:rPr>
-            <w:color w:val="0000EE"/>
-            <w:u w:val="single"/>
-          </w:rPr>
-          <w:t>可1:2–4</w:t>
-        </w:r>
-      </w:hyperlink>
-      <w:r>
-        <w:rPr>
-          <w:lang w:val="zh_TW" w:bidi="zh_TW"/>
-        </w:rPr>
-        <w:t>；</w:t>
-      </w:r>
-      <w:hyperlink r:id="rId103">
-        <w:r>
-          <w:rPr>
-            <w:lang w:val="zh_TW" w:bidi="zh_TW"/>
-          </w:rPr>
-          <w:rPr>
-            <w:color w:val="0000EE"/>
-            <w:u w:val="single"/>
-          </w:rPr>
-          <w:t>路3:1–6</w:t>
-        </w:r>
-      </w:hyperlink>
-      <w:r>
-        <w:rPr>
-          <w:lang w:val="zh_TW" w:bidi="zh_TW"/>
-        </w:rPr>
-        <w:t>；</w:t>
-      </w:r>
-      <w:hyperlink r:id="rId104">
-        <w:r>
-          <w:rPr>
-            <w:lang w:val="zh_TW" w:bidi="zh_TW"/>
-          </w:rPr>
-          <w:rPr>
-            <w:color w:val="0000EE"/>
-            <w:u w:val="single"/>
-          </w:rPr>
-          <w:t>約1:23</w:t>
-        </w:r>
-      </w:hyperlink>
-      <w:r>
-        <w:rPr>
-          <w:lang w:val="zh_TW" w:bidi="zh_TW"/>
-        </w:rPr>
-        <w:t>）。耶穌被聖靈充滿，聖靈將祂引到曠野四十天，祂在那裡受到魔鬼的試探（參</w:t>
-      </w:r>
-      <w:hyperlink r:id="rId105">
-        <w:r>
-          <w:rPr>
-            <w:lang w:val="zh_TW" w:bidi="zh_TW"/>
-          </w:rPr>
-          <w:rPr>
-            <w:color w:val="0000EE"/>
-            <w:u w:val="single"/>
-          </w:rPr>
-          <w:t>路4:1–2</w:t>
-        </w:r>
-      </w:hyperlink>
-      <w:r>
-        <w:rPr>
-          <w:lang w:val="zh_TW" w:bidi="zh_TW"/>
-        </w:rPr>
-        <w:t>）。天使也在曠野服事耶穌（</w:t>
-      </w:r>
-      <w:hyperlink r:id="rId23">
-        <w:r>
-          <w:rPr>
-            <w:lang w:val="zh_TW" w:bidi="zh_TW"/>
-          </w:rPr>
-          <w:rPr>
-            <w:color w:val="0000EE"/>
-            <w:u w:val="single"/>
-          </w:rPr>
-          <w:t>可1:13</w:t>
-        </w:r>
-      </w:hyperlink>
-      <w:r>
-        <w:rPr>
-          <w:lang w:val="zh_TW" w:bidi="zh_TW"/>
-        </w:rPr>
-        <w:t>）。</w:t>
-      </w:r>
-    </w:p>
-    <w:p>
-      <w:pPr/>
-      <w:r>
-        <w:rPr>
-          <w:lang w:val="zh_TW" w:bidi="zh_TW"/>
-        </w:rPr>
-      </w:r>
-      <w:r>
-        <w:rPr>
-          <w:lang w:val="zh_TW" w:bidi="zh_TW"/>
-        </w:rPr>
-        <w:t>埃及的隱士和死海附近的昆蘭社區利用曠野逃避城中生活的邪惡。然而，耶穌則是利用曠野作為禱告和與父神相交之處（</w:t>
-      </w:r>
-      <w:hyperlink r:id="rId64">
-        <w:r>
-          <w:rPr>
-            <w:lang w:val="zh_TW" w:bidi="zh_TW"/>
-          </w:rPr>
-          <w:rPr>
-            <w:color w:val="0000EE"/>
-            <w:u w:val="single"/>
-          </w:rPr>
-          <w:t>路5:16</w:t>
-        </w:r>
-      </w:hyperlink>
-      <w:r>
-        <w:rPr>
-          <w:lang w:val="zh_TW" w:bidi="zh_TW"/>
-        </w:rPr>
-        <w:t>）。</w:t>
-      </w:r>
-    </w:p>
-    <w:p>
-      <w:pPr/>
-      <w:r>
-        <w:rPr>
-          <w:lang w:val="zh_TW" w:bidi="zh_TW"/>
-        </w:rPr>
-      </w:r>
-      <w:r>
-        <w:rPr>
-          <w:i/>
-          <w:lang w:val="zh_TW" w:bidi="zh_TW"/>
-        </w:rPr>
-        <w:t>見</w:t>
-      </w:r>
-      <w:r>
-        <w:rPr>
-          <w:lang w:val="zh_TW" w:bidi="zh_TW"/>
-        </w:rPr>
-        <w:t>曠野</w:t>
-      </w:r>
-      <w:r>
-        <w:rPr>
-          <w:lang w:val="zh_TW" w:bidi="zh_TW"/>
-        </w:rPr>
-        <w:t>；</w:t>
-      </w:r>
-      <w:r>
-        <w:rPr>
-          <w:lang w:val="zh_TW" w:bidi="zh_TW"/>
-        </w:rPr>
-        <w:t>曠野漂流</w:t>
+        <w:t>恐懼；</w:t>
+      </w:r>
+      <w:r>
+        <w:rPr>
+          <w:lang w:val="zh_TW" w:bidi="zh_TW"/>
+        </w:rPr>
+        <w:t>改信猶太教的人</w:t>
       </w:r>
       <w:r>
         <w:rPr>

--- a/zht/docx/065.content.docx
+++ b/zht/docx/065.content.docx
@@ -19,7 +19,7 @@
         <w:rPr>
           <w:lang w:val="zh_TW" w:bidi="zh_TW"/>
         </w:rPr>
-        <w:t>Resource: 聖經詞典 (Tyndale)</w:t>
+        <w:t>Resource: Tyndale Open Bible Dictionary</w:t>
       </w:r>
       <w:r>
         <w:rPr>
@@ -112,7 +112,7 @@
         <w:rPr>
           <w:lang w:val="zh_TW" w:bidi="zh_TW"/>
         </w:rPr>
-        <w:t>聖經詞典 (Tyndale)</w:t>
+        <w:t>Tyndale Open Bible Dictionary</w:t>
       </w:r>
     </w:p>
     <w:p>
@@ -149,7 +149,7 @@
         <w:rPr>
           <w:lang w:val="zh_TW" w:bidi="zh_TW"/>
         </w:rPr>
-        <w:t>jing</w:t>
+        <w:t>jian</w:t>
       </w:r>
       <w:r>
         <w:rPr>
@@ -212,7 +212,7 @@
         <w:rPr>
           <w:lang w:val="zh_TW" w:bidi="zh_TW"/>
         </w:rPr>
-        <w:t>荊棘</w:t>
+        <w:t>姦淫</w:t>
       </w:r>
       <w:r>
         <w:rPr>
@@ -231,7 +231,7 @@
         <w:rPr>
           <w:lang w:val="zh_TW" w:bidi="zh_TW"/>
         </w:rPr>
-        <w:t>荊棘是生長在植物莖或枝上的銳利尖刺。荊棘可能會刺傷觸碰它們的人或動物。有些植物會長出荊棘以自我保護。</w:t>
+        <w:t>任何已婚婦女與不是其丈夫的男子發生性行為，或已婚男子與不是其妻子的婦女發生性行為。此舉破壞婚姻的合一。</w:t>
       </w:r>
     </w:p>
     <w:p>
@@ -245,7 +245,7 @@
         <w:rPr>
           <w:lang w:val="zh_TW" w:bidi="zh_TW"/>
         </w:rPr>
-        <w:t>聖經經常提到荊棘。它們可以是土地上自然生長的植物的一部分，也可以象徵痛苦、困難或懲罰。例如，在亞當與夏娃犯罪之後，神說土地要長出荊棘和蒺藜（</w:t>
+        <w:t>在舊約聖經時代，擁有多個配偶不會被視為姦淫（</w:t>
       </w:r>
       <w:hyperlink r:id="rId13">
         <w:r>
@@ -256,7 +256,79 @@
             <w:color w:val="0000EE"/>
             <w:u w:val="single"/>
           </w:rPr>
-          <w:t>創3:18</w:t>
+          <w:t>申21:15</w:t>
+        </w:r>
+      </w:hyperlink>
+      <w:r>
+        <w:rPr>
+          <w:lang w:val="zh_TW" w:bidi="zh_TW"/>
+        </w:rPr>
+        <w:t>）。同樣，丈夫與他的使女（</w:t>
+      </w:r>
+      <w:hyperlink r:id="rId14">
+        <w:r>
+          <w:rPr>
+            <w:lang w:val="zh_TW" w:bidi="zh_TW"/>
+          </w:rPr>
+          <w:rPr>
+            <w:color w:val="0000EE"/>
+            <w:u w:val="single"/>
+          </w:rPr>
+          <w:t>創16:1</w:t>
+        </w:r>
+      </w:hyperlink>
+      <w:r>
+        <w:rPr>
+          <w:lang w:val="zh_TW" w:bidi="zh_TW"/>
+        </w:rPr>
+        <w:t>–</w:t>
+      </w:r>
+      <w:hyperlink r:id="rId14">
+        <w:r>
+          <w:rPr>
+            <w:lang w:val="zh_TW" w:bidi="zh_TW"/>
+          </w:rPr>
+          <w:rPr>
+            <w:color w:val="0000EE"/>
+            <w:u w:val="single"/>
+          </w:rPr>
+          <w:t>4</w:t>
+        </w:r>
+      </w:hyperlink>
+      <w:r>
+        <w:rPr>
+          <w:lang w:val="zh_TW" w:bidi="zh_TW"/>
+        </w:rPr>
+        <w:t>，</w:t>
+      </w:r>
+      <w:hyperlink r:id="rId15">
+        <w:r>
+          <w:rPr>
+            <w:lang w:val="zh_TW" w:bidi="zh_TW"/>
+          </w:rPr>
+          <w:rPr>
+            <w:color w:val="0000EE"/>
+            <w:u w:val="single"/>
+          </w:rPr>
+          <w:t>30:1</w:t>
+        </w:r>
+      </w:hyperlink>
+      <w:r>
+        <w:rPr>
+          <w:lang w:val="zh_TW" w:bidi="zh_TW"/>
+        </w:rPr>
+        <w:t>–</w:t>
+      </w:r>
+      <w:hyperlink r:id="rId15">
+        <w:r>
+          <w:rPr>
+            <w:lang w:val="zh_TW" w:bidi="zh_TW"/>
+          </w:rPr>
+          <w:rPr>
+            <w:color w:val="0000EE"/>
+            <w:u w:val="single"/>
+          </w:rPr>
+          <w:t>5</w:t>
         </w:r>
       </w:hyperlink>
       <w:r>
@@ -277,18 +349,66 @@
         <w:rPr>
           <w:lang w:val="zh_TW" w:bidi="zh_TW"/>
         </w:rPr>
-        <w:t>人們曾在耶穌死前，用荊棘做成冠冕，放在耶穌的頭上嘲弄他（</w:t>
-      </w:r>
-      <w:hyperlink r:id="rId14">
-        <w:r>
-          <w:rPr>
-            <w:lang w:val="zh_TW" w:bidi="zh_TW"/>
-          </w:rPr>
-          <w:rPr>
-            <w:color w:val="0000EE"/>
-            <w:u w:val="single"/>
-          </w:rPr>
-          <w:t>太27:29</w:t>
+        <w:t>耶穌在祂關於離婚和再婚的教導中否定了這些性別間的不平等關係。祂允許在犯姦淫的情況下休妻（</w:t>
+      </w:r>
+      <w:hyperlink r:id="rId16">
+        <w:r>
+          <w:rPr>
+            <w:lang w:val="zh_TW" w:bidi="zh_TW"/>
+          </w:rPr>
+          <w:rPr>
+            <w:color w:val="0000EE"/>
+            <w:u w:val="single"/>
+          </w:rPr>
+          <w:t>太5:32，</w:t>
+        </w:r>
+      </w:hyperlink>
+      <w:hyperlink r:id="rId17">
+        <w:r>
+          <w:rPr>
+            <w:lang w:val="zh_TW" w:bidi="zh_TW"/>
+          </w:rPr>
+          <w:rPr>
+            <w:color w:val="0000EE"/>
+            <w:u w:val="single"/>
+          </w:rPr>
+          <w:t>19:9</w:t>
+        </w:r>
+      </w:hyperlink>
+      <w:r>
+        <w:rPr>
+          <w:lang w:val="zh_TW" w:bidi="zh_TW"/>
+        </w:rPr>
+        <w:t>），但祂警告，在其它情況下，休妻後再婚就是犯姦淫。保羅補充說，這僅適用於原配偶仍然活著的情況（</w:t>
+      </w:r>
+      <w:hyperlink r:id="rId18">
+        <w:r>
+          <w:rPr>
+            <w:lang w:val="zh_TW" w:bidi="zh_TW"/>
+          </w:rPr>
+          <w:rPr>
+            <w:color w:val="0000EE"/>
+            <w:u w:val="single"/>
+          </w:rPr>
+          <w:t>羅7:2</w:t>
+        </w:r>
+      </w:hyperlink>
+      <w:r>
+        <w:rPr>
+          <w:lang w:val="zh_TW" w:bidi="zh_TW"/>
+        </w:rPr>
+        <w:t>–</w:t>
+      </w:r>
+      <w:hyperlink r:id="rId18">
+        <w:r>
+          <w:rPr>
+            <w:lang w:val="zh_TW" w:bidi="zh_TW"/>
+          </w:rPr>
+          <w:rPr>
+            <w:color w:val="0000EE"/>
+            <w:u w:val="single"/>
+          </w:rPr>
+          <w:t>3</w:t>
         </w:r>
       </w:hyperlink>
       <w:r>
@@ -307,44 +427,63 @@
       </w:r>
       <w:r>
         <w:rPr>
-          <w:i/>
-          <w:lang w:val="zh_TW" w:bidi="zh_TW"/>
-        </w:rPr>
-        <w:t>見</w:t>
-      </w:r>
-      <w:r>
-        <w:rPr>
-          <w:lang w:val="zh_TW" w:bidi="zh_TW"/>
-        </w:rPr>
-        <w:t>蒺藜</w:t>
-      </w:r>
-      <w:r>
-        <w:rPr>
-          <w:lang w:val="zh_TW" w:bidi="zh_TW"/>
-        </w:rPr>
-        <w:t>，</w:t>
-      </w:r>
-      <w:r>
-        <w:rPr>
-          <w:lang w:val="zh_TW" w:bidi="zh_TW"/>
-        </w:rPr>
-        <w:t>荊棘</w:t>
-      </w:r>
-      <w:r>
-        <w:rPr>
-          <w:lang w:val="zh_TW" w:bidi="zh_TW"/>
-        </w:rPr>
-        <w:t>。</w:t>
-      </w:r>
-      <w:r>
-        <w:rPr>
-          <w:lang w:val="zh_TW" w:bidi="zh_TW"/>
-        </w:rPr>
-      </w:r>
-      <w:r>
-        <w:rPr>
-          <w:lang w:val="zh_TW" w:bidi="zh_TW"/>
-        </w:rPr>
+          <w:lang w:val="zh_TW" w:bidi="zh_TW"/>
+        </w:rPr>
+        <w:t>耶穌擴展了舊約聖經對姦淫的定義，將人的思想也包括在內。任何人若心裡起淫念（超越了受試探的階段），即使沒有身體接觸，也是在思想上犯姦淫（</w:t>
+      </w:r>
+      <w:hyperlink r:id="rId19">
+        <w:r>
+          <w:rPr>
+            <w:lang w:val="zh_TW" w:bidi="zh_TW"/>
+          </w:rPr>
+          <w:rPr>
+            <w:color w:val="0000EE"/>
+            <w:u w:val="single"/>
+          </w:rPr>
+          <w:t>太5:27</w:t>
+        </w:r>
+      </w:hyperlink>
+      <w:r>
+        <w:rPr>
+          <w:lang w:val="zh_TW" w:bidi="zh_TW"/>
+        </w:rPr>
+        <w:t>–</w:t>
+      </w:r>
+      <w:hyperlink r:id="rId19">
+        <w:r>
+          <w:rPr>
+            <w:lang w:val="zh_TW" w:bidi="zh_TW"/>
+          </w:rPr>
+          <w:rPr>
+            <w:color w:val="0000EE"/>
+            <w:u w:val="single"/>
+          </w:rPr>
+          <w:t>28</w:t>
+        </w:r>
+      </w:hyperlink>
+      <w:r>
+        <w:rPr>
+          <w:lang w:val="zh_TW" w:bidi="zh_TW"/>
+        </w:rPr>
+        <w:t>；參</w:t>
+      </w:r>
+      <w:hyperlink r:id="rId20">
+        <w:r>
+          <w:rPr>
+            <w:lang w:val="zh_TW" w:bidi="zh_TW"/>
+          </w:rPr>
+          <w:rPr>
+            <w:color w:val="0000EE"/>
+            <w:u w:val="single"/>
+          </w:rPr>
+          <w:t>伯31:1、9</w:t>
+        </w:r>
+      </w:hyperlink>
+      <w:r>
+        <w:rPr>
+          <w:lang w:val="zh_TW" w:bidi="zh_TW"/>
+        </w:rPr>
+        <w:t>）。</w:t>
       </w:r>
     </w:p>
     <w:p>
@@ -354,35 +493,11 @@
           <w:lang w:val="zh_TW" w:bidi="zh_TW"/>
         </w:rPr>
       </w:r>
-    </w:p>
-    <w:p>
-      <w:pPr>
-        <w:pStyle w:val="Heading2"/>
-      </w:pPr>
-      <w:r>
-        <w:rPr>
-          <w:lang w:val="zh_TW" w:bidi="zh_TW"/>
-        </w:rPr>
-        <w:t>敬畏神的人</w:t>
-      </w:r>
-      <w:r>
-        <w:rPr>
-          <w:lang w:val="zh_TW" w:bidi="zh_TW"/>
-        </w:rPr>
-      </w:r>
-    </w:p>
-    <w:p>
-      <w:pPr/>
-      <w:r>
-        <w:rPr>
-          <w:lang w:val="zh_TW" w:bidi="zh_TW"/>
-        </w:rPr>
-      </w:r>
-      <w:r>
-        <w:rPr>
-          <w:lang w:val="zh_TW" w:bidi="zh_TW"/>
-        </w:rPr>
-        <w:t>深深尊敬、敬重或畏懼神的人。這種畏懼可能表現為：</w:t>
+      <w:r>
+        <w:rPr>
+          <w:lang w:val="zh_TW" w:bidi="zh_TW"/>
+        </w:rPr>
+        <w:t>聖經在律法書、先知書和智慧文學中強烈責備姦淫。</w:t>
       </w:r>
     </w:p>
     <w:p>
@@ -400,7 +515,43 @@
         <w:rPr>
           <w:lang w:val="zh_TW" w:bidi="zh_TW"/>
         </w:rPr>
-        <w:t>表示尊敬的稱呼</w:t>
+        <w:t>十誡禁止姦淫（</w:t>
+      </w:r>
+      <w:hyperlink r:id="rId21">
+        <w:r>
+          <w:rPr>
+            <w:lang w:val="zh_TW" w:bidi="zh_TW"/>
+          </w:rPr>
+          <w:rPr>
+            <w:color w:val="0000EE"/>
+            <w:u w:val="single"/>
+          </w:rPr>
+          <w:t>出20:14</w:t>
+        </w:r>
+      </w:hyperlink>
+      <w:r>
+        <w:rPr>
+          <w:lang w:val="zh_TW" w:bidi="zh_TW"/>
+        </w:rPr>
+        <w:t>；</w:t>
+      </w:r>
+      <w:hyperlink r:id="rId22">
+        <w:r>
+          <w:rPr>
+            <w:lang w:val="zh_TW" w:bidi="zh_TW"/>
+          </w:rPr>
+          <w:rPr>
+            <w:color w:val="0000EE"/>
+            <w:u w:val="single"/>
+          </w:rPr>
+          <w:t>申5:18</w:t>
+        </w:r>
+      </w:hyperlink>
+      <w:r>
+        <w:rPr>
+          <w:lang w:val="zh_TW" w:bidi="zh_TW"/>
+        </w:rPr>
+        <w:t>）。</w:t>
       </w:r>
     </w:p>
     <w:p>
@@ -418,7 +569,79 @@
         <w:rPr>
           <w:lang w:val="zh_TW" w:bidi="zh_TW"/>
         </w:rPr>
-        <w:t>因恐懼而產生的情緒反應</w:t>
+        <w:t>先知宣告姦淫使神發怒（</w:t>
+      </w:r>
+      <w:hyperlink r:id="rId23">
+        <w:r>
+          <w:rPr>
+            <w:lang w:val="zh_TW" w:bidi="zh_TW"/>
+          </w:rPr>
+          <w:rPr>
+            <w:color w:val="0000EE"/>
+            <w:u w:val="single"/>
+          </w:rPr>
+          <w:t>耶23:11</w:t>
+        </w:r>
+      </w:hyperlink>
+      <w:r>
+        <w:rPr>
+          <w:lang w:val="zh_TW" w:bidi="zh_TW"/>
+        </w:rPr>
+        <w:t>–</w:t>
+      </w:r>
+      <w:hyperlink r:id="rId23">
+        <w:r>
+          <w:rPr>
+            <w:lang w:val="zh_TW" w:bidi="zh_TW"/>
+          </w:rPr>
+          <w:rPr>
+            <w:color w:val="0000EE"/>
+            <w:u w:val="single"/>
+          </w:rPr>
+          <w:t>14</w:t>
+        </w:r>
+      </w:hyperlink>
+      <w:r>
+        <w:rPr>
+          <w:lang w:val="zh_TW" w:bidi="zh_TW"/>
+        </w:rPr>
+        <w:t>；</w:t>
+      </w:r>
+      <w:hyperlink r:id="rId24">
+        <w:r>
+          <w:rPr>
+            <w:lang w:val="zh_TW" w:bidi="zh_TW"/>
+          </w:rPr>
+          <w:rPr>
+            <w:color w:val="0000EE"/>
+            <w:u w:val="single"/>
+          </w:rPr>
+          <w:t>結22:11</w:t>
+        </w:r>
+      </w:hyperlink>
+      <w:r>
+        <w:rPr>
+          <w:lang w:val="zh_TW" w:bidi="zh_TW"/>
+        </w:rPr>
+        <w:t>；</w:t>
+      </w:r>
+      <w:hyperlink r:id="rId25">
+        <w:r>
+          <w:rPr>
+            <w:lang w:val="zh_TW" w:bidi="zh_TW"/>
+          </w:rPr>
+          <w:rPr>
+            <w:color w:val="0000EE"/>
+            <w:u w:val="single"/>
+          </w:rPr>
+          <w:t>瑪3:5</w:t>
+        </w:r>
+      </w:hyperlink>
+      <w:r>
+        <w:rPr>
+          <w:lang w:val="zh_TW" w:bidi="zh_TW"/>
+        </w:rPr>
+        <w:t>）。</w:t>
       </w:r>
     </w:p>
     <w:p>
@@ -436,7 +659,79 @@
         <w:rPr>
           <w:lang w:val="zh_TW" w:bidi="zh_TW"/>
         </w:rPr>
-        <w:t>對神懲罰的畏懼</w:t>
+        <w:t>箴言描述姦淫是自我毀滅（</w:t>
+      </w:r>
+      <w:hyperlink r:id="rId26">
+        <w:r>
+          <w:rPr>
+            <w:lang w:val="zh_TW" w:bidi="zh_TW"/>
+          </w:rPr>
+          <w:rPr>
+            <w:color w:val="0000EE"/>
+            <w:u w:val="single"/>
+          </w:rPr>
+          <w:t>箴6:23</w:t>
+        </w:r>
+      </w:hyperlink>
+      <w:r>
+        <w:rPr>
+          <w:lang w:val="zh_TW" w:bidi="zh_TW"/>
+        </w:rPr>
+        <w:t>–</w:t>
+      </w:r>
+      <w:hyperlink r:id="rId26">
+        <w:r>
+          <w:rPr>
+            <w:lang w:val="zh_TW" w:bidi="zh_TW"/>
+          </w:rPr>
+          <w:rPr>
+            <w:color w:val="0000EE"/>
+            <w:u w:val="single"/>
+          </w:rPr>
+          <w:t>35</w:t>
+        </w:r>
+      </w:hyperlink>
+      <w:r>
+        <w:rPr>
+          <w:lang w:val="zh_TW" w:bidi="zh_TW"/>
+        </w:rPr>
+        <w:t>；參</w:t>
+      </w:r>
+      <w:hyperlink r:id="rId27">
+        <w:r>
+          <w:rPr>
+            <w:lang w:val="zh_TW" w:bidi="zh_TW"/>
+          </w:rPr>
+          <w:rPr>
+            <w:color w:val="0000EE"/>
+            <w:u w:val="single"/>
+          </w:rPr>
+          <w:t>7:6</w:t>
+        </w:r>
+      </w:hyperlink>
+      <w:r>
+        <w:rPr>
+          <w:lang w:val="zh_TW" w:bidi="zh_TW"/>
+        </w:rPr>
+        <w:t>–</w:t>
+      </w:r>
+      <w:hyperlink r:id="rId27">
+        <w:r>
+          <w:rPr>
+            <w:lang w:val="zh_TW" w:bidi="zh_TW"/>
+          </w:rPr>
+          <w:rPr>
+            <w:color w:val="0000EE"/>
+            <w:u w:val="single"/>
+          </w:rPr>
+          <w:t>27</w:t>
+        </w:r>
+      </w:hyperlink>
+      <w:r>
+        <w:rPr>
+          <w:lang w:val="zh_TW" w:bidi="zh_TW"/>
+        </w:rPr>
+        <w:t>）。</w:t>
       </w:r>
     </w:p>
     <w:p>
@@ -450,36 +745,104 @@
         <w:rPr>
           <w:lang w:val="zh_TW" w:bidi="zh_TW"/>
         </w:rPr>
-        <w:t>在舊約聖經裡，形容敬畏神的的人的片語，常與「帶著敬畏恃立」或「充滿敬畏（held in awe）」等術語並列。「崇敬耶和華（reverence for the Lord）」的用法較少見，但經文在俄巴底為拯救先知免受耶洗別殺害，而把他們藏起來時，用了這個表達（</w:t>
-      </w:r>
-      <w:hyperlink r:id="rId15">
-        <w:r>
-          <w:rPr>
-            <w:lang w:val="zh_TW" w:bidi="zh_TW"/>
-          </w:rPr>
-          <w:rPr>
-            <w:color w:val="0000EE"/>
-            <w:u w:val="single"/>
-          </w:rPr>
-          <w:t>王上18:3–4、12</w:t>
-        </w:r>
-      </w:hyperlink>
-      <w:r>
-        <w:rPr>
-          <w:lang w:val="zh_TW" w:bidi="zh_TW"/>
-        </w:rPr>
-        <w:t>，和合本譯為敬畏耶和華）。一個敬畏神的統治者應當施行公義（</w:t>
-      </w:r>
-      <w:hyperlink r:id="rId16">
-        <w:r>
-          <w:rPr>
-            <w:lang w:val="zh_TW" w:bidi="zh_TW"/>
-          </w:rPr>
-          <w:rPr>
-            <w:color w:val="0000EE"/>
-            <w:u w:val="single"/>
-          </w:rPr>
-          <w:t>撒下23:3</w:t>
+        <w:t>新約聖經繼續這種譴責，調若人不悔改，姦淫會使其被排除在神的國之外（</w:t>
+      </w:r>
+      <w:hyperlink r:id="rId28">
+        <w:r>
+          <w:rPr>
+            <w:lang w:val="zh_TW" w:bidi="zh_TW"/>
+          </w:rPr>
+          <w:rPr>
+            <w:color w:val="0000EE"/>
+            <w:u w:val="single"/>
+          </w:rPr>
+          <w:t>林前6:9</w:t>
+        </w:r>
+      </w:hyperlink>
+      <w:r>
+        <w:rPr>
+          <w:lang w:val="zh_TW" w:bidi="zh_TW"/>
+        </w:rPr>
+        <w:t>）。這與愛鄰舍的道理相反（</w:t>
+      </w:r>
+      <w:hyperlink r:id="rId29">
+        <w:r>
+          <w:rPr>
+            <w:lang w:val="zh_TW" w:bidi="zh_TW"/>
+          </w:rPr>
+          <w:rPr>
+            <w:color w:val="0000EE"/>
+            <w:u w:val="single"/>
+          </w:rPr>
+          <w:t>羅13:9</w:t>
+        </w:r>
+      </w:hyperlink>
+      <w:r>
+        <w:rPr>
+          <w:lang w:val="zh_TW" w:bidi="zh_TW"/>
+        </w:rPr>
+        <w:t>–</w:t>
+      </w:r>
+      <w:hyperlink r:id="rId29">
+        <w:r>
+          <w:rPr>
+            <w:lang w:val="zh_TW" w:bidi="zh_TW"/>
+          </w:rPr>
+          <w:rPr>
+            <w:color w:val="0000EE"/>
+            <w:u w:val="single"/>
+          </w:rPr>
+          <w:t>10</w:t>
+        </w:r>
+      </w:hyperlink>
+      <w:r>
+        <w:rPr>
+          <w:lang w:val="zh_TW" w:bidi="zh_TW"/>
+        </w:rPr>
+        <w:t>），且神要審判犯姦淫的人（</w:t>
+      </w:r>
+      <w:hyperlink r:id="rId30">
+        <w:r>
+          <w:rPr>
+            <w:lang w:val="zh_TW" w:bidi="zh_TW"/>
+          </w:rPr>
+          <w:rPr>
+            <w:color w:val="0000EE"/>
+            <w:u w:val="single"/>
+          </w:rPr>
+          <w:t>來13:4</w:t>
+        </w:r>
+      </w:hyperlink>
+      <w:r>
+        <w:rPr>
+          <w:lang w:val="zh_TW" w:bidi="zh_TW"/>
+        </w:rPr>
+        <w:t>）。</w:t>
+      </w:r>
+    </w:p>
+    <w:p>
+      <w:pPr/>
+      <w:r>
+        <w:rPr>
+          <w:lang w:val="zh_TW" w:bidi="zh_TW"/>
+        </w:rPr>
+      </w:r>
+      <w:r>
+        <w:rPr>
+          <w:lang w:val="zh_TW" w:bidi="zh_TW"/>
+        </w:rPr>
+        <w:t>在舊約聖經中，姦淫的懲罰是處死男女雙方（</w:t>
+      </w:r>
+      <w:hyperlink r:id="rId31">
+        <w:r>
+          <w:rPr>
+            <w:lang w:val="zh_TW" w:bidi="zh_TW"/>
+          </w:rPr>
+          <w:rPr>
+            <w:color w:val="0000EE"/>
+            <w:u w:val="single"/>
+          </w:rPr>
+          <w:t>利20:10</w:t>
         </w:r>
       </w:hyperlink>
       <w:r>
@@ -488,76 +851,254 @@
         </w:rPr>
         <w:t>；</w:t>
       </w:r>
-      <w:hyperlink r:id="rId17">
-        <w:r>
-          <w:rPr>
-            <w:lang w:val="zh_TW" w:bidi="zh_TW"/>
-          </w:rPr>
-          <w:rPr>
-            <w:color w:val="0000EE"/>
-            <w:u w:val="single"/>
-          </w:rPr>
-          <w:t>代下19:7</w:t>
-        </w:r>
-      </w:hyperlink>
-      <w:r>
-        <w:rPr>
-          <w:lang w:val="zh_TW" w:bidi="zh_TW"/>
-        </w:rPr>
-        <w:t>）。神應許敬畏祂的人得享長壽（</w:t>
-      </w:r>
-      <w:hyperlink r:id="rId18">
-        <w:r>
-          <w:rPr>
-            <w:lang w:val="zh_TW" w:bidi="zh_TW"/>
-          </w:rPr>
-          <w:rPr>
-            <w:color w:val="0000EE"/>
-            <w:u w:val="single"/>
-          </w:rPr>
-          <w:t>箴10:27，</w:t>
-        </w:r>
-      </w:hyperlink>
-      <w:hyperlink r:id="rId19">
-        <w:r>
-          <w:rPr>
-            <w:lang w:val="zh_TW" w:bidi="zh_TW"/>
-          </w:rPr>
-          <w:rPr>
-            <w:color w:val="0000EE"/>
-            <w:u w:val="single"/>
-          </w:rPr>
-          <w:t>14:27，</w:t>
-        </w:r>
-      </w:hyperlink>
-      <w:hyperlink r:id="rId20">
-        <w:r>
-          <w:rPr>
-            <w:lang w:val="zh_TW" w:bidi="zh_TW"/>
-          </w:rPr>
-          <w:rPr>
-            <w:color w:val="0000EE"/>
-            <w:u w:val="single"/>
-          </w:rPr>
-          <w:t>19:23</w:t>
-        </w:r>
-      </w:hyperlink>
-      <w:r>
-        <w:rPr>
-          <w:lang w:val="zh_TW" w:bidi="zh_TW"/>
-        </w:rPr>
-        <w:t>）。一個敬畏神的家庭在患難時會倚靠耶和華（</w:t>
-      </w:r>
-      <w:hyperlink r:id="rId21">
-        <w:r>
-          <w:rPr>
-            <w:lang w:val="zh_TW" w:bidi="zh_TW"/>
-          </w:rPr>
-          <w:rPr>
-            <w:color w:val="0000EE"/>
-            <w:u w:val="single"/>
-          </w:rPr>
-          <w:t>王下4:1</w:t>
+      <w:hyperlink r:id="rId32">
+        <w:r>
+          <w:rPr>
+            <w:lang w:val="zh_TW" w:bidi="zh_TW"/>
+          </w:rPr>
+          <w:rPr>
+            <w:color w:val="0000EE"/>
+            <w:u w:val="single"/>
+          </w:rPr>
+          <w:t>申22:22</w:t>
+        </w:r>
+      </w:hyperlink>
+      <w:r>
+        <w:rPr>
+          <w:lang w:val="zh_TW" w:bidi="zh_TW"/>
+        </w:rPr>
+        <w:t>），這種情況適用於婦女已經與另一個男人訂婚，而不適用於強姦的情況（在這情況下，只有男子會被處死——</w:t>
+      </w:r>
+      <w:hyperlink r:id="rId33">
+        <w:r>
+          <w:rPr>
+            <w:lang w:val="zh_TW" w:bidi="zh_TW"/>
+          </w:rPr>
+          <w:rPr>
+            <w:color w:val="0000EE"/>
+            <w:u w:val="single"/>
+          </w:rPr>
+          <w:t>申22:23</w:t>
+        </w:r>
+      </w:hyperlink>
+      <w:r>
+        <w:rPr>
+          <w:lang w:val="zh_TW" w:bidi="zh_TW"/>
+        </w:rPr>
+        <w:t>–</w:t>
+      </w:r>
+      <w:hyperlink r:id="rId33">
+        <w:r>
+          <w:rPr>
+            <w:lang w:val="zh_TW" w:bidi="zh_TW"/>
+          </w:rPr>
+          <w:rPr>
+            <w:color w:val="0000EE"/>
+            <w:u w:val="single"/>
+          </w:rPr>
+          <w:t>27</w:t>
+        </w:r>
+      </w:hyperlink>
+      <w:r>
+        <w:rPr>
+          <w:lang w:val="zh_TW" w:bidi="zh_TW"/>
+        </w:rPr>
+        <w:t>）。「就把那惡從你們中間除掉」（</w:t>
+      </w:r>
+      <w:hyperlink r:id="rId34">
+        <w:r>
+          <w:rPr>
+            <w:lang w:val="zh_TW" w:bidi="zh_TW"/>
+          </w:rPr>
+          <w:rPr>
+            <w:color w:val="0000EE"/>
+            <w:u w:val="single"/>
+          </w:rPr>
+          <w:t>申22:24）</w:t>
+        </w:r>
+      </w:hyperlink>
+      <w:r>
+        <w:rPr>
+          <w:lang w:val="zh_TW" w:bidi="zh_TW"/>
+        </w:rPr>
+        <w:t>這命令表明，姦淫不僅威脅犯罪者的家庭，也危害社會健康。</w:t>
+      </w:r>
+    </w:p>
+    <w:p>
+      <w:pPr/>
+      <w:r>
+        <w:rPr>
+          <w:lang w:val="zh_TW" w:bidi="zh_TW"/>
+        </w:rPr>
+      </w:r>
+      <w:r>
+        <w:rPr>
+          <w:lang w:val="zh_TW" w:bidi="zh_TW"/>
+        </w:rPr>
+        <w:t>由於姦淫的後果非常嚴重，必須罪名確鑿，才能懲罰。如果只是懷疑姦淫，妻子需要通過起誓並喝苦水來接受測試。由於測試是在神面前進行，其結果被認為能揭示真相（</w:t>
+      </w:r>
+      <w:hyperlink r:id="rId35">
+        <w:r>
+          <w:rPr>
+            <w:lang w:val="zh_TW" w:bidi="zh_TW"/>
+          </w:rPr>
+          <w:rPr>
+            <w:color w:val="0000EE"/>
+            <w:u w:val="single"/>
+          </w:rPr>
+          <w:t>民5:11</w:t>
+        </w:r>
+      </w:hyperlink>
+      <w:r>
+        <w:rPr>
+          <w:lang w:val="zh_TW" w:bidi="zh_TW"/>
+        </w:rPr>
+        <w:t>–</w:t>
+      </w:r>
+      <w:hyperlink r:id="rId35">
+        <w:r>
+          <w:rPr>
+            <w:lang w:val="zh_TW" w:bidi="zh_TW"/>
+          </w:rPr>
+          <w:rPr>
+            <w:color w:val="0000EE"/>
+            <w:u w:val="single"/>
+          </w:rPr>
+          <w:t>31</w:t>
+        </w:r>
+      </w:hyperlink>
+      <w:r>
+        <w:rPr>
+          <w:lang w:val="zh_TW" w:bidi="zh_TW"/>
+        </w:rPr>
+        <w:t>）。</w:t>
+      </w:r>
+    </w:p>
+    <w:p>
+      <w:pPr/>
+      <w:r>
+        <w:rPr>
+          <w:lang w:val="zh_TW" w:bidi="zh_TW"/>
+        </w:rPr>
+      </w:r>
+      <w:r>
+        <w:rPr>
+          <w:lang w:val="zh_TW" w:bidi="zh_TW"/>
+        </w:rPr>
+        <w:t>在舊約和新約中，姦淫也被用來象徵人對神的不忠。舊約先知將神與百姓約的關係比作婚姻（</w:t>
+      </w:r>
+      <w:hyperlink r:id="rId36">
+        <w:r>
+          <w:rPr>
+            <w:lang w:val="zh_TW" w:bidi="zh_TW"/>
+          </w:rPr>
+          <w:rPr>
+            <w:color w:val="0000EE"/>
+            <w:u w:val="single"/>
+          </w:rPr>
+          <w:t>賽54:5</w:t>
+        </w:r>
+      </w:hyperlink>
+      <w:r>
+        <w:rPr>
+          <w:lang w:val="zh_TW" w:bidi="zh_TW"/>
+        </w:rPr>
+        <w:t>–</w:t>
+      </w:r>
+      <w:hyperlink r:id="rId36">
+        <w:r>
+          <w:rPr>
+            <w:lang w:val="zh_TW" w:bidi="zh_TW"/>
+          </w:rPr>
+          <w:rPr>
+            <w:color w:val="0000EE"/>
+            <w:u w:val="single"/>
+          </w:rPr>
+          <w:t>8</w:t>
+        </w:r>
+      </w:hyperlink>
+      <w:r>
+        <w:rPr>
+          <w:lang w:val="zh_TW" w:bidi="zh_TW"/>
+        </w:rPr>
+        <w:t>；參</w:t>
+      </w:r>
+      <w:hyperlink r:id="rId37">
+        <w:r>
+          <w:rPr>
+            <w:lang w:val="zh_TW" w:bidi="zh_TW"/>
+          </w:rPr>
+          <w:rPr>
+            <w:color w:val="0000EE"/>
+            <w:u w:val="single"/>
+          </w:rPr>
+          <w:t>啟21:2</w:t>
+        </w:r>
+      </w:hyperlink>
+      <w:r>
+        <w:rPr>
+          <w:lang w:val="zh_TW" w:bidi="zh_TW"/>
+        </w:rPr>
+        <w:t>），破壞這種關係（尤其是通過崇拜偶像），就被視為屬靈的姦淫（</w:t>
+      </w:r>
+      <w:hyperlink r:id="rId38">
+        <w:r>
+          <w:rPr>
+            <w:lang w:val="zh_TW" w:bidi="zh_TW"/>
+          </w:rPr>
+          <w:rPr>
+            <w:color w:val="0000EE"/>
+            <w:u w:val="single"/>
+          </w:rPr>
+          <w:t>耶5:7</w:t>
+        </w:r>
+      </w:hyperlink>
+      <w:r>
+        <w:rPr>
+          <w:lang w:val="zh_TW" w:bidi="zh_TW"/>
+        </w:rPr>
+        <w:t>–</w:t>
+      </w:r>
+      <w:hyperlink r:id="rId38">
+        <w:r>
+          <w:rPr>
+            <w:lang w:val="zh_TW" w:bidi="zh_TW"/>
+          </w:rPr>
+          <w:rPr>
+            <w:color w:val="0000EE"/>
+            <w:u w:val="single"/>
+          </w:rPr>
+          <w:t>8，</w:t>
+        </w:r>
+      </w:hyperlink>
+      <w:hyperlink r:id="rId39">
+        <w:r>
+          <w:rPr>
+            <w:lang w:val="zh_TW" w:bidi="zh_TW"/>
+          </w:rPr>
+          <w:rPr>
+            <w:color w:val="0000EE"/>
+            <w:u w:val="single"/>
+          </w:rPr>
+          <w:t>13:22</w:t>
+        </w:r>
+      </w:hyperlink>
+      <w:r>
+        <w:rPr>
+          <w:lang w:val="zh_TW" w:bidi="zh_TW"/>
+        </w:rPr>
+        <w:t>–</w:t>
+      </w:r>
+      <w:hyperlink r:id="rId39">
+        <w:r>
+          <w:rPr>
+            <w:lang w:val="zh_TW" w:bidi="zh_TW"/>
+          </w:rPr>
+          <w:rPr>
+            <w:color w:val="0000EE"/>
+            <w:u w:val="single"/>
+          </w:rPr>
+          <w:t>27</w:t>
         </w:r>
       </w:hyperlink>
       <w:r>
@@ -566,34 +1107,16 @@
         </w:rPr>
         <w:t>；</w:t>
       </w:r>
-      <w:hyperlink r:id="rId22">
-        <w:r>
-          <w:rPr>
-            <w:lang w:val="zh_TW" w:bidi="zh_TW"/>
-          </w:rPr>
-          <w:rPr>
-            <w:color w:val="0000EE"/>
-            <w:u w:val="single"/>
-          </w:rPr>
-          <w:t>箴14:26</w:t>
-        </w:r>
-      </w:hyperlink>
-      <w:r>
-        <w:rPr>
-          <w:lang w:val="zh_TW" w:bidi="zh_TW"/>
-        </w:rPr>
-        <w:t>）。敬畏耶和華的人有能力遠離罪惡，敬畏耶和華也成為他們的智慧開端（</w:t>
-      </w:r>
-      <w:hyperlink r:id="rId23">
-        <w:r>
-          <w:rPr>
-            <w:lang w:val="zh_TW" w:bidi="zh_TW"/>
-          </w:rPr>
-          <w:rPr>
-            <w:color w:val="0000EE"/>
-            <w:u w:val="single"/>
-          </w:rPr>
-          <w:t>所羅門智訓10:13</w:t>
+      <w:hyperlink r:id="rId40">
+        <w:r>
+          <w:rPr>
+            <w:lang w:val="zh_TW" w:bidi="zh_TW"/>
+          </w:rPr>
+          <w:rPr>
+            <w:color w:val="0000EE"/>
+            <w:u w:val="single"/>
+          </w:rPr>
+          <w:t>結23:37</w:t>
         </w:r>
       </w:hyperlink>
       <w:r>
@@ -614,18 +1137,30 @@
         <w:rPr>
           <w:lang w:val="zh_TW" w:bidi="zh_TW"/>
         </w:rPr>
-        <w:t>在新約聖經中，教導人去愛主和事奉主時，往往同時提到要「敬畏神」（</w:t>
-      </w:r>
-      <w:hyperlink r:id="rId24">
-        <w:r>
-          <w:rPr>
-            <w:lang w:val="zh_TW" w:bidi="zh_TW"/>
-          </w:rPr>
-          <w:rPr>
-            <w:color w:val="0000EE"/>
-            <w:u w:val="single"/>
-          </w:rPr>
-          <w:t>西3:22</w:t>
+        <w:t>耶穌也用屬靈上的姦淫來描述那些拒絕祂的身份或要求證明祂神性的人（</w:t>
+      </w:r>
+      <w:hyperlink r:id="rId41">
+        <w:r>
+          <w:rPr>
+            <w:lang w:val="zh_TW" w:bidi="zh_TW"/>
+          </w:rPr>
+          <w:rPr>
+            <w:color w:val="0000EE"/>
+            <w:u w:val="single"/>
+          </w:rPr>
+          <w:t>太12:39，</w:t>
+        </w:r>
+      </w:hyperlink>
+      <w:hyperlink r:id="rId42">
+        <w:r>
+          <w:rPr>
+            <w:lang w:val="zh_TW" w:bidi="zh_TW"/>
+          </w:rPr>
+          <w:rPr>
+            <w:color w:val="0000EE"/>
+            <w:u w:val="single"/>
+          </w:rPr>
+          <w:t>16:4</w:t>
         </w:r>
       </w:hyperlink>
       <w:r>
@@ -634,16 +1169,16 @@
         </w:rPr>
         <w:t>；</w:t>
       </w:r>
-      <w:hyperlink r:id="rId25">
-        <w:r>
-          <w:rPr>
-            <w:lang w:val="zh_TW" w:bidi="zh_TW"/>
-          </w:rPr>
-          <w:rPr>
-            <w:color w:val="0000EE"/>
-            <w:u w:val="single"/>
-          </w:rPr>
-          <w:t>彼前2:17</w:t>
+      <w:hyperlink r:id="rId43">
+        <w:r>
+          <w:rPr>
+            <w:lang w:val="zh_TW" w:bidi="zh_TW"/>
+          </w:rPr>
+          <w:rPr>
+            <w:color w:val="0000EE"/>
+            <w:u w:val="single"/>
+          </w:rPr>
+          <w:t>可8:38</w:t>
         </w:r>
       </w:hyperlink>
       <w:r>
@@ -652,52 +1187,228 @@
         </w:rPr>
         <w:t>）。在</w:t>
       </w:r>
-      <w:hyperlink r:id="rId26">
-        <w:r>
-          <w:rPr>
-            <w:lang w:val="zh_TW" w:bidi="zh_TW"/>
-          </w:rPr>
-          <w:rPr>
-            <w:color w:val="0000EE"/>
-            <w:u w:val="single"/>
-          </w:rPr>
-          <w:t>路加福音一章50節</w:t>
-        </w:r>
-      </w:hyperlink>
-      <w:r>
-        <w:rPr>
-          <w:lang w:val="zh_TW" w:bidi="zh_TW"/>
-        </w:rPr>
-        <w:t>中，馬利亞所說的「他憐憫敬畏他的人」是指敬重並順服神。在使徒行傳中，「敬畏神的人」這個術語用來指那些參加猶太會堂聚會的外邦人。保羅把他們另行稱呼：「以色列人和你們這些敬畏神的外邦人」（</w:t>
-      </w:r>
-      <w:hyperlink r:id="rId27">
-        <w:r>
-          <w:rPr>
-            <w:lang w:val="zh_TW" w:bidi="zh_TW"/>
-          </w:rPr>
-          <w:rPr>
-            <w:color w:val="0000EE"/>
-            <w:u w:val="single"/>
-          </w:rPr>
-          <w:t>徒13:16</w:t>
-        </w:r>
-      </w:hyperlink>
-      <w:r>
-        <w:rPr>
-          <w:lang w:val="zh_TW" w:bidi="zh_TW"/>
-        </w:rPr>
-        <w:t>，和合本譯為「以色列人和一切敬畏神的人」）。哥尼流是一個敬畏神的羅馬百夫長，即使他不是猶太人，人們也認為他在神面前行事正直（</w:t>
-      </w:r>
-      <w:hyperlink r:id="rId28">
-        <w:r>
-          <w:rPr>
-            <w:lang w:val="zh_TW" w:bidi="zh_TW"/>
-          </w:rPr>
-          <w:rPr>
-            <w:color w:val="0000EE"/>
-            <w:u w:val="single"/>
-          </w:rPr>
-          <w:t>徒10:2、35</w:t>
+      <w:hyperlink r:id="rId44">
+        <w:r>
+          <w:rPr>
+            <w:lang w:val="zh_TW" w:bidi="zh_TW"/>
+          </w:rPr>
+          <w:rPr>
+            <w:color w:val="0000EE"/>
+            <w:u w:val="single"/>
+          </w:rPr>
+          <w:t>雅各書四章4至6節</w:t>
+        </w:r>
+      </w:hyperlink>
+      <w:r>
+        <w:rPr>
+          <w:lang w:val="zh_TW" w:bidi="zh_TW"/>
+        </w:rPr>
+        <w:t>中，神被描述為一位慈愛的、嫉妒的丈夫，與世俗為友且犯姦淫的百姓就是與祂為敵。</w:t>
+      </w:r>
+    </w:p>
+    <w:p>
+      <w:pPr/>
+      <w:r>
+        <w:rPr>
+          <w:lang w:val="zh_TW" w:bidi="zh_TW"/>
+        </w:rPr>
+      </w:r>
+      <w:r>
+        <w:rPr>
+          <w:lang w:val="zh_TW" w:bidi="zh_TW"/>
+        </w:rPr>
+        <w:t>先知何西阿特別關注這一主題，神藉何西阿的個人經歷傳達重要信息。何西阿的妻子對他不忠，正如神的百姓對祂不忠一樣。這個故事揭示了：</w:t>
+      </w:r>
+    </w:p>
+    <w:p>
+      <w:pPr>
+        <w:pStyle w:val="ListNumber"/>
+        <w:numPr>
+          <w:ilvl w:val="0"/>
+          <w:numId w:val="14"/>
+        </w:numPr>
+        <w:spacing w:line="240" w:lineRule="auto"/>
+        <w:ind w:left="720"/>
+      </w:pPr>
+      <w:r>
+        <w:rPr>
+          <w:lang w:val="zh_TW" w:bidi="zh_TW"/>
+        </w:rPr>
+      </w:r>
+      <w:r>
+        <w:rPr>
+          <w:lang w:val="zh_TW" w:bidi="zh_TW"/>
+        </w:rPr>
+        <w:t>神的百姓對祂不忠的嚴重性（</w:t>
+      </w:r>
+      <w:hyperlink r:id="rId45">
+        <w:r>
+          <w:rPr>
+            <w:lang w:val="zh_TW" w:bidi="zh_TW"/>
+          </w:rPr>
+          <w:rPr>
+            <w:color w:val="0000EE"/>
+            <w:u w:val="single"/>
+          </w:rPr>
+          <w:t>何2:2</w:t>
+        </w:r>
+      </w:hyperlink>
+      <w:r>
+        <w:rPr>
+          <w:lang w:val="zh_TW" w:bidi="zh_TW"/>
+        </w:rPr>
+        <w:t>–</w:t>
+      </w:r>
+      <w:hyperlink r:id="rId45">
+        <w:r>
+          <w:rPr>
+            <w:lang w:val="zh_TW" w:bidi="zh_TW"/>
+          </w:rPr>
+          <w:rPr>
+            <w:color w:val="0000EE"/>
+            <w:u w:val="single"/>
+          </w:rPr>
+          <w:t>6</w:t>
+        </w:r>
+      </w:hyperlink>
+      <w:r>
+        <w:rPr>
+          <w:lang w:val="zh_TW" w:bidi="zh_TW"/>
+        </w:rPr>
+        <w:t>）</w:t>
+      </w:r>
+    </w:p>
+    <w:p>
+      <w:pPr>
+        <w:pStyle w:val="ListNumber"/>
+        <w:spacing w:line="240" w:lineRule="auto"/>
+        <w:ind w:left="720"/>
+      </w:pPr>
+      <w:r>
+        <w:rPr>
+          <w:lang w:val="zh_TW" w:bidi="zh_TW"/>
+        </w:rPr>
+      </w:r>
+      <w:r>
+        <w:rPr>
+          <w:lang w:val="zh_TW" w:bidi="zh_TW"/>
+        </w:rPr>
+        <w:t>神渴望恢復這關係（</w:t>
+      </w:r>
+      <w:hyperlink r:id="rId46">
+        <w:r>
+          <w:rPr>
+            <w:lang w:val="zh_TW" w:bidi="zh_TW"/>
+          </w:rPr>
+          <w:rPr>
+            <w:color w:val="0000EE"/>
+            <w:u w:val="single"/>
+          </w:rPr>
+          <w:t>3:1</w:t>
+        </w:r>
+      </w:hyperlink>
+      <w:r>
+        <w:rPr>
+          <w:lang w:val="zh_TW" w:bidi="zh_TW"/>
+        </w:rPr>
+        <w:t>–</w:t>
+      </w:r>
+      <w:hyperlink r:id="rId46">
+        <w:r>
+          <w:rPr>
+            <w:lang w:val="zh_TW" w:bidi="zh_TW"/>
+          </w:rPr>
+          <w:rPr>
+            <w:color w:val="0000EE"/>
+            <w:u w:val="single"/>
+          </w:rPr>
+          <w:t>5</w:t>
+        </w:r>
+      </w:hyperlink>
+      <w:r>
+        <w:rPr>
+          <w:lang w:val="zh_TW" w:bidi="zh_TW"/>
+        </w:rPr>
+        <w:t>）</w:t>
+      </w:r>
+    </w:p>
+    <w:p>
+      <w:pPr/>
+      <w:r>
+        <w:rPr>
+          <w:lang w:val="zh_TW" w:bidi="zh_TW"/>
+        </w:rPr>
+      </w:r>
+      <w:r>
+        <w:rPr>
+          <w:lang w:val="zh_TW" w:bidi="zh_TW"/>
+        </w:rPr>
+        <w:t>對神不忠（屬靈的姦淫）會招致神的審判，就像肉體上的姦淫一樣。然而，在這兩種情況下，神最大的渴望是修復關係，這需要人真心悔改，回轉向神（</w:t>
+      </w:r>
+      <w:hyperlink r:id="rId47">
+        <w:r>
+          <w:rPr>
+            <w:lang w:val="zh_TW" w:bidi="zh_TW"/>
+          </w:rPr>
+          <w:rPr>
+            <w:color w:val="0000EE"/>
+            <w:u w:val="single"/>
+          </w:rPr>
+          <w:t>耶3:1</w:t>
+        </w:r>
+      </w:hyperlink>
+      <w:r>
+        <w:rPr>
+          <w:lang w:val="zh_TW" w:bidi="zh_TW"/>
+        </w:rPr>
+        <w:t>–</w:t>
+      </w:r>
+      <w:hyperlink r:id="rId47">
+        <w:r>
+          <w:rPr>
+            <w:lang w:val="zh_TW" w:bidi="zh_TW"/>
+          </w:rPr>
+          <w:rPr>
+            <w:color w:val="0000EE"/>
+            <w:u w:val="single"/>
+          </w:rPr>
+          <w:t>14</w:t>
+        </w:r>
+      </w:hyperlink>
+      <w:r>
+        <w:rPr>
+          <w:lang w:val="zh_TW" w:bidi="zh_TW"/>
+        </w:rPr>
+        <w:t>；</w:t>
+      </w:r>
+      <w:hyperlink r:id="rId48">
+        <w:r>
+          <w:rPr>
+            <w:lang w:val="zh_TW" w:bidi="zh_TW"/>
+          </w:rPr>
+          <w:rPr>
+            <w:color w:val="0000EE"/>
+            <w:u w:val="single"/>
+          </w:rPr>
+          <w:t>結16:1</w:t>
+        </w:r>
+      </w:hyperlink>
+      <w:r>
+        <w:rPr>
+          <w:lang w:val="zh_TW" w:bidi="zh_TW"/>
+        </w:rPr>
+        <w:t>–</w:t>
+      </w:r>
+      <w:hyperlink r:id="rId48">
+        <w:r>
+          <w:rPr>
+            <w:lang w:val="zh_TW" w:bidi="zh_TW"/>
+          </w:rPr>
+          <w:rPr>
+            <w:color w:val="0000EE"/>
+            <w:u w:val="single"/>
+          </w:rPr>
+          <w:t>63</w:t>
         </w:r>
       </w:hyperlink>
       <w:r>
@@ -716,68 +1427,196 @@
       </w:r>
       <w:r>
         <w:rPr>
-          <w:lang w:val="zh_TW" w:bidi="zh_TW"/>
-        </w:rPr>
-        <w:t>舊約聖經與新約聖經（</w:t>
-      </w:r>
-      <w:hyperlink r:id="rId29">
-        <w:r>
-          <w:rPr>
-            <w:lang w:val="zh_TW" w:bidi="zh_TW"/>
-          </w:rPr>
-          <w:rPr>
-            <w:color w:val="0000EE"/>
-            <w:u w:val="single"/>
-          </w:rPr>
-          <w:t>創3:10</w:t>
-        </w:r>
-      </w:hyperlink>
+          <w:i/>
+          <w:lang w:val="zh_TW" w:bidi="zh_TW"/>
+        </w:rPr>
+        <w:t>另見</w:t>
+      </w:r>
+      <w:r>
+        <w:rPr>
+          <w:lang w:val="zh_TW" w:bidi="zh_TW"/>
+        </w:rPr>
+        <w:t xml:space="preserve"> </w:t>
+      </w:r>
+      <w:r>
+        <w:rPr>
+          <w:lang w:val="zh_TW" w:bidi="zh_TW"/>
+        </w:rPr>
+        <w:t>休妻</w:t>
+      </w:r>
       <w:r>
         <w:rPr>
           <w:lang w:val="zh_TW" w:bidi="zh_TW"/>
         </w:rPr>
         <w:t>；</w:t>
       </w:r>
-      <w:hyperlink r:id="rId30">
-        <w:r>
-          <w:rPr>
-            <w:lang w:val="zh_TW" w:bidi="zh_TW"/>
-          </w:rPr>
-          <w:rPr>
-            <w:color w:val="0000EE"/>
-            <w:u w:val="single"/>
-          </w:rPr>
-          <w:t>申9:19</w:t>
-        </w:r>
-      </w:hyperlink>
+      <w:r>
+        <w:rPr>
+          <w:lang w:val="zh_TW" w:bidi="zh_TW"/>
+        </w:rPr>
+        <w:t>婚姻，婚姻習俗</w:t>
+      </w:r>
       <w:r>
         <w:rPr>
           <w:lang w:val="zh_TW" w:bidi="zh_TW"/>
         </w:rPr>
         <w:t>；</w:t>
       </w:r>
-      <w:hyperlink r:id="rId31">
-        <w:r>
-          <w:rPr>
-            <w:lang w:val="zh_TW" w:bidi="zh_TW"/>
-          </w:rPr>
-          <w:rPr>
-            <w:color w:val="0000EE"/>
-            <w:u w:val="single"/>
-          </w:rPr>
-          <w:t>伯6:4，</w:t>
-        </w:r>
-      </w:hyperlink>
-      <w:hyperlink r:id="rId32">
-        <w:r>
-          <w:rPr>
-            <w:lang w:val="zh_TW" w:bidi="zh_TW"/>
-          </w:rPr>
-          <w:rPr>
-            <w:color w:val="0000EE"/>
-            <w:u w:val="single"/>
-          </w:rPr>
-          <w:t>9:28–29</w:t>
+      <w:r>
+        <w:rPr>
+          <w:lang w:val="zh_TW" w:bidi="zh_TW"/>
+        </w:rPr>
+        <w:t>淫亂</w:t>
+      </w:r>
+      <w:r>
+        <w:rPr>
+          <w:lang w:val="zh_TW" w:bidi="zh_TW"/>
+        </w:rPr>
+        <w:t>。</w:t>
+      </w:r>
+      <w:r>
+        <w:rPr>
+          <w:lang w:val="zh_TW" w:bidi="zh_TW"/>
+        </w:rPr>
+      </w:r>
+      <w:r>
+        <w:rPr>
+          <w:lang w:val="zh_TW" w:bidi="zh_TW"/>
+        </w:rPr>
+      </w:r>
+    </w:p>
+    <w:p>
+      <w:pPr/>
+      <w:r>
+        <w:rPr>
+          <w:lang w:val="zh_TW" w:bidi="zh_TW"/>
+        </w:rPr>
+      </w:r>
+    </w:p>
+    <w:p>
+      <w:pPr>
+        <w:pStyle w:val="Heading2"/>
+      </w:pPr>
+      <w:r>
+        <w:rPr>
+          <w:lang w:val="zh_TW" w:bidi="zh_TW"/>
+        </w:rPr>
+        <w:t>堅持</w:t>
+      </w:r>
+      <w:r>
+        <w:rPr>
+          <w:lang w:val="zh_TW" w:bidi="zh_TW"/>
+        </w:rPr>
+      </w:r>
+    </w:p>
+    <w:p>
+      <w:pPr/>
+      <w:r>
+        <w:rPr>
+          <w:lang w:val="zh_TW" w:bidi="zh_TW"/>
+        </w:rPr>
+      </w:r>
+      <w:r>
+        <w:rPr>
+          <w:lang w:val="zh_TW" w:bidi="zh_TW"/>
+        </w:rPr>
+        <w:t>堅持（堅忍，和合本有時譯為：忍耐）是指即使面對困難，仍持續不懈地去完成某件事。</w:t>
+      </w:r>
+    </w:p>
+    <w:p>
+      <w:pPr>
+        <w:pStyle w:val="Heading3"/>
+      </w:pPr>
+      <w:r>
+        <w:rPr>
+          <w:lang w:val="zh_TW" w:bidi="zh_TW"/>
+        </w:rPr>
+        <w:t>舊約中的堅持</w:t>
+      </w:r>
+    </w:p>
+    <w:p>
+      <w:pPr/>
+      <w:r>
+        <w:rPr>
+          <w:lang w:val="zh_TW" w:bidi="zh_TW"/>
+        </w:rPr>
+      </w:r>
+      <w:r>
+        <w:rPr>
+          <w:lang w:val="zh_TW" w:bidi="zh_TW"/>
+        </w:rPr>
+        <w:t>在舊約中，以色列民等待多年，期盼神的應許成就。許多信徒在未見應許實現前就已去世（</w:t>
+      </w:r>
+      <w:hyperlink r:id="rId49">
+        <w:r>
+          <w:rPr>
+            <w:lang w:val="zh_TW" w:bidi="zh_TW"/>
+          </w:rPr>
+          <w:rPr>
+            <w:color w:val="0000EE"/>
+            <w:u w:val="single"/>
+          </w:rPr>
+          <w:t>來11:1、13、21</w:t>
+        </w:r>
+      </w:hyperlink>
+      <w:hyperlink r:id="rId50">
+        <w:r>
+          <w:rPr>
+            <w:lang w:val="zh_TW" w:bidi="zh_TW"/>
+          </w:rPr>
+          <w:rPr>
+            <w:color w:val="0000EE"/>
+            <w:u w:val="single"/>
+          </w:rPr>
+          <w:t>–</w:t>
+        </w:r>
+      </w:hyperlink>
+      <w:hyperlink r:id="rId49">
+        <w:r>
+          <w:rPr>
+            <w:lang w:val="zh_TW" w:bidi="zh_TW"/>
+          </w:rPr>
+          <w:rPr>
+            <w:color w:val="0000EE"/>
+            <w:u w:val="single"/>
+          </w:rPr>
+          <w:t>22、39</w:t>
+        </w:r>
+      </w:hyperlink>
+      <w:r>
+        <w:rPr>
+          <w:lang w:val="zh_TW" w:bidi="zh_TW"/>
+        </w:rPr>
+        <w:t>）。神對亞伯拉罕的應許給予百姓數百年的盼望，直到他們終於住在迦南地。以色列人在曠野的旅途中學到了一個重要教訓：他們失去最初的熱情，這阻礙他們進入應許之地，以色列民永遠銘記這一教訓（</w:t>
+      </w:r>
+      <w:hyperlink r:id="rId51">
+        <w:r>
+          <w:rPr>
+            <w:lang w:val="zh_TW" w:bidi="zh_TW"/>
+          </w:rPr>
+          <w:rPr>
+            <w:color w:val="0000EE"/>
+            <w:u w:val="single"/>
+          </w:rPr>
+          <w:t>來3:16–19</w:t>
+        </w:r>
+      </w:hyperlink>
+      <w:r>
+        <w:rPr>
+          <w:lang w:val="zh_TW" w:bidi="zh_TW"/>
+        </w:rPr>
+        <w:t>）。先知們（神的代言人）總是在失敗和困難之中看到未來的盼望，並幫助百姓堅定他們的信心（</w:t>
+      </w:r>
+      <w:hyperlink r:id="rId52">
+        <w:r>
+          <w:rPr>
+            <w:lang w:val="zh_TW" w:bidi="zh_TW"/>
+          </w:rPr>
+          <w:rPr>
+            <w:color w:val="0000EE"/>
+            <w:u w:val="single"/>
+          </w:rPr>
+          <w:t>耶32:1–15</w:t>
         </w:r>
       </w:hyperlink>
       <w:r>
@@ -786,16 +1625,16 @@
         </w:rPr>
         <w:t>；</w:t>
       </w:r>
-      <w:hyperlink r:id="rId33">
-        <w:r>
-          <w:rPr>
-            <w:lang w:val="zh_TW" w:bidi="zh_TW"/>
-          </w:rPr>
-          <w:rPr>
-            <w:color w:val="0000EE"/>
-            <w:u w:val="single"/>
-          </w:rPr>
-          <w:t>詩76:8</w:t>
+      <w:hyperlink r:id="rId53">
+        <w:r>
+          <w:rPr>
+            <w:lang w:val="zh_TW" w:bidi="zh_TW"/>
+          </w:rPr>
+          <w:rPr>
+            <w:color w:val="0000EE"/>
+            <w:u w:val="single"/>
+          </w:rPr>
+          <w:t>何3:4–5</w:t>
         </w:r>
       </w:hyperlink>
       <w:r>
@@ -804,28 +1643,16 @@
         </w:rPr>
         <w:t>；</w:t>
       </w:r>
-      <w:hyperlink r:id="rId34">
-        <w:r>
-          <w:rPr>
-            <w:lang w:val="zh_TW" w:bidi="zh_TW"/>
-          </w:rPr>
-          <w:rPr>
-            <w:color w:val="0000EE"/>
-            <w:u w:val="single"/>
-          </w:rPr>
-          <w:t>太17:7，</w:t>
-        </w:r>
-      </w:hyperlink>
-      <w:hyperlink r:id="rId35">
-        <w:r>
-          <w:rPr>
-            <w:lang w:val="zh_TW" w:bidi="zh_TW"/>
-          </w:rPr>
-          <w:rPr>
-            <w:color w:val="0000EE"/>
-            <w:u w:val="single"/>
-          </w:rPr>
-          <w:t>28:10</w:t>
+      <w:hyperlink r:id="rId54">
+        <w:r>
+          <w:rPr>
+            <w:lang w:val="zh_TW" w:bidi="zh_TW"/>
+          </w:rPr>
+          <w:rPr>
+            <w:color w:val="0000EE"/>
+            <w:u w:val="single"/>
+          </w:rPr>
+          <w:t>珥2:28–29</w:t>
         </w:r>
       </w:hyperlink>
       <w:r>
@@ -834,28 +1661,16 @@
         </w:rPr>
         <w:t>；</w:t>
       </w:r>
-      <w:hyperlink r:id="rId36">
-        <w:r>
-          <w:rPr>
-            <w:lang w:val="zh_TW" w:bidi="zh_TW"/>
-          </w:rPr>
-          <w:rPr>
-            <w:color w:val="0000EE"/>
-            <w:u w:val="single"/>
-          </w:rPr>
-          <w:t>路5:10，</w:t>
-        </w:r>
-      </w:hyperlink>
-      <w:hyperlink r:id="rId37">
-        <w:r>
-          <w:rPr>
-            <w:lang w:val="zh_TW" w:bidi="zh_TW"/>
-          </w:rPr>
-          <w:rPr>
-            <w:color w:val="0000EE"/>
-            <w:u w:val="single"/>
-          </w:rPr>
-          <w:t>12:5</w:t>
+      <w:hyperlink r:id="rId55">
+        <w:r>
+          <w:rPr>
+            <w:lang w:val="zh_TW" w:bidi="zh_TW"/>
+          </w:rPr>
+          <w:rPr>
+            <w:color w:val="0000EE"/>
+            <w:u w:val="single"/>
+          </w:rPr>
+          <w:t>哈2:1–3</w:t>
         </w:r>
       </w:hyperlink>
       <w:r>
@@ -864,16 +1679,72 @@
         </w:rPr>
         <w:t>；</w:t>
       </w:r>
-      <w:hyperlink r:id="rId38">
-        <w:r>
-          <w:rPr>
-            <w:lang w:val="zh_TW" w:bidi="zh_TW"/>
-          </w:rPr>
-          <w:rPr>
-            <w:color w:val="0000EE"/>
-            <w:u w:val="single"/>
-          </w:rPr>
-          <w:t>徒5:5、11</w:t>
+      <w:hyperlink r:id="rId56">
+        <w:r>
+          <w:rPr>
+            <w:lang w:val="zh_TW" w:bidi="zh_TW"/>
+          </w:rPr>
+          <w:rPr>
+            <w:color w:val="0000EE"/>
+            <w:u w:val="single"/>
+          </w:rPr>
+          <w:t>但12:11–13</w:t>
+        </w:r>
+      </w:hyperlink>
+      <w:r>
+        <w:rPr>
+          <w:lang w:val="zh_TW" w:bidi="zh_TW"/>
+        </w:rPr>
+        <w:t>）。</w:t>
+      </w:r>
+    </w:p>
+    <w:p>
+      <w:pPr>
+        <w:pStyle w:val="Heading3"/>
+      </w:pPr>
+      <w:r>
+        <w:rPr>
+          <w:lang w:val="zh_TW" w:bidi="zh_TW"/>
+        </w:rPr>
+        <w:t>新約中的堅持</w:t>
+      </w:r>
+    </w:p>
+    <w:p>
+      <w:pPr/>
+      <w:r>
+        <w:rPr>
+          <w:lang w:val="zh_TW" w:bidi="zh_TW"/>
+        </w:rPr>
+      </w:r>
+      <w:r>
+        <w:rPr>
+          <w:lang w:val="zh_TW" w:bidi="zh_TW"/>
+        </w:rPr>
+        <w:t>新約也勸勉信徒持續堅持。希臘文常用的詞是</w:t>
+      </w:r>
+      <w:r>
+        <w:rPr>
+          <w:i/>
+          <w:lang w:val="zh_TW" w:bidi="zh_TW"/>
+        </w:rPr>
+        <w:t>proskartereo</w:t>
+      </w:r>
+      <w:r>
+        <w:rPr>
+          <w:lang w:val="zh_TW" w:bidi="zh_TW"/>
+        </w:rPr>
+        <w:t>，意思是「持續專注或堅定不移」（</w:t>
+      </w:r>
+      <w:hyperlink r:id="rId57">
+        <w:r>
+          <w:rPr>
+            <w:lang w:val="zh_TW" w:bidi="zh_TW"/>
+          </w:rPr>
+          <w:rPr>
+            <w:color w:val="0000EE"/>
+            <w:u w:val="single"/>
+          </w:rPr>
+          <w:t>可3:9</w:t>
         </w:r>
       </w:hyperlink>
       <w:r>
@@ -882,23 +1753,64 @@
         </w:rPr>
         <w:t>；</w:t>
       </w:r>
-      <w:hyperlink r:id="rId39">
-        <w:r>
-          <w:rPr>
-            <w:lang w:val="zh_TW" w:bidi="zh_TW"/>
-          </w:rPr>
-          <w:rPr>
-            <w:color w:val="0000EE"/>
-            <w:u w:val="single"/>
-          </w:rPr>
-          <w:t>提前5:20</w:t>
-        </w:r>
-      </w:hyperlink>
-      <w:r>
-        <w:rPr>
-          <w:lang w:val="zh_TW" w:bidi="zh_TW"/>
-        </w:rPr>
-        <w:t>）都清楚顯示，「敬畏神」有時也表示人對神的大能和審判感到驚懼與害怕。</w:t>
+      <w:hyperlink r:id="rId58">
+        <w:r>
+          <w:rPr>
+            <w:lang w:val="zh_TW" w:bidi="zh_TW"/>
+          </w:rPr>
+          <w:rPr>
+            <w:color w:val="0000EE"/>
+            <w:u w:val="single"/>
+          </w:rPr>
+          <w:t>徒8:13，</w:t>
+        </w:r>
+      </w:hyperlink>
+      <w:hyperlink r:id="rId59">
+        <w:r>
+          <w:rPr>
+            <w:lang w:val="zh_TW" w:bidi="zh_TW"/>
+          </w:rPr>
+          <w:rPr>
+            <w:color w:val="0000EE"/>
+            <w:u w:val="single"/>
+          </w:rPr>
+          <w:t>10:7</w:t>
+        </w:r>
+      </w:hyperlink>
+      <w:r>
+        <w:rPr>
+          <w:lang w:val="zh_TW" w:bidi="zh_TW"/>
+        </w:rPr>
+        <w:t>；</w:t>
+      </w:r>
+      <w:hyperlink r:id="rId60">
+        <w:r>
+          <w:rPr>
+            <w:lang w:val="zh_TW" w:bidi="zh_TW"/>
+          </w:rPr>
+          <w:rPr>
+            <w:color w:val="0000EE"/>
+            <w:u w:val="single"/>
+          </w:rPr>
+          <w:t>羅13:6）</w:t>
+        </w:r>
+      </w:hyperlink>
+      <w:r>
+        <w:rPr>
+          <w:lang w:val="zh_TW" w:bidi="zh_TW"/>
+        </w:rPr>
+        <w:t>。這個詞被譯為「忠心」、「持續」、「恆常」和「堅定不移」。</w:t>
+      </w:r>
+    </w:p>
+    <w:p>
+      <w:pPr>
+        <w:pStyle w:val="Heading3"/>
+      </w:pPr>
+      <w:r>
+        <w:rPr>
+          <w:lang w:val="zh_TW" w:bidi="zh_TW"/>
+        </w:rPr>
+        <w:t>信仰中的堅持</w:t>
       </w:r>
     </w:p>
     <w:p>
@@ -910,22 +1822,3729 @@
       </w:r>
       <w:r>
         <w:rPr>
+          <w:lang w:val="zh_TW" w:bidi="zh_TW"/>
+        </w:rPr>
+        <w:t>聖經教導我們在信仰的許多方面應該堅持下去，不要放棄：</w:t>
+      </w:r>
+    </w:p>
+    <w:p>
+      <w:pPr>
+        <w:pStyle w:val="ListBullet"/>
+        <w:spacing w:line="240" w:lineRule="auto"/>
+        <w:ind w:left="720"/>
+      </w:pPr>
+      <w:r>
+        <w:rPr>
+          <w:lang w:val="zh_TW" w:bidi="zh_TW"/>
+        </w:rPr>
+      </w:r>
+      <w:r>
+        <w:rPr>
+          <w:lang w:val="zh_TW" w:bidi="zh_TW"/>
+        </w:rPr>
+        <w:t>在禱告中（</w:t>
+      </w:r>
+      <w:hyperlink r:id="rId61">
+        <w:r>
+          <w:rPr>
+            <w:lang w:val="zh_TW" w:bidi="zh_TW"/>
+          </w:rPr>
+          <w:rPr>
+            <w:color w:val="0000EE"/>
+            <w:u w:val="single"/>
+          </w:rPr>
+          <w:t>路18:1–8</w:t>
+        </w:r>
+      </w:hyperlink>
+      <w:r>
+        <w:rPr>
+          <w:lang w:val="zh_TW" w:bidi="zh_TW"/>
+        </w:rPr>
+        <w:t>；</w:t>
+      </w:r>
+      <w:hyperlink r:id="rId62">
+        <w:r>
+          <w:rPr>
+            <w:lang w:val="zh_TW" w:bidi="zh_TW"/>
+          </w:rPr>
+          <w:rPr>
+            <w:color w:val="0000EE"/>
+            <w:u w:val="single"/>
+          </w:rPr>
+          <w:t>西4:2</w:t>
+        </w:r>
+      </w:hyperlink>
+      <w:r>
+        <w:rPr>
+          <w:lang w:val="zh_TW" w:bidi="zh_TW"/>
+        </w:rPr>
+        <w:t>）</w:t>
+      </w:r>
+    </w:p>
+    <w:p>
+      <w:pPr>
+        <w:pStyle w:val="ListBullet"/>
+        <w:spacing w:line="240" w:lineRule="auto"/>
+        <w:ind w:left="720"/>
+      </w:pPr>
+      <w:r>
+        <w:rPr>
+          <w:lang w:val="zh_TW" w:bidi="zh_TW"/>
+        </w:rPr>
+      </w:r>
+      <w:r>
+        <w:rPr>
+          <w:lang w:val="zh_TW" w:bidi="zh_TW"/>
+        </w:rPr>
+        <w:t>在行善時（</w:t>
+      </w:r>
+      <w:hyperlink r:id="rId63">
+        <w:r>
+          <w:rPr>
+            <w:lang w:val="zh_TW" w:bidi="zh_TW"/>
+          </w:rPr>
+          <w:rPr>
+            <w:color w:val="0000EE"/>
+            <w:u w:val="single"/>
+          </w:rPr>
+          <w:t>羅2:7</w:t>
+        </w:r>
+      </w:hyperlink>
+      <w:r>
+        <w:rPr>
+          <w:lang w:val="zh_TW" w:bidi="zh_TW"/>
+        </w:rPr>
+        <w:t>；</w:t>
+      </w:r>
+      <w:hyperlink r:id="rId64">
+        <w:r>
+          <w:rPr>
+            <w:lang w:val="zh_TW" w:bidi="zh_TW"/>
+          </w:rPr>
+          <w:rPr>
+            <w:color w:val="0000EE"/>
+            <w:u w:val="single"/>
+          </w:rPr>
+          <w:t>加6:9</w:t>
+        </w:r>
+      </w:hyperlink>
+      <w:r>
+        <w:rPr>
+          <w:lang w:val="zh_TW" w:bidi="zh_TW"/>
+        </w:rPr>
+        <w:t>）</w:t>
+      </w:r>
+    </w:p>
+    <w:p>
+      <w:pPr>
+        <w:pStyle w:val="ListBullet"/>
+        <w:spacing w:line="240" w:lineRule="auto"/>
+        <w:ind w:left="720"/>
+      </w:pPr>
+      <w:r>
+        <w:rPr>
+          <w:lang w:val="zh_TW" w:bidi="zh_TW"/>
+        </w:rPr>
+      </w:r>
+      <w:r>
+        <w:rPr>
+          <w:lang w:val="zh_TW" w:bidi="zh_TW"/>
+        </w:rPr>
+        <w:t>在學習基督信仰時（</w:t>
+      </w:r>
+      <w:hyperlink r:id="rId65">
+        <w:r>
+          <w:rPr>
+            <w:lang w:val="zh_TW" w:bidi="zh_TW"/>
+          </w:rPr>
+          <w:rPr>
+            <w:color w:val="0000EE"/>
+            <w:u w:val="single"/>
+          </w:rPr>
+          <w:t>徒2:42</w:t>
+        </w:r>
+      </w:hyperlink>
+      <w:r>
+        <w:rPr>
+          <w:lang w:val="zh_TW" w:bidi="zh_TW"/>
+        </w:rPr>
+        <w:t>；</w:t>
+      </w:r>
+      <w:hyperlink r:id="rId66">
+        <w:r>
+          <w:rPr>
+            <w:lang w:val="zh_TW" w:bidi="zh_TW"/>
+          </w:rPr>
+          <w:rPr>
+            <w:color w:val="0000EE"/>
+            <w:u w:val="single"/>
+          </w:rPr>
+          <w:t>提後3:14</w:t>
+        </w:r>
+      </w:hyperlink>
+      <w:r>
+        <w:rPr>
+          <w:lang w:val="zh_TW" w:bidi="zh_TW"/>
+        </w:rPr>
+        <w:t>）</w:t>
+      </w:r>
+    </w:p>
+    <w:p>
+      <w:pPr>
+        <w:pStyle w:val="ListBullet"/>
+        <w:spacing w:line="240" w:lineRule="auto"/>
+        <w:ind w:left="720"/>
+      </w:pPr>
+      <w:r>
+        <w:rPr>
+          <w:lang w:val="zh_TW" w:bidi="zh_TW"/>
+        </w:rPr>
+      </w:r>
+      <w:r>
+        <w:rPr>
+          <w:lang w:val="zh_TW" w:bidi="zh_TW"/>
+        </w:rPr>
+        <w:t>在困難時期（</w:t>
+      </w:r>
+      <w:hyperlink r:id="rId67">
+        <w:r>
+          <w:rPr>
+            <w:lang w:val="zh_TW" w:bidi="zh_TW"/>
+          </w:rPr>
+          <w:rPr>
+            <w:color w:val="0000EE"/>
+            <w:u w:val="single"/>
+          </w:rPr>
+          <w:t>帖後1:4</w:t>
+        </w:r>
+      </w:hyperlink>
+      <w:r>
+        <w:rPr>
+          <w:lang w:val="zh_TW" w:bidi="zh_TW"/>
+        </w:rPr>
+        <w:t>）</w:t>
+      </w:r>
+    </w:p>
+    <w:p>
+      <w:pPr>
+        <w:pStyle w:val="ListBullet"/>
+        <w:spacing w:line="240" w:lineRule="auto"/>
+        <w:ind w:left="720"/>
+      </w:pPr>
+      <w:r>
+        <w:rPr>
+          <w:lang w:val="zh_TW" w:bidi="zh_TW"/>
+        </w:rPr>
+      </w:r>
+      <w:r>
+        <w:rPr>
+          <w:lang w:val="zh_TW" w:bidi="zh_TW"/>
+        </w:rPr>
+        <w:t>在恩典中（</w:t>
+      </w:r>
+      <w:hyperlink r:id="rId68">
+        <w:r>
+          <w:rPr>
+            <w:lang w:val="zh_TW" w:bidi="zh_TW"/>
+          </w:rPr>
+          <w:rPr>
+            <w:color w:val="0000EE"/>
+            <w:u w:val="single"/>
+          </w:rPr>
+          <w:t>徒13:43</w:t>
+        </w:r>
+      </w:hyperlink>
+      <w:r>
+        <w:rPr>
+          <w:lang w:val="zh_TW" w:bidi="zh_TW"/>
+        </w:rPr>
+        <w:t>；</w:t>
+      </w:r>
+      <w:hyperlink r:id="rId69">
+        <w:r>
+          <w:rPr>
+            <w:lang w:val="zh_TW" w:bidi="zh_TW"/>
+          </w:rPr>
+          <w:rPr>
+            <w:color w:val="0000EE"/>
+            <w:u w:val="single"/>
+          </w:rPr>
+          <w:t>林後6:1</w:t>
+        </w:r>
+      </w:hyperlink>
+      <w:r>
+        <w:rPr>
+          <w:lang w:val="zh_TW" w:bidi="zh_TW"/>
+        </w:rPr>
+        <w:t>）</w:t>
+      </w:r>
+    </w:p>
+    <w:p>
+      <w:pPr>
+        <w:pStyle w:val="ListBullet"/>
+        <w:spacing w:line="240" w:lineRule="auto"/>
+        <w:ind w:left="720"/>
+      </w:pPr>
+      <w:r>
+        <w:rPr>
+          <w:lang w:val="zh_TW" w:bidi="zh_TW"/>
+        </w:rPr>
+      </w:r>
+      <w:r>
+        <w:rPr>
+          <w:lang w:val="zh_TW" w:bidi="zh_TW"/>
+        </w:rPr>
+        <w:t>在信心中（</w:t>
+      </w:r>
+      <w:hyperlink r:id="rId70">
+        <w:r>
+          <w:rPr>
+            <w:lang w:val="zh_TW" w:bidi="zh_TW"/>
+          </w:rPr>
+          <w:rPr>
+            <w:color w:val="0000EE"/>
+            <w:u w:val="single"/>
+          </w:rPr>
+          <w:t>徒14:22</w:t>
+        </w:r>
+      </w:hyperlink>
+      <w:r>
+        <w:rPr>
+          <w:lang w:val="zh_TW" w:bidi="zh_TW"/>
+        </w:rPr>
+        <w:t>；</w:t>
+      </w:r>
+      <w:hyperlink r:id="rId71">
+        <w:r>
+          <w:rPr>
+            <w:lang w:val="zh_TW" w:bidi="zh_TW"/>
+          </w:rPr>
+          <w:rPr>
+            <w:color w:val="0000EE"/>
+            <w:u w:val="single"/>
+          </w:rPr>
+          <w:t>西1:23</w:t>
+        </w:r>
+      </w:hyperlink>
+      <w:r>
+        <w:rPr>
+          <w:lang w:val="zh_TW" w:bidi="zh_TW"/>
+        </w:rPr>
+        <w:t>）</w:t>
+      </w:r>
+    </w:p>
+    <w:p>
+      <w:pPr>
+        <w:pStyle w:val="ListBullet"/>
+        <w:spacing w:line="240" w:lineRule="auto"/>
+        <w:ind w:left="720"/>
+      </w:pPr>
+      <w:r>
+        <w:rPr>
+          <w:lang w:val="zh_TW" w:bidi="zh_TW"/>
+        </w:rPr>
+      </w:r>
+      <w:r>
+        <w:rPr>
+          <w:lang w:val="zh_TW" w:bidi="zh_TW"/>
+        </w:rPr>
+        <w:t>在神的愛中（</w:t>
+      </w:r>
+      <w:hyperlink r:id="rId72">
+        <w:r>
+          <w:rPr>
+            <w:lang w:val="zh_TW" w:bidi="zh_TW"/>
+          </w:rPr>
+          <w:rPr>
+            <w:color w:val="0000EE"/>
+            <w:u w:val="single"/>
+          </w:rPr>
+          <w:t>約15:9</w:t>
+        </w:r>
+      </w:hyperlink>
+      <w:r>
+        <w:rPr>
+          <w:lang w:val="zh_TW" w:bidi="zh_TW"/>
+        </w:rPr>
+        <w:t>；</w:t>
+      </w:r>
+      <w:hyperlink r:id="rId73">
+        <w:r>
+          <w:rPr>
+            <w:lang w:val="zh_TW" w:bidi="zh_TW"/>
+          </w:rPr>
+          <w:rPr>
+            <w:color w:val="0000EE"/>
+            <w:u w:val="single"/>
+          </w:rPr>
+          <w:t>猶1:21</w:t>
+        </w:r>
+      </w:hyperlink>
+      <w:r>
+        <w:rPr>
+          <w:lang w:val="zh_TW" w:bidi="zh_TW"/>
+        </w:rPr>
+        <w:t>）</w:t>
+      </w:r>
+    </w:p>
+    <w:p>
+      <w:pPr>
+        <w:pStyle w:val="ListBullet"/>
+        <w:spacing w:line="240" w:lineRule="auto"/>
+        <w:ind w:left="720"/>
+      </w:pPr>
+      <w:r>
+        <w:rPr>
+          <w:lang w:val="zh_TW" w:bidi="zh_TW"/>
+        </w:rPr>
+      </w:r>
+      <w:r>
+        <w:rPr>
+          <w:lang w:val="zh_TW" w:bidi="zh_TW"/>
+        </w:rPr>
+        <w:t>堅守信仰（</w:t>
+      </w:r>
+      <w:hyperlink r:id="rId74">
+        <w:r>
+          <w:rPr>
+            <w:lang w:val="zh_TW" w:bidi="zh_TW"/>
+          </w:rPr>
+          <w:rPr>
+            <w:color w:val="0000EE"/>
+            <w:u w:val="single"/>
+          </w:rPr>
+          <w:t>林前16:13</w:t>
+        </w:r>
+      </w:hyperlink>
+      <w:r>
+        <w:rPr>
+          <w:lang w:val="zh_TW" w:bidi="zh_TW"/>
+        </w:rPr>
+        <w:t>；</w:t>
+      </w:r>
+      <w:hyperlink r:id="rId75">
+        <w:r>
+          <w:rPr>
+            <w:lang w:val="zh_TW" w:bidi="zh_TW"/>
+          </w:rPr>
+          <w:rPr>
+            <w:color w:val="0000EE"/>
+            <w:u w:val="single"/>
+          </w:rPr>
+          <w:t>帖後2:15</w:t>
+        </w:r>
+      </w:hyperlink>
+      <w:r>
+        <w:rPr>
+          <w:lang w:val="zh_TW" w:bidi="zh_TW"/>
+        </w:rPr>
+        <w:t>）</w:t>
+      </w:r>
+    </w:p>
+    <w:p>
+      <w:pPr>
+        <w:pStyle w:val="ListBullet"/>
+        <w:spacing w:line="240" w:lineRule="auto"/>
+        <w:ind w:left="720"/>
+      </w:pPr>
+      <w:r>
+        <w:rPr>
+          <w:lang w:val="zh_TW" w:bidi="zh_TW"/>
+        </w:rPr>
+      </w:r>
+      <w:r>
+        <w:rPr>
+          <w:lang w:val="zh_TW" w:bidi="zh_TW"/>
+        </w:rPr>
+        <w:t>住在基督裡（</w:t>
+      </w:r>
+      <w:hyperlink r:id="rId76">
+        <w:r>
+          <w:rPr>
+            <w:lang w:val="zh_TW" w:bidi="zh_TW"/>
+          </w:rPr>
+          <w:rPr>
+            <w:color w:val="0000EE"/>
+            <w:u w:val="single"/>
+          </w:rPr>
+          <w:t>約15:4–10</w:t>
+        </w:r>
+      </w:hyperlink>
+      <w:r>
+        <w:rPr>
+          <w:lang w:val="zh_TW" w:bidi="zh_TW"/>
+        </w:rPr>
+        <w:t>；</w:t>
+      </w:r>
+      <w:hyperlink r:id="rId77">
+        <w:r>
+          <w:rPr>
+            <w:lang w:val="zh_TW" w:bidi="zh_TW"/>
+          </w:rPr>
+          <w:rPr>
+            <w:color w:val="0000EE"/>
+            <w:u w:val="single"/>
+          </w:rPr>
+          <w:t>約一2:28</w:t>
+        </w:r>
+      </w:hyperlink>
+      <w:r>
+        <w:rPr>
+          <w:lang w:val="zh_TW" w:bidi="zh_TW"/>
+        </w:rPr>
+        <w:t>）</w:t>
+      </w:r>
+    </w:p>
+    <w:p>
+      <w:pPr>
+        <w:pStyle w:val="ListBullet"/>
+        <w:spacing w:line="240" w:lineRule="auto"/>
+        <w:ind w:left="720"/>
+      </w:pPr>
+      <w:r>
+        <w:rPr>
+          <w:lang w:val="zh_TW" w:bidi="zh_TW"/>
+        </w:rPr>
+      </w:r>
+      <w:r>
+        <w:rPr>
+          <w:lang w:val="zh_TW" w:bidi="zh_TW"/>
+        </w:rPr>
+        <w:t>忍耐奔跑（</w:t>
+      </w:r>
+      <w:hyperlink r:id="rId78">
+        <w:r>
+          <w:rPr>
+            <w:lang w:val="zh_TW" w:bidi="zh_TW"/>
+          </w:rPr>
+          <w:rPr>
+            <w:color w:val="0000EE"/>
+            <w:u w:val="single"/>
+          </w:rPr>
+          <w:t>來6:12，</w:t>
+        </w:r>
+      </w:hyperlink>
+      <w:hyperlink r:id="rId79">
+        <w:r>
+          <w:rPr>
+            <w:lang w:val="zh_TW" w:bidi="zh_TW"/>
+          </w:rPr>
+          <w:rPr>
+            <w:color w:val="0000EE"/>
+            <w:u w:val="single"/>
+          </w:rPr>
+          <w:t>12:1</w:t>
+        </w:r>
+      </w:hyperlink>
+      <w:r>
+        <w:rPr>
+          <w:lang w:val="zh_TW" w:bidi="zh_TW"/>
+        </w:rPr>
+        <w:t>）</w:t>
+      </w:r>
+    </w:p>
+    <w:p>
+      <w:pPr>
+        <w:pStyle w:val="ListBullet"/>
+        <w:spacing w:line="240" w:lineRule="auto"/>
+        <w:ind w:left="720"/>
+      </w:pPr>
+      <w:r>
+        <w:rPr>
+          <w:lang w:val="zh_TW" w:bidi="zh_TW"/>
+        </w:rPr>
+      </w:r>
+      <w:r>
+        <w:rPr>
+          <w:lang w:val="zh_TW" w:bidi="zh_TW"/>
+        </w:rPr>
+        <w:t>不偏離信仰（</w:t>
+      </w:r>
+      <w:hyperlink r:id="rId80">
+        <w:r>
+          <w:rPr>
+            <w:lang w:val="zh_TW" w:bidi="zh_TW"/>
+          </w:rPr>
+          <w:rPr>
+            <w:color w:val="0000EE"/>
+            <w:u w:val="single"/>
+          </w:rPr>
+          <w:t>來3:12，</w:t>
+        </w:r>
+      </w:hyperlink>
+      <w:hyperlink r:id="rId81">
+        <w:r>
+          <w:rPr>
+            <w:lang w:val="zh_TW" w:bidi="zh_TW"/>
+          </w:rPr>
+          <w:rPr>
+            <w:color w:val="0000EE"/>
+            <w:u w:val="single"/>
+          </w:rPr>
+          <w:t>4:1–10</w:t>
+        </w:r>
+      </w:hyperlink>
+      <w:r>
+        <w:rPr>
+          <w:lang w:val="zh_TW" w:bidi="zh_TW"/>
+        </w:rPr>
+        <w:t>）</w:t>
+      </w:r>
+    </w:p>
+    <w:p>
+      <w:pPr>
+        <w:pStyle w:val="ListBullet"/>
+        <w:spacing w:line="240" w:lineRule="auto"/>
+        <w:ind w:left="720"/>
+      </w:pPr>
+      <w:r>
+        <w:rPr>
+          <w:lang w:val="zh_TW" w:bidi="zh_TW"/>
+        </w:rPr>
+      </w:r>
+      <w:r>
+        <w:rPr>
+          <w:lang w:val="zh_TW" w:bidi="zh_TW"/>
+        </w:rPr>
+        <w:t>熱心確認我們的呼召和揀選（</w:t>
+      </w:r>
+      <w:hyperlink r:id="rId82">
+        <w:r>
+          <w:rPr>
+            <w:lang w:val="zh_TW" w:bidi="zh_TW"/>
+          </w:rPr>
+          <w:rPr>
+            <w:color w:val="0000EE"/>
+            <w:u w:val="single"/>
+          </w:rPr>
+          <w:t>彼後1:10</w:t>
+        </w:r>
+      </w:hyperlink>
+      <w:r>
+        <w:rPr>
+          <w:lang w:val="zh_TW" w:bidi="zh_TW"/>
+        </w:rPr>
+        <w:t>）</w:t>
+      </w:r>
+    </w:p>
+    <w:p>
+      <w:pPr>
+        <w:pStyle w:val="Heading3"/>
+      </w:pPr>
+      <w:r>
+        <w:rPr>
+          <w:lang w:val="zh_TW" w:bidi="zh_TW"/>
+        </w:rPr>
+        <w:t>未能堅持的例子</w:t>
+      </w:r>
+    </w:p>
+    <w:p>
+      <w:pPr/>
+      <w:r>
+        <w:rPr>
+          <w:lang w:val="zh_TW" w:bidi="zh_TW"/>
+        </w:rPr>
+      </w:r>
+      <w:r>
+        <w:rPr>
+          <w:lang w:val="zh_TW" w:bidi="zh_TW"/>
+        </w:rPr>
+        <w:t>有些人未能堅持下去，例如：</w:t>
+      </w:r>
+    </w:p>
+    <w:p>
+      <w:pPr>
+        <w:pStyle w:val="ListBullet"/>
+        <w:spacing w:line="240" w:lineRule="auto"/>
+        <w:ind w:left="720"/>
+      </w:pPr>
+      <w:r>
+        <w:rPr>
+          <w:lang w:val="zh_TW" w:bidi="zh_TW"/>
+        </w:rPr>
+      </w:r>
+      <w:r>
+        <w:rPr>
+          <w:lang w:val="zh_TW" w:bidi="zh_TW"/>
+        </w:rPr>
+        <w:t>猶大（</w:t>
+      </w:r>
+      <w:hyperlink r:id="rId83">
+        <w:r>
+          <w:rPr>
+            <w:lang w:val="zh_TW" w:bidi="zh_TW"/>
+          </w:rPr>
+          <w:rPr>
+            <w:color w:val="0000EE"/>
+            <w:u w:val="single"/>
+          </w:rPr>
+          <w:t>約6:71</w:t>
+        </w:r>
+      </w:hyperlink>
+      <w:r>
+        <w:rPr>
+          <w:lang w:val="zh_TW" w:bidi="zh_TW"/>
+        </w:rPr>
+        <w:t>）</w:t>
+      </w:r>
+    </w:p>
+    <w:p>
+      <w:pPr>
+        <w:pStyle w:val="ListBullet"/>
+        <w:spacing w:line="240" w:lineRule="auto"/>
+        <w:ind w:left="720"/>
+      </w:pPr>
+      <w:r>
+        <w:rPr>
+          <w:lang w:val="zh_TW" w:bidi="zh_TW"/>
+        </w:rPr>
+      </w:r>
+      <w:r>
+        <w:rPr>
+          <w:lang w:val="zh_TW" w:bidi="zh_TW"/>
+        </w:rPr>
+        <w:t>底馬（</w:t>
+      </w:r>
+      <w:hyperlink r:id="rId84">
+        <w:r>
+          <w:rPr>
+            <w:lang w:val="zh_TW" w:bidi="zh_TW"/>
+          </w:rPr>
+          <w:rPr>
+            <w:color w:val="0000EE"/>
+            <w:u w:val="single"/>
+          </w:rPr>
+          <w:t>提後4:10</w:t>
+        </w:r>
+      </w:hyperlink>
+      <w:r>
+        <w:rPr>
+          <w:lang w:val="zh_TW" w:bidi="zh_TW"/>
+        </w:rPr>
+        <w:t>）</w:t>
+      </w:r>
+    </w:p>
+    <w:p>
+      <w:pPr>
+        <w:pStyle w:val="ListBullet"/>
+        <w:spacing w:line="240" w:lineRule="auto"/>
+        <w:ind w:left="720"/>
+      </w:pPr>
+      <w:r>
+        <w:rPr>
+          <w:lang w:val="zh_TW" w:bidi="zh_TW"/>
+        </w:rPr>
+      </w:r>
+      <w:r>
+        <w:rPr>
+          <w:lang w:val="zh_TW" w:bidi="zh_TW"/>
+        </w:rPr>
+        <w:t>許米乃（</w:t>
+      </w:r>
+      <w:hyperlink r:id="rId85">
+        <w:r>
+          <w:rPr>
+            <w:lang w:val="zh_TW" w:bidi="zh_TW"/>
+          </w:rPr>
+          <w:rPr>
+            <w:color w:val="0000EE"/>
+            <w:u w:val="single"/>
+          </w:rPr>
+          <w:t>提後2:17</w:t>
+        </w:r>
+      </w:hyperlink>
+      <w:r>
+        <w:rPr>
+          <w:lang w:val="zh_TW" w:bidi="zh_TW"/>
+        </w:rPr>
+        <w:t>）</w:t>
+      </w:r>
+    </w:p>
+    <w:p>
+      <w:pPr>
+        <w:pStyle w:val="Heading3"/>
+      </w:pPr>
+      <w:r>
+        <w:rPr>
+          <w:lang w:val="zh_TW" w:bidi="zh_TW"/>
+        </w:rPr>
+        <w:t>關於缺乏堅持的警告</w:t>
+      </w:r>
+    </w:p>
+    <w:p>
+      <w:pPr/>
+      <w:r>
+        <w:rPr>
+          <w:lang w:val="zh_TW" w:bidi="zh_TW"/>
+        </w:rPr>
+      </w:r>
+      <w:r>
+        <w:rPr>
+          <w:lang w:val="zh_TW" w:bidi="zh_TW"/>
+        </w:rPr>
+        <w:t>我們不應忽視以下可能性：</w:t>
+      </w:r>
+    </w:p>
+    <w:p>
+      <w:pPr>
+        <w:pStyle w:val="ListBullet"/>
+        <w:spacing w:line="240" w:lineRule="auto"/>
+        <w:ind w:left="720"/>
+      </w:pPr>
+      <w:r>
+        <w:rPr>
+          <w:lang w:val="zh_TW" w:bidi="zh_TW"/>
+        </w:rPr>
+      </w:r>
+      <w:r>
+        <w:rPr>
+          <w:lang w:val="zh_TW" w:bidi="zh_TW"/>
+        </w:rPr>
+        <w:t>「忽略這麼大的救恩」</w:t>
+      </w:r>
+      <w:hyperlink r:id="rId86">
+        <w:r>
+          <w:rPr>
+            <w:lang w:val="zh_TW" w:bidi="zh_TW"/>
+          </w:rPr>
+          <w:rPr>
+            <w:color w:val="0000EE"/>
+            <w:u w:val="single"/>
+          </w:rPr>
+          <w:t>（來2:3）</w:t>
+        </w:r>
+      </w:hyperlink>
+    </w:p>
+    <w:p>
+      <w:pPr>
+        <w:pStyle w:val="ListBullet"/>
+        <w:spacing w:line="240" w:lineRule="auto"/>
+        <w:ind w:left="720"/>
+      </w:pPr>
+      <w:r>
+        <w:rPr>
+          <w:lang w:val="zh_TW" w:bidi="zh_TW"/>
+        </w:rPr>
+      </w:r>
+      <w:r>
+        <w:rPr>
+          <w:lang w:val="zh_TW" w:bidi="zh_TW"/>
+        </w:rPr>
+        <w:t>「被棄絕」（</w:t>
+      </w:r>
+      <w:hyperlink r:id="rId87">
+        <w:r>
+          <w:rPr>
+            <w:lang w:val="zh_TW" w:bidi="zh_TW"/>
+          </w:rPr>
+          <w:rPr>
+            <w:color w:val="0000EE"/>
+            <w:u w:val="single"/>
+          </w:rPr>
+          <w:t>林前9:27）</w:t>
+        </w:r>
+      </w:hyperlink>
+    </w:p>
+    <w:p>
+      <w:pPr>
+        <w:pStyle w:val="ListBullet"/>
+        <w:spacing w:line="240" w:lineRule="auto"/>
+        <w:ind w:left="720"/>
+      </w:pPr>
+      <w:r>
+        <w:rPr>
+          <w:lang w:val="zh_TW" w:bidi="zh_TW"/>
+        </w:rPr>
+      </w:r>
+      <w:r>
+        <w:rPr>
+          <w:lang w:val="zh_TW" w:bidi="zh_TW"/>
+        </w:rPr>
+        <w:t>當我們以為自己「站得穩」時「跌倒」（</w:t>
+      </w:r>
+      <w:hyperlink r:id="rId88">
+        <w:r>
+          <w:rPr>
+            <w:lang w:val="zh_TW" w:bidi="zh_TW"/>
+          </w:rPr>
+          <w:rPr>
+            <w:color w:val="0000EE"/>
+            <w:u w:val="single"/>
+          </w:rPr>
+          <w:t>林前10:12</w:t>
+        </w:r>
+      </w:hyperlink>
+      <w:r>
+        <w:rPr>
+          <w:lang w:val="zh_TW" w:bidi="zh_TW"/>
+        </w:rPr>
+        <w:t>）。</w:t>
+      </w:r>
+    </w:p>
+    <w:p>
+      <w:pPr>
+        <w:pStyle w:val="ListBullet"/>
+        <w:spacing w:line="240" w:lineRule="auto"/>
+        <w:ind w:left="720"/>
+      </w:pPr>
+      <w:r>
+        <w:rPr>
+          <w:lang w:val="zh_TW" w:bidi="zh_TW"/>
+        </w:rPr>
+      </w:r>
+      <w:r>
+        <w:rPr>
+          <w:lang w:val="zh_TW" w:bidi="zh_TW"/>
+        </w:rPr>
+        <w:t>完全背離神而犯叛教罪（</w:t>
+      </w:r>
+      <w:hyperlink r:id="rId89">
+        <w:r>
+          <w:rPr>
+            <w:lang w:val="zh_TW" w:bidi="zh_TW"/>
+          </w:rPr>
+          <w:rPr>
+            <w:color w:val="0000EE"/>
+            <w:u w:val="single"/>
+          </w:rPr>
+          <w:t>來6:1–8</w:t>
+        </w:r>
+      </w:hyperlink>
+      <w:r>
+        <w:rPr>
+          <w:lang w:val="zh_TW" w:bidi="zh_TW"/>
+        </w:rPr>
+        <w:t>）</w:t>
+      </w:r>
+    </w:p>
+    <w:p>
+      <w:pPr>
+        <w:pStyle w:val="Heading3"/>
+      </w:pPr>
+      <w:r>
+        <w:rPr>
+          <w:lang w:val="zh_TW" w:bidi="zh_TW"/>
+        </w:rPr>
+        <w:t>堅持的重要性</w:t>
+      </w:r>
+    </w:p>
+    <w:p>
+      <w:pPr/>
+      <w:r>
+        <w:rPr>
+          <w:lang w:val="zh_TW" w:bidi="zh_TW"/>
+        </w:rPr>
+      </w:r>
+      <w:r>
+        <w:rPr>
+          <w:lang w:val="zh_TW" w:bidi="zh_TW"/>
+        </w:rPr>
+        <w:t>因為，正如耶穌所說：「忍耐到底的必然得救」（</w:t>
+      </w:r>
+      <w:hyperlink r:id="rId90">
+        <w:r>
+          <w:rPr>
+            <w:lang w:val="zh_TW" w:bidi="zh_TW"/>
+          </w:rPr>
+          <w:rPr>
+            <w:color w:val="0000EE"/>
+            <w:u w:val="single"/>
+          </w:rPr>
+          <w:t>太10:22，</w:t>
+        </w:r>
+      </w:hyperlink>
+      <w:hyperlink r:id="rId91">
+        <w:r>
+          <w:rPr>
+            <w:lang w:val="zh_TW" w:bidi="zh_TW"/>
+          </w:rPr>
+          <w:rPr>
+            <w:color w:val="0000EE"/>
+            <w:u w:val="single"/>
+          </w:rPr>
+          <w:t>24:13</w:t>
+        </w:r>
+      </w:hyperlink>
+      <w:r>
+        <w:rPr>
+          <w:lang w:val="zh_TW" w:bidi="zh_TW"/>
+        </w:rPr>
+        <w:t>）。這一強調並非偶然，而是針對當時外邦社會的壓力、逼迫的危險、靈性經歷後的情感波動及對「即時得救」的誤解。基督徒必須明白，堅持是承受永生救恩的關鍵（</w:t>
+      </w:r>
+      <w:hyperlink r:id="rId92">
+        <w:r>
+          <w:rPr>
+            <w:lang w:val="zh_TW" w:bidi="zh_TW"/>
+          </w:rPr>
+          <w:rPr>
+            <w:color w:val="0000EE"/>
+            <w:u w:val="single"/>
+          </w:rPr>
+          <w:t>路21:19</w:t>
+        </w:r>
+      </w:hyperlink>
+      <w:r>
+        <w:rPr>
+          <w:lang w:val="zh_TW" w:bidi="zh_TW"/>
+        </w:rPr>
+        <w:t>；</w:t>
+      </w:r>
+      <w:hyperlink r:id="rId93">
+        <w:r>
+          <w:rPr>
+            <w:lang w:val="zh_TW" w:bidi="zh_TW"/>
+          </w:rPr>
+          <w:rPr>
+            <w:color w:val="0000EE"/>
+            <w:u w:val="single"/>
+          </w:rPr>
+          <w:t>羅5:3</w:t>
+        </w:r>
+      </w:hyperlink>
+      <w:r>
+        <w:rPr>
+          <w:lang w:val="zh_TW" w:bidi="zh_TW"/>
+        </w:rPr>
+        <w:t>；</w:t>
+      </w:r>
+      <w:hyperlink r:id="rId94">
+        <w:r>
+          <w:rPr>
+            <w:lang w:val="zh_TW" w:bidi="zh_TW"/>
+          </w:rPr>
+          <w:rPr>
+            <w:color w:val="0000EE"/>
+            <w:u w:val="single"/>
+          </w:rPr>
+          <w:t>西1:11</w:t>
+        </w:r>
+      </w:hyperlink>
+      <w:r>
+        <w:rPr>
+          <w:lang w:val="zh_TW" w:bidi="zh_TW"/>
+        </w:rPr>
+        <w:t>）。</w:t>
+      </w:r>
+    </w:p>
+    <w:p>
+      <w:pPr>
+        <w:pStyle w:val="Heading3"/>
+      </w:pPr>
+      <w:r>
+        <w:rPr>
+          <w:lang w:val="zh_TW" w:bidi="zh_TW"/>
+        </w:rPr>
+        <w:t>神在堅持中的角色</w:t>
+      </w:r>
+    </w:p>
+    <w:p>
+      <w:pPr/>
+      <w:r>
+        <w:rPr>
+          <w:lang w:val="zh_TW" w:bidi="zh_TW"/>
+        </w:rPr>
+      </w:r>
+      <w:r>
+        <w:rPr>
+          <w:lang w:val="zh_TW" w:bidi="zh_TW"/>
+        </w:rPr>
+        <w:t>然而，堅持不僅僅依賴於人的努力。在舊約中，神的救贖旨意是堅定不移的，祂的約雖然需更新但不會動搖（</w:t>
+      </w:r>
+      <w:hyperlink r:id="rId95">
+        <w:r>
+          <w:rPr>
+            <w:lang w:val="zh_TW" w:bidi="zh_TW"/>
+          </w:rPr>
+          <w:rPr>
+            <w:color w:val="0000EE"/>
+            <w:u w:val="single"/>
+          </w:rPr>
+          <w:t>耶31:31–34</w:t>
+        </w:r>
+      </w:hyperlink>
+      <w:r>
+        <w:rPr>
+          <w:lang w:val="zh_TW" w:bidi="zh_TW"/>
+        </w:rPr>
+        <w:t>）。神的愛（希伯來文中為</w:t>
+      </w:r>
+      <w:r>
+        <w:rPr>
           <w:i/>
           <w:lang w:val="zh_TW" w:bidi="zh_TW"/>
         </w:rPr>
+        <w:t>hesed</w:t>
+      </w:r>
+      <w:r>
+        <w:rPr>
+          <w:lang w:val="zh_TW" w:bidi="zh_TW"/>
+        </w:rPr>
+        <w:t>）意味著不變的忠誠。神因祂自己的名絕不會撇棄或離棄祂的百姓。</w:t>
+      </w:r>
+    </w:p>
+    <w:p>
+      <w:pPr/>
+      <w:r>
+        <w:rPr>
+          <w:lang w:val="zh_TW" w:bidi="zh_TW"/>
+        </w:rPr>
+      </w:r>
+      <w:r>
+        <w:rPr>
+          <w:lang w:val="zh_TW" w:bidi="zh_TW"/>
+        </w:rPr>
+        <w:t>新約中，基督應許在末日使祂的跟隨者復活，沒有人能將他們從祂或父的手中奪去。基督會保守我們免於跌倒，神是信實的，並且在我們裡面成就祂的旨意。祂不會讓我們遇到超出承受能力的試探。在天地間沒有什麼能使我們與神的愛隔絕。我們已被聖靈印記為永恆救恩的應許，並被神的大能保守，為將來的救恩預備。</w:t>
+      </w:r>
+    </w:p>
+    <w:p>
+      <w:pPr/>
+      <w:r>
+        <w:rPr>
+          <w:lang w:val="zh_TW" w:bidi="zh_TW"/>
+        </w:rPr>
+      </w:r>
+      <w:r>
+        <w:rPr>
+          <w:lang w:val="zh_TW" w:bidi="zh_TW"/>
+        </w:rPr>
+        <w:t>聖經教導信徒要在信仰中堅持下去，同時也向他們保證救恩的確定性。這看似矛盾，並引發了許多辯論。然而，這種張力通常透過個人的靈性經歷，比僅僅通過思考更容易理解。</w:t>
+      </w:r>
+    </w:p>
+    <w:p>
+      <w:pPr/>
+      <w:r>
+        <w:rPr>
+          <w:lang w:val="zh_TW" w:bidi="zh_TW"/>
+        </w:rPr>
+      </w:r>
+      <w:r>
+        <w:rPr>
+          <w:i/>
+          <w:lang w:val="zh_TW" w:bidi="zh_TW"/>
+        </w:rPr>
         <w:t>另見</w:t>
       </w:r>
       <w:r>
         <w:rPr>
           <w:lang w:val="zh_TW" w:bidi="zh_TW"/>
         </w:rPr>
-        <w:t>恐懼；</w:t>
-      </w:r>
-      <w:r>
-        <w:rPr>
-          <w:lang w:val="zh_TW" w:bidi="zh_TW"/>
-        </w:rPr>
-        <w:t>改信猶太教的人</w:t>
+        <w:t xml:space="preserve"> </w:t>
+      </w:r>
+      <w:r>
+        <w:rPr>
+          <w:lang w:val="zh_TW" w:bidi="zh_TW"/>
+        </w:rPr>
+        <w:t>確據，</w:t>
+      </w:r>
+      <w:r>
+        <w:rPr>
+          <w:lang w:val="zh_TW" w:bidi="zh_TW"/>
+        </w:rPr>
+        <w:t>背道</w:t>
+      </w:r>
+      <w:r>
+        <w:rPr>
+          <w:lang w:val="zh_TW" w:bidi="zh_TW"/>
+        </w:rPr>
+        <w:t>。</w:t>
+      </w:r>
+      <w:r>
+        <w:rPr>
+          <w:lang w:val="zh_TW" w:bidi="zh_TW"/>
+        </w:rPr>
+      </w:r>
+      <w:r>
+        <w:rPr>
+          <w:lang w:val="zh_TW" w:bidi="zh_TW"/>
+        </w:rPr>
+      </w:r>
+    </w:p>
+    <w:p>
+      <w:pPr/>
+      <w:r>
+        <w:rPr>
+          <w:lang w:val="zh_TW" w:bidi="zh_TW"/>
+        </w:rPr>
+      </w:r>
+    </w:p>
+    <w:p>
+      <w:pPr>
+        <w:pStyle w:val="Heading2"/>
+      </w:pPr>
+      <w:r>
+        <w:rPr>
+          <w:lang w:val="zh_TW" w:bidi="zh_TW"/>
+        </w:rPr>
+        <w:t>監督</w:t>
+      </w:r>
+      <w:r>
+        <w:rPr>
+          <w:lang w:val="zh_TW" w:bidi="zh_TW"/>
+        </w:rPr>
+      </w:r>
+    </w:p>
+    <w:p>
+      <w:pPr/>
+      <w:r>
+        <w:rPr>
+          <w:lang w:val="zh_TW" w:bidi="zh_TW"/>
+        </w:rPr>
+      </w:r>
+      <w:r>
+        <w:rPr>
+          <w:lang w:val="zh_TW" w:bidi="zh_TW"/>
+        </w:rPr>
+        <w:t>教會中的一個職位，在</w:t>
+      </w:r>
+      <w:hyperlink r:id="rId96">
+        <w:r>
+          <w:rPr>
+            <w:lang w:val="zh_TW" w:bidi="zh_TW"/>
+          </w:rPr>
+          <w:rPr>
+            <w:color w:val="0000EE"/>
+            <w:u w:val="single"/>
+          </w:rPr>
+          <w:t>提摩太前書三章2至7節</w:t>
+        </w:r>
+      </w:hyperlink>
+      <w:r>
+        <w:rPr>
+          <w:lang w:val="zh_TW" w:bidi="zh_TW"/>
+        </w:rPr>
+        <w:t>和</w:t>
+      </w:r>
+      <w:hyperlink r:id="rId97">
+        <w:r>
+          <w:rPr>
+            <w:lang w:val="zh_TW" w:bidi="zh_TW"/>
+          </w:rPr>
+          <w:rPr>
+            <w:color w:val="0000EE"/>
+            <w:u w:val="single"/>
+          </w:rPr>
+          <w:t>提多書一章6至9節</w:t>
+        </w:r>
+      </w:hyperlink>
+      <w:r>
+        <w:rPr>
+          <w:lang w:val="zh_TW" w:bidi="zh_TW"/>
+        </w:rPr>
+        <w:t>列出其資格。英文bishop這個稱號和形容詞episcopal所來自的希臘文詞語，在現代譯本中經常被翻譯為「長老（elder）」、「監督（overseer）」（如在庇哩亞聖經〔Berean Standard Bible〕中）、「牧者（shepherd）」或「師傅（guardian）」。它與當今的「牧師」一詞非常接近。耶穌被稱為「你們靈魂的牧人監督」（</w:t>
+      </w:r>
+      <w:hyperlink r:id="rId98">
+        <w:r>
+          <w:rPr>
+            <w:lang w:val="zh_TW" w:bidi="zh_TW"/>
+          </w:rPr>
+          <w:rPr>
+            <w:color w:val="0000EE"/>
+            <w:u w:val="single"/>
+          </w:rPr>
+          <w:t>彼前2:25</w:t>
+        </w:r>
+      </w:hyperlink>
+      <w:r>
+        <w:rPr>
+          <w:lang w:val="zh_TW" w:bidi="zh_TW"/>
+        </w:rPr>
+        <w:t>）。</w:t>
+      </w:r>
+    </w:p>
+    <w:p>
+      <w:pPr/>
+      <w:r>
+        <w:rPr>
+          <w:lang w:val="zh_TW" w:bidi="zh_TW"/>
+        </w:rPr>
+      </w:r>
+      <w:r>
+        <w:rPr>
+          <w:lang w:val="zh_TW" w:bidi="zh_TW"/>
+        </w:rPr>
+        <w:t>在新約聖經中，「監督（bishop）」和「長老」指的是同一個職位，正如使徒保羅吩咐提多在各城設立「長老」，然後將這些人稱為「監督」（</w:t>
+      </w:r>
+      <w:hyperlink r:id="rId99">
+        <w:r>
+          <w:rPr>
+            <w:lang w:val="zh_TW" w:bidi="zh_TW"/>
+          </w:rPr>
+          <w:rPr>
+            <w:color w:val="0000EE"/>
+            <w:u w:val="single"/>
+          </w:rPr>
+          <w:t>多1:5、7</w:t>
+        </w:r>
+      </w:hyperlink>
+      <w:r>
+        <w:rPr>
+          <w:lang w:val="zh_TW" w:bidi="zh_TW"/>
+        </w:rPr>
+        <w:t>）。保羅在米利都時，召集了以弗所教會的長老，然後稱他們為「監督（overseers）」或「師傅（guardians）」（</w:t>
+      </w:r>
+      <w:hyperlink r:id="rId100">
+        <w:r>
+          <w:rPr>
+            <w:lang w:val="zh_TW" w:bidi="zh_TW"/>
+          </w:rPr>
+          <w:rPr>
+            <w:color w:val="0000EE"/>
+            <w:u w:val="single"/>
+          </w:rPr>
+          <w:t>徒20:17、28</w:t>
+        </w:r>
+      </w:hyperlink>
+      <w:r>
+        <w:rPr>
+          <w:lang w:val="zh_TW" w:bidi="zh_TW"/>
+        </w:rPr>
+        <w:t>）。保羅在給腓立比書中向「監督和執事」致意（</w:t>
+      </w:r>
+      <w:hyperlink r:id="rId101">
+        <w:r>
+          <w:rPr>
+            <w:lang w:val="zh_TW" w:bidi="zh_TW"/>
+          </w:rPr>
+          <w:rPr>
+            <w:color w:val="0000EE"/>
+            <w:u w:val="single"/>
+          </w:rPr>
+          <w:t>腓1:1</w:t>
+        </w:r>
+      </w:hyperlink>
+      <w:r>
+        <w:rPr>
+          <w:lang w:val="zh_TW" w:bidi="zh_TW"/>
+        </w:rPr>
+        <w:t>）。腓立比和以弗所有都有許多監督，這表明當時監督的職位尚未發展成後來的樣子：一個主教管理一個或多個教會。</w:t>
+      </w:r>
+    </w:p>
+    <w:p>
+      <w:pPr/>
+      <w:r>
+        <w:rPr>
+          <w:lang w:val="zh_TW" w:bidi="zh_TW"/>
+        </w:rPr>
+      </w:r>
+      <w:r>
+        <w:rPr>
+          <w:lang w:val="zh_TW" w:bidi="zh_TW"/>
+        </w:rPr>
+        <w:t>監督顯然擁有一定的權柄，但新約聖經中並未明確定義其職責。其中一項任務是「駁斥那些反對（純正的教訓）的人」（</w:t>
+      </w:r>
+      <w:hyperlink r:id="rId102">
+        <w:r>
+          <w:rPr>
+            <w:lang w:val="zh_TW" w:bidi="zh_TW"/>
+          </w:rPr>
+          <w:rPr>
+            <w:color w:val="0000EE"/>
+            <w:u w:val="single"/>
+          </w:rPr>
+          <w:t>多1:9），</w:t>
+        </w:r>
+      </w:hyperlink>
+      <w:r>
+        <w:rPr>
+          <w:lang w:val="zh_TW" w:bidi="zh_TW"/>
+        </w:rPr>
+        <w:t>並教導和闡述聖經（</w:t>
+      </w:r>
+      <w:hyperlink r:id="rId103">
+        <w:r>
+          <w:rPr>
+            <w:lang w:val="zh_TW" w:bidi="zh_TW"/>
+          </w:rPr>
+          <w:rPr>
+            <w:color w:val="0000EE"/>
+            <w:u w:val="single"/>
+          </w:rPr>
+          <w:t>提前3:2）</w:t>
+        </w:r>
+      </w:hyperlink>
+      <w:r>
+        <w:rPr>
+          <w:lang w:val="zh_TW" w:bidi="zh_TW"/>
+        </w:rPr>
+        <w:t>。此外，有一些證據表明，他們主要關注的事項之一是經濟事務和照顧窮人，以及監督會眾。保羅給提摩太和提多的信中所列出的資格表明，監督被認為是會眾中的領袖，以及向非基督徒世界傳福音的代表。</w:t>
+        <w:br/>
+        <w:br/>
+      </w:r>
+      <w:r>
+        <w:rPr>
+          <w:i/>
+          <w:lang w:val="zh_TW" w:bidi="zh_TW"/>
+        </w:rPr>
+        <w:t>見</w:t>
+      </w:r>
+      <w:r>
+        <w:rPr>
+          <w:lang w:val="zh_TW" w:bidi="zh_TW"/>
+        </w:rPr>
+        <w:t>長老</w:t>
+      </w:r>
+      <w:r>
+        <w:rPr>
+          <w:lang w:val="zh_TW" w:bidi="zh_TW"/>
+        </w:rPr>
+        <w:t>；</w:t>
+      </w:r>
+      <w:r>
+        <w:rPr>
+          <w:lang w:val="zh_TW" w:bidi="zh_TW"/>
+        </w:rPr>
+        <w:t>牧師</w:t>
+      </w:r>
+      <w:r>
+        <w:rPr>
+          <w:lang w:val="zh_TW" w:bidi="zh_TW"/>
+        </w:rPr>
+        <w:t>；</w:t>
+      </w:r>
+      <w:r>
+        <w:rPr>
+          <w:lang w:val="zh_TW" w:bidi="zh_TW"/>
+        </w:rPr>
+        <w:t>長老</w:t>
+      </w:r>
+      <w:r>
+        <w:rPr>
+          <w:lang w:val="zh_TW" w:bidi="zh_TW"/>
+        </w:rPr>
+        <w:t>。</w:t>
+      </w:r>
+      <w:r>
+        <w:rPr>
+          <w:lang w:val="zh_TW" w:bidi="zh_TW"/>
+        </w:rPr>
+      </w:r>
+      <w:r>
+        <w:rPr>
+          <w:lang w:val="zh_TW" w:bidi="zh_TW"/>
+        </w:rPr>
+      </w:r>
+    </w:p>
+    <w:p>
+      <w:pPr/>
+      <w:r>
+        <w:rPr>
+          <w:lang w:val="zh_TW" w:bidi="zh_TW"/>
+        </w:rPr>
+      </w:r>
+    </w:p>
+    <w:p>
+      <w:pPr>
+        <w:pStyle w:val="Heading2"/>
+      </w:pPr>
+      <w:r>
+        <w:rPr>
+          <w:lang w:val="zh_TW" w:bidi="zh_TW"/>
+        </w:rPr>
+        <w:t>監督</w:t>
+      </w:r>
+      <w:r>
+        <w:rPr>
+          <w:lang w:val="zh_TW" w:bidi="zh_TW"/>
+        </w:rPr>
+      </w:r>
+    </w:p>
+    <w:p>
+      <w:pPr/>
+      <w:r>
+        <w:rPr>
+          <w:lang w:val="zh_TW" w:bidi="zh_TW"/>
+        </w:rPr>
+      </w:r>
+      <w:r>
+        <w:rPr>
+          <w:lang w:val="zh_TW" w:bidi="zh_TW"/>
+        </w:rPr>
+        <w:t>這個詞在舊約（庇哩亞聖經〔Berean Standard Bible〕）中出現了六次，在新約中出現了七次。英文新約聖經中至大約六次使用這個詞來翻譯希臘文詞語</w:t>
+      </w:r>
+      <w:r>
+        <w:rPr>
+          <w:i/>
+          <w:lang w:val="zh_TW" w:bidi="zh_TW"/>
+        </w:rPr>
+        <w:t>episkopos。episkopos</w:t>
+      </w:r>
+      <w:r>
+        <w:rPr>
+          <w:lang w:val="zh_TW" w:bidi="zh_TW"/>
+        </w:rPr>
+        <w:t>一詞源自「監視」或「照看」。在舊約中，「監督」用來翻譯三個不同的詞，這些詞的意思是：</w:t>
+      </w:r>
+    </w:p>
+    <w:p>
+      <w:pPr>
+        <w:pStyle w:val="ListNumber"/>
+        <w:numPr>
+          <w:ilvl w:val="0"/>
+          <w:numId w:val="15"/>
+        </w:numPr>
+        <w:spacing w:line="240" w:lineRule="auto"/>
+        <w:ind w:left="720"/>
+      </w:pPr>
+      <w:r>
+        <w:rPr>
+          <w:lang w:val="zh_TW" w:bidi="zh_TW"/>
+        </w:rPr>
+      </w:r>
+      <w:r>
+        <w:rPr>
+          <w:lang w:val="zh_TW" w:bidi="zh_TW"/>
+        </w:rPr>
+        <w:t>擁有權威去巡視的人，</w:t>
+      </w:r>
+    </w:p>
+    <w:p>
+      <w:pPr>
+        <w:pStyle w:val="ListNumber"/>
+        <w:spacing w:line="240" w:lineRule="auto"/>
+        <w:ind w:left="720"/>
+      </w:pPr>
+      <w:r>
+        <w:rPr>
+          <w:lang w:val="zh_TW" w:bidi="zh_TW"/>
+        </w:rPr>
+      </w:r>
+      <w:r>
+        <w:rPr>
+          <w:lang w:val="zh_TW" w:bidi="zh_TW"/>
+        </w:rPr>
+        <w:t>傑出的人（the preeminent one），或</w:t>
+      </w:r>
+    </w:p>
+    <w:p>
+      <w:pPr>
+        <w:pStyle w:val="ListNumber"/>
+        <w:spacing w:line="240" w:lineRule="auto"/>
+        <w:ind w:left="720"/>
+      </w:pPr>
+      <w:r>
+        <w:rPr>
+          <w:lang w:val="zh_TW" w:bidi="zh_TW"/>
+        </w:rPr>
+      </w:r>
+      <w:r>
+        <w:rPr>
+          <w:lang w:val="zh_TW" w:bidi="zh_TW"/>
+        </w:rPr>
+        <w:t>首席記錄員。</w:t>
+      </w:r>
+    </w:p>
+    <w:p>
+      <w:pPr/>
+      <w:r>
+        <w:rPr>
+          <w:lang w:val="zh_TW" w:bidi="zh_TW"/>
+        </w:rPr>
+      </w:r>
+      <w:r>
+        <w:rPr>
+          <w:lang w:val="zh_TW" w:bidi="zh_TW"/>
+        </w:rPr>
+        <w:t>約瑟被賦予權柄來監視和管理波提乏家中的所有事務（</w:t>
+      </w:r>
+      <w:hyperlink r:id="rId104">
+        <w:r>
+          <w:rPr>
+            <w:lang w:val="zh_TW" w:bidi="zh_TW"/>
+          </w:rPr>
+          <w:rPr>
+            <w:color w:val="0000EE"/>
+            <w:u w:val="single"/>
+          </w:rPr>
+          <w:t>創39:4–5</w:t>
+        </w:r>
+      </w:hyperlink>
+      <w:r>
+        <w:rPr>
+          <w:lang w:val="zh_TW" w:bidi="zh_TW"/>
+        </w:rPr>
+        <w:t>）。他建議法老任命五十個人管理和看守七年豐收的天地（</w:t>
+      </w:r>
+      <w:hyperlink r:id="rId105">
+        <w:r>
+          <w:rPr>
+            <w:lang w:val="zh_TW" w:bidi="zh_TW"/>
+          </w:rPr>
+          <w:rPr>
+            <w:color w:val="0000EE"/>
+            <w:u w:val="single"/>
+          </w:rPr>
+          <w:t>41:34</w:t>
+        </w:r>
+      </w:hyperlink>
+      <w:r>
+        <w:rPr>
+          <w:lang w:val="zh_TW" w:bidi="zh_TW"/>
+        </w:rPr>
+        <w:t>）。所羅門任命了3,600名監工（和合本譯為「督理」）使百姓作工（</w:t>
+      </w:r>
+      <w:hyperlink r:id="rId106">
+        <w:r>
+          <w:rPr>
+            <w:lang w:val="zh_TW" w:bidi="zh_TW"/>
+          </w:rPr>
+          <w:rPr>
+            <w:color w:val="0000EE"/>
+            <w:u w:val="single"/>
+          </w:rPr>
+          <w:t>代下2:18</w:t>
+        </w:r>
+      </w:hyperlink>
+      <w:r>
+        <w:rPr>
+          <w:lang w:val="zh_TW" w:bidi="zh_TW"/>
+        </w:rPr>
+        <w:t>）。在約西亞的重修聖殿時，每項工作中都有監工監督所以的工人（</w:t>
+      </w:r>
+      <w:hyperlink r:id="rId107">
+        <w:r>
+          <w:rPr>
+            <w:lang w:val="zh_TW" w:bidi="zh_TW"/>
+          </w:rPr>
+          <w:rPr>
+            <w:color w:val="0000EE"/>
+            <w:u w:val="single"/>
+          </w:rPr>
+          <w:t>34:13、17</w:t>
+        </w:r>
+      </w:hyperlink>
+      <w:r>
+        <w:rPr>
+          <w:lang w:val="zh_TW" w:bidi="zh_TW"/>
+        </w:rPr>
+        <w:t>）。尼希米任命人來監督城牆的重建（</w:t>
+      </w:r>
+      <w:hyperlink r:id="rId108">
+        <w:r>
+          <w:rPr>
+            <w:lang w:val="zh_TW" w:bidi="zh_TW"/>
+          </w:rPr>
+          <w:rPr>
+            <w:color w:val="0000EE"/>
+            <w:u w:val="single"/>
+          </w:rPr>
+          <w:t>尼11:9、14</w:t>
+        </w:r>
+      </w:hyperlink>
+      <w:r>
+        <w:rPr>
+          <w:lang w:val="zh_TW" w:bidi="zh_TW"/>
+        </w:rPr>
+        <w:t>），監督利未人（</w:t>
+      </w:r>
+      <w:hyperlink r:id="rId109">
+        <w:r>
+          <w:rPr>
+            <w:lang w:val="zh_TW" w:bidi="zh_TW"/>
+          </w:rPr>
+          <w:rPr>
+            <w:color w:val="0000EE"/>
+            <w:u w:val="single"/>
+          </w:rPr>
+          <w:t>22</w:t>
+        </w:r>
+      </w:hyperlink>
+      <w:r>
+        <w:rPr>
+          <w:lang w:val="zh_TW" w:bidi="zh_TW"/>
+        </w:rPr>
+        <w:t>節），並負責利未唱歌的人（</w:t>
+      </w:r>
+      <w:hyperlink r:id="rId110">
+        <w:r>
+          <w:rPr>
+            <w:lang w:val="zh_TW" w:bidi="zh_TW"/>
+          </w:rPr>
+          <w:rPr>
+            <w:color w:val="0000EE"/>
+            <w:u w:val="single"/>
+          </w:rPr>
+          <w:t>12:42</w:t>
+        </w:r>
+      </w:hyperlink>
+      <w:r>
+        <w:rPr>
+          <w:lang w:val="zh_TW" w:bidi="zh_TW"/>
+        </w:rPr>
+        <w:t>）。</w:t>
+      </w:r>
+    </w:p>
+    <w:p>
+      <w:pPr/>
+      <w:r>
+        <w:rPr>
+          <w:lang w:val="zh_TW" w:bidi="zh_TW"/>
+        </w:rPr>
+      </w:r>
+      <w:r>
+        <w:rPr>
+          <w:lang w:val="zh_TW" w:bidi="zh_TW"/>
+        </w:rPr>
+        <w:t>「監督」這個詞指的是擁有最高權威、對他人行使監督的人。這種權威性的監督包含監視、指導和保護主人利益的概念。新約也傳達了這些概念，特別是對於那些被任命來代表耶穌基督服務教會的人（</w:t>
+      </w:r>
+      <w:hyperlink r:id="rId111">
+        <w:r>
+          <w:rPr>
+            <w:lang w:val="zh_TW" w:bidi="zh_TW"/>
+          </w:rPr>
+          <w:rPr>
+            <w:color w:val="0000EE"/>
+            <w:u w:val="single"/>
+          </w:rPr>
+          <w:t>徒20:28</w:t>
+        </w:r>
+      </w:hyperlink>
+      <w:r>
+        <w:rPr>
+          <w:lang w:val="zh_TW" w:bidi="zh_TW"/>
+        </w:rPr>
+        <w:t>；</w:t>
+      </w:r>
+      <w:hyperlink r:id="rId101">
+        <w:r>
+          <w:rPr>
+            <w:lang w:val="zh_TW" w:bidi="zh_TW"/>
+          </w:rPr>
+          <w:rPr>
+            <w:color w:val="0000EE"/>
+            <w:u w:val="single"/>
+          </w:rPr>
+          <w:t>腓1:1</w:t>
+        </w:r>
+      </w:hyperlink>
+      <w:r>
+        <w:rPr>
+          <w:lang w:val="zh_TW" w:bidi="zh_TW"/>
+        </w:rPr>
+        <w:t>；</w:t>
+      </w:r>
+      <w:hyperlink r:id="rId112">
+        <w:r>
+          <w:rPr>
+            <w:lang w:val="zh_TW" w:bidi="zh_TW"/>
+          </w:rPr>
+          <w:rPr>
+            <w:color w:val="0000EE"/>
+            <w:u w:val="single"/>
+          </w:rPr>
+          <w:t>提前3:1–2</w:t>
+        </w:r>
+      </w:hyperlink>
+      <w:r>
+        <w:rPr>
+          <w:lang w:val="zh_TW" w:bidi="zh_TW"/>
+        </w:rPr>
+        <w:t>；</w:t>
+      </w:r>
+      <w:hyperlink r:id="rId113">
+        <w:r>
+          <w:rPr>
+            <w:lang w:val="zh_TW" w:bidi="zh_TW"/>
+          </w:rPr>
+          <w:rPr>
+            <w:color w:val="0000EE"/>
+            <w:u w:val="single"/>
+          </w:rPr>
+          <w:t>多1:7</w:t>
+        </w:r>
+      </w:hyperlink>
+      <w:r>
+        <w:rPr>
+          <w:lang w:val="zh_TW" w:bidi="zh_TW"/>
+        </w:rPr>
+        <w:t>）。耶穌基督自己就是偉大的監督（</w:t>
+      </w:r>
+      <w:hyperlink r:id="rId98">
+        <w:r>
+          <w:rPr>
+            <w:lang w:val="zh_TW" w:bidi="zh_TW"/>
+          </w:rPr>
+          <w:rPr>
+            <w:color w:val="0000EE"/>
+            <w:u w:val="single"/>
+          </w:rPr>
+          <w:t>彼前2:25</w:t>
+        </w:r>
+      </w:hyperlink>
+      <w:r>
+        <w:rPr>
+          <w:lang w:val="zh_TW" w:bidi="zh_TW"/>
+        </w:rPr>
+        <w:t>）。</w:t>
+      </w:r>
+    </w:p>
+    <w:p>
+      <w:pPr/>
+      <w:r>
+        <w:rPr>
+          <w:lang w:val="zh_TW" w:bidi="zh_TW"/>
+        </w:rPr>
+      </w:r>
+      <w:r>
+        <w:rPr>
+          <w:i/>
+          <w:lang w:val="zh_TW" w:bidi="zh_TW"/>
+        </w:rPr>
+        <w:t>另見</w:t>
+      </w:r>
+      <w:r>
+        <w:rPr>
+          <w:lang w:val="zh_TW" w:bidi="zh_TW"/>
+        </w:rPr>
+        <w:t xml:space="preserve"> </w:t>
+      </w:r>
+      <w:r>
+        <w:rPr>
+          <w:lang w:val="zh_TW" w:bidi="zh_TW"/>
+        </w:rPr>
+        <w:t>監督</w:t>
+      </w:r>
+      <w:r>
+        <w:rPr>
+          <w:lang w:val="zh_TW" w:bidi="zh_TW"/>
+        </w:rPr>
+        <w:t>；</w:t>
+      </w:r>
+      <w:r>
+        <w:rPr>
+          <w:lang w:val="zh_TW" w:bidi="zh_TW"/>
+        </w:rPr>
+        <w:t>長老</w:t>
+      </w:r>
+      <w:r>
+        <w:rPr>
+          <w:lang w:val="zh_TW" w:bidi="zh_TW"/>
+        </w:rPr>
+        <w:t>。</w:t>
+      </w:r>
+      <w:r>
+        <w:rPr>
+          <w:lang w:val="zh_TW" w:bidi="zh_TW"/>
+        </w:rPr>
+      </w:r>
+      <w:r>
+        <w:rPr>
+          <w:lang w:val="zh_TW" w:bidi="zh_TW"/>
+        </w:rPr>
+      </w:r>
+    </w:p>
+    <w:p>
+      <w:pPr/>
+      <w:r>
+        <w:rPr>
+          <w:lang w:val="zh_TW" w:bidi="zh_TW"/>
+        </w:rPr>
+      </w:r>
+    </w:p>
+    <w:p>
+      <w:pPr>
+        <w:pStyle w:val="Heading2"/>
+      </w:pPr>
+      <w:r>
+        <w:rPr>
+          <w:lang w:val="zh_TW" w:bidi="zh_TW"/>
+        </w:rPr>
+        <w:t>見證</w:t>
+      </w:r>
+      <w:r>
+        <w:rPr>
+          <w:lang w:val="zh_TW" w:bidi="zh_TW"/>
+        </w:rPr>
+      </w:r>
+    </w:p>
+    <w:p>
+      <w:pPr/>
+      <w:r>
+        <w:rPr>
+          <w:lang w:val="zh_TW" w:bidi="zh_TW"/>
+        </w:rPr>
+      </w:r>
+      <w:r>
+        <w:rPr>
+          <w:lang w:val="zh_TW" w:bidi="zh_TW"/>
+        </w:rPr>
+        <w:t>在法庭上，一個人講述他或她所見或經歷的事情。「見證」這個詞也可能指該人所提供的證詞。</w:t>
+      </w:r>
+    </w:p>
+    <w:p>
+      <w:pPr>
+        <w:pStyle w:val="Heading3"/>
+      </w:pPr>
+      <w:r>
+        <w:rPr>
+          <w:lang w:val="zh_TW" w:bidi="zh_TW"/>
+        </w:rPr>
+        <w:t>舊約聖經中的見證</w:t>
+      </w:r>
+    </w:p>
+    <w:p>
+      <w:pPr/>
+      <w:r>
+        <w:rPr>
+          <w:lang w:val="zh_TW" w:bidi="zh_TW"/>
+        </w:rPr>
+      </w:r>
+      <w:r>
+        <w:rPr>
+          <w:lang w:val="zh_TW" w:bidi="zh_TW"/>
+        </w:rPr>
+        <w:t>在舊約聖經所描述的法律程序中，一位證人不足以對一個人作出個人見證。需要兩到三位證人（</w:t>
+      </w:r>
+      <w:hyperlink r:id="rId114">
+        <w:r>
+          <w:rPr>
+            <w:lang w:val="zh_TW" w:bidi="zh_TW"/>
+          </w:rPr>
+          <w:rPr>
+            <w:color w:val="0000EE"/>
+            <w:u w:val="single"/>
+          </w:rPr>
+          <w:t>申命記記17:6</w:t>
+        </w:r>
+      </w:hyperlink>
+      <w:r>
+        <w:rPr>
+          <w:lang w:val="zh_TW" w:bidi="zh_TW"/>
+        </w:rPr>
+        <w:t>，</w:t>
+      </w:r>
+      <w:hyperlink r:id="rId115">
+        <w:r>
+          <w:rPr>
+            <w:lang w:val="zh_TW" w:bidi="zh_TW"/>
+          </w:rPr>
+          <w:rPr>
+            <w:color w:val="0000EE"/>
+            <w:u w:val="single"/>
+          </w:rPr>
+          <w:t>19:15</w:t>
+        </w:r>
+      </w:hyperlink>
+      <w:r>
+        <w:rPr>
+          <w:lang w:val="zh_TW" w:bidi="zh_TW"/>
+        </w:rPr>
+        <w:t>）。猶太律法包含了這一原則，新約聖經也重申了這一點（參</w:t>
+      </w:r>
+      <w:hyperlink r:id="rId116">
+        <w:r>
+          <w:rPr>
+            <w:lang w:val="zh_TW" w:bidi="zh_TW"/>
+          </w:rPr>
+          <w:rPr>
+            <w:color w:val="0000EE"/>
+            <w:u w:val="single"/>
+          </w:rPr>
+          <w:t>馬太福音18:16</w:t>
+        </w:r>
+      </w:hyperlink>
+      <w:r>
+        <w:rPr>
+          <w:lang w:val="zh_TW" w:bidi="zh_TW"/>
+        </w:rPr>
+        <w:t>；</w:t>
+      </w:r>
+      <w:hyperlink r:id="rId117">
+        <w:r>
+          <w:rPr>
+            <w:lang w:val="zh_TW" w:bidi="zh_TW"/>
+          </w:rPr>
+          <w:rPr>
+            <w:color w:val="0000EE"/>
+            <w:u w:val="single"/>
+          </w:rPr>
+          <w:t>哥林多後書13:1</w:t>
+        </w:r>
+      </w:hyperlink>
+      <w:r>
+        <w:rPr>
+          <w:lang w:val="zh_TW" w:bidi="zh_TW"/>
+        </w:rPr>
+        <w:t>）。</w:t>
+      </w:r>
+    </w:p>
+    <w:p>
+      <w:pPr/>
+      <w:r>
+        <w:rPr>
+          <w:lang w:val="zh_TW" w:bidi="zh_TW"/>
+        </w:rPr>
+      </w:r>
+      <w:r>
+        <w:rPr>
+          <w:lang w:val="zh_TW" w:bidi="zh_TW"/>
+        </w:rPr>
+        <w:t>見證的真實性是如此重要，以至於第九誡禁止作假見證（</w:t>
+      </w:r>
+      <w:hyperlink r:id="rId118">
+        <w:r>
+          <w:rPr>
+            <w:lang w:val="zh_TW" w:bidi="zh_TW"/>
+          </w:rPr>
+          <w:rPr>
+            <w:color w:val="0000EE"/>
+            <w:u w:val="single"/>
+          </w:rPr>
+          <w:t>出埃及記20:16</w:t>
+        </w:r>
+      </w:hyperlink>
+      <w:r>
+        <w:rPr>
+          <w:lang w:val="zh_TW" w:bidi="zh_TW"/>
+        </w:rPr>
+        <w:t>；</w:t>
+      </w:r>
+      <w:hyperlink r:id="rId119">
+        <w:r>
+          <w:rPr>
+            <w:lang w:val="zh_TW" w:bidi="zh_TW"/>
+          </w:rPr>
+          <w:rPr>
+            <w:color w:val="0000EE"/>
+            <w:u w:val="single"/>
+          </w:rPr>
+          <w:t>申命記5:20</w:t>
+        </w:r>
+      </w:hyperlink>
+      <w:r>
+        <w:rPr>
+          <w:lang w:val="zh_TW" w:bidi="zh_TW"/>
+        </w:rPr>
+        <w:t>；比較</w:t>
+      </w:r>
+      <w:hyperlink r:id="rId120">
+        <w:r>
+          <w:rPr>
+            <w:lang w:val="zh_TW" w:bidi="zh_TW"/>
+          </w:rPr>
+          <w:rPr>
+            <w:color w:val="0000EE"/>
+            <w:u w:val="single"/>
+          </w:rPr>
+          <w:t>馬可福音10:19</w:t>
+        </w:r>
+      </w:hyperlink>
+      <w:r>
+        <w:rPr>
+          <w:lang w:val="zh_TW" w:bidi="zh_TW"/>
+        </w:rPr>
+        <w:t>；</w:t>
+      </w:r>
+      <w:hyperlink r:id="rId121">
+        <w:r>
+          <w:rPr>
+            <w:lang w:val="zh_TW" w:bidi="zh_TW"/>
+          </w:rPr>
+          <w:rPr>
+            <w:color w:val="0000EE"/>
+            <w:u w:val="single"/>
+          </w:rPr>
+          <w:t>路加福音18:20</w:t>
+        </w:r>
+      </w:hyperlink>
+      <w:r>
+        <w:rPr>
+          <w:lang w:val="zh_TW" w:bidi="zh_TW"/>
+        </w:rPr>
+        <w:t>）。箴言的實用智慧經常反對假見證（比如，</w:t>
+      </w:r>
+      <w:hyperlink r:id="rId122">
+        <w:r>
+          <w:rPr>
+            <w:lang w:val="zh_TW" w:bidi="zh_TW"/>
+          </w:rPr>
+          <w:rPr>
+            <w:color w:val="0000EE"/>
+            <w:u w:val="single"/>
+          </w:rPr>
+          <w:t>箴言6:19</w:t>
+        </w:r>
+      </w:hyperlink>
+      <w:r>
+        <w:rPr>
+          <w:lang w:val="zh_TW" w:bidi="zh_TW"/>
+        </w:rPr>
+        <w:t>，</w:t>
+      </w:r>
+      <w:hyperlink r:id="rId123">
+        <w:r>
+          <w:rPr>
+            <w:lang w:val="zh_TW" w:bidi="zh_TW"/>
+          </w:rPr>
+          <w:rPr>
+            <w:color w:val="0000EE"/>
+            <w:u w:val="single"/>
+          </w:rPr>
+          <w:t>14:5</w:t>
+        </w:r>
+      </w:hyperlink>
+      <w:r>
+        <w:rPr>
+          <w:lang w:val="zh_TW" w:bidi="zh_TW"/>
+        </w:rPr>
+        <w:t>，</w:t>
+      </w:r>
+      <w:hyperlink r:id="rId124">
+        <w:r>
+          <w:rPr>
+            <w:lang w:val="zh_TW" w:bidi="zh_TW"/>
+          </w:rPr>
+          <w:rPr>
+            <w:color w:val="0000EE"/>
+            <w:u w:val="single"/>
+          </w:rPr>
+          <w:t>25:18</w:t>
+        </w:r>
+      </w:hyperlink>
+      <w:r>
+        <w:rPr>
+          <w:lang w:val="zh_TW" w:bidi="zh_TW"/>
+        </w:rPr>
+        <w:t>）。假見證也確實出現了（</w:t>
+      </w:r>
+      <w:hyperlink r:id="rId125">
+        <w:r>
+          <w:rPr>
+            <w:lang w:val="zh_TW" w:bidi="zh_TW"/>
+          </w:rPr>
+          <w:rPr>
+            <w:color w:val="0000EE"/>
+            <w:u w:val="single"/>
+          </w:rPr>
+          <w:t>詩篇27:12</w:t>
+        </w:r>
+      </w:hyperlink>
+      <w:r>
+        <w:rPr>
+          <w:lang w:val="zh_TW" w:bidi="zh_TW"/>
+        </w:rPr>
+        <w:t>；</w:t>
+      </w:r>
+      <w:hyperlink r:id="rId126">
+        <w:r>
+          <w:rPr>
+            <w:lang w:val="zh_TW" w:bidi="zh_TW"/>
+          </w:rPr>
+          <w:rPr>
+            <w:color w:val="0000EE"/>
+            <w:u w:val="single"/>
+          </w:rPr>
+          <w:t>35:11</w:t>
+        </w:r>
+      </w:hyperlink>
+      <w:r>
+        <w:rPr>
+          <w:lang w:val="zh_TW" w:bidi="zh_TW"/>
+        </w:rPr>
+        <w:t>）。有一些著名的例子是利用多個見證人而導致無辜者的死亡。拿伯和他葡萄園的案例則因其之惡劣而聞名。在這個案例中，亞哈王的妻耶洗別賄賂兩名男子作假見證，以致拿伯被石頭打死。隨後耶洗別邪惡的丈夫就可以奪取他極其渴望的葡萄園（</w:t>
+      </w:r>
+      <w:hyperlink r:id="rId127">
+        <w:r>
+          <w:rPr>
+            <w:lang w:val="zh_TW" w:bidi="zh_TW"/>
+          </w:rPr>
+          <w:rPr>
+            <w:color w:val="0000EE"/>
+            <w:u w:val="single"/>
+          </w:rPr>
+          <w:t>列王紀上21</w:t>
+        </w:r>
+      </w:hyperlink>
+      <w:r>
+        <w:rPr>
+          <w:lang w:val="zh_TW" w:bidi="zh_TW"/>
+        </w:rPr>
+        <w:t>）。</w:t>
+      </w:r>
+    </w:p>
+    <w:p>
+      <w:pPr/>
+      <w:r>
+        <w:rPr>
+          <w:lang w:val="zh_TW" w:bidi="zh_TW"/>
+        </w:rPr>
+      </w:r>
+      <w:r>
+        <w:rPr>
+          <w:lang w:val="zh_TW" w:bidi="zh_TW"/>
+        </w:rPr>
+        <w:t>見證人可以由士師查究。假如見證人做了假見證，那麼他會受到他想加諸於被告的懲罰（</w:t>
+      </w:r>
+      <w:hyperlink r:id="rId128">
+        <w:r>
+          <w:rPr>
+            <w:lang w:val="zh_TW" w:bidi="zh_TW"/>
+          </w:rPr>
+          <w:rPr>
+            <w:color w:val="0000EE"/>
+            <w:u w:val="single"/>
+          </w:rPr>
+          <w:t>申命記19:16–21</w:t>
+        </w:r>
+      </w:hyperlink>
+      <w:r>
+        <w:rPr>
+          <w:lang w:val="zh_TW" w:bidi="zh_TW"/>
+        </w:rPr>
+        <w:t>）。箴言也談到假見證人的懲罰（</w:t>
+      </w:r>
+      <w:hyperlink r:id="rId129">
+        <w:r>
+          <w:rPr>
+            <w:lang w:val="zh_TW" w:bidi="zh_TW"/>
+          </w:rPr>
+          <w:rPr>
+            <w:color w:val="0000EE"/>
+            <w:u w:val="single"/>
+          </w:rPr>
+          <w:t>箴言19:5、9</w:t>
+        </w:r>
+      </w:hyperlink>
+      <w:r>
+        <w:rPr>
+          <w:lang w:val="zh_TW" w:bidi="zh_TW"/>
+        </w:rPr>
+        <w:t>，</w:t>
+      </w:r>
+      <w:hyperlink r:id="rId130">
+        <w:r>
+          <w:rPr>
+            <w:lang w:val="zh_TW" w:bidi="zh_TW"/>
+          </w:rPr>
+          <w:rPr>
+            <w:color w:val="0000EE"/>
+            <w:u w:val="single"/>
+          </w:rPr>
+          <w:t>21:28</w:t>
+        </w:r>
+      </w:hyperlink>
+      <w:r>
+        <w:rPr>
+          <w:lang w:val="zh_TW" w:bidi="zh_TW"/>
+        </w:rPr>
+        <w:t>）。</w:t>
+      </w:r>
+    </w:p>
+    <w:p>
+      <w:pPr/>
+      <w:r>
+        <w:rPr>
+          <w:lang w:val="zh_TW" w:bidi="zh_TW"/>
+        </w:rPr>
+      </w:r>
+      <w:r>
+        <w:rPr>
+          <w:lang w:val="zh_TW" w:bidi="zh_TW"/>
+        </w:rPr>
+        <w:t>舊約聖經記載了幾個涉及法律程序的事件，其中提到了見證人。這些大多涉及財產的購買或轉讓。</w:t>
+      </w:r>
+      <w:hyperlink r:id="rId131">
+        <w:r>
+          <w:rPr>
+            <w:lang w:val="zh_TW" w:bidi="zh_TW"/>
+          </w:rPr>
+          <w:rPr>
+            <w:color w:val="0000EE"/>
+            <w:u w:val="single"/>
+          </w:rPr>
+          <w:t>路得記四章7至12節</w:t>
+        </w:r>
+      </w:hyperlink>
+      <w:r>
+        <w:rPr>
+          <w:lang w:val="zh_TW" w:bidi="zh_TW"/>
+        </w:rPr>
+        <w:t>描述了波阿斯從拿</w:t>
+      </w:r>
+      <w:r>
+        <w:rPr>
+          <w:lang w:val="zh_TW" w:bidi="zh_TW"/>
+        </w:rPr>
+        <w:t>俄</w:t>
+      </w:r>
+      <w:r>
+        <w:rPr>
+          <w:lang w:val="zh_TW" w:bidi="zh_TW"/>
+        </w:rPr>
+        <w:t>米手中贖買田地的過程。為了確認被擄的人從巴比倫返回的預言，耶利米在見證人面前支付購買了田地。見證人還在產業的契上簽名（</w:t>
+      </w:r>
+      <w:hyperlink r:id="rId132">
+        <w:r>
+          <w:rPr>
+            <w:lang w:val="zh_TW" w:bidi="zh_TW"/>
+          </w:rPr>
+          <w:rPr>
+            <w:color w:val="0000EE"/>
+            <w:u w:val="single"/>
+          </w:rPr>
+          <w:t>耶利米書32:6–15</w:t>
+        </w:r>
+      </w:hyperlink>
+      <w:r>
+        <w:rPr>
+          <w:lang w:val="zh_TW" w:bidi="zh_TW"/>
+        </w:rPr>
+        <w:t>）。</w:t>
+      </w:r>
+    </w:p>
+    <w:p>
+      <w:pPr/>
+      <w:r>
+        <w:rPr>
+          <w:lang w:val="zh_TW" w:bidi="zh_TW"/>
+        </w:rPr>
+      </w:r>
+      <w:r>
+        <w:rPr>
+          <w:lang w:val="zh_TW" w:bidi="zh_TW"/>
+        </w:rPr>
+        <w:t>約書亞在示劍的告別信息結尾，宣告以色列人自己作見證。他們選擇事奉耶和華。約書亞隨後立了一塊大石頭，並宣告它也會作見證（</w:t>
+      </w:r>
+      <w:hyperlink r:id="rId133">
+        <w:r>
+          <w:rPr>
+            <w:lang w:val="zh_TW" w:bidi="zh_TW"/>
+          </w:rPr>
+          <w:rPr>
+            <w:color w:val="0000EE"/>
+            <w:u w:val="single"/>
+          </w:rPr>
+          <w:t>約書亞記24:22–27</w:t>
+        </w:r>
+      </w:hyperlink>
+      <w:r>
+        <w:rPr>
+          <w:lang w:val="zh_TW" w:bidi="zh_TW"/>
+        </w:rPr>
+        <w:t>）。以色列百姓自己被宣告為神的見證人（</w:t>
+      </w:r>
+      <w:hyperlink r:id="rId134">
+        <w:r>
+          <w:rPr>
+            <w:lang w:val="zh_TW" w:bidi="zh_TW"/>
+          </w:rPr>
+          <w:rPr>
+            <w:color w:val="0000EE"/>
+            <w:u w:val="single"/>
+          </w:rPr>
+          <w:t>以賽亞書43:10</w:t>
+        </w:r>
+      </w:hyperlink>
+      <w:r>
+        <w:rPr>
+          <w:lang w:val="zh_TW" w:bidi="zh_TW"/>
+        </w:rPr>
+        <w:t>，</w:t>
+      </w:r>
+      <w:hyperlink r:id="rId135">
+        <w:r>
+          <w:rPr>
+            <w:lang w:val="zh_TW" w:bidi="zh_TW"/>
+          </w:rPr>
+          <w:rPr>
+            <w:color w:val="0000EE"/>
+            <w:u w:val="single"/>
+          </w:rPr>
+          <w:t>44:8–9</w:t>
+        </w:r>
+      </w:hyperlink>
+      <w:r>
+        <w:rPr>
+          <w:lang w:val="zh_TW" w:bidi="zh_TW"/>
+        </w:rPr>
+        <w:t>）。他們是神存在的見證人，見證祂的獨特、聖潔、大能和慈愛。當以色列人未能承認神的獨特和聖潔，轉向偶像崇拜時，所以祂使百姓被擄。神曾警告他們，因為他們未能作見證，給了神的敵人褻瀆（說神壞話）的機會。</w:t>
+      </w:r>
+    </w:p>
+    <w:p>
+      <w:pPr>
+        <w:pStyle w:val="Heading3"/>
+      </w:pPr>
+      <w:r>
+        <w:rPr>
+          <w:lang w:val="zh_TW" w:bidi="zh_TW"/>
+        </w:rPr>
+        <w:t>新約聖經中的見證</w:t>
+      </w:r>
+    </w:p>
+    <w:p>
+      <w:pPr/>
+      <w:r>
+        <w:rPr>
+          <w:lang w:val="zh_TW" w:bidi="zh_TW"/>
+        </w:rPr>
+      </w:r>
+      <w:r>
+        <w:rPr>
+          <w:lang w:val="zh_TW" w:bidi="zh_TW"/>
+        </w:rPr>
+        <w:t>在新約聖經中，與見證相關的各種詞語主要與動詞</w:t>
+      </w:r>
+      <w:r>
+        <w:rPr>
+          <w:i/>
+          <w:lang w:val="zh_TW" w:bidi="zh_TW"/>
+        </w:rPr>
+        <w:t>martureo</w:t>
+      </w:r>
+      <w:r>
+        <w:rPr>
+          <w:lang w:val="zh_TW" w:bidi="zh_TW"/>
+        </w:rPr>
+        <w:t>有關，意思是「作見證，成為見證人」。「殉道者」（martyr）一詞彰顯了最終極形式的見證。基督徒因著為耶穌基督作見證而犧牲了他們的生命。</w:t>
+      </w:r>
+    </w:p>
+    <w:p>
+      <w:pPr/>
+      <w:r>
+        <w:rPr>
+          <w:lang w:val="zh_TW" w:bidi="zh_TW"/>
+        </w:rPr>
+      </w:r>
+      <w:r>
+        <w:rPr>
+          <w:lang w:val="zh_TW" w:bidi="zh_TW"/>
+        </w:rPr>
+        <w:t>施洗約翰既是見證者，也是殉道者。作為彌賽亞的先鋒，他的使命是見證光並指認神的羔羊（</w:t>
+      </w:r>
+      <w:hyperlink r:id="rId136">
+        <w:r>
+          <w:rPr>
+            <w:lang w:val="zh_TW" w:bidi="zh_TW"/>
+          </w:rPr>
+          <w:rPr>
+            <w:color w:val="0000EE"/>
+            <w:u w:val="single"/>
+          </w:rPr>
+          <w:t>約翰福音1:7–8、19–36</w:t>
+        </w:r>
+      </w:hyperlink>
+      <w:r>
+        <w:rPr>
+          <w:lang w:val="zh_TW" w:bidi="zh_TW"/>
+        </w:rPr>
+        <w:t>）。耶穌的跟從者，尤其是十二使徒，是耶穌其人和性情的見證者。他們認識祂，聽過祂的教導並見過祂的神蹟。其中三個人見證了祂樣貌的改變（稱為變相，</w:t>
+      </w:r>
+      <w:hyperlink r:id="rId137">
+        <w:r>
+          <w:rPr>
+            <w:lang w:val="zh_TW" w:bidi="zh_TW"/>
+          </w:rPr>
+          <w:rPr>
+            <w:color w:val="0000EE"/>
+            <w:u w:val="single"/>
+          </w:rPr>
+          <w:t>馬太福音17:1–2</w:t>
+        </w:r>
+      </w:hyperlink>
+      <w:r>
+        <w:rPr>
+          <w:lang w:val="zh_TW" w:bidi="zh_TW"/>
+        </w:rPr>
+        <w:t>；</w:t>
+      </w:r>
+      <w:hyperlink r:id="rId138">
+        <w:r>
+          <w:rPr>
+            <w:lang w:val="zh_TW" w:bidi="zh_TW"/>
+          </w:rPr>
+          <w:rPr>
+            <w:color w:val="0000EE"/>
+            <w:u w:val="single"/>
+          </w:rPr>
+          <w:t>彼得後書1:17–18</w:t>
+        </w:r>
+      </w:hyperlink>
+      <w:r>
+        <w:rPr>
+          <w:lang w:val="zh_TW" w:bidi="zh_TW"/>
+        </w:rPr>
+        <w:t>）。許多人見證了祂的復活（</w:t>
+      </w:r>
+      <w:hyperlink r:id="rId139">
+        <w:r>
+          <w:rPr>
+            <w:lang w:val="zh_TW" w:bidi="zh_TW"/>
+          </w:rPr>
+          <w:rPr>
+            <w:color w:val="0000EE"/>
+            <w:u w:val="single"/>
+          </w:rPr>
+          <w:t>路加福音24:48</w:t>
+        </w:r>
+      </w:hyperlink>
+      <w:r>
+        <w:rPr>
+          <w:lang w:val="zh_TW" w:bidi="zh_TW"/>
+        </w:rPr>
+        <w:t>；</w:t>
+      </w:r>
+      <w:hyperlink r:id="rId140">
+        <w:r>
+          <w:rPr>
+            <w:lang w:val="zh_TW" w:bidi="zh_TW"/>
+          </w:rPr>
+          <w:rPr>
+            <w:color w:val="0000EE"/>
+            <w:u w:val="single"/>
+          </w:rPr>
+          <w:t>哥林多前書15:4–8</w:t>
+        </w:r>
+      </w:hyperlink>
+      <w:r>
+        <w:rPr>
+          <w:lang w:val="zh_TW" w:bidi="zh_TW"/>
+        </w:rPr>
+        <w:t>）。在祂升天的時候，門徒被差遣作祂的見證（</w:t>
+      </w:r>
+      <w:hyperlink r:id="rId141">
+        <w:r>
+          <w:rPr>
+            <w:lang w:val="zh_TW" w:bidi="zh_TW"/>
+          </w:rPr>
+          <w:rPr>
+            <w:color w:val="0000EE"/>
+            <w:u w:val="single"/>
+          </w:rPr>
+          <w:t>使徒行傳1:8</w:t>
+        </w:r>
+      </w:hyperlink>
+      <w:r>
+        <w:rPr>
+          <w:lang w:val="zh_TW" w:bidi="zh_TW"/>
+        </w:rPr>
+        <w:t>）。</w:t>
+      </w:r>
+      <w:r>
+        <w:rPr>
+          <w:lang w:val="zh_TW" w:bidi="zh_TW"/>
+        </w:rPr>
+      </w:r>
+      <w:r>
+        <w:rPr>
+          <w:lang w:val="zh_TW" w:bidi="zh_TW"/>
+        </w:rPr>
+      </w:r>
+    </w:p>
+    <w:p>
+      <w:pPr/>
+      <w:r>
+        <w:rPr>
+          <w:lang w:val="zh_TW" w:bidi="zh_TW"/>
+        </w:rPr>
+      </w:r>
+    </w:p>
+    <w:p>
+      <w:pPr>
+        <w:pStyle w:val="Heading2"/>
+      </w:pPr>
+      <w:r>
+        <w:rPr>
+          <w:lang w:val="zh_TW" w:bidi="zh_TW"/>
+        </w:rPr>
+        <w:t>建築</w:t>
+      </w:r>
+      <w:r>
+        <w:rPr>
+          <w:lang w:val="zh_TW" w:bidi="zh_TW"/>
+        </w:rPr>
+      </w:r>
+    </w:p>
+    <w:p>
+      <w:pPr/>
+      <w:r>
+        <w:rPr>
+          <w:lang w:val="zh_TW" w:bidi="zh_TW"/>
+        </w:rPr>
+      </w:r>
+      <w:r>
+        <w:rPr>
+          <w:lang w:val="zh_TW" w:bidi="zh_TW"/>
+        </w:rPr>
+        <w:t>設計和建造建築物、橋樑等的科學、藝術或職業。 建築是將建造和藝術結合起來，以產生「有目的的美（beauty with purpose）」的實踐。建築師結合富創造性的想像力和技術，進而產出具有趣味性、統一性、力量性和便利性的結構。所以當我們觀看一座建築、紀念碑或墳墓時，得以分析它的藝術性以及結構。</w:t>
+      </w:r>
+    </w:p>
+    <w:p>
+      <w:pPr/>
+      <w:r>
+        <w:rPr>
+          <w:lang w:val="zh_TW" w:bidi="zh_TW"/>
+        </w:rPr>
+      </w:r>
+      <w:r>
+        <w:rPr>
+          <w:lang w:val="zh_TW" w:bidi="zh_TW"/>
+        </w:rPr>
+        <w:t>經文中提到特殊類型的建築，包括房屋、特定城市的結構，當然，還有聖殿。所有事物都受到當時統治以色列的眾帝國影響。因此，研究與聖經歷史相關的帝國建築對於理解巴勒斯坦的建築學是很重要的。</w:t>
+      </w:r>
+    </w:p>
+    <w:p>
+      <w:pPr/>
+      <w:r>
+        <w:rPr>
+          <w:lang w:val="zh_TW" w:bidi="zh_TW"/>
+        </w:rPr>
+      </w:r>
+      <w:r>
+        <w:rPr>
+          <w:lang w:val="zh_TW" w:bidi="zh_TW"/>
+        </w:rPr>
+        <w:t>預覽</w:t>
+      </w:r>
+    </w:p>
+    <w:p>
+      <w:pPr>
+        <w:pStyle w:val="ListBullet"/>
+        <w:spacing w:line="240" w:lineRule="auto"/>
+        <w:ind w:left="720"/>
+      </w:pPr>
+      <w:r>
+        <w:rPr>
+          <w:lang w:val="zh_TW" w:bidi="zh_TW"/>
+        </w:rPr>
+      </w:r>
+      <w:r>
+        <w:rPr>
+          <w:lang w:val="zh_TW" w:bidi="zh_TW"/>
+        </w:rPr>
+        <w:t>蘇美人建築</w:t>
+      </w:r>
+    </w:p>
+    <w:p>
+      <w:pPr>
+        <w:pStyle w:val="ListBullet"/>
+        <w:spacing w:line="240" w:lineRule="auto"/>
+        <w:ind w:left="720"/>
+      </w:pPr>
+      <w:r>
+        <w:rPr>
+          <w:lang w:val="zh_TW" w:bidi="zh_TW"/>
+        </w:rPr>
+      </w:r>
+      <w:r>
+        <w:rPr>
+          <w:lang w:val="zh_TW" w:bidi="zh_TW"/>
+        </w:rPr>
+        <w:t>埃及建築</w:t>
+      </w:r>
+    </w:p>
+    <w:p>
+      <w:pPr>
+        <w:pStyle w:val="ListBullet"/>
+        <w:spacing w:line="240" w:lineRule="auto"/>
+        <w:ind w:left="720"/>
+      </w:pPr>
+      <w:r>
+        <w:rPr>
+          <w:lang w:val="zh_TW" w:bidi="zh_TW"/>
+        </w:rPr>
+      </w:r>
+      <w:r>
+        <w:rPr>
+          <w:lang w:val="zh_TW" w:bidi="zh_TW"/>
+        </w:rPr>
+        <w:t>亞述和赫人的建築</w:t>
+      </w:r>
+    </w:p>
+    <w:p>
+      <w:pPr>
+        <w:pStyle w:val="ListBullet"/>
+        <w:spacing w:line="240" w:lineRule="auto"/>
+        <w:ind w:left="720"/>
+      </w:pPr>
+      <w:r>
+        <w:rPr>
+          <w:lang w:val="zh_TW" w:bidi="zh_TW"/>
+        </w:rPr>
+      </w:r>
+      <w:r>
+        <w:rPr>
+          <w:lang w:val="zh_TW" w:bidi="zh_TW"/>
+        </w:rPr>
+        <w:t>希臘建築</w:t>
+      </w:r>
+    </w:p>
+    <w:p>
+      <w:pPr>
+        <w:pStyle w:val="ListBullet"/>
+        <w:spacing w:line="240" w:lineRule="auto"/>
+        <w:ind w:left="720"/>
+      </w:pPr>
+      <w:r>
+        <w:rPr>
+          <w:lang w:val="zh_TW" w:bidi="zh_TW"/>
+        </w:rPr>
+      </w:r>
+      <w:r>
+        <w:rPr>
+          <w:lang w:val="zh_TW" w:bidi="zh_TW"/>
+        </w:rPr>
+        <w:t>羅馬建築</w:t>
+      </w:r>
+    </w:p>
+    <w:p>
+      <w:pPr>
+        <w:pStyle w:val="ListBullet"/>
+        <w:spacing w:line="240" w:lineRule="auto"/>
+        <w:ind w:left="720"/>
+      </w:pPr>
+      <w:r>
+        <w:rPr>
+          <w:lang w:val="zh_TW" w:bidi="zh_TW"/>
+        </w:rPr>
+      </w:r>
+      <w:r>
+        <w:rPr>
+          <w:lang w:val="zh_TW" w:bidi="zh_TW"/>
+        </w:rPr>
+        <w:t>巴勒斯坦建築</w:t>
+      </w:r>
+    </w:p>
+    <w:p>
+      <w:pPr>
+        <w:pStyle w:val="Heading3"/>
+      </w:pPr>
+      <w:r>
+        <w:rPr>
+          <w:lang w:val="zh_TW" w:bidi="zh_TW"/>
+        </w:rPr>
+        <w:t>蘇美人建築</w:t>
+      </w:r>
+    </w:p>
+    <w:p>
+      <w:pPr/>
+      <w:r>
+        <w:rPr>
+          <w:lang w:val="zh_TW" w:bidi="zh_TW"/>
+        </w:rPr>
+      </w:r>
+      <w:r>
+        <w:rPr>
+          <w:lang w:val="zh_TW" w:bidi="zh_TW"/>
+        </w:rPr>
+        <w:t>建築最早是由非閃族起源的蘇美人發展起來的。他們可能在遷往北方大陸前的一千年前就已經定居在波斯灣的巴林島上。從他們的文化起始時，蘇美人就將建築視為一項重要的藝術活動，在他們建造的廟宇中得到了最充分的表現。蘇美人的金字塔型廟宇（ziggurat）或稱廟塔（staged tower），成為美索不達米亞在非宗教和宗教建築方面最具代表性的貢獻。金字塔型廟宇經常被比作中世紀歐洲的大教堂，其最高點似乎意欲向上達於神，來作為人類宗教願望的表達。然而，蘇美人建造他們神殿的概念並不是這樣。對他們來說，站在土丘或平台上的金字形神塔，代表集中了自然界的、給與生命的力量。神明已經降臨到他的家中，敬拜者的責任是在那裡與神明交流。</w:t>
+      </w:r>
+    </w:p>
+    <w:p>
+      <w:pPr/>
+      <w:r>
+        <w:rPr>
+          <w:lang w:val="zh_TW" w:bidi="zh_TW"/>
+        </w:rPr>
+      </w:r>
+      <w:r>
+        <w:rPr>
+          <w:lang w:val="zh_TW" w:bidi="zh_TW"/>
+        </w:rPr>
+        <w:t>到公元前2000年，美索不達米亞的寺廟區通常包括金字塔型廟宇、多個倉庫、神殿、作坊和祭司的住所。通常，金字塔型廟宇由三個部分組成：內牆是曬乾的泥磚，外牆是用瀝青砌成的燒磚。可以走樓梯或坡道到達上層，有時最上層還有一個供奉當地神祇的小神龕。除了設計裝飾牆壁和柱子外，蘇美建築師還發現如何使用拱門、圓頂和拱頂來營造宏偉感和空間感。</w:t>
+      </w:r>
+    </w:p>
+    <w:p>
+      <w:pPr/>
+      <w:r>
+        <w:rPr>
+          <w:lang w:val="zh_TW" w:bidi="zh_TW"/>
+        </w:rPr>
+      </w:r>
+      <w:r>
+        <w:rPr>
+          <w:lang w:val="zh_TW" w:bidi="zh_TW"/>
+        </w:rPr>
+        <w:t>蘇美的住宅建築風格相當多樣。大多數城市房屋是兩層樓的住宅，建在三面環繞的廣場上，開口朝向遠離狹窄街道的一側。富人的住宅可能有20個房間；有些包括僕人房間。室內浴室設施通過排水管連接到地下糞池。許多房屋的地下室都有一個家庭墓穴。蘇美人的建築創新無疑在各方面都使阿卡德人、赫人、埃及人和希臘人受益。</w:t>
+      </w:r>
+    </w:p>
+    <w:p>
+      <w:pPr>
+        <w:pStyle w:val="Heading3"/>
+      </w:pPr>
+      <w:r>
+        <w:rPr>
+          <w:lang w:val="zh_TW" w:bidi="zh_TW"/>
+        </w:rPr>
+        <w:t>埃及建築</w:t>
+      </w:r>
+    </w:p>
+    <w:p>
+      <w:pPr/>
+      <w:r>
+        <w:rPr>
+          <w:lang w:val="zh_TW" w:bidi="zh_TW"/>
+        </w:rPr>
+      </w:r>
+      <w:r>
+        <w:rPr>
+          <w:lang w:val="zh_TW" w:bidi="zh_TW"/>
+        </w:rPr>
+        <w:t>埃及人實現了許多文明意欲完成的持久建築形式，所以他們許多的建築物得以保存下來，其中包含廟宇、墳墓和金字塔。為了建造這些建築物，必須從遙遠的採石場運送巨石而來。埃及人利用奴隸的勞動力，建造了用來紀念他們統治者的建築。</w:t>
+      </w:r>
+    </w:p>
+    <w:p>
+      <w:pPr/>
+      <w:r>
+        <w:rPr>
+          <w:lang w:val="zh_TW" w:bidi="zh_TW"/>
+        </w:rPr>
+      </w:r>
+      <w:r>
+        <w:rPr>
+          <w:lang w:val="zh_TW" w:bidi="zh_TW"/>
+        </w:rPr>
+        <w:t>埃及建築最顯著的例子就是金字塔，幾乎所有的金字塔都是在古王國時期建造的（約公元前2700–2200年）。蘇美建築的凹槽壁龕（the recessed niche）被用來承受石砌工程的巨大壓力。如果沒有這樣的技術，建造像大金字塔這樣龐大的建築是不可能的，其估計重量幾乎達到六百萬噸（5,448,000公噸）。大金字塔是地球上定南北向最精確的建築之一，其朝向幾乎與真正的南北方向完全一致，只差不到一度的幾秒鐘。切割許多巨大的石塊並拼接在一起，其精確程度，甚至無法在石塊之間的縫隙插入一張紙。金字塔本來是作為保存原先下令建造金字塔者遺骸的墳墓，但這些建築物本身已成為人類創造力的紀念碑。</w:t>
+      </w:r>
+    </w:p>
+    <w:p>
+      <w:pPr/>
+      <w:r>
+        <w:rPr>
+          <w:lang w:val="zh_TW" w:bidi="zh_TW"/>
+        </w:rPr>
+      </w:r>
+      <w:r>
+        <w:rPr>
+          <w:lang w:val="zh_TW" w:bidi="zh_TW"/>
+        </w:rPr>
+        <w:t>埃及人的主要建築風格是「柱樑結構（post and lintel）」，即水平橫樑支撐在柱子上。因此，任何規模的建築都變成了柱子的森林。牆面覆蓋著雕刻、繪畫和象形文字。神廟的設計沿著長軸進行，幾乎達到完美的對稱。這些結構是為了帝國的盛典和其他儀式而設計的，旨在向人們展示統治者的權力和威嚴。</w:t>
+      </w:r>
+    </w:p>
+    <w:p>
+      <w:pPr>
+        <w:pStyle w:val="Heading3"/>
+      </w:pPr>
+      <w:r>
+        <w:rPr>
+          <w:lang w:val="zh_TW" w:bidi="zh_TW"/>
+        </w:rPr>
+        <w:t>亞述和赫人建築</w:t>
+      </w:r>
+    </w:p>
+    <w:p>
+      <w:pPr/>
+      <w:r>
+        <w:rPr>
+          <w:lang w:val="zh_TW" w:bidi="zh_TW"/>
+        </w:rPr>
+      </w:r>
+      <w:r>
+        <w:rPr>
+          <w:lang w:val="zh_TW" w:bidi="zh_TW"/>
+        </w:rPr>
+        <w:t>亞述人遵循蘇美人的神廟建造模式，但擴大了金字塔型廟宇並增加了更多樓層數。博爾西帕（Borsippa）的大型金字塔型廟宇是七層神廟建築的顯著例子。地基方約為272英尺（83公尺），建築物高約160英尺（49公尺）。每層樓都以梯田效果向內縮，並塗上不同顏色的漆。每一層代表其中一顆行星。根據後來的蘇美人習俗，最上層的屋頂上建有一個小神殿，據說神明尼波（Nebo）就居住在那裡。許多人認為神所摧毀的巴別塔是一座金字塔型廟宇（</w:t>
+      </w:r>
+      <w:hyperlink r:id="rId142">
+        <w:r>
+          <w:rPr>
+            <w:lang w:val="zh_TW" w:bidi="zh_TW"/>
+          </w:rPr>
+          <w:rPr>
+            <w:color w:val="0000EE"/>
+            <w:u w:val="single"/>
+          </w:rPr>
+          <w:t>創11</w:t>
+        </w:r>
+      </w:hyperlink>
+      <w:r>
+        <w:rPr>
+          <w:lang w:val="zh_TW" w:bidi="zh_TW"/>
+        </w:rPr>
+        <w:t>）。</w:t>
+      </w:r>
+    </w:p>
+    <w:p>
+      <w:pPr/>
+      <w:r>
+        <w:rPr>
+          <w:lang w:val="zh_TW" w:bidi="zh_TW"/>
+        </w:rPr>
+      </w:r>
+      <w:r>
+        <w:rPr>
+          <w:lang w:val="zh_TW" w:bidi="zh_TW"/>
+        </w:rPr>
+        <w:t>公元前八世紀和七世紀的亞述王宮殿既大又優雅，巨大的浮雕裝飾描繪國王忙於各種活動。亞述藝術在這個時期達到巔峰，對細節一絲不苟的關注為亞述建築帶來了剛毅的特質。大型石雕護衛動物被安置在公共建築物的入口處。在小亞細亞東部的</w:t>
+      </w:r>
+      <w:r>
+        <w:rPr>
+          <w:lang w:val="zh_TW" w:bidi="zh_TW"/>
+        </w:rPr>
+        <w:t>安納多利亞</w:t>
+      </w:r>
+      <w:r>
+        <w:rPr>
+          <w:lang w:val="zh_TW" w:bidi="zh_TW"/>
+        </w:rPr>
+        <w:t>（Anatolia），類似的雕像是赫人建築的一個特徵。</w:t>
+      </w:r>
+    </w:p>
+    <w:p>
+      <w:pPr/>
+      <w:r>
+        <w:rPr>
+          <w:lang w:val="zh_TW" w:bidi="zh_TW"/>
+        </w:rPr>
+      </w:r>
+      <w:r>
+        <w:rPr>
+          <w:lang w:val="zh_TW" w:bidi="zh_TW"/>
+        </w:rPr>
+        <w:t>在</w:t>
+      </w:r>
+      <w:r>
+        <w:rPr>
+          <w:lang w:val="zh_TW" w:bidi="zh_TW"/>
+        </w:rPr>
+        <w:t>波格斯凱</w:t>
+      </w:r>
+      <w:r>
+        <w:rPr>
+          <w:lang w:val="zh_TW" w:bidi="zh_TW"/>
+        </w:rPr>
+        <w:t>（Boghazkôy）及其他地方挖掘出的赫人建築在規模和宏偉程度上已經可以媲美亞述人的建築。高聳的柱子、長長的走廊和寬敞的房間是青銅時代赫人宮殿建築的典型特徵。</w:t>
+      </w:r>
+    </w:p>
+    <w:p>
+      <w:pPr/>
+      <w:r>
+        <w:rPr>
+          <w:lang w:val="zh_TW" w:bidi="zh_TW"/>
+        </w:rPr>
+      </w:r>
+      <w:r>
+        <w:rPr>
+          <w:lang w:val="zh_TW" w:bidi="zh_TW"/>
+        </w:rPr>
+        <w:t>赫人神廟的設計延續巴比倫常見的風格，由數座建築圍繞著一個開放式的庭院。其中一不同之處是主要的聖所（santuary）是通過一系列入口或門廊進入的，這些入口或門廊延伸超過相鄰建築物的長度。其設計可以在突出的頂部放置小窗戶，以便在聖所內提供額外的光線。</w:t>
+      </w:r>
+    </w:p>
+    <w:p>
+      <w:pPr>
+        <w:pStyle w:val="Heading3"/>
+      </w:pPr>
+      <w:r>
+        <w:rPr>
+          <w:lang w:val="zh_TW" w:bidi="zh_TW"/>
+        </w:rPr>
+        <w:t>希臘建築</w:t>
+      </w:r>
+    </w:p>
+    <w:p>
+      <w:pPr/>
+      <w:r>
+        <w:rPr>
+          <w:lang w:val="zh_TW" w:bidi="zh_TW"/>
+        </w:rPr>
+      </w:r>
+      <w:r>
+        <w:rPr>
+          <w:lang w:val="zh_TW" w:bidi="zh_TW"/>
+        </w:rPr>
+        <w:t>建築學在希臘世界崛起，成就斐然。由許多因素綜合在一起，產生了延續數世紀的建築之美。這些因素包括氣候、環境、政府和人民。或許最重要的因素是人，因為他們似乎可以自由地想像與發展設計、結構，這些設計和結構至今仍激發著我們的想像力。</w:t>
+      </w:r>
+    </w:p>
+    <w:p>
+      <w:pPr/>
+      <w:r>
+        <w:rPr>
+          <w:lang w:val="zh_TW" w:bidi="zh_TW"/>
+        </w:rPr>
+      </w:r>
+      <w:r>
+        <w:rPr>
+          <w:lang w:val="zh_TW" w:bidi="zh_TW"/>
+        </w:rPr>
+        <w:t>希臘人努力追求在建築中的美感。這個崇高的動機在公元前五世紀得到了最高的體現。在</w:t>
+      </w:r>
+      <w:r>
+        <w:rPr>
+          <w:lang w:val="zh_TW" w:bidi="zh_TW"/>
+        </w:rPr>
+        <w:t>伯理克利</w:t>
+      </w:r>
+      <w:r>
+        <w:rPr>
+          <w:lang w:val="zh_TW" w:bidi="zh_TW"/>
+        </w:rPr>
+        <w:t>（Pericles）時期（公元前461–429年），雅典衛城上（the Acropolis）的帕德嫩（Parthenon）神殿和大型門廊（Propylea）從早期的原型進行了改造，</w:t>
+      </w:r>
+      <w:r>
+        <w:rPr>
+          <w:lang w:val="zh_TW" w:bidi="zh_TW"/>
+        </w:rPr>
+        <w:t>艾瑞克丟</w:t>
+      </w:r>
+      <w:r>
+        <w:rPr>
+          <w:lang w:val="zh_TW" w:bidi="zh_TW"/>
+        </w:rPr>
+        <w:t>（Erechtheum）神殿也在那裡建造。隨後在雅典建造的神殿包括赫菲斯托斯（Hephaestus）神殿（這是一個不如帕德嫩神殿優雅的版本），以及阿瑞斯（Ares）神殿。</w:t>
+      </w:r>
+      <w:r>
+        <w:rPr>
+          <w:lang w:val="zh_TW" w:bidi="zh_TW"/>
+        </w:rPr>
+        <w:t>腓迪亞</w:t>
+      </w:r>
+      <w:r>
+        <w:rPr>
+          <w:lang w:val="zh_TW" w:bidi="zh_TW"/>
+        </w:rPr>
+        <w:t>（Phidias）是設計帕德嫩神殿的雕刻家，也與他的學生們一起負責了許多公元前五世紀的雕像。雖然蘇美人是最早製作相當刻板的獨立石像的人，但他們這樣做主要是出於神學考量。對於蘇美雕刻家來說，這尊雕像代表了一個站在神面前準備接受審判的人。對希臘人來說，優秀雕像的目標是盡可能真實和準確地再現人體結構（anatomy），並且跟亞述人一樣，他們的雕刻家也研究解剖學。最終，希臘人成為世界上最熟練的雕刻家。</w:t>
+      </w:r>
+    </w:p>
+    <w:p>
+      <w:pPr/>
+      <w:r>
+        <w:rPr>
+          <w:lang w:val="zh_TW" w:bidi="zh_TW"/>
+        </w:rPr>
+      </w:r>
+      <w:r>
+        <w:rPr>
+          <w:lang w:val="zh_TW" w:bidi="zh_TW"/>
+        </w:rPr>
+        <w:t>許多希臘建築具有結構和環境的適當組合。例如，劇院建在山丘上，這樣結構可以有分層的座位，並且仍然保有美麗的背景。大理石被廣泛的使用。建築物的位置設計使陰影增添其美感。所有這些結構之美在使徒保羅訪問雅典城時都看見了，但他「看見滿城都是偶像，就心裏著急」(</w:t>
+      </w:r>
+      <w:hyperlink r:id="rId143">
+        <w:r>
+          <w:rPr>
+            <w:lang w:val="zh_TW" w:bidi="zh_TW"/>
+          </w:rPr>
+          <w:rPr>
+            <w:color w:val="0000EE"/>
+            <w:u w:val="single"/>
+          </w:rPr>
+          <w:t>徒17:16</w:t>
+        </w:r>
+      </w:hyperlink>
+      <w:r>
+        <w:rPr>
+          <w:lang w:val="zh_TW" w:bidi="zh_TW"/>
+        </w:rPr>
+        <w:t>)。許多最美麗的建築，例如帕德嫩神廟，是為了紀念異教的希臘神而建造的。保羅在亞略•巴古（Areopagus，又名火星山〔Mars Hill〕）上講了他著名的講章，而這座山眺望著雅典的眾神殿。</w:t>
+      </w:r>
+    </w:p>
+    <w:p>
+      <w:pPr>
+        <w:pStyle w:val="Heading3"/>
+      </w:pPr>
+      <w:r>
+        <w:rPr>
+          <w:lang w:val="zh_TW" w:bidi="zh_TW"/>
+        </w:rPr>
+        <w:t>羅馬建築</w:t>
+      </w:r>
+    </w:p>
+    <w:p>
+      <w:pPr/>
+      <w:r>
+        <w:rPr>
+          <w:lang w:val="zh_TW" w:bidi="zh_TW"/>
+        </w:rPr>
+      </w:r>
+      <w:r>
+        <w:rPr>
+          <w:lang w:val="zh_TW" w:bidi="zh_TW"/>
+        </w:rPr>
+        <w:t>羅馬人是偉大的建築師，他們在世界建築上留下了自己的印記。有幾個因素影響了羅馬建築風格。首先是羅馬人接管了早期的眾帝國和早期的建築形式。受到一些埃及建築的影響，但希臘人對美的眼光和大理石的使用更為重要。另一個因素是羅馬人發現了由火山土製成的水泥，這種水泥與石灰混合後形成了具有極強凝聚力的砂漿。水泥使羅馬人能夠建造無需支撐柱的拱門，因而產生一種壯麗和威嚴的效果。羅馬人也使用水泥建造多層建築，例如羅馬競技場。</w:t>
+      </w:r>
+    </w:p>
+    <w:p>
+      <w:pPr/>
+      <w:r>
+        <w:rPr>
+          <w:lang w:val="zh_TW" w:bidi="zh_TW"/>
+        </w:rPr>
+      </w:r>
+      <w:r>
+        <w:rPr>
+          <w:lang w:val="zh_TW" w:bidi="zh_TW"/>
+        </w:rPr>
+        <w:t>羅馬建築師在城市中心使用中央廣場或公共論壇。在這些周圍建造了公共建築、寺廟、商店和柱廊。中央廣場有拱門和紀念皇帝勝利的紀念碑。羅馬的市政規劃概念在整個羅馬帝國，包括巴勒斯坦，都被廣為模仿。</w:t>
+      </w:r>
+    </w:p>
+    <w:p>
+      <w:pPr/>
+      <w:r>
+        <w:rPr>
+          <w:lang w:val="zh_TW" w:bidi="zh_TW"/>
+        </w:rPr>
+      </w:r>
+      <w:r>
+        <w:rPr>
+          <w:lang w:val="zh_TW" w:bidi="zh_TW"/>
+        </w:rPr>
+        <w:t>在羅馬統治的許多國家中，水資源短缺迫使他們設計了陸上運輸水的方法。這導致了渡槽（the aqueduct）的發展。羅馬建築師面臨著保持足夠坡度以使水能夠靠重力流動的問題。水泥渠道由石拱支撐，解決了大部分問題。渡槽系統的建築設計在帝國時期始終保持不變。基礎柱由圓拱跨越。一條石渠建在拱門頂部，內襯水泥，並經常覆蓋著弧形屋頂。</w:t>
+      </w:r>
+    </w:p>
+    <w:p>
+      <w:pPr>
+        <w:pStyle w:val="Heading3"/>
+      </w:pPr>
+      <w:r>
+        <w:rPr>
+          <w:lang w:val="zh_TW" w:bidi="zh_TW"/>
+        </w:rPr>
+        <w:t>巴勒斯坦建築</w:t>
+      </w:r>
+    </w:p>
+    <w:p>
+      <w:pPr/>
+      <w:r>
+        <w:rPr>
+          <w:lang w:val="zh_TW" w:bidi="zh_TW"/>
+        </w:rPr>
+      </w:r>
+      <w:r>
+        <w:rPr>
+          <w:lang w:val="zh_TW" w:bidi="zh_TW"/>
+        </w:rPr>
+        <w:t>以色列人有一世代是居住在帳篷之中，過著最多是半定居（semisedentary）的生活，沒有任何需要永久結構的需求。然而當他們需要安頓下來時，卻因缺乏建築技能而無法建造建築。考古挖掘在示羅、伯特利和底璧等地點發現了以色列人試圖在早期迦南人的地基上重建的跡象。他們的工藝水準明顯低於迦南建築者的水平，特別是在迦南王室所處的城市中表現得尤為明顯。 直到公元前五世紀，以色列人的建築物往往是小而狹窄的，部分原因是建築師還沒有設計出其他的屋頂結構，只能在建築物的寬度上鋪設橫梁，並在上面放置平頂。巴勒斯坦的第一個拱形拱門建於波斯時期，但它過於創新，以至於保守的猶太人拒絕將其作為建築風格採用。只有在羅馬時期，拱門和拱頂才因大希律王的影響而被接受。</w:t>
+      </w:r>
+    </w:p>
+    <w:p>
+      <w:pPr>
+        <w:pStyle w:val="Heading4"/>
+      </w:pPr>
+      <w:r>
+        <w:rPr>
+          <w:lang w:val="zh_TW" w:bidi="zh_TW"/>
+        </w:rPr>
+        <w:t>舊約建築</w:t>
+      </w:r>
+    </w:p>
+    <w:p>
+      <w:pPr/>
+      <w:r>
+        <w:rPr>
+          <w:lang w:val="zh_TW" w:bidi="zh_TW"/>
+        </w:rPr>
+      </w:r>
+      <w:r>
+        <w:rPr>
+          <w:lang w:val="zh_TW" w:bidi="zh_TW"/>
+        </w:rPr>
+        <w:t>城市</w:t>
+      </w:r>
+    </w:p>
+    <w:p>
+      <w:pPr/>
+      <w:r>
+        <w:rPr>
+          <w:lang w:val="zh_TW" w:bidi="zh_TW"/>
+        </w:rPr>
+      </w:r>
+      <w:r>
+        <w:rPr>
+          <w:lang w:val="zh_TW" w:bidi="zh_TW"/>
+        </w:rPr>
+        <w:t>在舊約時代，城市建在山丘或土堆上，並用牆圍起來以作保護。一般來說，房屋是隨意排列的，由蜿蜒的小路或巷子連接。無法負擔城市生活的人住在城市外圍的村莊。他們會在附近的田地工作，遇到危險時逃到城市尋求保護。</w:t>
+      </w:r>
+    </w:p>
+    <w:p>
+      <w:pPr/>
+      <w:r>
+        <w:rPr>
+          <w:lang w:val="zh_TW" w:bidi="zh_TW"/>
+        </w:rPr>
+      </w:r>
+      <w:r>
+        <w:rPr>
+          <w:lang w:val="zh_TW" w:bidi="zh_TW"/>
+        </w:rPr>
+        <w:t>對任何城市來說，最重要的是充足的水資源供應。因此，城市建在地下泉水上或附近。有些城市使用抹灰泥的蓄水池和集水池來收集雨水，以補充日常的供水。地下水受到階梯隧道的保護，以便在城市被圍困時能夠取水。</w:t>
+      </w:r>
+    </w:p>
+    <w:p>
+      <w:pPr/>
+      <w:r>
+        <w:rPr>
+          <w:lang w:val="zh_TW" w:bidi="zh_TW"/>
+        </w:rPr>
+      </w:r>
+      <w:r>
+        <w:rPr>
+          <w:lang w:val="zh_TW" w:bidi="zh_TW"/>
+        </w:rPr>
+        <w:t>防禦要塞</w:t>
+      </w:r>
+    </w:p>
+    <w:p>
+      <w:pPr/>
+      <w:r>
+        <w:rPr>
+          <w:lang w:val="zh_TW" w:bidi="zh_TW"/>
+        </w:rPr>
+      </w:r>
+      <w:r>
+        <w:rPr>
+          <w:lang w:val="zh_TW" w:bidi="zh_TW"/>
+        </w:rPr>
+        <w:t>在舊約時期的大部分時間裡，以色列人使用青銅時代中期的技術來防禦他們的城市。核心特徵是一堵由石頭或磚塊建成的牆，高25到30英尺（7.6到9.1公尺）。 牆有時會有人工斜坡，底部有壕溝，以防禦敵人的攻城槌。</w:t>
+      </w:r>
+    </w:p>
+    <w:p>
+      <w:pPr/>
+      <w:r>
+        <w:rPr>
+          <w:lang w:val="zh_TW" w:bidi="zh_TW"/>
+        </w:rPr>
+      </w:r>
+      <w:r>
+        <w:rPr>
+          <w:lang w:val="zh_TW" w:bidi="zh_TW"/>
+        </w:rPr>
+        <w:t>在以色列君主制時期，也建造了雙重城墻（casemate walls）。這些由兩堵平行牆和一系列橫牆連接而成。隨後，這些房間被填滿泥土，以增加保護來抵擋敵人的撞城錘（</w:t>
+      </w:r>
+      <w:hyperlink r:id="rId144">
+        <w:r>
+          <w:rPr>
+            <w:lang w:val="zh_TW" w:bidi="zh_TW"/>
+          </w:rPr>
+          <w:rPr>
+            <w:color w:val="0000EE"/>
+            <w:u w:val="single"/>
+          </w:rPr>
+          <w:t>結26:9</w:t>
+        </w:r>
+      </w:hyperlink>
+      <w:r>
+        <w:rPr>
+          <w:lang w:val="zh_TW" w:bidi="zh_TW"/>
+        </w:rPr>
+        <w:t>）。 有時會建造厚達20英尺（6公尺）的牆壁，並設有懸垂部分，以便制服攻擊者。使徒保羅從大馬士革城牆上的一個房間裡被人用籃子放下城牆（</w:t>
+      </w:r>
+      <w:hyperlink r:id="rId145">
+        <w:r>
+          <w:rPr>
+            <w:lang w:val="zh_TW" w:bidi="zh_TW"/>
+          </w:rPr>
+          <w:rPr>
+            <w:color w:val="0000EE"/>
+            <w:u w:val="single"/>
+          </w:rPr>
+          <w:t>徒9:25</w:t>
+        </w:r>
+      </w:hyperlink>
+      <w:r>
+        <w:rPr>
+          <w:lang w:val="zh_TW" w:bidi="zh_TW"/>
+        </w:rPr>
+        <w:t>；</w:t>
+      </w:r>
+      <w:hyperlink r:id="rId146">
+        <w:r>
+          <w:rPr>
+            <w:lang w:val="zh_TW" w:bidi="zh_TW"/>
+          </w:rPr>
+          <w:rPr>
+            <w:color w:val="0000EE"/>
+            <w:u w:val="single"/>
+          </w:rPr>
+          <w:t>林後11:33</w:t>
+        </w:r>
+      </w:hyperlink>
+      <w:r>
+        <w:rPr>
+          <w:lang w:val="zh_TW" w:bidi="zh_TW"/>
+        </w:rPr>
+        <w:t>）。</w:t>
+      </w:r>
+    </w:p>
+    <w:p>
+      <w:pPr/>
+      <w:r>
+        <w:rPr>
+          <w:lang w:val="zh_TW" w:bidi="zh_TW"/>
+        </w:rPr>
+      </w:r>
+      <w:r>
+        <w:rPr>
+          <w:lang w:val="zh_TW" w:bidi="zh_TW"/>
+        </w:rPr>
+        <w:t>城門</w:t>
+      </w:r>
+    </w:p>
+    <w:p>
+      <w:pPr/>
+      <w:r>
+        <w:rPr>
+          <w:lang w:val="zh_TW" w:bidi="zh_TW"/>
+        </w:rPr>
+      </w:r>
+      <w:r>
+        <w:rPr>
+          <w:lang w:val="zh_TW" w:bidi="zh_TW"/>
+        </w:rPr>
+        <w:t>大多數城牆都有兩個城門。其中一個是給駱駝商隊、戰車和較大的車輛使用的；另一個在城市的另一邊，則是給行人、驢子和小動物使用的。許多門由雙扇門組成（</w:t>
+      </w:r>
+      <w:hyperlink r:id="rId147">
+        <w:r>
+          <w:rPr>
+            <w:lang w:val="zh_TW" w:bidi="zh_TW"/>
+          </w:rPr>
+          <w:rPr>
+            <w:color w:val="0000EE"/>
+            <w:u w:val="single"/>
+          </w:rPr>
+          <w:t>賽45:1</w:t>
+        </w:r>
+      </w:hyperlink>
+      <w:r>
+        <w:rPr>
+          <w:lang w:val="zh_TW" w:bidi="zh_TW"/>
+        </w:rPr>
+        <w:t>；</w:t>
+      </w:r>
+      <w:hyperlink r:id="rId148">
+        <w:r>
+          <w:rPr>
+            <w:lang w:val="zh_TW" w:bidi="zh_TW"/>
+          </w:rPr>
+          <w:rPr>
+            <w:color w:val="0000EE"/>
+            <w:u w:val="single"/>
+          </w:rPr>
+          <w:t>尼6:1</w:t>
+        </w:r>
+      </w:hyperlink>
+      <w:r>
+        <w:rPr>
+          <w:lang w:val="zh_TW" w:bidi="zh_TW"/>
+        </w:rPr>
+        <w:t>），由木頭製成並覆蓋銅製的板面（</w:t>
+      </w:r>
+      <w:hyperlink r:id="rId149">
+        <w:r>
+          <w:rPr>
+            <w:lang w:val="zh_TW" w:bidi="zh_TW"/>
+          </w:rPr>
+          <w:rPr>
+            <w:color w:val="0000EE"/>
+            <w:u w:val="single"/>
+          </w:rPr>
+          <w:t>賽45:2</w:t>
+        </w:r>
+      </w:hyperlink>
+      <w:r>
+        <w:rPr>
+          <w:lang w:val="zh_TW" w:bidi="zh_TW"/>
+        </w:rPr>
+        <w:t>）。門用橫木、青銅（</w:t>
+      </w:r>
+      <w:hyperlink r:id="rId150">
+        <w:r>
+          <w:rPr>
+            <w:lang w:val="zh_TW" w:bidi="zh_TW"/>
+          </w:rPr>
+          <w:rPr>
+            <w:color w:val="0000EE"/>
+            <w:u w:val="single"/>
+          </w:rPr>
+          <w:t>王上4:13</w:t>
+        </w:r>
+      </w:hyperlink>
+      <w:r>
+        <w:rPr>
+          <w:lang w:val="zh_TW" w:bidi="zh_TW"/>
+        </w:rPr>
+        <w:t>）或鐵（</w:t>
+      </w:r>
+      <w:hyperlink r:id="rId151">
+        <w:r>
+          <w:rPr>
+            <w:lang w:val="zh_TW" w:bidi="zh_TW"/>
+          </w:rPr>
+          <w:rPr>
+            <w:color w:val="0000EE"/>
+            <w:u w:val="single"/>
+          </w:rPr>
+          <w:t>詩107:16</w:t>
+        </w:r>
+      </w:hyperlink>
+      <w:r>
+        <w:rPr>
+          <w:lang w:val="zh_TW" w:bidi="zh_TW"/>
+        </w:rPr>
+        <w:t>）的橫杆固定在門柱的開口處（</w:t>
+      </w:r>
+      <w:hyperlink r:id="rId152">
+        <w:r>
+          <w:rPr>
+            <w:lang w:val="zh_TW" w:bidi="zh_TW"/>
+          </w:rPr>
+          <w:rPr>
+            <w:color w:val="0000EE"/>
+            <w:u w:val="single"/>
+          </w:rPr>
+          <w:t>士16:3</w:t>
+        </w:r>
+      </w:hyperlink>
+      <w:r>
+        <w:rPr>
+          <w:lang w:val="zh_TW" w:bidi="zh_TW"/>
+        </w:rPr>
+        <w:t>）。</w:t>
+      </w:r>
+    </w:p>
+    <w:p>
+      <w:pPr/>
+      <w:r>
+        <w:rPr>
+          <w:lang w:val="zh_TW" w:bidi="zh_TW"/>
+        </w:rPr>
+      </w:r>
+      <w:r>
+        <w:rPr>
+          <w:lang w:val="zh_TW" w:bidi="zh_TW"/>
+        </w:rPr>
+        <w:t>城門的位置對城市的防禦非常重要。通常通往城門的道路會被設計成讓攻擊者（左手持盾）必須面對城市的城牆及其右側的防禦者。有時候，城門是大塔的一部分（</w:t>
+      </w:r>
+      <w:hyperlink r:id="rId153">
+        <w:r>
+          <w:rPr>
+            <w:lang w:val="zh_TW" w:bidi="zh_TW"/>
+          </w:rPr>
+          <w:rPr>
+            <w:color w:val="0000EE"/>
+            <w:u w:val="single"/>
+          </w:rPr>
+          <w:t>代下26:9</w:t>
+        </w:r>
+      </w:hyperlink>
+      <w:r>
+        <w:rPr>
+          <w:lang w:val="zh_TW" w:bidi="zh_TW"/>
+        </w:rPr>
+        <w:t>）。偶爾，塔內會建造階梯，讓哨兵可以到達塔頂站崗（</w:t>
+      </w:r>
+      <w:hyperlink r:id="rId154">
+        <w:r>
+          <w:rPr>
+            <w:lang w:val="zh_TW" w:bidi="zh_TW"/>
+          </w:rPr>
+          <w:rPr>
+            <w:color w:val="0000EE"/>
+            <w:u w:val="single"/>
+          </w:rPr>
+          <w:t>王下9:17</w:t>
+        </w:r>
+      </w:hyperlink>
+      <w:r>
+        <w:rPr>
+          <w:lang w:val="zh_TW" w:bidi="zh_TW"/>
+        </w:rPr>
+        <w:t>）。在其他時候，城門的位置是轉90度在門戶之間，以防止敵方弓箭手直接射穿城門。</w:t>
+      </w:r>
+    </w:p>
+    <w:p>
+      <w:pPr/>
+      <w:r>
+        <w:rPr>
+          <w:lang w:val="zh_TW" w:bidi="zh_TW"/>
+        </w:rPr>
+      </w:r>
+      <w:r>
+        <w:rPr>
+          <w:lang w:val="zh_TW" w:bidi="zh_TW"/>
+        </w:rPr>
+        <w:t>房屋</w:t>
+      </w:r>
+    </w:p>
+    <w:p>
+      <w:pPr/>
+      <w:r>
+        <w:rPr>
+          <w:lang w:val="zh_TW" w:bidi="zh_TW"/>
+        </w:rPr>
+      </w:r>
+      <w:r>
+        <w:rPr>
+          <w:lang w:val="zh_TW" w:bidi="zh_TW"/>
+        </w:rPr>
+        <w:t>以色列人高級住宅由幾個面向開放庭院的房間組成（</w:t>
+      </w:r>
+      <w:hyperlink r:id="rId155">
+        <w:r>
+          <w:rPr>
+            <w:lang w:val="zh_TW" w:bidi="zh_TW"/>
+          </w:rPr>
+          <w:rPr>
+            <w:color w:val="0000EE"/>
+            <w:u w:val="single"/>
+          </w:rPr>
+          <w:t>撒下17:18</w:t>
+        </w:r>
+      </w:hyperlink>
+      <w:r>
+        <w:rPr>
+          <w:lang w:val="zh_TW" w:bidi="zh_TW"/>
+        </w:rPr>
+        <w:t>）。 最大的房間是給家人用的，另一個則是給這個家庭的牛用的，還有一個作為一般的儲藏室使用。有時候牆是用石頭砌成的，縫隙用泥填補。有些內牆會用泥漿抹平，雖然較富裕的家庭會使用柏木或杉木。地板是由黏土或拋光的灰泥石製成的。平屋頂由橫樑支撐，並用木材或灌木使其防水。外面的樓梯通往屋頂，有些人建造了屋頂房間，實際上使房子變成了兩層樓（</w:t>
+      </w:r>
+      <w:hyperlink r:id="rId156">
+        <w:r>
+          <w:rPr>
+            <w:lang w:val="zh_TW" w:bidi="zh_TW"/>
+          </w:rPr>
+          <w:rPr>
+            <w:color w:val="0000EE"/>
+            <w:u w:val="single"/>
+          </w:rPr>
+          <w:t>王上17:19</w:t>
+        </w:r>
+      </w:hyperlink>
+      <w:r>
+        <w:rPr>
+          <w:lang w:val="zh_TW" w:bidi="zh_TW"/>
+        </w:rPr>
+        <w:t>）。房屋的平屋頂為擁擠的家庭提供了額外的睡眠和娛樂空間。摩西律法要求這些屋頂要有保護的女兒牆（parapet）圍繞，以防止人們墜落致死（</w:t>
+      </w:r>
+      <w:hyperlink r:id="rId157">
+        <w:r>
+          <w:rPr>
+            <w:lang w:val="zh_TW" w:bidi="zh_TW"/>
+          </w:rPr>
+          <w:rPr>
+            <w:color w:val="0000EE"/>
+            <w:u w:val="single"/>
+          </w:rPr>
+          <w:t>申22:8</w:t>
+        </w:r>
+      </w:hyperlink>
+      <w:r>
+        <w:rPr>
+          <w:lang w:val="zh_TW" w:bidi="zh_TW"/>
+        </w:rPr>
+        <w:t>）。</w:t>
+      </w:r>
+    </w:p>
+    <w:p>
+      <w:pPr/>
+      <w:r>
+        <w:rPr>
+          <w:lang w:val="zh_TW" w:bidi="zh_TW"/>
+        </w:rPr>
+      </w:r>
+      <w:r>
+        <w:rPr>
+          <w:lang w:val="zh_TW" w:bidi="zh_TW"/>
+        </w:rPr>
+        <w:t>所羅門的聖殿</w:t>
+      </w:r>
+    </w:p>
+    <w:p>
+      <w:pPr/>
+      <w:r>
+        <w:rPr>
+          <w:lang w:val="zh_TW" w:bidi="zh_TW"/>
+        </w:rPr>
+      </w:r>
+      <w:r>
+        <w:rPr>
+          <w:lang w:val="zh_TW" w:bidi="zh_TW"/>
+        </w:rPr>
+        <w:t>以色列最重要的建築可能是所羅門王的聖殿。這棟建築位於亞伯拉罕獻他的兒子以撒的地方（</w:t>
+      </w:r>
+      <w:hyperlink r:id="rId158">
+        <w:r>
+          <w:rPr>
+            <w:lang w:val="zh_TW" w:bidi="zh_TW"/>
+          </w:rPr>
+          <w:rPr>
+            <w:color w:val="0000EE"/>
+            <w:u w:val="single"/>
+          </w:rPr>
+          <w:t>創22</w:t>
+        </w:r>
+      </w:hyperlink>
+      <w:r>
+        <w:rPr>
+          <w:lang w:val="zh_TW" w:bidi="zh_TW"/>
+        </w:rPr>
+        <w:t>）。 共花了七年半的時間建造，因其美麗和用途而著名。聖殿的設計類似於會幕，只是尺寸加倍，高度增加了三倍。牆壁是用石頭製成的，外面覆有黃金（</w:t>
+      </w:r>
+      <w:hyperlink r:id="rId159">
+        <w:r>
+          <w:rPr>
+            <w:lang w:val="zh_TW" w:bidi="zh_TW"/>
+          </w:rPr>
+          <w:rPr>
+            <w:color w:val="0000EE"/>
+            <w:u w:val="single"/>
+          </w:rPr>
+          <w:t>王上6:22</w:t>
+        </w:r>
+      </w:hyperlink>
+      <w:r>
+        <w:rPr>
+          <w:lang w:val="zh_TW" w:bidi="zh_TW"/>
+        </w:rPr>
+        <w:t>），天花板和地板也覆有黃金。至聖所與聖所之間的隔板是由包金的香柏木製成的。至聖所的入口由雕刻的橄欖木雙扇門組成，外覆金箔。門口敞開但被幔子遮蔽。聖殿外有兩個院子，一個是給祭司的內院，另一個是給百姓的外院。</w:t>
+      </w:r>
+    </w:p>
+    <w:p>
+      <w:pPr/>
+      <w:r>
+        <w:rPr>
+          <w:lang w:val="zh_TW" w:bidi="zh_TW"/>
+        </w:rPr>
+      </w:r>
+      <w:r>
+        <w:rPr>
+          <w:lang w:val="zh_TW" w:bidi="zh_TW"/>
+        </w:rPr>
+        <w:t>因為以色列缺乏建築專業知識，迫使所羅門雇用了腓尼基的工匠。 其結果是一個典型的腓尼基結構，此平面圖與在敘利亞的</w:t>
+      </w:r>
+      <w:r>
+        <w:rPr>
+          <w:lang w:val="zh_TW" w:bidi="zh_TW"/>
+        </w:rPr>
+        <w:t>泰拿堆丘</w:t>
+      </w:r>
+      <w:r>
+        <w:rPr>
+          <w:lang w:val="zh_TW" w:bidi="zh_TW"/>
+        </w:rPr>
+        <w:t>（Tell Tainat）發掘的公元前八世紀迦南教堂非常相似。列柱和柱廊無疑是所羅門聖殿的一個特徵，儘管名為雅斤和波阿斯的獨立柱子的具體功能仍然尚未確定。精心打磨的石工似乎最早出現在所羅門時期的以色列；從撒馬利亞出土了優秀的鑿石和方石樣本。撒馬利亞遺址以及米吉多（Megiddo）遺址也提供了有趣的例子，展示了源自迦南藝術表現的裝飾柱頭。</w:t>
+      </w:r>
+    </w:p>
+    <w:p>
+      <w:pPr/>
+      <w:r>
+        <w:rPr>
+          <w:lang w:val="zh_TW" w:bidi="zh_TW"/>
+        </w:rPr>
+      </w:r>
+      <w:r>
+        <w:rPr>
+          <w:lang w:val="zh_TW" w:bidi="zh_TW"/>
+        </w:rPr>
+        <w:t>當巴比倫在公元前586年推翻耶路撒冷並夷平這座城市時，聖殿的財富被掠奪並被燒毀。以色列從被擄歸回後，聖殿重建，奠基於公元前525年。然而，第二聖殿遠不如所羅門的聖殿宏偉，到猶太王希律（公元前37–4年）時期已經需要大修。</w:t>
+      </w:r>
+    </w:p>
+    <w:p>
+      <w:pPr/>
+      <w:r>
+        <w:rPr>
+          <w:lang w:val="zh_TW" w:bidi="zh_TW"/>
+        </w:rPr>
+      </w:r>
+      <w:r>
+        <w:rPr>
+          <w:lang w:val="zh_TW" w:bidi="zh_TW"/>
+        </w:rPr>
+        <w:t>雖然舊約傳統非常重視所羅門的聖殿並盛讚其宏偉，但這座建築實際上是王宮的附屬建築，作為禮拜堂。只有在被擄歸回時期，聖殿才脫離了王室的聯繫，成為一個獨立的聖殿，人們可以在那裡守規定的儀式。無論是被擄前或是被擄歸回時期的聖殿，其尺寸都相當小且狹窄，其寬度受限於可用於屋頂的木樑長度。這樣的建築物唯一能擴大的方式是以近東常用方式在建築物外部加蓋額外的房間。</w:t>
+      </w:r>
+    </w:p>
+    <w:p>
+      <w:pPr>
+        <w:pStyle w:val="Heading4"/>
+      </w:pPr>
+      <w:r>
+        <w:rPr>
+          <w:lang w:val="zh_TW" w:bidi="zh_TW"/>
+        </w:rPr>
+        <w:t>新約時期的建築</w:t>
+      </w:r>
+    </w:p>
+    <w:p>
+      <w:pPr/>
+      <w:r>
+        <w:rPr>
+          <w:lang w:val="zh_TW" w:bidi="zh_TW"/>
+        </w:rPr>
+      </w:r>
+      <w:r>
+        <w:rPr>
+          <w:lang w:val="zh_TW" w:bidi="zh_TW"/>
+        </w:rPr>
+        <w:t>新約時代的建築由希臘和羅馬的建築組成，因為這些統治者陸續曾統治以色列。希臘城市作為當時的建築範例，包含有規劃的街道、拱門、劇院、公共浴場、神廟和稱為集市的中央市場</w:t>
+      </w:r>
+      <w:r>
+        <w:rPr>
+          <w:i/>
+          <w:lang w:val="zh_TW" w:bidi="zh_TW"/>
+        </w:rPr>
+        <w:t>。</w:t>
+      </w:r>
+      <w:r>
+        <w:rPr>
+          <w:lang w:val="zh_TW" w:bidi="zh_TW"/>
+        </w:rPr>
+        <w:t>然而，猶太人的家仍然很小，屋頂平坦，房間面向庭院。</w:t>
+      </w:r>
+    </w:p>
+    <w:p>
+      <w:pPr/>
+      <w:r>
+        <w:rPr>
+          <w:lang w:val="zh_TW" w:bidi="zh_TW"/>
+        </w:rPr>
+      </w:r>
+      <w:r>
+        <w:rPr>
+          <w:lang w:val="zh_TW" w:bidi="zh_TW"/>
+        </w:rPr>
+        <w:t>在羅馬統治期間，大希律王（公元前37–4年）建造了一些非凡的建築物，包括渡槽、水池、地牢、宮殿和整個城市（例如，凱撒利亞）。 他最偉大的工作是重建聖殿，這是一座花了83年才完成的卓越建築物。但在完成後僅維持了六年，於公元70年被提多摧毀。</w:t>
+      </w:r>
+    </w:p>
+    <w:p>
+      <w:pPr/>
+      <w:r>
+        <w:rPr>
+          <w:lang w:val="zh_TW" w:bidi="zh_TW"/>
+        </w:rPr>
+      </w:r>
+      <w:r>
+        <w:rPr>
+          <w:lang w:val="zh_TW" w:bidi="zh_TW"/>
+        </w:rPr>
+        <w:t>希律的聖殿成功地融合了新舊建築風格。 雖然它的柱廊、大理石柱和外貌似乎體現了最新的希臘化建築風格，但它仍然牢固地植根於腓尼基的建築傳統中。希律王的建築是將公元前六世紀聖殿的擴張，並在某種程度上進行了重建。一系列的庭院和柱廊圍繞著重建的神殿，通過擴大的入口給人一種宏偉的錯覺。在那個門廊的中央，矗立著一個巨大的門道，通向神殿本身較小的內門。不幸的是，公元70年的毀滅使這個建築物本身沒有任何遺留，讓我們幾乎完全依賴約瑟夫的記述。</w:t>
+      </w:r>
+      <w:r>
+        <w:rPr>
+          <w:i/>
+          <w:lang w:val="zh_TW" w:bidi="zh_TW"/>
+        </w:rPr>
+        <w:t>見</w:t>
+      </w:r>
+      <w:r>
+        <w:rPr>
+          <w:lang w:val="zh_TW" w:bidi="zh_TW"/>
+        </w:rPr>
+        <w:t xml:space="preserve"> </w:t>
+      </w:r>
+      <w:r>
+        <w:rPr>
+          <w:lang w:val="zh_TW" w:bidi="zh_TW"/>
+        </w:rPr>
+        <w:t>城市</w:t>
+      </w:r>
+      <w:r>
+        <w:rPr>
+          <w:lang w:val="zh_TW" w:bidi="zh_TW"/>
+        </w:rPr>
+        <w:t>，</w:t>
+      </w:r>
+      <w:r>
+        <w:rPr>
+          <w:lang w:val="zh_TW" w:bidi="zh_TW"/>
+        </w:rPr>
+        <w:t>住宅和住所</w:t>
+      </w:r>
+      <w:r>
+        <w:rPr>
+          <w:lang w:val="zh_TW" w:bidi="zh_TW"/>
+        </w:rPr>
+        <w:t>，</w:t>
+      </w:r>
+      <w:r>
+        <w:rPr>
+          <w:lang w:val="zh_TW" w:bidi="zh_TW"/>
+        </w:rPr>
+        <w:t>聖殿</w:t>
       </w:r>
       <w:r>
         <w:rPr>
@@ -2834,6 +7453,18 @@
   <w:num w:numId="13" w16cid:durableId="592781308">
     <w:abstractNumId w:val="11"/>
   </w:num>
+  <w:num w:numId="14">
+    <w:abstractNumId w:val="3"/>
+    <w:lvlOverride w:ilvl="0">
+      <w:startOverride w:val="1"/>
+    </w:lvlOverride>
+  </w:num>
+  <w:num w:numId="15">
+    <w:abstractNumId w:val="3"/>
+    <w:lvlOverride w:ilvl="0">
+      <w:startOverride w:val="1"/>
+    </w:lvlOverride>
+  </w:num>
   <w:numIdMacAtCleanup w:val="10"/>
 </w:numbering>
 </file>

--- a/zht/docx/065.content.docx
+++ b/zht/docx/065.content.docx
@@ -19,7 +19,7 @@
         <w:rPr>
           <w:lang w:val="zh_TW" w:bidi="zh_TW"/>
         </w:rPr>
-        <w:t>Resource: Tyndale Open Bible Dictionary</w:t>
+        <w:t>Resource: Aquifer Open Bible Dictionary</w:t>
       </w:r>
       <w:r>
         <w:rPr>
@@ -112,7 +112,7 @@
         <w:rPr>
           <w:lang w:val="zh_TW" w:bidi="zh_TW"/>
         </w:rPr>
-        <w:t>Tyndale Open Bible Dictionary</w:t>
+        <w:t>Aquifer Open Bible Dictionary</w:t>
       </w:r>
     </w:p>
     <w:p>

--- a/zht/docx/065.content.docx
+++ b/zht/docx/065.content.docx
@@ -149,7 +149,7 @@
         <w:rPr>
           <w:lang w:val="zh_TW" w:bidi="zh_TW"/>
         </w:rPr>
-        <w:t>hun</w:t>
+        <w:t>hui</w:t>
       </w:r>
       <w:r>
         <w:rPr>
@@ -212,7 +212,7 @@
         <w:rPr>
           <w:lang w:val="zh_TW" w:bidi="zh_TW"/>
         </w:rPr>
-        <w:t>婚姻、婚姻習俗</w:t>
+        <w:t>灰燼</w:t>
       </w:r>
       <w:r>
         <w:rPr>
@@ -231,7 +231,211 @@
         <w:rPr>
           <w:lang w:val="zh_TW" w:bidi="zh_TW"/>
         </w:rPr>
-        <w:t>在各個文化中所實踐的男女間的婚姻。</w:t>
+        <w:t>灰燼是物品完全焚燒後所留下的細微粉末。在會幕或聖殿祭壇上焚燒祭物後所產生的灰燼，必須依照規定，在特定的禮儀中被清除並丟棄（</w:t>
+      </w:r>
+      <w:hyperlink r:id="rId13">
+        <w:r>
+          <w:rPr>
+            <w:lang w:val="zh_TW" w:bidi="zh_TW"/>
+          </w:rPr>
+          <w:rPr>
+            <w:color w:val="0000EE"/>
+            <w:u w:val="single"/>
+          </w:rPr>
+          <w:t>利</w:t>
+        </w:r>
+      </w:hyperlink>
+      <w:r>
+        <w:rPr>
+          <w:lang w:val="zh_TW" w:bidi="zh_TW"/>
+        </w:rPr>
+        <w:t xml:space="preserve"> </w:t>
+      </w:r>
+      <w:hyperlink r:id="rId13">
+        <w:r>
+          <w:rPr>
+            <w:lang w:val="zh_TW" w:bidi="zh_TW"/>
+          </w:rPr>
+          <w:rPr>
+            <w:color w:val="0000EE"/>
+            <w:u w:val="single"/>
+          </w:rPr>
+          <w:t>1:16</w:t>
+        </w:r>
+      </w:hyperlink>
+      <w:r>
+        <w:rPr>
+          <w:lang w:val="zh_TW" w:bidi="zh_TW"/>
+        </w:rPr>
+        <w:t>，</w:t>
+      </w:r>
+      <w:hyperlink r:id="rId14">
+        <w:r>
+          <w:rPr>
+            <w:lang w:val="zh_TW" w:bidi="zh_TW"/>
+          </w:rPr>
+          <w:rPr>
+            <w:color w:val="0000EE"/>
+            <w:u w:val="single"/>
+          </w:rPr>
+          <w:t>4:12</w:t>
+        </w:r>
+      </w:hyperlink>
+      <w:r>
+        <w:rPr>
+          <w:lang w:val="zh_TW" w:bidi="zh_TW"/>
+        </w:rPr>
+        <w:t>，</w:t>
+      </w:r>
+      <w:hyperlink r:id="rId15">
+        <w:r>
+          <w:rPr>
+            <w:lang w:val="zh_TW" w:bidi="zh_TW"/>
+          </w:rPr>
+          <w:rPr>
+            <w:color w:val="0000EE"/>
+            <w:u w:val="single"/>
+          </w:rPr>
+          <w:t>6:10–11</w:t>
+        </w:r>
+      </w:hyperlink>
+      <w:r>
+        <w:rPr>
+          <w:lang w:val="zh_TW" w:bidi="zh_TW"/>
+        </w:rPr>
+        <w:t>；參</w:t>
+      </w:r>
+      <w:hyperlink r:id="rId16">
+        <w:r>
+          <w:rPr>
+            <w:lang w:val="zh_TW" w:bidi="zh_TW"/>
+          </w:rPr>
+          <w:rPr>
+            <w:color w:val="0000EE"/>
+            <w:u w:val="single"/>
+          </w:rPr>
+          <w:t>來9:13</w:t>
+        </w:r>
+      </w:hyperlink>
+      <w:r>
+        <w:rPr>
+          <w:lang w:val="zh_TW" w:bidi="zh_TW"/>
+        </w:rPr>
+        <w:t>）。舊約聖經中也多次提到外邦祭壇上的灰燼（</w:t>
+      </w:r>
+      <w:hyperlink r:id="rId17">
+        <w:r>
+          <w:rPr>
+            <w:lang w:val="zh_TW" w:bidi="zh_TW"/>
+          </w:rPr>
+          <w:rPr>
+            <w:color w:val="0000EE"/>
+            <w:u w:val="single"/>
+          </w:rPr>
+          <w:t>王上13:1</w:t>
+        </w:r>
+      </w:hyperlink>
+      <w:hyperlink r:id="rId15">
+        <w:r>
+          <w:rPr>
+            <w:lang w:val="zh_TW" w:bidi="zh_TW"/>
+          </w:rPr>
+          <w:rPr>
+            <w:color w:val="0000EE"/>
+            <w:u w:val="single"/>
+          </w:rPr>
+          <w:t>-</w:t>
+        </w:r>
+      </w:hyperlink>
+      <w:hyperlink r:id="rId17">
+        <w:r>
+          <w:rPr>
+            <w:lang w:val="zh_TW" w:bidi="zh_TW"/>
+          </w:rPr>
+          <w:rPr>
+            <w:color w:val="0000EE"/>
+            <w:u w:val="single"/>
+          </w:rPr>
+          <w:t>5</w:t>
+        </w:r>
+      </w:hyperlink>
+      <w:r>
+        <w:rPr>
+          <w:lang w:val="zh_TW" w:bidi="zh_TW"/>
+        </w:rPr>
+        <w:t>；</w:t>
+      </w:r>
+      <w:hyperlink r:id="rId17">
+        <w:r>
+          <w:rPr>
+            <w:lang w:val="zh_TW" w:bidi="zh_TW"/>
+          </w:rPr>
+          <w:rPr>
+            <w:color w:val="0000EE"/>
+            <w:u w:val="single"/>
+          </w:rPr>
+          <w:t>王下</w:t>
+        </w:r>
+      </w:hyperlink>
+      <w:hyperlink r:id="rId18">
+        <w:r>
+          <w:rPr>
+            <w:lang w:val="zh_TW" w:bidi="zh_TW"/>
+          </w:rPr>
+          <w:rPr>
+            <w:color w:val="0000EE"/>
+            <w:u w:val="single"/>
+          </w:rPr>
+          <w:t>23:4</w:t>
+        </w:r>
+      </w:hyperlink>
+      <w:r>
+        <w:rPr>
+          <w:lang w:val="zh_TW" w:bidi="zh_TW"/>
+        </w:rPr>
+        <w:t>）。在摩西與埃及法老對峙時，將灰燼拋向空中，灰燼如細塵般散佈於埃及全地，隨即引發了人畜身上生瘡的災禍（</w:t>
+      </w:r>
+      <w:hyperlink r:id="rId19">
+        <w:r>
+          <w:rPr>
+            <w:lang w:val="zh_TW" w:bidi="zh_TW"/>
+          </w:rPr>
+          <w:rPr>
+            <w:color w:val="0000EE"/>
+            <w:u w:val="single"/>
+          </w:rPr>
+          <w:t>出9:8</w:t>
+        </w:r>
+      </w:hyperlink>
+      <w:hyperlink r:id="rId15">
+        <w:r>
+          <w:rPr>
+            <w:lang w:val="zh_TW" w:bidi="zh_TW"/>
+          </w:rPr>
+          <w:rPr>
+            <w:color w:val="0000EE"/>
+            <w:u w:val="single"/>
+          </w:rPr>
+          <w:t>-</w:t>
+        </w:r>
+      </w:hyperlink>
+      <w:hyperlink r:id="rId19">
+        <w:r>
+          <w:rPr>
+            <w:lang w:val="zh_TW" w:bidi="zh_TW"/>
+          </w:rPr>
+          <w:rPr>
+            <w:color w:val="0000EE"/>
+            <w:u w:val="single"/>
+          </w:rPr>
+          <w:t>10</w:t>
+        </w:r>
+      </w:hyperlink>
+      <w:r>
+        <w:rPr>
+          <w:lang w:val="zh_TW" w:bidi="zh_TW"/>
+        </w:rPr>
+        <w:t>）。</w:t>
       </w:r>
     </w:p>
     <w:p>
@@ -245,18 +449,36 @@
         <w:rPr>
           <w:lang w:val="zh_TW" w:bidi="zh_TW"/>
         </w:rPr>
-        <w:t>婚姻的概念是由神所設立的，祂指示亞當：男人應當離開父母，與妻子聯合，二人成為一體（</w:t>
-      </w:r>
-      <w:hyperlink r:id="rId13">
-        <w:r>
-          <w:rPr>
-            <w:lang w:val="zh_TW" w:bidi="zh_TW"/>
-          </w:rPr>
-          <w:rPr>
-            <w:color w:val="0000EE"/>
-            <w:u w:val="single"/>
-          </w:rPr>
-          <w:t>創2:24</w:t>
+        <w:t>在聖經中，灰燼常被用來象徵極深的哀痛、悔改、卑微，或自覺毫無價值的狀態。人們常將灰燼撒在自己身上，以表達內心強烈的情感。聖經中有時也將灰燼與塵土以相似的方式使用。例如：</w:t>
+      </w:r>
+    </w:p>
+    <w:p>
+      <w:pPr>
+        <w:pStyle w:val="ListBullet"/>
+        <w:spacing w:line="240" w:lineRule="auto"/>
+        <w:ind w:left="720"/>
+      </w:pPr>
+      <w:r>
+        <w:rPr>
+          <w:lang w:val="zh_TW" w:bidi="zh_TW"/>
+        </w:rPr>
+      </w:r>
+      <w:r>
+        <w:rPr>
+          <w:lang w:val="zh_TW" w:bidi="zh_TW"/>
+        </w:rPr>
+        <w:t>她瑪在遭到同父異母兄長玷污後，將灰燼撒在自己身上，以表達極深的悲痛與羞辱（</w:t>
+      </w:r>
+      <w:hyperlink r:id="rId20">
+        <w:r>
+          <w:rPr>
+            <w:lang w:val="zh_TW" w:bidi="zh_TW"/>
+          </w:rPr>
+          <w:rPr>
+            <w:color w:val="0000EE"/>
+            <w:u w:val="single"/>
+          </w:rPr>
+          <w:t>撒下13:19</w:t>
         </w:r>
       </w:hyperlink>
       <w:r>
@@ -267,6 +489,132 @@
       </w:r>
     </w:p>
     <w:p>
+      <w:pPr>
+        <w:pStyle w:val="ListBullet"/>
+        <w:spacing w:line="240" w:lineRule="auto"/>
+        <w:ind w:left="720"/>
+      </w:pPr>
+      <w:r>
+        <w:rPr>
+          <w:lang w:val="zh_TW" w:bidi="zh_TW"/>
+        </w:rPr>
+      </w:r>
+      <w:r>
+        <w:rPr>
+          <w:lang w:val="zh_TW" w:bidi="zh_TW"/>
+        </w:rPr>
+        <w:t>末底改因王下令滅絕國中所有猶太人，心中極其憂傷，便身披麻衣、頭蒙灰燼（</w:t>
+      </w:r>
+      <w:hyperlink r:id="rId21">
+        <w:r>
+          <w:rPr>
+            <w:lang w:val="zh_TW" w:bidi="zh_TW"/>
+          </w:rPr>
+          <w:rPr>
+            <w:color w:val="0000EE"/>
+            <w:u w:val="single"/>
+          </w:rPr>
+          <w:t>斯4:1–3</w:t>
+        </w:r>
+      </w:hyperlink>
+      <w:r>
+        <w:rPr>
+          <w:lang w:val="zh_TW" w:bidi="zh_TW"/>
+        </w:rPr>
+        <w:t>）。</w:t>
+      </w:r>
+    </w:p>
+    <w:p>
+      <w:pPr>
+        <w:pStyle w:val="ListBullet"/>
+        <w:spacing w:line="240" w:lineRule="auto"/>
+        <w:ind w:left="720"/>
+      </w:pPr>
+      <w:r>
+        <w:rPr>
+          <w:lang w:val="zh_TW" w:bidi="zh_TW"/>
+        </w:rPr>
+      </w:r>
+      <w:r>
+        <w:rPr>
+          <w:lang w:val="zh_TW" w:bidi="zh_TW"/>
+        </w:rPr>
+        <w:t>但以理在為被擄、寄居異邦的百姓向神禱告時，披麻蒙灰（</w:t>
+      </w:r>
+      <w:hyperlink r:id="rId22">
+        <w:r>
+          <w:rPr>
+            <w:lang w:val="zh_TW" w:bidi="zh_TW"/>
+          </w:rPr>
+          <w:rPr>
+            <w:color w:val="0000EE"/>
+            <w:u w:val="single"/>
+          </w:rPr>
+          <w:t>但9:3</w:t>
+        </w:r>
+      </w:hyperlink>
+      <w:r>
+        <w:rPr>
+          <w:lang w:val="zh_TW" w:bidi="zh_TW"/>
+        </w:rPr>
+        <w:t>）。</w:t>
+      </w:r>
+    </w:p>
+    <w:p>
+      <w:pPr>
+        <w:pStyle w:val="ListBullet"/>
+        <w:spacing w:line="240" w:lineRule="auto"/>
+        <w:ind w:left="720"/>
+      </w:pPr>
+      <w:r>
+        <w:rPr>
+          <w:lang w:val="zh_TW" w:bidi="zh_TW"/>
+        </w:rPr>
+      </w:r>
+      <w:r>
+        <w:rPr>
+          <w:lang w:val="zh_TW" w:bidi="zh_TW"/>
+        </w:rPr>
+        <w:t>尼尼微王在聽見約拿所傳神的信息後，為自己的惡行懊悔，坐在灰燼中（</w:t>
+      </w:r>
+      <w:hyperlink r:id="rId23">
+        <w:r>
+          <w:rPr>
+            <w:lang w:val="zh_TW" w:bidi="zh_TW"/>
+          </w:rPr>
+          <w:rPr>
+            <w:color w:val="0000EE"/>
+            <w:u w:val="single"/>
+          </w:rPr>
+          <w:t>拿3:6</w:t>
+        </w:r>
+      </w:hyperlink>
+      <w:r>
+        <w:rPr>
+          <w:lang w:val="zh_TW" w:bidi="zh_TW"/>
+        </w:rPr>
+        <w:t>；</w:t>
+      </w:r>
+      <w:hyperlink r:id="rId24">
+        <w:r>
+          <w:rPr>
+            <w:lang w:val="zh_TW" w:bidi="zh_TW"/>
+          </w:rPr>
+          <w:rPr>
+            <w:color w:val="0000EE"/>
+            <w:u w:val="single"/>
+          </w:rPr>
+          <w:t>路10:13</w:t>
+        </w:r>
+      </w:hyperlink>
+      <w:r>
+        <w:rPr>
+          <w:lang w:val="zh_TW" w:bidi="zh_TW"/>
+        </w:rPr>
+        <w:t>）。</w:t>
+      </w:r>
+    </w:p>
+    <w:p>
       <w:pPr/>
       <w:r>
         <w:rPr>
@@ -277,7 +625,169 @@
         <w:rPr>
           <w:lang w:val="zh_TW" w:bidi="zh_TW"/>
         </w:rPr>
-        <w:t>在舊約中提到幾種形式的婚姻，其中最早的似乎是基於母系原則。雖然在青銅器時代中期和早期君主制中，似乎有一些證據支持這一點，因母親的角色，在埃及與其它地方對於血統的決定仍十分重要，但對於早期是否應用母系原則這點，仍難以確定。</w:t>
+        <w:t>此外，聖經中的人們也以灰燼作為象徵，表達不同的含義，例如：</w:t>
+      </w:r>
+    </w:p>
+    <w:p>
+      <w:pPr>
+        <w:pStyle w:val="ListBullet"/>
+        <w:spacing w:line="240" w:lineRule="auto"/>
+        <w:ind w:left="720"/>
+      </w:pPr>
+      <w:r>
+        <w:rPr>
+          <w:lang w:val="zh_TW" w:bidi="zh_TW"/>
+        </w:rPr>
+      </w:r>
+      <w:r>
+        <w:rPr>
+          <w:lang w:val="zh_TW" w:bidi="zh_TW"/>
+        </w:rPr>
+        <w:t>表示卑微與渺小（</w:t>
+      </w:r>
+      <w:hyperlink r:id="rId25">
+        <w:r>
+          <w:rPr>
+            <w:lang w:val="zh_TW" w:bidi="zh_TW"/>
+          </w:rPr>
+          <w:rPr>
+            <w:color w:val="0000EE"/>
+            <w:u w:val="single"/>
+          </w:rPr>
+          <w:t>創18:27</w:t>
+        </w:r>
+      </w:hyperlink>
+      <w:r>
+        <w:rPr>
+          <w:lang w:val="zh_TW" w:bidi="zh_TW"/>
+        </w:rPr>
+        <w:t>）</w:t>
+      </w:r>
+    </w:p>
+    <w:p>
+      <w:pPr>
+        <w:pStyle w:val="ListBullet"/>
+        <w:spacing w:line="240" w:lineRule="auto"/>
+        <w:ind w:left="720"/>
+      </w:pPr>
+      <w:r>
+        <w:rPr>
+          <w:lang w:val="zh_TW" w:bidi="zh_TW"/>
+        </w:rPr>
+      </w:r>
+      <w:r>
+        <w:rPr>
+          <w:lang w:val="zh_TW" w:bidi="zh_TW"/>
+        </w:rPr>
+        <w:t>表示毫無價值或失去功用的狀態（</w:t>
+      </w:r>
+      <w:hyperlink r:id="rId26">
+        <w:r>
+          <w:rPr>
+            <w:lang w:val="zh_TW" w:bidi="zh_TW"/>
+          </w:rPr>
+          <w:rPr>
+            <w:color w:val="0000EE"/>
+            <w:u w:val="single"/>
+          </w:rPr>
+          <w:t>伯13:12</w:t>
+        </w:r>
+      </w:hyperlink>
+      <w:r>
+        <w:rPr>
+          <w:lang w:val="zh_TW" w:bidi="zh_TW"/>
+        </w:rPr>
+        <w:t>，</w:t>
+      </w:r>
+      <w:hyperlink r:id="rId27">
+        <w:r>
+          <w:rPr>
+            <w:lang w:val="zh_TW" w:bidi="zh_TW"/>
+          </w:rPr>
+          <w:rPr>
+            <w:color w:val="0000EE"/>
+            <w:u w:val="single"/>
+          </w:rPr>
+          <w:t>30:19</w:t>
+        </w:r>
+      </w:hyperlink>
+      <w:r>
+        <w:rPr>
+          <w:lang w:val="zh_TW" w:bidi="zh_TW"/>
+        </w:rPr>
+        <w:t>；</w:t>
+      </w:r>
+      <w:hyperlink r:id="rId28">
+        <w:r>
+          <w:rPr>
+            <w:lang w:val="zh_TW" w:bidi="zh_TW"/>
+          </w:rPr>
+          <w:rPr>
+            <w:color w:val="0000EE"/>
+            <w:u w:val="single"/>
+          </w:rPr>
+          <w:t>賽44:20</w:t>
+        </w:r>
+      </w:hyperlink>
+      <w:r>
+        <w:rPr>
+          <w:lang w:val="zh_TW" w:bidi="zh_TW"/>
+        </w:rPr>
+        <w:t>）</w:t>
+      </w:r>
+    </w:p>
+    <w:p>
+      <w:pPr>
+        <w:pStyle w:val="ListBullet"/>
+        <w:spacing w:line="240" w:lineRule="auto"/>
+        <w:ind w:left="720"/>
+      </w:pPr>
+      <w:r>
+        <w:rPr>
+          <w:lang w:val="zh_TW" w:bidi="zh_TW"/>
+        </w:rPr>
+      </w:r>
+      <w:r>
+        <w:rPr>
+          <w:lang w:val="zh_TW" w:bidi="zh_TW"/>
+        </w:rPr>
+        <w:t>毀滅（</w:t>
+      </w:r>
+      <w:hyperlink r:id="rId29">
+        <w:r>
+          <w:rPr>
+            <w:lang w:val="zh_TW" w:bidi="zh_TW"/>
+          </w:rPr>
+          <w:rPr>
+            <w:color w:val="0000EE"/>
+            <w:u w:val="single"/>
+          </w:rPr>
+          <w:t>結28:18</w:t>
+        </w:r>
+      </w:hyperlink>
+      <w:r>
+        <w:rPr>
+          <w:lang w:val="zh_TW" w:bidi="zh_TW"/>
+        </w:rPr>
+        <w:t>；</w:t>
+      </w:r>
+      <w:hyperlink r:id="rId30">
+        <w:r>
+          <w:rPr>
+            <w:lang w:val="zh_TW" w:bidi="zh_TW"/>
+          </w:rPr>
+          <w:rPr>
+            <w:color w:val="0000EE"/>
+            <w:u w:val="single"/>
+          </w:rPr>
+          <w:t>彼後2:6</w:t>
+        </w:r>
+      </w:hyperlink>
+      <w:r>
+        <w:rPr>
+          <w:lang w:val="zh_TW" w:bidi="zh_TW"/>
+        </w:rPr>
+        <w:t>）</w:t>
       </w:r>
     </w:p>
     <w:p>
@@ -289,45 +799,32 @@
       </w:r>
       <w:r>
         <w:rPr>
-          <w:lang w:val="zh_TW" w:bidi="zh_TW"/>
-        </w:rPr>
-        <w:t>新娘結婚後通常會離開她的父母，與她丈夫的家族一起生活，就像利百加所做的（</w:t>
-      </w:r>
-      <w:hyperlink r:id="rId14">
-        <w:r>
-          <w:rPr>
-            <w:lang w:val="zh_TW" w:bidi="zh_TW"/>
-          </w:rPr>
-          <w:rPr>
-            <w:color w:val="0000EE"/>
-            <w:u w:val="single"/>
-          </w:rPr>
-          <w:t>創24:58–59</w:t>
-        </w:r>
-      </w:hyperlink>
-      <w:r>
-        <w:rPr>
-          <w:lang w:val="zh_TW" w:bidi="zh_TW"/>
-        </w:rPr>
-        <w:t>）。片語「娶妻」源自一個意指「成為主人」的字根（</w:t>
-      </w:r>
-      <w:hyperlink r:id="rId15">
-        <w:r>
-          <w:rPr>
-            <w:lang w:val="zh_TW" w:bidi="zh_TW"/>
-          </w:rPr>
-          <w:rPr>
-            <w:color w:val="0000EE"/>
-            <w:u w:val="single"/>
-          </w:rPr>
-          <w:t>申21:13</w:t>
-        </w:r>
-      </w:hyperlink>
-      <w:r>
-        <w:rPr>
-          <w:lang w:val="zh_TW" w:bidi="zh_TW"/>
-        </w:rPr>
-        <w:t>），而妻子經常將她的丈夫視為主人，並稱呼他為主人。</w:t>
+          <w:i/>
+          <w:lang w:val="zh_TW" w:bidi="zh_TW"/>
+        </w:rPr>
+        <w:t xml:space="preserve">另見 </w:t>
+      </w:r>
+      <w:r>
+        <w:rPr>
+          <w:lang w:val="zh_TW" w:bidi="zh_TW"/>
+        </w:rPr>
+        <w:t>哀悼</w:t>
+      </w:r>
+      <w:r>
+        <w:rPr>
+          <w:lang w:val="zh_TW" w:bidi="zh_TW"/>
+        </w:rPr>
+        <w:t>。</w:t>
+      </w:r>
+      <w:r>
+        <w:rPr>
+          <w:lang w:val="zh_TW" w:bidi="zh_TW"/>
+        </w:rPr>
+      </w:r>
+      <w:r>
+        <w:rPr>
+          <w:lang w:val="zh_TW" w:bidi="zh_TW"/>
+        </w:rPr>
       </w:r>
     </w:p>
     <w:p>
@@ -337,22 +834,1247 @@
           <w:lang w:val="zh_TW" w:bidi="zh_TW"/>
         </w:rPr>
       </w:r>
-      <w:r>
-        <w:rPr>
-          <w:lang w:val="zh_TW" w:bidi="zh_TW"/>
-        </w:rPr>
-        <w:t>希伯來家譜列表顯示，血統是通過男性血緣來計算的（</w:t>
-      </w:r>
-      <w:hyperlink r:id="rId16">
-        <w:r>
-          <w:rPr>
-            <w:lang w:val="zh_TW" w:bidi="zh_TW"/>
-          </w:rPr>
-          <w:rPr>
-            <w:color w:val="0000EE"/>
-            <w:u w:val="single"/>
-          </w:rPr>
-          <w:t>創5:10</w:t>
+    </w:p>
+    <w:p>
+      <w:pPr>
+        <w:pStyle w:val="Heading2"/>
+      </w:pPr>
+      <w:r>
+        <w:rPr>
+          <w:lang w:val="zh_TW" w:bidi="zh_TW"/>
+        </w:rPr>
+        <w:t>悔改</w:t>
+      </w:r>
+      <w:r>
+        <w:rPr>
+          <w:lang w:val="zh_TW" w:bidi="zh_TW"/>
+        </w:rPr>
+      </w:r>
+    </w:p>
+    <w:p>
+      <w:pPr/>
+      <w:r>
+        <w:rPr>
+          <w:lang w:val="zh_TW" w:bidi="zh_TW"/>
+        </w:rPr>
+      </w:r>
+      <w:r>
+        <w:rPr>
+          <w:lang w:val="zh_TW" w:bidi="zh_TW"/>
+        </w:rPr>
+        <w:t>字面意思是改變心意，但不是指對個人計劃、意圖或信仰的改變，而是對神態度的改變。這種悔改伴隨著在基督裡得救的信心（</w:t>
+      </w:r>
+      <w:hyperlink r:id="rId31">
+        <w:r>
+          <w:rPr>
+            <w:lang w:val="zh_TW" w:bidi="zh_TW"/>
+          </w:rPr>
+          <w:rPr>
+            <w:color w:val="0000EE"/>
+            <w:u w:val="single"/>
+          </w:rPr>
+          <w:t>徒20:21</w:t>
+        </w:r>
+      </w:hyperlink>
+      <w:r>
+        <w:rPr>
+          <w:lang w:val="zh_TW" w:bidi="zh_TW"/>
+        </w:rPr>
+        <w:t>）。若認為有人可以相信基督但他卻不悔改，就是不合邏輯且匪夷所思的。悔改在歸信過程中如此重要，以至於常常被強調，而不是強調得救的信心。正如基督所說，天上眾天使為一個悔改的罪人歡喜（</w:t>
+      </w:r>
+      <w:hyperlink r:id="rId32">
+        <w:r>
+          <w:rPr>
+            <w:lang w:val="zh_TW" w:bidi="zh_TW"/>
+          </w:rPr>
+          <w:rPr>
+            <w:color w:val="0000EE"/>
+            <w:u w:val="single"/>
+          </w:rPr>
+          <w:t>路15:7</w:t>
+        </w:r>
+      </w:hyperlink>
+      <w:r>
+        <w:rPr>
+          <w:lang w:val="zh_TW" w:bidi="zh_TW"/>
+        </w:rPr>
+        <w:t>）。使徒們描述外邦人歸信基督為神賜給他們「悔改得生命」（</w:t>
+      </w:r>
+      <w:hyperlink r:id="rId33">
+        <w:r>
+          <w:rPr>
+            <w:lang w:val="zh_TW" w:bidi="zh_TW"/>
+          </w:rPr>
+          <w:rPr>
+            <w:color w:val="0000EE"/>
+            <w:u w:val="single"/>
+          </w:rPr>
+          <w:t>徒11:18</w:t>
+        </w:r>
+      </w:hyperlink>
+      <w:r>
+        <w:rPr>
+          <w:lang w:val="zh_TW" w:bidi="zh_TW"/>
+        </w:rPr>
+        <w:t>）。雖然信徒可能對某一方面的認識超過另一方面，然而福音性的悔改和對基督的信心實際上兩者是密不可分的。</w:t>
+      </w:r>
+    </w:p>
+    <w:p>
+      <w:pPr/>
+      <w:r>
+        <w:rPr>
+          <w:lang w:val="zh_TW" w:bidi="zh_TW"/>
+        </w:rPr>
+      </w:r>
+      <w:r>
+        <w:rPr>
+          <w:lang w:val="zh_TW" w:bidi="zh_TW"/>
+        </w:rPr>
+        <w:t>這樣的悔罪不是一個孤立的行為，而是一種心志，激勵人遵行與神旨意相符的行為。認識到每日的罪過和短處，就有機會重新悔罪，並對基督產生新的信心。這種悔罪的最深刻且最值得注意的表達之一，就是大衛對他與拔示巴通姦事件的記述（</w:t>
+      </w:r>
+      <w:hyperlink r:id="rId34">
+        <w:r>
+          <w:rPr>
+            <w:lang w:val="zh_TW" w:bidi="zh_TW"/>
+          </w:rPr>
+          <w:rPr>
+            <w:color w:val="0000EE"/>
+            <w:u w:val="single"/>
+          </w:rPr>
+          <w:t>詩51章</w:t>
+        </w:r>
+      </w:hyperlink>
+      <w:r>
+        <w:rPr>
+          <w:lang w:val="zh_TW" w:bidi="zh_TW"/>
+        </w:rPr>
+        <w:t>）。整個教會有時也受召悔改（</w:t>
+      </w:r>
+      <w:hyperlink r:id="rId35">
+        <w:r>
+          <w:rPr>
+            <w:lang w:val="zh_TW" w:bidi="zh_TW"/>
+          </w:rPr>
+          <w:rPr>
+            <w:color w:val="0000EE"/>
+            <w:u w:val="single"/>
+          </w:rPr>
+          <w:t>啟2:5</w:t>
+        </w:r>
+      </w:hyperlink>
+      <w:r>
+        <w:rPr>
+          <w:lang w:val="zh_TW" w:bidi="zh_TW"/>
+        </w:rPr>
+        <w:t>）。</w:t>
+      </w:r>
+      <w:hyperlink r:id="rId36">
+        <w:r>
+          <w:rPr>
+            <w:lang w:val="zh_TW" w:bidi="zh_TW"/>
+          </w:rPr>
+          <w:rPr>
+            <w:color w:val="0000EE"/>
+            <w:u w:val="single"/>
+          </w:rPr>
+          <w:t>哥林多後書第七章</w:t>
+        </w:r>
+      </w:hyperlink>
+      <w:r>
+        <w:rPr>
+          <w:lang w:val="zh_TW" w:bidi="zh_TW"/>
+        </w:rPr>
+        <w:t>對這種集體悔改有一個發人深省且完整的描述，包括對罪的哀痛、決心棄絕舊有的罪惡、行為正直等各種要素。雖然悔改常伴隨著深刻的情感，但它並不等同於這些情感，而是根植於在聖潔神面前，罪人自己需要有悔改的信念。</w:t>
+      </w:r>
+    </w:p>
+    <w:p>
+      <w:pPr/>
+      <w:r>
+        <w:rPr>
+          <w:lang w:val="zh_TW" w:bidi="zh_TW"/>
+        </w:rPr>
+      </w:r>
+      <w:r>
+        <w:rPr>
+          <w:lang w:val="zh_TW" w:bidi="zh_TW"/>
+        </w:rPr>
+        <w:t>施洗約翰（</w:t>
+      </w:r>
+      <w:hyperlink r:id="rId37">
+        <w:r>
+          <w:rPr>
+            <w:lang w:val="zh_TW" w:bidi="zh_TW"/>
+          </w:rPr>
+          <w:rPr>
+            <w:color w:val="0000EE"/>
+            <w:u w:val="single"/>
+          </w:rPr>
+          <w:t>太3:2</w:t>
+        </w:r>
+      </w:hyperlink>
+      <w:r>
+        <w:rPr>
+          <w:lang w:val="zh_TW" w:bidi="zh_TW"/>
+        </w:rPr>
+        <w:t>；</w:t>
+      </w:r>
+      <w:hyperlink r:id="rId38">
+        <w:r>
+          <w:rPr>
+            <w:lang w:val="zh_TW" w:bidi="zh_TW"/>
+          </w:rPr>
+          <w:rPr>
+            <w:color w:val="0000EE"/>
+            <w:u w:val="single"/>
+          </w:rPr>
+          <w:t>可1:4</w:t>
+        </w:r>
+      </w:hyperlink>
+      <w:r>
+        <w:rPr>
+          <w:lang w:val="zh_TW" w:bidi="zh_TW"/>
+        </w:rPr>
+        <w:t>）和基督（</w:t>
+      </w:r>
+      <w:hyperlink r:id="rId39">
+        <w:r>
+          <w:rPr>
+            <w:lang w:val="zh_TW" w:bidi="zh_TW"/>
+          </w:rPr>
+          <w:rPr>
+            <w:color w:val="0000EE"/>
+            <w:u w:val="single"/>
+          </w:rPr>
+          <w:t>可1:15</w:t>
+        </w:r>
+      </w:hyperlink>
+      <w:r>
+        <w:rPr>
+          <w:lang w:val="zh_TW" w:bidi="zh_TW"/>
+        </w:rPr>
+        <w:t>）都傳悔改，他們呼召的不是義人，而是呼召罪人悔改。按照大使命的吩咐（</w:t>
+      </w:r>
+      <w:hyperlink r:id="rId40">
+        <w:r>
+          <w:rPr>
+            <w:lang w:val="zh_TW" w:bidi="zh_TW"/>
+          </w:rPr>
+          <w:rPr>
+            <w:color w:val="0000EE"/>
+            <w:u w:val="single"/>
+          </w:rPr>
+          <w:t>路24:44–49</w:t>
+        </w:r>
+      </w:hyperlink>
+      <w:r>
+        <w:rPr>
+          <w:lang w:val="zh_TW" w:bidi="zh_TW"/>
+        </w:rPr>
+        <w:t>），使徒們也延續了同樣的教導——從彼得在五旬節的講道開始（</w:t>
+      </w:r>
+      <w:hyperlink r:id="rId41">
+        <w:r>
+          <w:rPr>
+            <w:lang w:val="zh_TW" w:bidi="zh_TW"/>
+          </w:rPr>
+          <w:rPr>
+            <w:color w:val="0000EE"/>
+            <w:u w:val="single"/>
+          </w:rPr>
+          <w:t>徒2章</w:t>
+        </w:r>
+      </w:hyperlink>
+      <w:r>
+        <w:rPr>
+          <w:lang w:val="zh_TW" w:bidi="zh_TW"/>
+        </w:rPr>
+        <w:t>），取得了顯著的果效。</w:t>
+      </w:r>
+      <w:r>
+        <w:rPr>
+          <w:i/>
+          <w:lang w:val="zh_TW" w:bidi="zh_TW"/>
+        </w:rPr>
+        <w:t>見</w:t>
+      </w:r>
+      <w:r>
+        <w:rPr>
+          <w:lang w:val="zh_TW" w:bidi="zh_TW"/>
+        </w:rPr>
+        <w:t>承認</w:t>
+      </w:r>
+      <w:r>
+        <w:rPr>
+          <w:lang w:val="zh_TW" w:bidi="zh_TW"/>
+        </w:rPr>
+        <w:t>；</w:t>
+      </w:r>
+      <w:r>
+        <w:rPr>
+          <w:lang w:val="zh_TW" w:bidi="zh_TW"/>
+        </w:rPr>
+        <w:t>歸信</w:t>
+      </w:r>
+      <w:r>
+        <w:rPr>
+          <w:lang w:val="zh_TW" w:bidi="zh_TW"/>
+        </w:rPr>
+        <w:t>；</w:t>
+      </w:r>
+      <w:r>
+        <w:rPr>
+          <w:lang w:val="zh_TW" w:bidi="zh_TW"/>
+        </w:rPr>
+        <w:t>饒恕</w:t>
+      </w:r>
+      <w:r>
+        <w:rPr>
+          <w:lang w:val="zh_TW" w:bidi="zh_TW"/>
+        </w:rPr>
+        <w:t>；</w:t>
+      </w:r>
+      <w:r>
+        <w:rPr>
+          <w:lang w:val="zh_TW" w:bidi="zh_TW"/>
+        </w:rPr>
+        <w:t>重生</w:t>
+      </w:r>
+      <w:r>
+        <w:rPr>
+          <w:lang w:val="zh_TW" w:bidi="zh_TW"/>
+        </w:rPr>
+        <w:t>；</w:t>
+      </w:r>
+      <w:r>
+        <w:rPr>
+          <w:lang w:val="zh_TW" w:bidi="zh_TW"/>
+        </w:rPr>
+        <w:t>救恩</w:t>
+      </w:r>
+      <w:r>
+        <w:rPr>
+          <w:lang w:val="zh_TW" w:bidi="zh_TW"/>
+        </w:rPr>
+        <w:t>。</w:t>
+      </w:r>
+      <w:r>
+        <w:rPr>
+          <w:lang w:val="zh_TW" w:bidi="zh_TW"/>
+        </w:rPr>
+      </w:r>
+      <w:r>
+        <w:rPr>
+          <w:lang w:val="zh_TW" w:bidi="zh_TW"/>
+        </w:rPr>
+      </w:r>
+    </w:p>
+    <w:p>
+      <w:pPr/>
+      <w:r>
+        <w:rPr>
+          <w:lang w:val="zh_TW" w:bidi="zh_TW"/>
+        </w:rPr>
+      </w:r>
+    </w:p>
+    <w:p>
+      <w:pPr>
+        <w:pStyle w:val="Heading2"/>
+      </w:pPr>
+      <w:r>
+        <w:rPr>
+          <w:lang w:val="zh_TW" w:bidi="zh_TW"/>
+        </w:rPr>
+        <w:t>會幕</w:t>
+      </w:r>
+      <w:r>
+        <w:rPr>
+          <w:lang w:val="zh_TW" w:bidi="zh_TW"/>
+        </w:rPr>
+      </w:r>
+    </w:p>
+    <w:p>
+      <w:pPr/>
+      <w:r>
+        <w:rPr>
+          <w:lang w:val="zh_TW" w:bidi="zh_TW"/>
+        </w:rPr>
+      </w:r>
+      <w:r>
+        <w:rPr>
+          <w:lang w:val="zh_TW" w:bidi="zh_TW"/>
+        </w:rPr>
+        <w:t>以色列歷史上最早期的敬拜場所。</w:t>
+      </w:r>
+    </w:p>
+    <w:p>
+      <w:pPr/>
+      <w:r>
+        <w:rPr>
+          <w:lang w:val="zh_TW" w:bidi="zh_TW"/>
+        </w:rPr>
+      </w:r>
+      <w:r>
+        <w:rPr>
+          <w:lang w:val="zh_TW" w:bidi="zh_TW"/>
+        </w:rPr>
+        <w:t>概述</w:t>
+      </w:r>
+    </w:p>
+    <w:p>
+      <w:pPr>
+        <w:pStyle w:val="ListBullet"/>
+        <w:spacing w:line="240" w:lineRule="auto"/>
+        <w:ind w:left="720"/>
+      </w:pPr>
+      <w:r>
+        <w:rPr>
+          <w:lang w:val="zh_TW" w:bidi="zh_TW"/>
+        </w:rPr>
+      </w:r>
+      <w:r>
+        <w:rPr>
+          <w:b/>
+          <w:u w:val="single"/>
+          <w:lang w:val="zh_TW" w:bidi="zh_TW"/>
+        </w:rPr>
+        <w:t>簡介</w:t>
+      </w:r>
+    </w:p>
+    <w:p>
+      <w:pPr>
+        <w:pStyle w:val="ListBullet"/>
+        <w:spacing w:line="240" w:lineRule="auto"/>
+        <w:ind w:left="720"/>
+      </w:pPr>
+      <w:r>
+        <w:rPr>
+          <w:lang w:val="zh_TW" w:bidi="zh_TW"/>
+        </w:rPr>
+      </w:r>
+      <w:r>
+        <w:rPr>
+          <w:b/>
+          <w:u w:val="single"/>
+          <w:lang w:val="zh_TW" w:bidi="zh_TW"/>
+        </w:rPr>
+        <w:t>會幕的名稱</w:t>
+      </w:r>
+    </w:p>
+    <w:p>
+      <w:pPr>
+        <w:pStyle w:val="ListBullet"/>
+        <w:spacing w:line="240" w:lineRule="auto"/>
+        <w:ind w:left="720"/>
+      </w:pPr>
+      <w:r>
+        <w:rPr>
+          <w:lang w:val="zh_TW" w:bidi="zh_TW"/>
+        </w:rPr>
+      </w:r>
+      <w:r>
+        <w:rPr>
+          <w:b/>
+          <w:u w:val="single"/>
+          <w:lang w:val="zh_TW" w:bidi="zh_TW"/>
+        </w:rPr>
+        <w:t>背景</w:t>
+      </w:r>
+    </w:p>
+    <w:p>
+      <w:pPr>
+        <w:pStyle w:val="ListBullet"/>
+        <w:spacing w:line="240" w:lineRule="auto"/>
+        <w:ind w:left="720"/>
+      </w:pPr>
+      <w:r>
+        <w:rPr>
+          <w:lang w:val="zh_TW" w:bidi="zh_TW"/>
+        </w:rPr>
+      </w:r>
+      <w:r>
+        <w:rPr>
+          <w:b/>
+          <w:u w:val="single"/>
+          <w:lang w:val="zh_TW" w:bidi="zh_TW"/>
+        </w:rPr>
+        <w:t>會幕及其器具</w:t>
+      </w:r>
+    </w:p>
+    <w:p>
+      <w:pPr>
+        <w:pStyle w:val="ListBullet"/>
+        <w:spacing w:line="240" w:lineRule="auto"/>
+        <w:ind w:left="720"/>
+      </w:pPr>
+      <w:r>
+        <w:rPr>
+          <w:lang w:val="zh_TW" w:bidi="zh_TW"/>
+        </w:rPr>
+      </w:r>
+      <w:r>
+        <w:rPr>
+          <w:b/>
+          <w:u w:val="single"/>
+          <w:lang w:val="zh_TW" w:bidi="zh_TW"/>
+        </w:rPr>
+        <w:t>會幕本體</w:t>
+      </w:r>
+    </w:p>
+    <w:p>
+      <w:pPr>
+        <w:pStyle w:val="ListBullet"/>
+        <w:spacing w:line="240" w:lineRule="auto"/>
+        <w:ind w:left="720"/>
+      </w:pPr>
+      <w:r>
+        <w:rPr>
+          <w:lang w:val="zh_TW" w:bidi="zh_TW"/>
+        </w:rPr>
+      </w:r>
+      <w:r>
+        <w:rPr>
+          <w:b/>
+          <w:u w:val="single"/>
+          <w:lang w:val="zh_TW" w:bidi="zh_TW"/>
+        </w:rPr>
+        <w:t>外院及其器具</w:t>
+      </w:r>
+    </w:p>
+    <w:p>
+      <w:pPr>
+        <w:pStyle w:val="ListBullet"/>
+        <w:spacing w:line="240" w:lineRule="auto"/>
+        <w:ind w:left="720"/>
+      </w:pPr>
+      <w:r>
+        <w:rPr>
+          <w:lang w:val="zh_TW" w:bidi="zh_TW"/>
+        </w:rPr>
+      </w:r>
+      <w:r>
+        <w:rPr>
+          <w:b/>
+          <w:u w:val="single"/>
+          <w:lang w:val="zh_TW" w:bidi="zh_TW"/>
+        </w:rPr>
+        <w:t>會幕的建造與奉獻</w:t>
+      </w:r>
+    </w:p>
+    <w:p>
+      <w:pPr>
+        <w:pStyle w:val="Heading3"/>
+      </w:pPr>
+      <w:r>
+        <w:rPr>
+          <w:lang w:val="zh_TW" w:bidi="zh_TW"/>
+        </w:rPr>
+        <w:t>簡介</w:t>
+      </w:r>
+    </w:p>
+    <w:p>
+      <w:pPr/>
+      <w:r>
+        <w:rPr>
+          <w:lang w:val="zh_TW" w:bidi="zh_TW"/>
+        </w:rPr>
+      </w:r>
+      <w:r>
+        <w:rPr>
+          <w:lang w:val="zh_TW" w:bidi="zh_TW"/>
+        </w:rPr>
+        <w:t>會幕是聖殿的前身，從以色列在西奈山被形塑為神的子民，到早期君主時期立足於應許之地的整段時期出現。會幕是便於遷移、符合旅程中機動需求的可移動聖所，象徵著神與祂子民的同在，也因此象徵人們可以親近祂，並且是祂傳達旨意之處。早期的人們期待，當平安和安全得到保障時，將建立一個永久的國家聖所（</w:t>
+      </w:r>
+      <w:hyperlink r:id="rId42">
+        <w:r>
+          <w:rPr>
+            <w:lang w:val="zh_TW" w:bidi="zh_TW"/>
+          </w:rPr>
+          <w:rPr>
+            <w:color w:val="0000EE"/>
+            <w:u w:val="single"/>
+          </w:rPr>
+          <w:t>申12:10–11</w:t>
+        </w:r>
+      </w:hyperlink>
+      <w:r>
+        <w:rPr>
+          <w:lang w:val="zh_TW" w:bidi="zh_TW"/>
+        </w:rPr>
+        <w:t>）。直到所羅門時期，聖殿才得以建成（</w:t>
+      </w:r>
+      <w:hyperlink r:id="rId43">
+        <w:r>
+          <w:rPr>
+            <w:lang w:val="zh_TW" w:bidi="zh_TW"/>
+          </w:rPr>
+          <w:rPr>
+            <w:color w:val="0000EE"/>
+            <w:u w:val="single"/>
+          </w:rPr>
+          <w:t>撒下7:10–13</w:t>
+        </w:r>
+      </w:hyperlink>
+      <w:r>
+        <w:rPr>
+          <w:lang w:val="zh_TW" w:bidi="zh_TW"/>
+        </w:rPr>
+        <w:t>；</w:t>
+      </w:r>
+      <w:hyperlink r:id="rId44">
+        <w:r>
+          <w:rPr>
+            <w:lang w:val="zh_TW" w:bidi="zh_TW"/>
+          </w:rPr>
+          <w:rPr>
+            <w:color w:val="0000EE"/>
+            <w:u w:val="single"/>
+          </w:rPr>
+          <w:t>王上5:1–5</w:t>
+        </w:r>
+      </w:hyperlink>
+      <w:r>
+        <w:rPr>
+          <w:lang w:val="zh_TW" w:bidi="zh_TW"/>
+        </w:rPr>
+        <w:t>）。各項歷史事件，以及建造方式和基礎神學的相似之處，展示了會幕與聖殿之間的密切關聯。</w:t>
+      </w:r>
+    </w:p>
+    <w:p>
+      <w:pPr>
+        <w:pStyle w:val="Heading3"/>
+      </w:pPr>
+      <w:r>
+        <w:rPr>
+          <w:lang w:val="zh_TW" w:bidi="zh_TW"/>
+        </w:rPr>
+        <w:t>會幕的名稱</w:t>
+      </w:r>
+    </w:p>
+    <w:p>
+      <w:pPr/>
+      <w:r>
+        <w:rPr>
+          <w:lang w:val="zh_TW" w:bidi="zh_TW"/>
+        </w:rPr>
+      </w:r>
+      <w:r>
+        <w:rPr>
+          <w:lang w:val="zh_TW" w:bidi="zh_TW"/>
+        </w:rPr>
+        <w:t>聖經所用的詞語和用來描述會幕的片語：</w:t>
+      </w:r>
+    </w:p>
+    <w:p>
+      <w:pPr/>
+      <w:r>
+        <w:rPr>
+          <w:lang w:val="zh_TW" w:bidi="zh_TW"/>
+        </w:rPr>
+      </w:r>
+      <w:r>
+        <w:rPr>
+          <w:lang w:val="zh_TW" w:bidi="zh_TW"/>
+        </w:rPr>
+        <w:t>1.「神聖的居所」、「聖潔之地」或「聖所」（</w:t>
+      </w:r>
+      <w:hyperlink r:id="rId45">
+        <w:r>
+          <w:rPr>
+            <w:lang w:val="zh_TW" w:bidi="zh_TW"/>
+          </w:rPr>
+          <w:rPr>
+            <w:color w:val="0000EE"/>
+            <w:u w:val="single"/>
+          </w:rPr>
+          <w:t>出25:8</w:t>
+        </w:r>
+      </w:hyperlink>
+      <w:r>
+        <w:rPr>
+          <w:lang w:val="zh_TW" w:bidi="zh_TW"/>
+        </w:rPr>
+        <w:t>；</w:t>
+      </w:r>
+      <w:hyperlink r:id="rId46">
+        <w:r>
+          <w:rPr>
+            <w:lang w:val="zh_TW" w:bidi="zh_TW"/>
+          </w:rPr>
+          <w:rPr>
+            <w:color w:val="0000EE"/>
+            <w:u w:val="single"/>
+          </w:rPr>
+          <w:t>利10:17–18</w:t>
+        </w:r>
+      </w:hyperlink>
+      <w:r>
+        <w:rPr>
+          <w:lang w:val="zh_TW" w:bidi="zh_TW"/>
+        </w:rPr>
+        <w:t>）源自動詞「成為聖潔」。</w:t>
+      </w:r>
+    </w:p>
+    <w:p>
+      <w:pPr/>
+      <w:r>
+        <w:rPr>
+          <w:lang w:val="zh_TW" w:bidi="zh_TW"/>
+        </w:rPr>
+      </w:r>
+      <w:r>
+        <w:rPr>
+          <w:lang w:val="zh_TW" w:bidi="zh_TW"/>
+        </w:rPr>
+        <w:t>2.「帳幕」出現了19次，聖經也以不同方式表達，例如「法櫃的帳幕」（</w:t>
+      </w:r>
+      <w:hyperlink r:id="rId47">
+        <w:r>
+          <w:rPr>
+            <w:lang w:val="zh_TW" w:bidi="zh_TW"/>
+          </w:rPr>
+          <w:rPr>
+            <w:color w:val="0000EE"/>
+            <w:u w:val="single"/>
+          </w:rPr>
+          <w:t>民9:15</w:t>
+        </w:r>
+      </w:hyperlink>
+      <w:r>
+        <w:rPr>
+          <w:lang w:val="zh_TW" w:bidi="zh_TW"/>
+        </w:rPr>
+        <w:t>）、「耶和華的帳幕」（</w:t>
+      </w:r>
+      <w:hyperlink r:id="rId48">
+        <w:r>
+          <w:rPr>
+            <w:lang w:val="zh_TW" w:bidi="zh_TW"/>
+          </w:rPr>
+          <w:rPr>
+            <w:color w:val="0000EE"/>
+            <w:u w:val="single"/>
+          </w:rPr>
+          <w:t>王上2:28–30</w:t>
+        </w:r>
+      </w:hyperlink>
+      <w:r>
+        <w:rPr>
+          <w:lang w:val="zh_TW" w:bidi="zh_TW"/>
+        </w:rPr>
+        <w:t>）、「會幕的門」（</w:t>
+      </w:r>
+      <w:hyperlink r:id="rId49">
+        <w:r>
+          <w:rPr>
+            <w:lang w:val="zh_TW" w:bidi="zh_TW"/>
+          </w:rPr>
+          <w:rPr>
+            <w:color w:val="0000EE"/>
+            <w:u w:val="single"/>
+          </w:rPr>
+          <w:t>代上9:23</w:t>
+        </w:r>
+      </w:hyperlink>
+      <w:r>
+        <w:rPr>
+          <w:lang w:val="zh_TW" w:bidi="zh_TW"/>
+        </w:rPr>
+        <w:t>），以及「</w:t>
+      </w:r>
+      <w:r>
+        <w:rPr>
+          <w:lang w:val="zh_TW" w:bidi="zh_TW"/>
+        </w:rPr>
+        <w:t>帳棚</w:t>
+      </w:r>
+      <w:r>
+        <w:rPr>
+          <w:lang w:val="zh_TW" w:bidi="zh_TW"/>
+        </w:rPr>
+        <w:t>」（例：</w:t>
+      </w:r>
+      <w:hyperlink r:id="rId50">
+        <w:r>
+          <w:rPr>
+            <w:lang w:val="zh_TW" w:bidi="zh_TW"/>
+          </w:rPr>
+          <w:rPr>
+            <w:color w:val="0000EE"/>
+            <w:u w:val="single"/>
+          </w:rPr>
+          <w:t>出33:7</w:t>
+        </w:r>
+      </w:hyperlink>
+      <w:r>
+        <w:rPr>
+          <w:lang w:val="zh_TW" w:bidi="zh_TW"/>
+        </w:rPr>
+        <w:t>）。「帳棚」在英文譯本中，譯為the tent of meeting，這個表達在該譯本大約出現130次。這個包含按照約定赴約的概念，並指定會幕為神與摩西及其子民會面，以顯明其旨意的地方。</w:t>
+      </w:r>
+    </w:p>
+    <w:p>
+      <w:pPr/>
+      <w:r>
+        <w:rPr>
+          <w:lang w:val="zh_TW" w:bidi="zh_TW"/>
+        </w:rPr>
+      </w:r>
+      <w:r>
+        <w:rPr>
+          <w:lang w:val="zh_TW" w:bidi="zh_TW"/>
+        </w:rPr>
+        <w:t>3.「居所」是「會幕」一詞的字面意思。在</w:t>
+      </w:r>
+      <w:hyperlink r:id="rId51">
+        <w:r>
+          <w:rPr>
+            <w:lang w:val="zh_TW" w:bidi="zh_TW"/>
+          </w:rPr>
+          <w:rPr>
+            <w:color w:val="0000EE"/>
+            <w:u w:val="single"/>
+          </w:rPr>
+          <w:t>出埃及記二十五章9節</w:t>
+        </w:r>
+      </w:hyperlink>
+      <w:r>
+        <w:rPr>
+          <w:lang w:val="zh_TW" w:bidi="zh_TW"/>
+        </w:rPr>
+        <w:t>中，這個詞指的是整個會幕（包括外院），但在</w:t>
+      </w:r>
+      <w:hyperlink r:id="rId52">
+        <w:r>
+          <w:rPr>
+            <w:lang w:val="zh_TW" w:bidi="zh_TW"/>
+          </w:rPr>
+          <w:rPr>
+            <w:color w:val="0000EE"/>
+            <w:u w:val="single"/>
+          </w:rPr>
+          <w:t>出埃及記二十六章1節</w:t>
+        </w:r>
+      </w:hyperlink>
+      <w:r>
+        <w:rPr>
+          <w:lang w:val="zh_TW" w:bidi="zh_TW"/>
+        </w:rPr>
+        <w:t>中，它指的是會幕本體（包括聖所和至聖所）。另一表達是「法櫃的帳幕」（</w:t>
+      </w:r>
+      <w:hyperlink r:id="rId53">
+        <w:r>
+          <w:rPr>
+            <w:lang w:val="zh_TW" w:bidi="zh_TW"/>
+          </w:rPr>
+          <w:rPr>
+            <w:color w:val="0000EE"/>
+            <w:u w:val="single"/>
+          </w:rPr>
+          <w:t>出38:21</w:t>
+        </w:r>
+      </w:hyperlink>
+      <w:r>
+        <w:rPr>
+          <w:lang w:val="zh_TW" w:bidi="zh_TW"/>
+        </w:rPr>
+        <w:t>；又有譯本譯為「盟約的帳幕」），這與其它表達如「法櫃的帳幕」一起，強調了兩塊法版的存在。</w:t>
+      </w:r>
+    </w:p>
+    <w:p>
+      <w:pPr/>
+      <w:r>
+        <w:rPr>
+          <w:lang w:val="zh_TW" w:bidi="zh_TW"/>
+        </w:rPr>
+      </w:r>
+      <w:r>
+        <w:rPr>
+          <w:lang w:val="zh_TW" w:bidi="zh_TW"/>
+        </w:rPr>
+        <w:t>4.「耶和華－你神的殿」（</w:t>
+      </w:r>
+      <w:hyperlink r:id="rId54">
+        <w:r>
+          <w:rPr>
+            <w:lang w:val="zh_TW" w:bidi="zh_TW"/>
+          </w:rPr>
+          <w:rPr>
+            <w:color w:val="0000EE"/>
+            <w:u w:val="single"/>
+          </w:rPr>
+          <w:t>出23:19</w:t>
+        </w:r>
+      </w:hyperlink>
+      <w:r>
+        <w:rPr>
+          <w:lang w:val="zh_TW" w:bidi="zh_TW"/>
+        </w:rPr>
+        <w:t>）。</w:t>
+      </w:r>
+    </w:p>
+    <w:p>
+      <w:pPr>
+        <w:pStyle w:val="Heading3"/>
+      </w:pPr>
+      <w:r>
+        <w:rPr>
+          <w:lang w:val="zh_TW" w:bidi="zh_TW"/>
+        </w:rPr>
+        <w:t>背景</w:t>
+      </w:r>
+    </w:p>
+    <w:p>
+      <w:pPr/>
+      <w:r>
+        <w:rPr>
+          <w:lang w:val="zh_TW" w:bidi="zh_TW"/>
+        </w:rPr>
+      </w:r>
+      <w:r>
+        <w:rPr>
+          <w:lang w:val="zh_TW" w:bidi="zh_TW"/>
+        </w:rPr>
+        <w:t>會幕由一個一般區域和兩個限制區域組成，其三重空間結構並非獨一無二。其它具有組織化祭司制度的已發展宗教中，也有三個主要的親近階層：一個是為所有社區成員設置的，一個是為一般祭司設置的，還有一個是為主要宗教領袖設置的內部聖所，被認為是神明的居所。以色列時代之前，在巴勒斯坦和敘利亞出土的異教聖所，已經揭示了這類分區聖所的存在。</w:t>
+      </w:r>
+    </w:p>
+    <w:p>
+      <w:pPr/>
+      <w:r>
+        <w:rPr>
+          <w:lang w:val="zh_TW" w:bidi="zh_TW"/>
+        </w:rPr>
+      </w:r>
+      <w:r>
+        <w:rPr>
+          <w:lang w:val="zh_TW" w:bidi="zh_TW"/>
+        </w:rPr>
+        <w:t>在公元前二千年期間有大量證據顯示，人們通常使用可移動且複雜的預製結構，作為君王與其他尊貴者的會客廳或聖所。定居社群的統治者在前往國內其它地區旅行時（例如埃及，迦南則相對較少），會使用這些結構。同樣，像米甸人這樣的遊牧或半遊牧民族也使用可移動聖所。在摩西之前的埃及，工匠所採用的工藝技術與建造會幕的技術相似。</w:t>
+      </w:r>
+    </w:p>
+    <w:p>
+      <w:pPr>
+        <w:pStyle w:val="Heading3"/>
+      </w:pPr>
+      <w:r>
+        <w:rPr>
+          <w:lang w:val="zh_TW" w:bidi="zh_TW"/>
+        </w:rPr>
+        <w:t>會幕及其器具</w:t>
+      </w:r>
+    </w:p>
+    <w:p>
+      <w:pPr/>
+      <w:r>
+        <w:rPr>
+          <w:lang w:val="zh_TW" w:bidi="zh_TW"/>
+        </w:rPr>
+      </w:r>
+      <w:r>
+        <w:rPr>
+          <w:lang w:val="zh_TW" w:bidi="zh_TW"/>
+        </w:rPr>
+        <w:t>出埃及記（</w:t>
+      </w:r>
+      <w:hyperlink r:id="rId55">
+        <w:r>
+          <w:rPr>
+            <w:lang w:val="zh_TW" w:bidi="zh_TW"/>
+          </w:rPr>
+          <w:rPr>
+            <w:color w:val="0000EE"/>
+            <w:u w:val="single"/>
+          </w:rPr>
+          <w:t>出25–40</w:t>
+        </w:r>
+      </w:hyperlink>
+      <w:r>
+        <w:rPr>
+          <w:lang w:val="zh_TW" w:bidi="zh_TW"/>
+        </w:rPr>
+        <w:t>）詳細描述了會幕及其器具，所用材料從貴重到普通的都有。經文按重要性排列出三種金屬：金、銅與銀。只有主要聖所的器具才使用金，所使用金屬的總量約為一英噸金（0.9公噸）、三英噸銅和四英噸銀（</w:t>
+      </w:r>
+      <w:hyperlink r:id="rId56">
+        <w:r>
+          <w:rPr>
+            <w:lang w:val="zh_TW" w:bidi="zh_TW"/>
+          </w:rPr>
+          <w:rPr>
+            <w:color w:val="0000EE"/>
+            <w:u w:val="single"/>
+          </w:rPr>
+          <w:t>38:24–31</w:t>
+        </w:r>
+      </w:hyperlink>
+      <w:r>
+        <w:rPr>
+          <w:lang w:val="zh_TW" w:bidi="zh_TW"/>
+        </w:rPr>
+        <w:t>）。另有相對大量的銀來自一項奉獻（</w:t>
+      </w:r>
+      <w:hyperlink r:id="rId57">
+        <w:r>
+          <w:rPr>
+            <w:lang w:val="zh_TW" w:bidi="zh_TW"/>
+          </w:rPr>
+          <w:rPr>
+            <w:color w:val="0000EE"/>
+            <w:u w:val="single"/>
+          </w:rPr>
+          <w:t>30:11–16</w:t>
+        </w:r>
+      </w:hyperlink>
+      <w:r>
+        <w:rPr>
+          <w:lang w:val="zh_TW" w:bidi="zh_TW"/>
+        </w:rPr>
+        <w:t>），補充了以色列人從埃及人所得的銀與金（</w:t>
+      </w:r>
+      <w:hyperlink r:id="rId58">
+        <w:r>
+          <w:rPr>
+            <w:lang w:val="zh_TW" w:bidi="zh_TW"/>
+          </w:rPr>
+          <w:rPr>
+            <w:color w:val="0000EE"/>
+            <w:u w:val="single"/>
+          </w:rPr>
+          <w:t>12:35</w:t>
+        </w:r>
+      </w:hyperlink>
+      <w:r>
+        <w:rPr>
+          <w:lang w:val="zh_TW" w:bidi="zh_TW"/>
+        </w:rPr>
+        <w:t>）。</w:t>
+      </w:r>
+    </w:p>
+    <w:p>
+      <w:pPr/>
+      <w:r>
+        <w:rPr>
+          <w:lang w:val="zh_TW" w:bidi="zh_TW"/>
+        </w:rPr>
+      </w:r>
+      <w:r>
+        <w:rPr>
+          <w:lang w:val="zh_TW" w:bidi="zh_TW"/>
+        </w:rPr>
+        <w:t>值得注意的是，在神所要求的建築樣式中，起點是內殿的家具（聖所和至聖所）。在實際建造中，這些器具是在會幕本體之後製作的，估計此舉能方便在完工後立即和妥善放置（</w:t>
+      </w:r>
+      <w:hyperlink r:id="rId59">
+        <w:r>
+          <w:rPr>
+            <w:lang w:val="zh_TW" w:bidi="zh_TW"/>
+          </w:rPr>
+          <w:rPr>
+            <w:color w:val="0000EE"/>
+            <w:u w:val="single"/>
+          </w:rPr>
+          <w:t>出25:9–27:19</w:t>
+        </w:r>
+      </w:hyperlink>
+      <w:r>
+        <w:rPr>
+          <w:lang w:val="zh_TW" w:bidi="zh_TW"/>
+        </w:rPr>
+        <w:t>，參</w:t>
+      </w:r>
+      <w:hyperlink r:id="rId60">
+        <w:r>
+          <w:rPr>
+            <w:lang w:val="zh_TW" w:bidi="zh_TW"/>
+          </w:rPr>
+          <w:rPr>
+            <w:color w:val="0000EE"/>
+            <w:u w:val="single"/>
+          </w:rPr>
+          <w:t>36:8–37:28</w:t>
+        </w:r>
+      </w:hyperlink>
+      <w:r>
+        <w:rPr>
+          <w:lang w:val="zh_TW" w:bidi="zh_TW"/>
+        </w:rPr>
+        <w:t>）。</w:t>
+      </w:r>
+    </w:p>
+    <w:p>
+      <w:pPr/>
+      <w:r>
+        <w:rPr>
+          <w:lang w:val="zh_TW" w:bidi="zh_TW"/>
+        </w:rPr>
+      </w:r>
+      <w:r>
+        <w:rPr>
+          <w:lang w:val="zh_TW" w:bidi="zh_TW"/>
+        </w:rPr>
+        <w:t>第一個列出的器具是約櫃，是至聖所中唯一的器具。約櫃是一個包金的木箱，長約1.1公尺，寬和高為0.7公尺。它是神與以色列之間盟約關係的最高象徵，經常被稱為「耶和華的約櫃」（</w:t>
+      </w:r>
+      <w:hyperlink r:id="rId61">
+        <w:r>
+          <w:rPr>
+            <w:lang w:val="zh_TW" w:bidi="zh_TW"/>
+          </w:rPr>
+          <w:rPr>
+            <w:color w:val="0000EE"/>
+            <w:u w:val="single"/>
+          </w:rPr>
+          <w:t>申10:8</w:t>
+        </w:r>
+      </w:hyperlink>
+      <w:r>
+        <w:rPr>
+          <w:lang w:val="zh_TW" w:bidi="zh_TW"/>
+        </w:rPr>
+        <w:t>）。與鄰近國家當時的約櫃不同，這個約櫃沒有任何神祇形像，只有十誡（</w:t>
+      </w:r>
+      <w:hyperlink r:id="rId62">
+        <w:r>
+          <w:rPr>
+            <w:lang w:val="zh_TW" w:bidi="zh_TW"/>
+          </w:rPr>
+          <w:rPr>
+            <w:color w:val="0000EE"/>
+            <w:u w:val="single"/>
+          </w:rPr>
+          <w:t>出25:16</w:t>
+        </w:r>
+      </w:hyperlink>
+      <w:r>
+        <w:rPr>
+          <w:lang w:val="zh_TW" w:bidi="zh_TW"/>
+        </w:rPr>
+        <w:t>）、一罐嗎哪（</w:t>
+      </w:r>
+      <w:hyperlink r:id="rId63">
+        <w:r>
+          <w:rPr>
+            <w:lang w:val="zh_TW" w:bidi="zh_TW"/>
+          </w:rPr>
+          <w:rPr>
+            <w:color w:val="0000EE"/>
+            <w:u w:val="single"/>
+          </w:rPr>
+          <w:t>16:33</w:t>
+        </w:r>
+      </w:hyperlink>
+      <w:r>
+        <w:rPr>
+          <w:lang w:val="zh_TW" w:bidi="zh_TW"/>
+        </w:rPr>
+        <w:t>）和亞倫的杖（</w:t>
+      </w:r>
+      <w:hyperlink r:id="rId64">
+        <w:r>
+          <w:rPr>
+            <w:lang w:val="zh_TW" w:bidi="zh_TW"/>
+          </w:rPr>
+          <w:rPr>
+            <w:color w:val="0000EE"/>
+            <w:u w:val="single"/>
+          </w:rPr>
+          <w:t>民17:10</w:t>
+        </w:r>
+      </w:hyperlink>
+      <w:r>
+        <w:rPr>
+          <w:lang w:val="zh_TW" w:bidi="zh_TW"/>
+        </w:rPr>
+        <w:t>），這些都象徵著神各方面的供應（見</w:t>
+      </w:r>
+      <w:hyperlink r:id="rId65">
+        <w:r>
+          <w:rPr>
+            <w:lang w:val="zh_TW" w:bidi="zh_TW"/>
+          </w:rPr>
+          <w:rPr>
+            <w:color w:val="0000EE"/>
+            <w:u w:val="single"/>
+          </w:rPr>
+          <w:t>來9:4</w:t>
+        </w:r>
+      </w:hyperlink>
+      <w:r>
+        <w:rPr>
+          <w:lang w:val="zh_TW" w:bidi="zh_TW"/>
+        </w:rPr>
+        <w:t>）。</w:t>
+      </w:r>
+    </w:p>
+    <w:p>
+      <w:pPr/>
+      <w:r>
+        <w:rPr>
+          <w:lang w:val="zh_TW" w:bidi="zh_TW"/>
+        </w:rPr>
+      </w:r>
+      <w:r>
+        <w:rPr>
+          <w:lang w:val="zh_TW" w:bidi="zh_TW"/>
+        </w:rPr>
+        <w:t>約櫃藉由兩根槓來抬運，槓穿過固定在下方四角的環（</w:t>
+      </w:r>
+      <w:hyperlink r:id="rId66">
+        <w:r>
+          <w:rPr>
+            <w:lang w:val="zh_TW" w:bidi="zh_TW"/>
+          </w:rPr>
+          <w:rPr>
+            <w:color w:val="0000EE"/>
+            <w:u w:val="single"/>
+          </w:rPr>
+          <w:t>出25:13–15</w:t>
+        </w:r>
+      </w:hyperlink>
+      <w:r>
+        <w:rPr>
+          <w:lang w:val="zh_TW" w:bidi="zh_TW"/>
+        </w:rPr>
+        <w:t>）。這兩根槓恆常留在原位，並從幔子下方向前伸入聖所，讓人知道那無法看見的約櫃與人同在。</w:t>
+      </w:r>
+    </w:p>
+    <w:p>
+      <w:pPr/>
+      <w:r>
+        <w:rPr>
+          <w:lang w:val="zh_TW" w:bidi="zh_TW"/>
+        </w:rPr>
+      </w:r>
+      <w:r>
+        <w:rPr>
+          <w:lang w:val="zh_TW" w:bidi="zh_TW"/>
+        </w:rPr>
+        <w:t>安放在約櫃之上的是施恩座（有譯本譯為「贖罪蓋」），一塊長方形的實心金板，其上固定有兩個基路伯。面向內側的基路伯與施恩座一起，構成那位看不可見之神的寶座（</w:t>
+      </w:r>
+      <w:hyperlink r:id="rId67">
+        <w:r>
+          <w:rPr>
+            <w:lang w:val="zh_TW" w:bidi="zh_TW"/>
+          </w:rPr>
+          <w:rPr>
+            <w:color w:val="0000EE"/>
+            <w:u w:val="single"/>
+          </w:rPr>
+          <w:t>出25:22</w:t>
+        </w:r>
+      </w:hyperlink>
+      <w:r>
+        <w:rPr>
+          <w:lang w:val="zh_TW" w:bidi="zh_TW"/>
+        </w:rPr>
+        <w:t>），這位神常被描述為坐在基路伯之上（</w:t>
+      </w:r>
+      <w:hyperlink r:id="rId68">
+        <w:r>
+          <w:rPr>
+            <w:lang w:val="zh_TW" w:bidi="zh_TW"/>
+          </w:rPr>
+          <w:rPr>
+            <w:color w:val="0000EE"/>
+            <w:u w:val="single"/>
+          </w:rPr>
+          <w:t>詩80:1</w:t>
         </w:r>
       </w:hyperlink>
       <w:r>
@@ -361,16 +2083,255 @@
         </w:rPr>
         <w:t>，</w:t>
       </w:r>
-      <w:hyperlink r:id="rId17">
-        <w:r>
-          <w:rPr>
-            <w:lang w:val="zh_TW" w:bidi="zh_TW"/>
-          </w:rPr>
-          <w:rPr>
-            <w:color w:val="0000EE"/>
-            <w:u w:val="single"/>
-          </w:rPr>
-          <w:t>36:9–43</w:t>
+      <w:hyperlink r:id="rId69">
+        <w:r>
+          <w:rPr>
+            <w:lang w:val="zh_TW" w:bidi="zh_TW"/>
+          </w:rPr>
+          <w:rPr>
+            <w:color w:val="0000EE"/>
+            <w:u w:val="single"/>
+          </w:rPr>
+          <w:t>99:1</w:t>
+        </w:r>
+      </w:hyperlink>
+      <w:r>
+        <w:rPr>
+          <w:lang w:val="zh_TW" w:bidi="zh_TW"/>
+        </w:rPr>
+        <w:t>）。「施恩座」這名詞來自「施行贖罪」的動詞，贖罪日高峰之時，祭司要將血灑在施恩座上（</w:t>
+      </w:r>
+      <w:hyperlink r:id="rId70">
+        <w:r>
+          <w:rPr>
+            <w:lang w:val="zh_TW" w:bidi="zh_TW"/>
+          </w:rPr>
+          <w:rPr>
+            <w:color w:val="0000EE"/>
+            <w:u w:val="single"/>
+          </w:rPr>
+          <w:t>利16:14</w:t>
+        </w:r>
+      </w:hyperlink>
+      <w:r>
+        <w:rPr>
+          <w:lang w:val="zh_TW" w:bidi="zh_TW"/>
+        </w:rPr>
+        <w:t>）。約櫃被放置在施恩座</w:t>
+      </w:r>
+      <w:r>
+        <w:rPr>
+          <w:b/>
+          <w:lang w:val="zh_TW" w:bidi="zh_TW"/>
+        </w:rPr>
+        <w:t>之下</w:t>
+      </w:r>
+      <w:r>
+        <w:rPr>
+          <w:lang w:val="zh_TW" w:bidi="zh_TW"/>
+        </w:rPr>
+        <w:t>（</w:t>
+      </w:r>
+      <w:hyperlink r:id="rId71">
+        <w:r>
+          <w:rPr>
+            <w:lang w:val="zh_TW" w:bidi="zh_TW"/>
+          </w:rPr>
+          <w:rPr>
+            <w:color w:val="0000EE"/>
+            <w:u w:val="single"/>
+          </w:rPr>
+          <w:t>出25:21</w:t>
+        </w:r>
+      </w:hyperlink>
+      <w:r>
+        <w:rPr>
+          <w:lang w:val="zh_TW" w:bidi="zh_TW"/>
+        </w:rPr>
+        <w:t>）的事實，表明律法在神的保護之下，並解釋了為何約櫃會被稱為祂的腳凳（例：</w:t>
+      </w:r>
+      <w:hyperlink r:id="rId72">
+        <w:r>
+          <w:rPr>
+            <w:lang w:val="zh_TW" w:bidi="zh_TW"/>
+          </w:rPr>
+          <w:rPr>
+            <w:color w:val="0000EE"/>
+            <w:u w:val="single"/>
+          </w:rPr>
+          <w:t>詩132:7</w:t>
+        </w:r>
+      </w:hyperlink>
+      <w:r>
+        <w:rPr>
+          <w:lang w:val="zh_TW" w:bidi="zh_TW"/>
+        </w:rPr>
+        <w:t>）。如同伊甸園中的基路伯（</w:t>
+      </w:r>
+      <w:hyperlink r:id="rId73">
+        <w:r>
+          <w:rPr>
+            <w:lang w:val="zh_TW" w:bidi="zh_TW"/>
+          </w:rPr>
+          <w:rPr>
+            <w:color w:val="0000EE"/>
+            <w:u w:val="single"/>
+          </w:rPr>
+          <w:t>創3:24</w:t>
+        </w:r>
+      </w:hyperlink>
+      <w:r>
+        <w:rPr>
+          <w:lang w:val="zh_TW" w:bidi="zh_TW"/>
+        </w:rPr>
+        <w:t>），至聖所中的基路伯很可能具有類似的守護功能。在古代世界，像基路伯這樣具有象徵意義的有翼生物，常被安置在寶座與重要建築的守護位置上。</w:t>
+      </w:r>
+    </w:p>
+    <w:p>
+      <w:pPr/>
+      <w:r>
+        <w:rPr>
+          <w:lang w:val="zh_TW" w:bidi="zh_TW"/>
+        </w:rPr>
+      </w:r>
+      <w:r>
+        <w:rPr>
+          <w:lang w:val="zh_TW" w:bidi="zh_TW"/>
+        </w:rPr>
+        <w:t>像約櫃一樣，陳設餅的桌子（</w:t>
+      </w:r>
+      <w:hyperlink r:id="rId74">
+        <w:r>
+          <w:rPr>
+            <w:lang w:val="zh_TW" w:bidi="zh_TW"/>
+          </w:rPr>
+          <w:rPr>
+            <w:color w:val="0000EE"/>
+            <w:u w:val="single"/>
+          </w:rPr>
+          <w:t>出25:30</w:t>
+        </w:r>
+      </w:hyperlink>
+      <w:r>
+        <w:rPr>
+          <w:lang w:val="zh_TW" w:bidi="zh_TW"/>
+        </w:rPr>
+        <w:t>）是以皂莢木製成，外面包裹著金子。它稍微小一些，長0.9公尺，寬0.5公尺，高0.7公尺。各種輔助的器皿與用具都有詳細記載（</w:t>
+      </w:r>
+      <w:hyperlink r:id="rId75">
+        <w:r>
+          <w:rPr>
+            <w:lang w:val="zh_TW" w:bidi="zh_TW"/>
+          </w:rPr>
+          <w:rPr>
+            <w:color w:val="0000EE"/>
+            <w:u w:val="single"/>
+          </w:rPr>
+          <w:t>29</w:t>
+        </w:r>
+      </w:hyperlink>
+      <w:r>
+        <w:rPr>
+          <w:lang w:val="zh_TW" w:bidi="zh_TW"/>
+        </w:rPr>
+        <w:t>節），推測盤子是用來放餅的。每逢安息日，十二個餅被放置在桌上，排成兩行，象徵神對以色列十二支派的供應（</w:t>
+      </w:r>
+      <w:hyperlink r:id="rId76">
+        <w:r>
+          <w:rPr>
+            <w:lang w:val="zh_TW" w:bidi="zh_TW"/>
+          </w:rPr>
+          <w:rPr>
+            <w:color w:val="0000EE"/>
+            <w:u w:val="single"/>
+          </w:rPr>
+          <w:t>利24:5–9</w:t>
+        </w:r>
+      </w:hyperlink>
+      <w:r>
+        <w:rPr>
+          <w:lang w:val="zh_TW" w:bidi="zh_TW"/>
+        </w:rPr>
+        <w:t>）。這張桌子位於聖所的北側。</w:t>
+      </w:r>
+    </w:p>
+    <w:p>
+      <w:pPr/>
+      <w:r>
+        <w:rPr>
+          <w:lang w:val="zh_TW" w:bidi="zh_TW"/>
+        </w:rPr>
+      </w:r>
+      <w:r>
+        <w:rPr>
+          <w:lang w:val="zh_TW" w:bidi="zh_TW"/>
+        </w:rPr>
+        <w:t>在南側是七枝金燈台（</w:t>
+      </w:r>
+      <w:hyperlink r:id="rId77">
+        <w:r>
+          <w:rPr>
+            <w:lang w:val="zh_TW" w:bidi="zh_TW"/>
+          </w:rPr>
+          <w:rPr>
+            <w:color w:val="0000EE"/>
+            <w:u w:val="single"/>
+          </w:rPr>
+          <w:t>出25:31–39</w:t>
+        </w:r>
+      </w:hyperlink>
+      <w:r>
+        <w:rPr>
+          <w:lang w:val="zh_TW" w:bidi="zh_TW"/>
+        </w:rPr>
+        <w:t>，</w:t>
+      </w:r>
+      <w:hyperlink r:id="rId78">
+        <w:r>
+          <w:rPr>
+            <w:lang w:val="zh_TW" w:bidi="zh_TW"/>
+          </w:rPr>
+          <w:rPr>
+            <w:color w:val="0000EE"/>
+            <w:u w:val="single"/>
+          </w:rPr>
+          <w:t>37:17–24</w:t>
+        </w:r>
+      </w:hyperlink>
+      <w:r>
+        <w:rPr>
+          <w:lang w:val="zh_TW" w:bidi="zh_TW"/>
+        </w:rPr>
+        <w:t>，</w:t>
+      </w:r>
+      <w:hyperlink r:id="rId79">
+        <w:r>
+          <w:rPr>
+            <w:lang w:val="zh_TW" w:bidi="zh_TW"/>
+          </w:rPr>
+          <w:rPr>
+            <w:color w:val="0000EE"/>
+            <w:u w:val="single"/>
+          </w:rPr>
+          <w:t>40:24</w:t>
+        </w:r>
+      </w:hyperlink>
+      <w:r>
+        <w:rPr>
+          <w:lang w:val="zh_TW" w:bidi="zh_TW"/>
+        </w:rPr>
+        <w:t>）。這是聖所中最令人印象深刻的器具之一，如同基路伯和施恩座一樣，是用純金製成。六支金枝（左右各三支）從中央的柱幹伸出，整個燈臺以杏花為裝飾。根據聖經的資料，我們並不確定燈臺是持續點亮（</w:t>
+      </w:r>
+      <w:hyperlink r:id="rId80">
+        <w:r>
+          <w:rPr>
+            <w:lang w:val="zh_TW" w:bidi="zh_TW"/>
+          </w:rPr>
+          <w:rPr>
+            <w:color w:val="0000EE"/>
+            <w:u w:val="single"/>
+          </w:rPr>
+          <w:t>出27:20</w:t>
         </w:r>
       </w:hyperlink>
       <w:r>
@@ -379,16 +2340,70 @@
         </w:rPr>
         <w:t>；</w:t>
       </w:r>
-      <w:hyperlink r:id="rId18">
-        <w:r>
-          <w:rPr>
-            <w:lang w:val="zh_TW" w:bidi="zh_TW"/>
-          </w:rPr>
-          <w:rPr>
-            <w:color w:val="0000EE"/>
-            <w:u w:val="single"/>
-          </w:rPr>
-          <w:t>民1:1–15</w:t>
+      <w:hyperlink r:id="rId81">
+        <w:r>
+          <w:rPr>
+            <w:lang w:val="zh_TW" w:bidi="zh_TW"/>
+          </w:rPr>
+          <w:rPr>
+            <w:color w:val="0000EE"/>
+            <w:u w:val="single"/>
+          </w:rPr>
+          <w:t>利24:2</w:t>
+        </w:r>
+      </w:hyperlink>
+      <w:r>
+        <w:rPr>
+          <w:lang w:val="zh_TW" w:bidi="zh_TW"/>
+        </w:rPr>
+        <w:t>），還是僅在夜間發光（大多數譯本中的</w:t>
+      </w:r>
+      <w:hyperlink r:id="rId82">
+        <w:r>
+          <w:rPr>
+            <w:lang w:val="zh_TW" w:bidi="zh_TW"/>
+          </w:rPr>
+          <w:rPr>
+            <w:color w:val="0000EE"/>
+            <w:u w:val="single"/>
+          </w:rPr>
+          <w:t>撒上3:3</w:t>
+        </w:r>
+      </w:hyperlink>
+      <w:r>
+        <w:rPr>
+          <w:lang w:val="zh_TW" w:bidi="zh_TW"/>
+        </w:rPr>
+        <w:t>均有提及）。</w:t>
+      </w:r>
+      <w:hyperlink r:id="rId83">
+        <w:r>
+          <w:rPr>
+            <w:lang w:val="zh_TW" w:bidi="zh_TW"/>
+          </w:rPr>
+          <w:rPr>
+            <w:color w:val="0000EE"/>
+            <w:u w:val="single"/>
+          </w:rPr>
+          <w:t>利未記二十四章4節</w:t>
+        </w:r>
+      </w:hyperlink>
+      <w:r>
+        <w:rPr>
+          <w:lang w:val="zh_TW" w:bidi="zh_TW"/>
+        </w:rPr>
+        <w:t>強烈支持前者，而撒母耳記上的資料可能反映，在士師時期這個做法已經開始變化。在經文中，金燈台象徵著盟約群體的持續見證（</w:t>
+      </w:r>
+      <w:hyperlink r:id="rId84">
+        <w:r>
+          <w:rPr>
+            <w:lang w:val="zh_TW" w:bidi="zh_TW"/>
+          </w:rPr>
+          <w:rPr>
+            <w:color w:val="0000EE"/>
+            <w:u w:val="single"/>
+          </w:rPr>
+          <w:t>亞4:1–7</w:t>
         </w:r>
       </w:hyperlink>
       <w:r>
@@ -397,16 +2412,1560 @@
         </w:rPr>
         <w:t>；</w:t>
       </w:r>
-      <w:hyperlink r:id="rId19">
-        <w:r>
-          <w:rPr>
-            <w:lang w:val="zh_TW" w:bidi="zh_TW"/>
-          </w:rPr>
-          <w:rPr>
-            <w:color w:val="0000EE"/>
-            <w:u w:val="single"/>
-          </w:rPr>
-          <w:t>得4:18–22</w:t>
+      <w:hyperlink r:id="rId85">
+        <w:r>
+          <w:rPr>
+            <w:lang w:val="zh_TW" w:bidi="zh_TW"/>
+          </w:rPr>
+          <w:rPr>
+            <w:color w:val="0000EE"/>
+            <w:u w:val="single"/>
+          </w:rPr>
+          <w:t>啟2:1</w:t>
+        </w:r>
+      </w:hyperlink>
+      <w:r>
+        <w:rPr>
+          <w:lang w:val="zh_TW" w:bidi="zh_TW"/>
+        </w:rPr>
+        <w:t>）。從經文列舉服事燈臺所需、全部以純金製成的器具，可以看見對於細節的精準關注。若沒有這種精準的細節，燈光很快就會昏暗，聖所本身也會被炭垢所污穢（</w:t>
+      </w:r>
+      <w:hyperlink r:id="rId86">
+        <w:r>
+          <w:rPr>
+            <w:lang w:val="zh_TW" w:bidi="zh_TW"/>
+          </w:rPr>
+          <w:rPr>
+            <w:color w:val="0000EE"/>
+            <w:u w:val="single"/>
+          </w:rPr>
+          <w:t>出25:38</w:t>
+        </w:r>
+      </w:hyperlink>
+      <w:r>
+        <w:rPr>
+          <w:lang w:val="zh_TW" w:bidi="zh_TW"/>
+        </w:rPr>
+        <w:t>）。此外，點燈時亦只會使用最上等的橄欖油，確保光線明亮（</w:t>
+      </w:r>
+      <w:hyperlink r:id="rId80">
+        <w:r>
+          <w:rPr>
+            <w:lang w:val="zh_TW" w:bidi="zh_TW"/>
+          </w:rPr>
+          <w:rPr>
+            <w:color w:val="0000EE"/>
+            <w:u w:val="single"/>
+          </w:rPr>
+          <w:t>27:20</w:t>
+        </w:r>
+      </w:hyperlink>
+      <w:r>
+        <w:rPr>
+          <w:lang w:val="zh_TW" w:bidi="zh_TW"/>
+        </w:rPr>
+        <w:t>）。</w:t>
+      </w:r>
+    </w:p>
+    <w:p>
+      <w:pPr/>
+      <w:r>
+        <w:rPr>
+          <w:lang w:val="zh_TW" w:bidi="zh_TW"/>
+        </w:rPr>
+      </w:r>
+      <w:r>
+        <w:rPr>
+          <w:lang w:val="zh_TW" w:bidi="zh_TW"/>
+        </w:rPr>
+        <w:t>香壇（</w:t>
+      </w:r>
+      <w:hyperlink r:id="rId87">
+        <w:r>
+          <w:rPr>
+            <w:lang w:val="zh_TW" w:bidi="zh_TW"/>
+          </w:rPr>
+          <w:rPr>
+            <w:color w:val="0000EE"/>
+            <w:u w:val="single"/>
+          </w:rPr>
+          <w:t>出30:1–10</w:t>
+        </w:r>
+      </w:hyperlink>
+      <w:r>
+        <w:rPr>
+          <w:lang w:val="zh_TW" w:bidi="zh_TW"/>
+        </w:rPr>
+        <w:t>）的描述可能被故意淡化，以突顯外院的祭壇，後者通常被稱為「</w:t>
+      </w:r>
+      <w:r>
+        <w:rPr>
+          <w:b/>
+          <w:lang w:val="zh_TW" w:bidi="zh_TW"/>
+        </w:rPr>
+        <w:t>那個</w:t>
+      </w:r>
+      <w:r>
+        <w:rPr>
+          <w:lang w:val="zh_TW" w:bidi="zh_TW"/>
+        </w:rPr>
+        <w:t>祭壇」。為了區分香壇與銅製的獻祭壇，前者被稱為「金壇」（</w:t>
+      </w:r>
+      <w:hyperlink r:id="rId88">
+        <w:r>
+          <w:rPr>
+            <w:lang w:val="zh_TW" w:bidi="zh_TW"/>
+          </w:rPr>
+          <w:rPr>
+            <w:color w:val="0000EE"/>
+            <w:u w:val="single"/>
+          </w:rPr>
+          <w:t>40:5</w:t>
+        </w:r>
+      </w:hyperlink>
+      <w:r>
+        <w:rPr>
+          <w:lang w:val="zh_TW" w:bidi="zh_TW"/>
+        </w:rPr>
+        <w:t>）。香壇位於聖所內，正對著幔子另一側至聖所中的約櫃，位於陳設餅桌與燈臺之間。它以包金的皂莢木製成，邊長約45.7公分，高約0.9公尺，四角有角，周圍有一圈金邊。像約櫃一樣，香壇也有環與槓的設置，方便移動。這壇用來早晚焚香，每年的贖罪日又會</w:t>
+      </w:r>
+      <w:r>
+        <w:rPr>
+          <w:lang w:val="zh_TW" w:bidi="zh_TW"/>
+        </w:rPr>
+        <w:t>用贖罪祭牲的血行禮</w:t>
+      </w:r>
+      <w:r>
+        <w:rPr>
+          <w:lang w:val="zh_TW" w:bidi="zh_TW"/>
+        </w:rPr>
+        <w:t>（</w:t>
+      </w:r>
+      <w:hyperlink r:id="rId89">
+        <w:r>
+          <w:rPr>
+            <w:lang w:val="zh_TW" w:bidi="zh_TW"/>
+          </w:rPr>
+          <w:rPr>
+            <w:color w:val="0000EE"/>
+            <w:u w:val="single"/>
+          </w:rPr>
+          <w:t>30:7–10</w:t>
+        </w:r>
+      </w:hyperlink>
+      <w:r>
+        <w:rPr>
+          <w:lang w:val="zh_TW" w:bidi="zh_TW"/>
+        </w:rPr>
+        <w:t>）。特別配方的香被禁止用於世俗用途。起初，香表明從祭物上升之物，作為神所喜悅的馨香之氣。香在敬拜中表達對神的認定（</w:t>
+      </w:r>
+      <w:hyperlink r:id="rId90">
+        <w:r>
+          <w:rPr>
+            <w:lang w:val="zh_TW" w:bidi="zh_TW"/>
+          </w:rPr>
+          <w:rPr>
+            <w:color w:val="0000EE"/>
+            <w:u w:val="single"/>
+          </w:rPr>
+          <w:t>瑪1:11</w:t>
+        </w:r>
+      </w:hyperlink>
+      <w:r>
+        <w:rPr>
+          <w:lang w:val="zh_TW" w:bidi="zh_TW"/>
+        </w:rPr>
+        <w:t>），並在早期象徵著敬虔之人的禱告（</w:t>
+      </w:r>
+      <w:hyperlink r:id="rId91">
+        <w:r>
+          <w:rPr>
+            <w:lang w:val="zh_TW" w:bidi="zh_TW"/>
+          </w:rPr>
+          <w:rPr>
+            <w:color w:val="0000EE"/>
+            <w:u w:val="single"/>
+          </w:rPr>
+          <w:t>詩141:2</w:t>
+        </w:r>
+      </w:hyperlink>
+      <w:r>
+        <w:rPr>
+          <w:lang w:val="zh_TW" w:bidi="zh_TW"/>
+        </w:rPr>
+        <w:t>）。它也遮蔽神，不讓人眼看見祂（</w:t>
+      </w:r>
+      <w:hyperlink r:id="rId92">
+        <w:r>
+          <w:rPr>
+            <w:lang w:val="zh_TW" w:bidi="zh_TW"/>
+          </w:rPr>
+          <w:rPr>
+            <w:color w:val="0000EE"/>
+            <w:u w:val="single"/>
+          </w:rPr>
+          <w:t>利16:13</w:t>
+        </w:r>
+      </w:hyperlink>
+      <w:r>
+        <w:rPr>
+          <w:lang w:val="zh_TW" w:bidi="zh_TW"/>
+        </w:rPr>
+        <w:t>）。</w:t>
+      </w:r>
+    </w:p>
+    <w:p>
+      <w:pPr>
+        <w:pStyle w:val="Heading3"/>
+      </w:pPr>
+      <w:r>
+        <w:rPr>
+          <w:lang w:val="zh_TW" w:bidi="zh_TW"/>
+        </w:rPr>
+        <w:t>會幕本體</w:t>
+      </w:r>
+    </w:p>
+    <w:p>
+      <w:pPr/>
+      <w:r>
+        <w:rPr>
+          <w:lang w:val="zh_TW" w:bidi="zh_TW"/>
+        </w:rPr>
+      </w:r>
+      <w:r>
+        <w:rPr>
+          <w:lang w:val="zh_TW" w:bidi="zh_TW"/>
+        </w:rPr>
+        <w:t>會幕基本上是支撐在剛硬骨架上的帳棚結構。與其它器具相同，其細節在聖經中記載三次，以凸顯會幕本體的重要性。規格記載在</w:t>
+      </w:r>
+      <w:hyperlink r:id="rId93">
+        <w:r>
+          <w:rPr>
+            <w:lang w:val="zh_TW" w:bidi="zh_TW"/>
+          </w:rPr>
+          <w:rPr>
+            <w:color w:val="0000EE"/>
+            <w:u w:val="single"/>
+          </w:rPr>
+          <w:t>出埃及記二十六章</w:t>
+        </w:r>
+      </w:hyperlink>
+      <w:r>
+        <w:rPr>
+          <w:lang w:val="zh_TW" w:bidi="zh_TW"/>
+        </w:rPr>
+        <w:t>，建造過程記載在</w:t>
+      </w:r>
+      <w:hyperlink r:id="rId94">
+        <w:r>
+          <w:rPr>
+            <w:lang w:val="zh_TW" w:bidi="zh_TW"/>
+          </w:rPr>
+          <w:rPr>
+            <w:color w:val="0000EE"/>
+            <w:u w:val="single"/>
+          </w:rPr>
+          <w:t>出埃及記三十六章8至38節</w:t>
+        </w:r>
+      </w:hyperlink>
+      <w:r>
+        <w:rPr>
+          <w:lang w:val="zh_TW" w:bidi="zh_TW"/>
+        </w:rPr>
+        <w:t>，最終的豎立記載在</w:t>
+      </w:r>
+      <w:hyperlink r:id="rId95">
+        <w:r>
+          <w:rPr>
+            <w:lang w:val="zh_TW" w:bidi="zh_TW"/>
+          </w:rPr>
+          <w:rPr>
+            <w:color w:val="0000EE"/>
+            <w:u w:val="single"/>
+          </w:rPr>
+          <w:t>出埃及記四十章16至19節</w:t>
+        </w:r>
+      </w:hyperlink>
+      <w:r>
+        <w:rPr>
+          <w:lang w:val="zh_TW" w:bidi="zh_TW"/>
+        </w:rPr>
+        <w:t>。整體尺寸約為長13.7公尺，寬4.6公尺，高4.6公尺。</w:t>
+      </w:r>
+    </w:p>
+    <w:p>
+      <w:pPr/>
+      <w:r>
+        <w:rPr>
+          <w:lang w:val="zh_TW" w:bidi="zh_TW"/>
+        </w:rPr>
+      </w:r>
+      <w:r>
+        <w:rPr>
+          <w:lang w:val="zh_TW" w:bidi="zh_TW"/>
+        </w:rPr>
+        <w:t>其基本骨架是一系列豎立的支架，每個支架高4.6公尺，寬0.7公尺，各自立在兩個銀座上（</w:t>
+      </w:r>
+      <w:hyperlink r:id="rId96">
+        <w:r>
+          <w:rPr>
+            <w:lang w:val="zh_TW" w:bidi="zh_TW"/>
+          </w:rPr>
+          <w:rPr>
+            <w:color w:val="0000EE"/>
+            <w:u w:val="single"/>
+          </w:rPr>
+          <w:t>出26:15–25</w:t>
+        </w:r>
+      </w:hyperlink>
+      <w:r>
+        <w:rPr>
+          <w:lang w:val="zh_TW" w:bidi="zh_TW"/>
+        </w:rPr>
+        <w:t>）。學者曾認為這些支架或框架是實心的皂莢木板，但大多數現代學者則認為每個框架由兩個直立側面組成，通過像梯子一樣的水平物件連接。這樣的結構會更穩固，形狀保持得更好，並且可以從聖所內部看到美麗的內層幔簾。在南北兩側各有20個這樣的框架，西端有6個。此外，在西側有兩個角件，所有牆壁都通過扣件連接在一起（</w:t>
+      </w:r>
+      <w:hyperlink r:id="rId97">
+        <w:r>
+          <w:rPr>
+            <w:lang w:val="zh_TW" w:bidi="zh_TW"/>
+          </w:rPr>
+          <w:rPr>
+            <w:color w:val="0000EE"/>
+            <w:u w:val="single"/>
+          </w:rPr>
+          <w:t>23–25節</w:t>
+        </w:r>
+      </w:hyperlink>
+      <w:r>
+        <w:rPr>
+          <w:lang w:val="zh_TW" w:bidi="zh_TW"/>
+        </w:rPr>
+        <w:t>）。一系列穿過每個直立框架上金環的橫杆有助結構更加穩固對齊（</w:t>
+      </w:r>
+      <w:hyperlink r:id="rId98">
+        <w:r>
+          <w:rPr>
+            <w:lang w:val="zh_TW" w:bidi="zh_TW"/>
+          </w:rPr>
+          <w:rPr>
+            <w:color w:val="0000EE"/>
+            <w:u w:val="single"/>
+          </w:rPr>
+          <w:t>26–29節</w:t>
+        </w:r>
+      </w:hyperlink>
+      <w:r>
+        <w:rPr>
+          <w:lang w:val="zh_TW" w:bidi="zh_TW"/>
+        </w:rPr>
+        <w:t>）。三個側面各有五根橫杆。南側與北側中央那根橫杆貫穿全長，其餘四根大概各自延伸到一半，使每個框架實際上被三根橫杆固定。所有木料部分都包上金子。</w:t>
+      </w:r>
+    </w:p>
+    <w:p>
+      <w:pPr/>
+      <w:r>
+        <w:rPr>
+          <w:lang w:val="zh_TW" w:bidi="zh_TW"/>
+        </w:rPr>
+      </w:r>
+      <w:r>
+        <w:rPr>
+          <w:lang w:val="zh_TW" w:bidi="zh_TW"/>
+        </w:rPr>
+        <w:t>在這個骨架之上，有幾層覆蓋物形成會幕的頂部、側面和背面。第一層是十幅細麻幔子，染成藍色、紫色和紅色，並繡有基路伯（</w:t>
+      </w:r>
+      <w:hyperlink r:id="rId99">
+        <w:r>
+          <w:rPr>
+            <w:lang w:val="zh_TW" w:bidi="zh_TW"/>
+          </w:rPr>
+          <w:rPr>
+            <w:color w:val="0000EE"/>
+            <w:u w:val="single"/>
+          </w:rPr>
+          <w:t>出26:1–6</w:t>
+        </w:r>
+      </w:hyperlink>
+      <w:r>
+        <w:rPr>
+          <w:lang w:val="zh_TW" w:bidi="zh_TW"/>
+        </w:rPr>
+        <w:t>，</w:t>
+      </w:r>
+      <w:hyperlink r:id="rId100">
+        <w:r>
+          <w:rPr>
+            <w:lang w:val="zh_TW" w:bidi="zh_TW"/>
+          </w:rPr>
+          <w:rPr>
+            <w:color w:val="0000EE"/>
+            <w:u w:val="single"/>
+          </w:rPr>
+          <w:t>36:8–13</w:t>
+        </w:r>
+      </w:hyperlink>
+      <w:r>
+        <w:rPr>
+          <w:lang w:val="zh_TW" w:bidi="zh_TW"/>
+        </w:rPr>
+        <w:t>）。每塊尺寸為12.8公尺乘1.8公尺。沿長邊把幔子配對接合，形成五組幔子。這兩幅大幔子本身，又藉著50個金鉤連接，金鉤穿過兩者上相等數量的環。這些幔子很可能像桌布一樣，拉展覆蓋在結構之上。</w:t>
+      </w:r>
+    </w:p>
+    <w:p>
+      <w:pPr/>
+      <w:r>
+        <w:rPr>
+          <w:lang w:val="zh_TW" w:bidi="zh_TW"/>
+        </w:rPr>
+      </w:r>
+      <w:r>
+        <w:rPr>
+          <w:lang w:val="zh_TW" w:bidi="zh_TW"/>
+        </w:rPr>
+        <w:t>十一幅山羊毛的幔子或篷布，每幅13.7公尺乘1.8公尺。構成下一層。這些幔子以五幅與六幅分成兩組，再用類似於下層幔子的方式接連，只是使用銅鉤而非金鉤。山羊毛篷布較長的部分提供重疊，以保護下層幔子，而較大的篷布在會幕前後兩端均有重疊（</w:t>
+      </w:r>
+      <w:hyperlink r:id="rId101">
+        <w:r>
+          <w:rPr>
+            <w:lang w:val="zh_TW" w:bidi="zh_TW"/>
+          </w:rPr>
+          <w:rPr>
+            <w:color w:val="0000EE"/>
+            <w:u w:val="single"/>
+          </w:rPr>
+          <w:t>出26:7–9</w:t>
+        </w:r>
+      </w:hyperlink>
+      <w:r>
+        <w:rPr>
+          <w:lang w:val="zh_TW" w:bidi="zh_TW"/>
+        </w:rPr>
+        <w:t>、</w:t>
+      </w:r>
+      <w:hyperlink r:id="rId101">
+        <w:r>
+          <w:rPr>
+            <w:lang w:val="zh_TW" w:bidi="zh_TW"/>
+          </w:rPr>
+          <w:rPr>
+            <w:color w:val="0000EE"/>
+            <w:u w:val="single"/>
+          </w:rPr>
+          <w:t>12–13</w:t>
+        </w:r>
+      </w:hyperlink>
+      <w:r>
+        <w:rPr>
+          <w:lang w:val="zh_TW" w:bidi="zh_TW"/>
+        </w:rPr>
+        <w:t>）。另外兩層確保了完全的防水，一層是染成紅色的海狗皮，一層是山羊皮。</w:t>
+      </w:r>
+    </w:p>
+    <w:p>
+      <w:pPr/>
+      <w:r>
+        <w:rPr>
+          <w:lang w:val="zh_TW" w:bidi="zh_TW"/>
+        </w:rPr>
+      </w:r>
+      <w:r>
+        <w:rPr>
+          <w:lang w:val="zh_TW" w:bidi="zh_TW"/>
+        </w:rPr>
+        <w:t>有一幅幔子將聖所隔開，其材料與下層幔子相同，懸掛在連接兩幅大幔子的金鉤之下，由四根包金、立在銀座上的皂莢木柱支撐。幔子與幔子上的基路伯，是聖所的象徵性守護者。幔子的所在位置，使至聖所成為一個長寬高皆為4.6公尺的正立方體。多層重叠的材料，以及對接縫的細緻處理，凸顯了內殿最深處的幽暗。神被黑暗圍繞，謹慎地隔絕於任何未經授權的視線之外（</w:t>
+      </w:r>
+      <w:hyperlink r:id="rId102">
+        <w:r>
+          <w:rPr>
+            <w:lang w:val="zh_TW" w:bidi="zh_TW"/>
+          </w:rPr>
+          <w:rPr>
+            <w:color w:val="0000EE"/>
+            <w:u w:val="single"/>
+          </w:rPr>
+          <w:t>詩97:2</w:t>
+        </w:r>
+      </w:hyperlink>
+      <w:r>
+        <w:rPr>
+          <w:lang w:val="zh_TW" w:bidi="zh_TW"/>
+        </w:rPr>
+        <w:t>）。聖所的面積為9.1公尺乘4.6公尺，正好是至聖所面積的兩倍。一幅以與主幔子相同布料製作的門簾，隔在聖所與外院之間，懸掛在五根皂莢木柱上的金鉤上，這些柱子包金，立在銅座上。這部分門簾形成了會幕的東牆，未有資料顯示其上有否刺繡撒拉弗。</w:t>
+      </w:r>
+    </w:p>
+    <w:p>
+      <w:pPr/>
+      <w:r>
+        <w:rPr>
+          <w:lang w:val="zh_TW" w:bidi="zh_TW"/>
+        </w:rPr>
+      </w:r>
+      <w:r>
+        <w:rPr>
+          <w:lang w:val="zh_TW" w:bidi="zh_TW"/>
+        </w:rPr>
+        <w:t>會幕雖然外觀可能略顯矮胖，給人堅實的印象，卻可以輕易拆卸、搬運並重新組裝。以當時的標準來說，它是配得作為神居所的建築，由最高超的人類技藝以及最優良的材料建造而成。</w:t>
+      </w:r>
+    </w:p>
+    <w:p>
+      <w:pPr>
+        <w:pStyle w:val="Heading3"/>
+      </w:pPr>
+      <w:r>
+        <w:rPr>
+          <w:lang w:val="zh_TW" w:bidi="zh_TW"/>
+        </w:rPr>
+        <w:t>外院及其器具</w:t>
+      </w:r>
+    </w:p>
+    <w:p>
+      <w:pPr/>
+      <w:r>
+        <w:rPr>
+          <w:lang w:val="zh_TW" w:bidi="zh_TW"/>
+        </w:rPr>
+      </w:r>
+      <w:r>
+        <w:rPr>
+          <w:lang w:val="zh_TW" w:bidi="zh_TW"/>
+        </w:rPr>
+        <w:t>會幕的院子呈長方形，南北兩邊長45.7公尺，東西兩邊寬22.9公尺（</w:t>
+      </w:r>
+      <w:hyperlink r:id="rId103">
+        <w:r>
+          <w:rPr>
+            <w:lang w:val="zh_TW" w:bidi="zh_TW"/>
+          </w:rPr>
+          <w:rPr>
+            <w:color w:val="0000EE"/>
+            <w:u w:val="single"/>
+          </w:rPr>
+          <w:t>出27:9–18</w:t>
+        </w:r>
+      </w:hyperlink>
+      <w:r>
+        <w:rPr>
+          <w:lang w:val="zh_TW" w:bidi="zh_TW"/>
+        </w:rPr>
+        <w:t>，</w:t>
+      </w:r>
+      <w:hyperlink r:id="rId104">
+        <w:r>
+          <w:rPr>
+            <w:lang w:val="zh_TW" w:bidi="zh_TW"/>
+          </w:rPr>
+          <w:rPr>
+            <w:color w:val="0000EE"/>
+            <w:u w:val="single"/>
+          </w:rPr>
+          <w:t>38:9–19</w:t>
+        </w:r>
+      </w:hyperlink>
+      <w:r>
+        <w:rPr>
+          <w:lang w:val="zh_TW" w:bidi="zh_TW"/>
+        </w:rPr>
+        <w:t>）。會幕本體位於西端。細麻布製成的簾子高2.3公尺，遮蔽了整個會幕區域。在東部區域有一個中央入口，寬9.1公尺。一幅同樣高度的繡花門簾遮住此入口，入口大概向內凹入，以便從兩側進入。所有幔子由銀杆支撐，銀杆穿過連接在包銀柱子上的銀鉤，而柱子則立在銅座上（</w:t>
+      </w:r>
+      <w:hyperlink r:id="rId105">
+        <w:r>
+          <w:rPr>
+            <w:lang w:val="zh_TW" w:bidi="zh_TW"/>
+          </w:rPr>
+          <w:rPr>
+            <w:color w:val="0000EE"/>
+            <w:u w:val="single"/>
+          </w:rPr>
+          <w:t>38:17</w:t>
+        </w:r>
+      </w:hyperlink>
+      <w:r>
+        <w:rPr>
+          <w:lang w:val="zh_TW" w:bidi="zh_TW"/>
+        </w:rPr>
+        <w:t>）。</w:t>
+      </w:r>
+    </w:p>
+    <w:p>
+      <w:pPr/>
+      <w:r>
+        <w:rPr>
+          <w:lang w:val="zh_TW" w:bidi="zh_TW"/>
+        </w:rPr>
+      </w:r>
+      <w:r>
+        <w:rPr>
+          <w:lang w:val="zh_TW" w:bidi="zh_TW"/>
+        </w:rPr>
+        <w:t>燔祭壇（</w:t>
+      </w:r>
+      <w:hyperlink r:id="rId106">
+        <w:r>
+          <w:rPr>
+            <w:lang w:val="zh_TW" w:bidi="zh_TW"/>
+          </w:rPr>
+          <w:rPr>
+            <w:color w:val="0000EE"/>
+            <w:u w:val="single"/>
+          </w:rPr>
+          <w:t>出27:1–8</w:t>
+        </w:r>
+      </w:hyperlink>
+      <w:r>
+        <w:rPr>
+          <w:lang w:val="zh_TW" w:bidi="zh_TW"/>
+        </w:rPr>
+        <w:t>，</w:t>
+      </w:r>
+      <w:hyperlink r:id="rId107">
+        <w:r>
+          <w:rPr>
+            <w:lang w:val="zh_TW" w:bidi="zh_TW"/>
+          </w:rPr>
+          <w:rPr>
+            <w:color w:val="0000EE"/>
+            <w:u w:val="single"/>
+          </w:rPr>
+          <w:t>38:1–7</w:t>
+        </w:r>
+      </w:hyperlink>
+      <w:r>
+        <w:rPr>
+          <w:lang w:val="zh_TW" w:bidi="zh_TW"/>
+        </w:rPr>
+        <w:t>）位於院子的東端，靠近入口處（</w:t>
+      </w:r>
+      <w:hyperlink r:id="rId108">
+        <w:r>
+          <w:rPr>
+            <w:lang w:val="zh_TW" w:bidi="zh_TW"/>
+          </w:rPr>
+          <w:rPr>
+            <w:color w:val="0000EE"/>
+            <w:u w:val="single"/>
+          </w:rPr>
+          <w:t>40:29</w:t>
+        </w:r>
+      </w:hyperlink>
+      <w:r>
+        <w:rPr>
+          <w:lang w:val="zh_TW" w:bidi="zh_TW"/>
+        </w:rPr>
+        <w:t>），提醒人若不先到獻祭之地，就不能親近神。這壇長寬各2.1公尺，高1.4公尺，與所羅門聖殿中的巨大祭壇相比顯得小巧（</w:t>
+      </w:r>
+      <w:hyperlink r:id="rId109">
+        <w:r>
+          <w:rPr>
+            <w:lang w:val="zh_TW" w:bidi="zh_TW"/>
+          </w:rPr>
+          <w:rPr>
+            <w:color w:val="0000EE"/>
+            <w:u w:val="single"/>
+          </w:rPr>
+          <w:t>代下4:1</w:t>
+        </w:r>
+      </w:hyperlink>
+      <w:r>
+        <w:rPr>
+          <w:lang w:val="zh_TW" w:bidi="zh_TW"/>
+        </w:rPr>
+        <w:t>）。其本質為包銅的中空木框，重量足以便於搬運，由包銅的槓穿過四角的銅環來抬運。網（</w:t>
+      </w:r>
+      <w:hyperlink r:id="rId110">
+        <w:r>
+          <w:rPr>
+            <w:lang w:val="zh_TW" w:bidi="zh_TW"/>
+          </w:rPr>
+          <w:rPr>
+            <w:color w:val="0000EE"/>
+            <w:u w:val="single"/>
+          </w:rPr>
+          <w:t>出27:4–5</w:t>
+        </w:r>
+      </w:hyperlink>
+      <w:r>
+        <w:rPr>
+          <w:lang w:val="zh_TW" w:bidi="zh_TW"/>
+        </w:rPr>
+        <w:t>）可能置於壇的中間，一些學者認為網外延至壇下方側面，用以通風並讓祭牲的血流至壇底。壇角可能象徵祭牲，亦可用來拴綁即將被獻的動物。在以色列，人若抓住壇角便可求庇護（例：</w:t>
+      </w:r>
+      <w:hyperlink r:id="rId111">
+        <w:r>
+          <w:rPr>
+            <w:lang w:val="zh_TW" w:bidi="zh_TW"/>
+          </w:rPr>
+          <w:rPr>
+            <w:color w:val="0000EE"/>
+            <w:u w:val="single"/>
+          </w:rPr>
+          <w:t>王上1:50</w:t>
+        </w:r>
+      </w:hyperlink>
+      <w:r>
+        <w:rPr>
+          <w:lang w:val="zh_TW" w:bidi="zh_TW"/>
+        </w:rPr>
+        <w:t>），可能象徵他把自己獻給神為祭，以求取祂的保護。壇的下方可能填上泥土，以吸收血（</w:t>
+      </w:r>
+      <w:hyperlink r:id="rId112">
+        <w:r>
+          <w:rPr>
+            <w:lang w:val="zh_TW" w:bidi="zh_TW"/>
+          </w:rPr>
+          <w:rPr>
+            <w:color w:val="0000EE"/>
+            <w:u w:val="single"/>
+          </w:rPr>
+          <w:t>出20:24</w:t>
+        </w:r>
+      </w:hyperlink>
+      <w:r>
+        <w:rPr>
+          <w:lang w:val="zh_TW" w:bidi="zh_TW"/>
+        </w:rPr>
+        <w:t>）。所有附屬器具皆為銅製：收灰的盆、鏟子、灑血用的盤、取肉的器具，以及火鼎（</w:t>
+      </w:r>
+      <w:hyperlink r:id="rId113">
+        <w:r>
+          <w:rPr>
+            <w:lang w:val="zh_TW" w:bidi="zh_TW"/>
+          </w:rPr>
+          <w:rPr>
+            <w:color w:val="0000EE"/>
+            <w:u w:val="single"/>
+          </w:rPr>
+          <w:t>27:3</w:t>
+        </w:r>
+      </w:hyperlink>
+      <w:r>
+        <w:rPr>
+          <w:lang w:val="zh_TW" w:bidi="zh_TW"/>
+        </w:rPr>
+        <w:t>）。</w:t>
+      </w:r>
+    </w:p>
+    <w:p>
+      <w:pPr/>
+      <w:r>
+        <w:rPr>
+          <w:lang w:val="zh_TW" w:bidi="zh_TW"/>
+        </w:rPr>
+      </w:r>
+      <w:r>
+        <w:rPr>
+          <w:lang w:val="zh_TW" w:bidi="zh_TW"/>
+        </w:rPr>
+        <w:t>經文沒有保留洗濯盆（有譯本譯為「洗臉盆」）尺寸的規格（</w:t>
+      </w:r>
+      <w:hyperlink r:id="rId114">
+        <w:r>
+          <w:rPr>
+            <w:lang w:val="zh_TW" w:bidi="zh_TW"/>
+          </w:rPr>
+          <w:rPr>
+            <w:color w:val="0000EE"/>
+            <w:u w:val="single"/>
+          </w:rPr>
+          <w:t>出30:17–20</w:t>
+        </w:r>
+      </w:hyperlink>
+      <w:r>
+        <w:rPr>
+          <w:lang w:val="zh_TW" w:bidi="zh_TW"/>
+        </w:rPr>
+        <w:t>，</w:t>
+      </w:r>
+      <w:hyperlink r:id="rId115">
+        <w:r>
+          <w:rPr>
+            <w:lang w:val="zh_TW" w:bidi="zh_TW"/>
+          </w:rPr>
+          <w:rPr>
+            <w:color w:val="0000EE"/>
+            <w:u w:val="single"/>
+          </w:rPr>
+          <w:t>38:8</w:t>
+        </w:r>
+      </w:hyperlink>
+      <w:r>
+        <w:rPr>
+          <w:lang w:val="zh_TW" w:bidi="zh_TW"/>
+        </w:rPr>
+        <w:t>），但它是用院子入口事奉之婦女的鏡子所造。洗濯盆設在燔祭壇與會幕之間。人若未在洗濯盆清洗就事奉神，是可被處死之罪；嚴正提醒人在為神做任何事之前，必須潔淨並順服。銅座可能只是支撐洗濯盆的基座，也可能包含一個放在下方的盆，讓祭司洗腳。</w:t>
+      </w:r>
+    </w:p>
+    <w:p>
+      <w:pPr>
+        <w:pStyle w:val="Heading3"/>
+      </w:pPr>
+      <w:r>
+        <w:rPr>
+          <w:lang w:val="zh_TW" w:bidi="zh_TW"/>
+        </w:rPr>
+        <w:t>會幕的建造與奉獻</w:t>
+      </w:r>
+    </w:p>
+    <w:p>
+      <w:pPr/>
+      <w:r>
+        <w:rPr>
+          <w:lang w:val="zh_TW" w:bidi="zh_TW"/>
+        </w:rPr>
+      </w:r>
+      <w:r>
+        <w:rPr>
+          <w:lang w:val="zh_TW" w:bidi="zh_TW"/>
+        </w:rPr>
+        <w:t>神仔細說明了會幕的建造細節，所需的技能超過摩西與亞倫能力。因此，在建造工程中，比撒列與亞何利亞伯居於重要地位（</w:t>
+      </w:r>
+      <w:hyperlink r:id="rId116">
+        <w:r>
+          <w:rPr>
+            <w:lang w:val="zh_TW" w:bidi="zh_TW"/>
+          </w:rPr>
+          <w:rPr>
+            <w:color w:val="0000EE"/>
+            <w:u w:val="single"/>
+          </w:rPr>
+          <w:t>出30:1–11</w:t>
+        </w:r>
+      </w:hyperlink>
+      <w:r>
+        <w:rPr>
+          <w:lang w:val="zh_TW" w:bidi="zh_TW"/>
+        </w:rPr>
+        <w:t>），並有一大群專家作為後援，他們必然是在埃及習得這些工藝。在一次非凡的群體行動中，以色列人非常慷慨地獻出禮物，所獻上的富富有餘，摩西結果攔住他們（</w:t>
+      </w:r>
+      <w:hyperlink r:id="rId117">
+        <w:r>
+          <w:rPr>
+            <w:lang w:val="zh_TW" w:bidi="zh_TW"/>
+          </w:rPr>
+          <w:rPr>
+            <w:color w:val="0000EE"/>
+            <w:u w:val="single"/>
+          </w:rPr>
+          <w:t>35:20–24</w:t>
+        </w:r>
+      </w:hyperlink>
+      <w:r>
+        <w:rPr>
+          <w:lang w:val="zh_TW" w:bidi="zh_TW"/>
+        </w:rPr>
+        <w:t>，</w:t>
+      </w:r>
+      <w:hyperlink r:id="rId118">
+        <w:r>
+          <w:rPr>
+            <w:lang w:val="zh_TW" w:bidi="zh_TW"/>
+          </w:rPr>
+          <w:rPr>
+            <w:color w:val="0000EE"/>
+            <w:u w:val="single"/>
+          </w:rPr>
+          <w:t>36:4–7</w:t>
+        </w:r>
+      </w:hyperlink>
+      <w:r>
+        <w:rPr>
+          <w:lang w:val="zh_TW" w:bidi="zh_TW"/>
+        </w:rPr>
+        <w:t>）。此外，許多人獻出他們的特殊技能（</w:t>
+      </w:r>
+      <w:hyperlink r:id="rId119">
+        <w:r>
+          <w:rPr>
+            <w:lang w:val="zh_TW" w:bidi="zh_TW"/>
+          </w:rPr>
+          <w:rPr>
+            <w:color w:val="0000EE"/>
+            <w:u w:val="single"/>
+          </w:rPr>
+          <w:t>35:25–29</w:t>
+        </w:r>
+      </w:hyperlink>
+      <w:r>
+        <w:rPr>
+          <w:lang w:val="zh_TW" w:bidi="zh_TW"/>
+        </w:rPr>
+        <w:t>）。</w:t>
+      </w:r>
+    </w:p>
+    <w:p>
+      <w:pPr/>
+      <w:r>
+        <w:rPr>
+          <w:lang w:val="zh_TW" w:bidi="zh_TW"/>
+        </w:rPr>
+      </w:r>
+      <w:r>
+        <w:rPr>
+          <w:lang w:val="zh_TW" w:bidi="zh_TW"/>
+        </w:rPr>
+        <w:t>除了施恩座與基路伯之外，所有器物製作完成並安置在適當的位置時（</w:t>
+      </w:r>
+      <w:hyperlink r:id="rId120">
+        <w:r>
+          <w:rPr>
+            <w:lang w:val="zh_TW" w:bidi="zh_TW"/>
+          </w:rPr>
+          <w:rPr>
+            <w:color w:val="0000EE"/>
+            <w:u w:val="single"/>
+          </w:rPr>
+          <w:t>出40:1–33</w:t>
+        </w:r>
+      </w:hyperlink>
+      <w:r>
+        <w:rPr>
+          <w:lang w:val="zh_TW" w:bidi="zh_TW"/>
+        </w:rPr>
+        <w:t>），都用特別的膏油膏抹（</w:t>
+      </w:r>
+      <w:hyperlink r:id="rId121">
+        <w:r>
+          <w:rPr>
+            <w:lang w:val="zh_TW" w:bidi="zh_TW"/>
+          </w:rPr>
+          <w:rPr>
+            <w:color w:val="0000EE"/>
+            <w:u w:val="single"/>
+          </w:rPr>
+          <w:t>30:22–33</w:t>
+        </w:r>
+      </w:hyperlink>
+      <w:r>
+        <w:rPr>
+          <w:lang w:val="zh_TW" w:bidi="zh_TW"/>
+        </w:rPr>
+        <w:t>，</w:t>
+      </w:r>
+      <w:hyperlink r:id="rId122">
+        <w:r>
+          <w:rPr>
+            <w:lang w:val="zh_TW" w:bidi="zh_TW"/>
+          </w:rPr>
+          <w:rPr>
+            <w:color w:val="0000EE"/>
+            <w:u w:val="single"/>
+          </w:rPr>
+          <w:t>40:9–11</w:t>
+        </w:r>
+      </w:hyperlink>
+      <w:r>
+        <w:rPr>
+          <w:lang w:val="zh_TW" w:bidi="zh_TW"/>
+        </w:rPr>
+        <w:t>），象徵將它們分別為聖，並奉獻於特定用途。當耶和華的榮耀充滿會幕，就是建造的高峰（</w:t>
+      </w:r>
+      <w:hyperlink r:id="rId123">
+        <w:r>
+          <w:rPr>
+            <w:lang w:val="zh_TW" w:bidi="zh_TW"/>
+          </w:rPr>
+          <w:rPr>
+            <w:color w:val="0000EE"/>
+            <w:u w:val="single"/>
+          </w:rPr>
+          <w:t>40:34</w:t>
+        </w:r>
+      </w:hyperlink>
+      <w:r>
+        <w:rPr>
+          <w:lang w:val="zh_TW" w:bidi="zh_TW"/>
+        </w:rPr>
+        <w:t>）。祂來到祂子民中間居住，自此，日間的雲柱與夜間的火柱就是祂同在與引導的確據。然而，人接近祂時不能有絲毫疏忽，甚至連摩西也被排除在至聖所以外。會幕是在出埃及滿一年那天立起來的，距離西奈山的啟示只有九個月。</w:t>
+      </w:r>
+    </w:p>
+    <w:p>
+      <w:pPr/>
+      <w:r>
+        <w:rPr>
+          <w:lang w:val="zh_TW" w:bidi="zh_TW"/>
+        </w:rPr>
+      </w:r>
+      <w:r>
+        <w:rPr>
+          <w:lang w:val="zh_TW" w:bidi="zh_TW"/>
+        </w:rPr>
+        <w:t>此後，每當以色列安營時，利未人就圍繞會幕三面安營（</w:t>
+      </w:r>
+      <w:hyperlink r:id="rId124">
+        <w:r>
+          <w:rPr>
+            <w:lang w:val="zh_TW" w:bidi="zh_TW"/>
+          </w:rPr>
+          <w:rPr>
+            <w:color w:val="0000EE"/>
+            <w:u w:val="single"/>
+          </w:rPr>
+          <w:t>民1:53</w:t>
+        </w:r>
+      </w:hyperlink>
+      <w:r>
+        <w:rPr>
+          <w:lang w:val="zh_TW" w:bidi="zh_TW"/>
+        </w:rPr>
+        <w:t>），摩西與亞倫的家族則佔據剩下的東側（</w:t>
+      </w:r>
+      <w:hyperlink r:id="rId125">
+        <w:r>
+          <w:rPr>
+            <w:lang w:val="zh_TW" w:bidi="zh_TW"/>
+          </w:rPr>
+          <w:rPr>
+            <w:color w:val="0000EE"/>
+            <w:u w:val="single"/>
+          </w:rPr>
+          <w:t>民3:14–38</w:t>
+        </w:r>
+      </w:hyperlink>
+      <w:r>
+        <w:rPr>
+          <w:lang w:val="zh_TW" w:bidi="zh_TW"/>
+        </w:rPr>
+        <w:t>），使任何未經授權的人無法闖入神聖區域。會幕遷移時，其拆卸有嚴格的規定（</w:t>
+      </w:r>
+      <w:hyperlink r:id="rId126">
+        <w:r>
+          <w:rPr>
+            <w:lang w:val="zh_TW" w:bidi="zh_TW"/>
+          </w:rPr>
+          <w:rPr>
+            <w:color w:val="0000EE"/>
+            <w:u w:val="single"/>
+          </w:rPr>
+          <w:t>4:5–15</w:t>
+        </w:r>
+      </w:hyperlink>
+      <w:r>
+        <w:rPr>
+          <w:lang w:val="zh_TW" w:bidi="zh_TW"/>
+        </w:rPr>
+        <w:t>）。哥轄族負責用槓抬運較為神聖的器具；革順族負責所有幔子、燔祭壇及其附屬器具；米拉利族則抬運骨架、橫木與底座等器具。即使在前進期間，會幕亦必須保持在中央位置，前後各有六個支派（</w:t>
+      </w:r>
+      <w:hyperlink r:id="rId127">
+        <w:r>
+          <w:rPr>
+            <w:lang w:val="zh_TW" w:bidi="zh_TW"/>
+          </w:rPr>
+          <w:rPr>
+            <w:color w:val="0000EE"/>
+            <w:u w:val="single"/>
+          </w:rPr>
+          <w:t>民2章</w:t>
+        </w:r>
+      </w:hyperlink>
+      <w:r>
+        <w:rPr>
+          <w:lang w:val="zh_TW" w:bidi="zh_TW"/>
+        </w:rPr>
+        <w:t>）。</w:t>
+      </w:r>
+    </w:p>
+    <w:p>
+      <w:pPr/>
+      <w:r>
+        <w:rPr>
+          <w:lang w:val="zh_TW" w:bidi="zh_TW"/>
+        </w:rPr>
+      </w:r>
+      <w:r>
+        <w:rPr>
+          <w:i/>
+          <w:lang w:val="zh_TW" w:bidi="zh_TW"/>
+        </w:rPr>
+        <w:t>另見</w:t>
+      </w:r>
+      <w:r>
+        <w:rPr>
+          <w:lang w:val="zh_TW" w:bidi="zh_TW"/>
+        </w:rPr>
+        <w:t>聖殿</w:t>
+      </w:r>
+      <w:r>
+        <w:rPr>
+          <w:lang w:val="zh_TW" w:bidi="zh_TW"/>
+        </w:rPr>
+        <w:t>。</w:t>
+      </w:r>
+      <w:r>
+        <w:rPr>
+          <w:lang w:val="zh_TW" w:bidi="zh_TW"/>
+        </w:rPr>
+      </w:r>
+      <w:r>
+        <w:rPr>
+          <w:lang w:val="zh_TW" w:bidi="zh_TW"/>
+        </w:rPr>
+      </w:r>
+    </w:p>
+    <w:p>
+      <w:pPr/>
+      <w:r>
+        <w:rPr>
+          <w:lang w:val="zh_TW" w:bidi="zh_TW"/>
+        </w:rPr>
+      </w:r>
+    </w:p>
+    <w:p>
+      <w:pPr>
+        <w:pStyle w:val="Heading2"/>
+      </w:pPr>
+      <w:r>
+        <w:rPr>
+          <w:lang w:val="zh_TW" w:bidi="zh_TW"/>
+        </w:rPr>
+        <w:t>會堂</w:t>
+      </w:r>
+      <w:r>
+        <w:rPr>
+          <w:lang w:val="zh_TW" w:bidi="zh_TW"/>
+        </w:rPr>
+      </w:r>
+    </w:p>
+    <w:p>
+      <w:pPr/>
+      <w:r>
+        <w:rPr>
+          <w:lang w:val="zh_TW" w:bidi="zh_TW"/>
+        </w:rPr>
+      </w:r>
+      <w:r>
+        <w:rPr>
+          <w:lang w:val="zh_TW" w:bidi="zh_TW"/>
+        </w:rPr>
+        <w:t>希臘詞sunagoge的音譯，意指「聚集」。該詞在新約中使用超過50次，主要指猶太社群在巴勒斯坦及散居地的宗教聚會場所。sunagoge一詞通常是對舊約中描述百姓聚集或集會的希伯來詞的希臘文翻譯。</w:t>
+      </w:r>
+    </w:p>
+    <w:p>
+      <w:pPr>
+        <w:pStyle w:val="Heading3"/>
+      </w:pPr>
+      <w:r>
+        <w:rPr>
+          <w:lang w:val="zh_TW" w:bidi="zh_TW"/>
+        </w:rPr>
+        <w:t>起源與早期歷史</w:t>
+      </w:r>
+    </w:p>
+    <w:p>
+      <w:pPr/>
+      <w:r>
+        <w:rPr>
+          <w:lang w:val="zh_TW" w:bidi="zh_TW"/>
+        </w:rPr>
+      </w:r>
+      <w:r>
+        <w:rPr>
+          <w:lang w:val="zh_TW" w:bidi="zh_TW"/>
+        </w:rPr>
+        <w:t>尚不清楚猶太會堂的制度是如何或何時開始的。我們可以想像在公元前586年巴比倫人摧毀聖殿後，耶路撒冷的情況。那些留在城市及周圍，想要持守信仰的人，產生了聚集敬拜的需要，他們在那裡會繼續教導律法和先知的信息。因此，有人認為猶太會堂可能起源於這樣的情況。散居各地的猶太人也會意識到類似的需求。猶太長老在被擄巴比倫期間與以西結會面（</w:t>
+      </w:r>
+      <w:hyperlink r:id="rId128">
+        <w:r>
+          <w:rPr>
+            <w:lang w:val="zh_TW" w:bidi="zh_TW"/>
+          </w:rPr>
+          <w:rPr>
+            <w:color w:val="0000EE"/>
+            <w:u w:val="single"/>
+          </w:rPr>
+          <w:t>以西結書8:1</w:t>
+        </w:r>
+      </w:hyperlink>
+      <w:r>
+        <w:rPr>
+          <w:lang w:val="zh_TW" w:bidi="zh_TW"/>
+        </w:rPr>
+        <w:t>，</w:t>
+      </w:r>
+      <w:hyperlink r:id="rId129">
+        <w:r>
+          <w:rPr>
+            <w:lang w:val="zh_TW" w:bidi="zh_TW"/>
+          </w:rPr>
+          <w:rPr>
+            <w:color w:val="0000EE"/>
+            <w:u w:val="single"/>
+          </w:rPr>
+          <w:t>14:1</w:t>
+        </w:r>
+      </w:hyperlink>
+      <w:r>
+        <w:rPr>
+          <w:lang w:val="zh_TW" w:bidi="zh_TW"/>
+        </w:rPr>
+        <w:t>，</w:t>
+      </w:r>
+      <w:hyperlink r:id="rId130">
+        <w:r>
+          <w:rPr>
+            <w:lang w:val="zh_TW" w:bidi="zh_TW"/>
+          </w:rPr>
+          <w:rPr>
+            <w:color w:val="0000EE"/>
+            <w:u w:val="single"/>
+          </w:rPr>
+          <w:t>20:1</w:t>
+        </w:r>
+      </w:hyperlink>
+      <w:r>
+        <w:rPr>
+          <w:lang w:val="zh_TW" w:bidi="zh_TW"/>
+        </w:rPr>
+        <w:t>）。然而，在這個早期階段，沒有實際的猶太會堂的確鑿證據。在</w:t>
+      </w:r>
+      <w:hyperlink r:id="rId131">
+        <w:r>
+          <w:rPr>
+            <w:lang w:val="zh_TW" w:bidi="zh_TW"/>
+          </w:rPr>
+          <w:rPr>
+            <w:color w:val="0000EE"/>
+            <w:u w:val="single"/>
+          </w:rPr>
+          <w:t>尼希米記八章1至8節</w:t>
+        </w:r>
+      </w:hyperlink>
+      <w:r>
+        <w:rPr>
+          <w:lang w:val="zh_TW" w:bidi="zh_TW"/>
+        </w:rPr>
+        <w:t>中，被擄歸回的群體聚集在耶路撒冷，文士以斯拉帶來律法，在</w:t>
+      </w:r>
+      <w:r>
+        <w:rPr>
+          <w:lang w:val="zh_TW" w:bidi="zh_TW"/>
+        </w:rPr>
+        <w:t>木臺上誦讀</w:t>
+      </w:r>
+      <w:r>
+        <w:rPr>
+          <w:lang w:val="zh_TW" w:bidi="zh_TW"/>
+        </w:rPr>
+        <w:t>並解釋，使人們明白所讀的。當以斯拉稱頌耶和華時，人們低頭敬拜。這些是後來猶太會堂崇拜的基本元素。關於猶太會堂第一個無可爭議的證據來自公元前三世紀的埃及。從公元前一世紀開始，會堂的證據充沛。</w:t>
+      </w:r>
+    </w:p>
+    <w:p>
+      <w:pPr>
+        <w:pStyle w:val="Heading3"/>
+      </w:pPr>
+      <w:r>
+        <w:rPr>
+          <w:lang w:val="zh_TW" w:bidi="zh_TW"/>
+        </w:rPr>
+        <w:t>新約時期的會堂</w:t>
+      </w:r>
+    </w:p>
+    <w:p>
+      <w:pPr/>
+      <w:r>
+        <w:rPr>
+          <w:lang w:val="zh_TW" w:bidi="zh_TW"/>
+        </w:rPr>
+      </w:r>
+      <w:r>
+        <w:rPr>
+          <w:lang w:val="zh_TW" w:bidi="zh_TW"/>
+        </w:rPr>
+        <w:t>福音書給人一種印象，即許多會堂遍布於巴勒斯坦。耶穌經常在會堂裡教導（比如，</w:t>
+      </w:r>
+      <w:hyperlink r:id="rId132">
+        <w:r>
+          <w:rPr>
+            <w:lang w:val="zh_TW" w:bidi="zh_TW"/>
+          </w:rPr>
+          <w:rPr>
+            <w:color w:val="0000EE"/>
+            <w:u w:val="single"/>
+          </w:rPr>
+          <w:t>馬太福音4:23</w:t>
+        </w:r>
+      </w:hyperlink>
+      <w:r>
+        <w:rPr>
+          <w:lang w:val="zh_TW" w:bidi="zh_TW"/>
+        </w:rPr>
+        <w:t>，</w:t>
+      </w:r>
+      <w:hyperlink r:id="rId133">
+        <w:r>
+          <w:rPr>
+            <w:lang w:val="zh_TW" w:bidi="zh_TW"/>
+          </w:rPr>
+          <w:rPr>
+            <w:color w:val="0000EE"/>
+            <w:u w:val="single"/>
+          </w:rPr>
+          <w:t>9:35</w:t>
+        </w:r>
+      </w:hyperlink>
+      <w:r>
+        <w:rPr>
+          <w:lang w:val="zh_TW" w:bidi="zh_TW"/>
+        </w:rPr>
+        <w:t>），尤其是在加利利的事工期間，但在猶大地區可能也一樣。</w:t>
+      </w:r>
+      <w:hyperlink r:id="rId134">
+        <w:r>
+          <w:rPr>
+            <w:lang w:val="zh_TW" w:bidi="zh_TW"/>
+          </w:rPr>
+          <w:rPr>
+            <w:color w:val="0000EE"/>
+            <w:u w:val="single"/>
+          </w:rPr>
+          <w:t>約翰福音十八章20節</w:t>
+        </w:r>
+      </w:hyperlink>
+      <w:r>
+        <w:rPr>
+          <w:lang w:val="zh_TW" w:bidi="zh_TW"/>
+        </w:rPr>
+        <w:t>記載了耶穌在大祭司面前受審時所說的話：「</w:t>
+      </w:r>
+      <w:r>
+        <w:rPr>
+          <w:lang w:val="zh_TW" w:bidi="zh_TW"/>
+        </w:rPr>
+        <w:t>我從來是明明地對世人說話。我常在會堂和殿裏，就是猶太人聚集的地方教訓人</w:t>
+      </w:r>
+      <w:r>
+        <w:rPr>
+          <w:lang w:val="zh_TW" w:bidi="zh_TW"/>
+        </w:rPr>
+        <w:t>」（和合本）。</w:t>
+      </w:r>
+    </w:p>
+    <w:p>
+      <w:pPr/>
+      <w:r>
+        <w:rPr>
+          <w:lang w:val="zh_TW" w:bidi="zh_TW"/>
+        </w:rPr>
+      </w:r>
+      <w:r>
+        <w:rPr>
+          <w:lang w:val="zh_TW" w:bidi="zh_TW"/>
+        </w:rPr>
+        <w:t>使徒行傳提到使徒在耶路撒冷的猶太會堂（</w:t>
+      </w:r>
+      <w:hyperlink r:id="rId135">
+        <w:r>
+          <w:rPr>
+            <w:lang w:val="zh_TW" w:bidi="zh_TW"/>
+          </w:rPr>
+          <w:rPr>
+            <w:color w:val="0000EE"/>
+            <w:u w:val="single"/>
+          </w:rPr>
+          <w:t>使徒行傳6:9</w:t>
+        </w:r>
+      </w:hyperlink>
+      <w:r>
+        <w:rPr>
+          <w:lang w:val="zh_TW" w:bidi="zh_TW"/>
+        </w:rPr>
+        <w:t>）、大馬士革（</w:t>
+      </w:r>
+      <w:hyperlink r:id="rId136">
+        <w:r>
+          <w:rPr>
+            <w:lang w:val="zh_TW" w:bidi="zh_TW"/>
+          </w:rPr>
+          <w:rPr>
+            <w:color w:val="0000EE"/>
+            <w:u w:val="single"/>
+          </w:rPr>
+          <w:t>9:2</w:t>
+        </w:r>
+      </w:hyperlink>
+      <w:r>
+        <w:rPr>
+          <w:lang w:val="zh_TW" w:bidi="zh_TW"/>
+        </w:rPr>
+        <w:t>）、塞浦路斯（</w:t>
+      </w:r>
+      <w:hyperlink r:id="rId137">
+        <w:r>
+          <w:rPr>
+            <w:lang w:val="zh_TW" w:bidi="zh_TW"/>
+          </w:rPr>
+          <w:rPr>
+            <w:color w:val="0000EE"/>
+            <w:u w:val="single"/>
+          </w:rPr>
+          <w:t>13:5</w:t>
+        </w:r>
+      </w:hyperlink>
+      <w:r>
+        <w:rPr>
+          <w:lang w:val="zh_TW" w:bidi="zh_TW"/>
+        </w:rPr>
+        <w:t>）、羅馬行省加拉太（</w:t>
+      </w:r>
+      <w:hyperlink r:id="rId138">
+        <w:r>
+          <w:rPr>
+            <w:lang w:val="zh_TW" w:bidi="zh_TW"/>
+          </w:rPr>
+          <w:rPr>
+            <w:color w:val="0000EE"/>
+            <w:u w:val="single"/>
+          </w:rPr>
+          <w:t>13:14</w:t>
+        </w:r>
+      </w:hyperlink>
+      <w:r>
+        <w:rPr>
+          <w:lang w:val="zh_TW" w:bidi="zh_TW"/>
+        </w:rPr>
+        <w:t>，</w:t>
+      </w:r>
+      <w:hyperlink r:id="rId139">
+        <w:r>
+          <w:rPr>
+            <w:lang w:val="zh_TW" w:bidi="zh_TW"/>
+          </w:rPr>
+          <w:rPr>
+            <w:color w:val="0000EE"/>
+            <w:u w:val="single"/>
+          </w:rPr>
+          <w:t>14:1</w:t>
+        </w:r>
+      </w:hyperlink>
+      <w:r>
+        <w:rPr>
+          <w:lang w:val="zh_TW" w:bidi="zh_TW"/>
+        </w:rPr>
+        <w:t>）、馬其頓和希臘（</w:t>
+      </w:r>
+      <w:hyperlink r:id="rId140">
+        <w:r>
+          <w:rPr>
+            <w:lang w:val="zh_TW" w:bidi="zh_TW"/>
+          </w:rPr>
+          <w:rPr>
+            <w:color w:val="0000EE"/>
+            <w:u w:val="single"/>
+          </w:rPr>
+          <w:t>17:1、10、17</w:t>
+        </w:r>
+      </w:hyperlink>
+      <w:r>
+        <w:rPr>
+          <w:lang w:val="zh_TW" w:bidi="zh_TW"/>
+        </w:rPr>
+        <w:t>，</w:t>
+      </w:r>
+      <w:hyperlink r:id="rId141">
+        <w:r>
+          <w:rPr>
+            <w:lang w:val="zh_TW" w:bidi="zh_TW"/>
+          </w:rPr>
+          <w:rPr>
+            <w:color w:val="0000EE"/>
+            <w:u w:val="single"/>
+          </w:rPr>
+          <w:t>18:4</w:t>
+        </w:r>
+      </w:hyperlink>
+      <w:r>
+        <w:rPr>
+          <w:lang w:val="zh_TW" w:bidi="zh_TW"/>
+        </w:rPr>
+        <w:t>），以及羅馬亞細亞省的以弗所（</w:t>
+      </w:r>
+      <w:hyperlink r:id="rId142">
+        <w:r>
+          <w:rPr>
+            <w:lang w:val="zh_TW" w:bidi="zh_TW"/>
+          </w:rPr>
+          <w:rPr>
+            <w:color w:val="0000EE"/>
+            <w:u w:val="single"/>
+          </w:rPr>
+          <w:t>19:8</w:t>
+        </w:r>
+      </w:hyperlink>
+      <w:r>
+        <w:rPr>
+          <w:lang w:val="zh_TW" w:bidi="zh_TW"/>
+        </w:rPr>
+        <w:t>）。保羅的習慣是，只要他被允許自由地傳道，他就直接去猶太會堂，在那裡傳道。</w:t>
+      </w:r>
+    </w:p>
+    <w:p>
+      <w:pPr>
+        <w:pStyle w:val="Heading3"/>
+      </w:pPr>
+      <w:r>
+        <w:rPr>
+          <w:lang w:val="zh_TW" w:bidi="zh_TW"/>
+        </w:rPr>
+        <w:t>會堂敬拜</w:t>
+      </w:r>
+    </w:p>
+    <w:p>
+      <w:pPr/>
+      <w:r>
+        <w:rPr>
+          <w:lang w:val="zh_TW" w:bidi="zh_TW"/>
+        </w:rPr>
+      </w:r>
+      <w:r>
+        <w:rPr>
+          <w:lang w:val="zh_TW" w:bidi="zh_TW"/>
+        </w:rPr>
+        <w:t>福音書和使徒行傳提供了猶太人在安息日在會堂中敬拜的豐富證據。人們也在每週的第二天和第五天聚會敬拜。路加為我們提供了最早的會堂敬拜的描述（</w:t>
+      </w:r>
+      <w:hyperlink r:id="rId143">
+        <w:r>
+          <w:rPr>
+            <w:lang w:val="zh_TW" w:bidi="zh_TW"/>
+          </w:rPr>
+          <w:rPr>
+            <w:color w:val="0000EE"/>
+            <w:u w:val="single"/>
+          </w:rPr>
+          <w:t>路4:16–22</w:t>
+        </w:r>
+      </w:hyperlink>
+      <w:r>
+        <w:rPr>
+          <w:lang w:val="zh_TW" w:bidi="zh_TW"/>
+        </w:rPr>
+        <w:t>）。米示拿（Mishnah）描述了猶太會堂敬拜的模式：宣告信仰，示瑪（Shema，包括誦讀</w:t>
+      </w:r>
+      <w:hyperlink r:id="rId144">
+        <w:r>
+          <w:rPr>
+            <w:lang w:val="zh_TW" w:bidi="zh_TW"/>
+          </w:rPr>
+          <w:rPr>
+            <w:color w:val="0000EE"/>
+            <w:u w:val="single"/>
+          </w:rPr>
+          <w:t>申命記6:4–9</w:t>
+        </w:r>
+      </w:hyperlink>
+      <w:r>
+        <w:rPr>
+          <w:lang w:val="zh_TW" w:bidi="zh_TW"/>
+        </w:rPr>
+        <w:t>，</w:t>
+      </w:r>
+      <w:hyperlink r:id="rId145">
+        <w:r>
+          <w:rPr>
+            <w:lang w:val="zh_TW" w:bidi="zh_TW"/>
+          </w:rPr>
+          <w:rPr>
+            <w:color w:val="0000EE"/>
+            <w:u w:val="single"/>
+          </w:rPr>
+          <w:t>11:13–21</w:t>
         </w:r>
       </w:hyperlink>
       <w:r>
@@ -415,34 +3974,77 @@
         </w:rPr>
         <w:t>；</w:t>
       </w:r>
-      <w:hyperlink r:id="rId20">
-        <w:r>
-          <w:rPr>
-            <w:lang w:val="zh_TW" w:bidi="zh_TW"/>
-          </w:rPr>
-          <w:rPr>
-            <w:color w:val="0000EE"/>
-            <w:u w:val="single"/>
-          </w:rPr>
-          <w:t>代上1:1–9</w:t>
-        </w:r>
-      </w:hyperlink>
-      <w:r>
-        <w:rPr>
-          <w:lang w:val="zh_TW" w:bidi="zh_TW"/>
-        </w:rPr>
-        <w:t>）。而擁有對孩子命名的重要權力表示對該孩子的權柄，在聖經中幾乎是由父親和母親共同行使的（參：</w:t>
-      </w:r>
-      <w:hyperlink r:id="rId21">
-        <w:r>
-          <w:rPr>
-            <w:lang w:val="zh_TW" w:bidi="zh_TW"/>
-          </w:rPr>
-          <w:rPr>
-            <w:color w:val="0000EE"/>
-            <w:u w:val="single"/>
-          </w:rPr>
-          <w:t>創4:1、25–26</w:t>
+      <w:hyperlink r:id="rId146">
+        <w:r>
+          <w:rPr>
+            <w:lang w:val="zh_TW" w:bidi="zh_TW"/>
+          </w:rPr>
+          <w:rPr>
+            <w:color w:val="0000EE"/>
+            <w:u w:val="single"/>
+          </w:rPr>
+          <w:t>民數記15:37–41</w:t>
+        </w:r>
+      </w:hyperlink>
+      <w:r>
+        <w:rPr>
+          <w:lang w:val="zh_TW" w:bidi="zh_TW"/>
+        </w:rPr>
+        <w:t>）；禱告（如18篇祝福）；讀經（誦讀律法是基本做法，見</w:t>
+      </w:r>
+      <w:hyperlink r:id="rId147">
+        <w:r>
+          <w:rPr>
+            <w:lang w:val="zh_TW" w:bidi="zh_TW"/>
+          </w:rPr>
+          <w:rPr>
+            <w:color w:val="0000EE"/>
+            <w:u w:val="single"/>
+          </w:rPr>
+          <w:t>使徒行傳15:21</w:t>
+        </w:r>
+      </w:hyperlink>
+      <w:r>
+        <w:rPr>
+          <w:lang w:val="zh_TW" w:bidi="zh_TW"/>
+        </w:rPr>
+        <w:t>，並按照三年周期誦讀；先知書也會被誦讀，但較為隨機）；解釋（隨著巴勒斯坦地區對聖經希伯來文的知識減少，在希伯來文聖經誦讀後會提供亞蘭文翻譯，而在散居地區則提供希臘文翻譯）；講論（在誦讀之後，任何符合資格的人都可以向人們講論，如耶穌和使徒保羅經常所做的）；以及祝福。</w:t>
+      </w:r>
+    </w:p>
+    <w:p>
+      <w:pPr>
+        <w:pStyle w:val="Heading3"/>
+      </w:pPr>
+      <w:r>
+        <w:rPr>
+          <w:lang w:val="zh_TW" w:bidi="zh_TW"/>
+        </w:rPr>
+        <w:t>司法職能</w:t>
+      </w:r>
+    </w:p>
+    <w:p>
+      <w:pPr/>
+      <w:r>
+        <w:rPr>
+          <w:lang w:val="zh_TW" w:bidi="zh_TW"/>
+        </w:rPr>
+      </w:r>
+      <w:r>
+        <w:rPr>
+          <w:lang w:val="zh_TW" w:bidi="zh_TW"/>
+        </w:rPr>
+        <w:t>司法管理也是猶太會堂的一部分工作。違背律法和那些被認為違背猶太教做法的人會被帶到會堂的長老面前。在極端情況下，他們可能會將違背的人逐出會堂（見</w:t>
+      </w:r>
+      <w:hyperlink r:id="rId148">
+        <w:r>
+          <w:rPr>
+            <w:lang w:val="zh_TW" w:bidi="zh_TW"/>
+          </w:rPr>
+          <w:rPr>
+            <w:color w:val="0000EE"/>
+            <w:u w:val="single"/>
+          </w:rPr>
+          <w:t>約翰福音9:22、34–35</w:t>
         </w:r>
       </w:hyperlink>
       <w:r>
@@ -451,34 +4053,34 @@
         </w:rPr>
         <w:t>，</w:t>
       </w:r>
-      <w:hyperlink r:id="rId22">
-        <w:r>
-          <w:rPr>
-            <w:lang w:val="zh_TW" w:bidi="zh_TW"/>
-          </w:rPr>
-          <w:rPr>
-            <w:color w:val="0000EE"/>
-            <w:u w:val="single"/>
-          </w:rPr>
-          <w:t>5:29</w:t>
-        </w:r>
-      </w:hyperlink>
-      <w:r>
-        <w:rPr>
-          <w:lang w:val="zh_TW" w:bidi="zh_TW"/>
-        </w:rPr>
-        <w:t>，</w:t>
-      </w:r>
-      <w:hyperlink r:id="rId23">
-        <w:r>
-          <w:rPr>
-            <w:lang w:val="zh_TW" w:bidi="zh_TW"/>
-          </w:rPr>
-          <w:rPr>
-            <w:color w:val="0000EE"/>
-            <w:u w:val="single"/>
-          </w:rPr>
-          <w:t>35:18</w:t>
+      <w:hyperlink r:id="rId149">
+        <w:r>
+          <w:rPr>
+            <w:lang w:val="zh_TW" w:bidi="zh_TW"/>
+          </w:rPr>
+          <w:rPr>
+            <w:color w:val="0000EE"/>
+            <w:u w:val="single"/>
+          </w:rPr>
+          <w:t>12:42</w:t>
+        </w:r>
+      </w:hyperlink>
+      <w:r>
+        <w:rPr>
+          <w:lang w:val="zh_TW" w:bidi="zh_TW"/>
+        </w:rPr>
+        <w:t>）或鞭打他。耶穌警告祂的門徒要準備好面對這兩種可能性（</w:t>
+      </w:r>
+      <w:hyperlink r:id="rId150">
+        <w:r>
+          <w:rPr>
+            <w:lang w:val="zh_TW" w:bidi="zh_TW"/>
+          </w:rPr>
+          <w:rPr>
+            <w:color w:val="0000EE"/>
+            <w:u w:val="single"/>
+          </w:rPr>
+          <w:t>馬太福音10:17</w:t>
         </w:r>
       </w:hyperlink>
       <w:r>
@@ -487,34 +4089,150 @@
         </w:rPr>
         <w:t>；</w:t>
       </w:r>
-      <w:hyperlink r:id="rId24">
-        <w:r>
-          <w:rPr>
-            <w:lang w:val="zh_TW" w:bidi="zh_TW"/>
-          </w:rPr>
-          <w:rPr>
-            <w:color w:val="0000EE"/>
-            <w:u w:val="single"/>
-          </w:rPr>
-          <w:t>撒上1:20</w:t>
-        </w:r>
-      </w:hyperlink>
-      <w:r>
-        <w:rPr>
-          <w:lang w:val="zh_TW" w:bidi="zh_TW"/>
-        </w:rPr>
-        <w:t>，</w:t>
-      </w:r>
-      <w:hyperlink r:id="rId25">
-        <w:r>
-          <w:rPr>
-            <w:lang w:val="zh_TW" w:bidi="zh_TW"/>
-          </w:rPr>
-          <w:rPr>
-            <w:color w:val="0000EE"/>
-            <w:u w:val="single"/>
-          </w:rPr>
-          <w:t>4:21</w:t>
+      <w:hyperlink r:id="rId151">
+        <w:r>
+          <w:rPr>
+            <w:lang w:val="zh_TW" w:bidi="zh_TW"/>
+          </w:rPr>
+          <w:rPr>
+            <w:color w:val="0000EE"/>
+            <w:u w:val="single"/>
+          </w:rPr>
+          <w:t>約翰福音16:2</w:t>
+        </w:r>
+      </w:hyperlink>
+      <w:r>
+        <w:rPr>
+          <w:lang w:val="zh_TW" w:bidi="zh_TW"/>
+        </w:rPr>
+        <w:t>）。掃羅逼迫基督徒，他持有寫給大馬士革會堂的信件，授予他逮捕基督徒並將他們捆綁帶到耶路撒冷的權柄（</w:t>
+      </w:r>
+      <w:hyperlink r:id="rId136">
+        <w:r>
+          <w:rPr>
+            <w:lang w:val="zh_TW" w:bidi="zh_TW"/>
+          </w:rPr>
+          <w:rPr>
+            <w:color w:val="0000EE"/>
+            <w:u w:val="single"/>
+          </w:rPr>
+          <w:t>使徒行傳9:2</w:t>
+        </w:r>
+      </w:hyperlink>
+      <w:r>
+        <w:rPr>
+          <w:lang w:val="zh_TW" w:bidi="zh_TW"/>
+        </w:rPr>
+        <w:t>）。在</w:t>
+      </w:r>
+      <w:hyperlink r:id="rId152">
+        <w:r>
+          <w:rPr>
+            <w:lang w:val="zh_TW" w:bidi="zh_TW"/>
+          </w:rPr>
+          <w:rPr>
+            <w:color w:val="0000EE"/>
+            <w:u w:val="single"/>
+          </w:rPr>
+          <w:t>使徒行傳二十二章19節</w:t>
+        </w:r>
+      </w:hyperlink>
+      <w:r>
+        <w:rPr>
+          <w:lang w:val="zh_TW" w:bidi="zh_TW"/>
+        </w:rPr>
+        <w:t>中，他提到把</w:t>
+      </w:r>
+      <w:r>
+        <w:rPr>
+          <w:lang w:val="zh_TW" w:bidi="zh_TW"/>
+        </w:rPr>
+        <w:t>人收在監裏，又在各會堂裏鞭打他們</w:t>
+      </w:r>
+      <w:r>
+        <w:rPr>
+          <w:lang w:val="zh_TW" w:bidi="zh_TW"/>
+        </w:rPr>
+        <w:t>。保羅本人在會堂中受鞭打三十九次（</w:t>
+      </w:r>
+      <w:hyperlink r:id="rId153">
+        <w:r>
+          <w:rPr>
+            <w:lang w:val="zh_TW" w:bidi="zh_TW"/>
+          </w:rPr>
+          <w:rPr>
+            <w:color w:val="0000EE"/>
+            <w:u w:val="single"/>
+          </w:rPr>
+          <w:t>哥林多後書11:24</w:t>
+        </w:r>
+      </w:hyperlink>
+      <w:r>
+        <w:rPr>
+          <w:lang w:val="zh_TW" w:bidi="zh_TW"/>
+        </w:rPr>
+        <w:t>）。</w:t>
+      </w:r>
+    </w:p>
+    <w:p>
+      <w:pPr>
+        <w:pStyle w:val="Heading3"/>
+      </w:pPr>
+      <w:r>
+        <w:rPr>
+          <w:lang w:val="zh_TW" w:bidi="zh_TW"/>
+        </w:rPr>
+        <w:t>教導律法</w:t>
+      </w:r>
+    </w:p>
+    <w:p>
+      <w:pPr/>
+      <w:r>
+        <w:rPr>
+          <w:lang w:val="zh_TW" w:bidi="zh_TW"/>
+        </w:rPr>
+      </w:r>
+      <w:r>
+        <w:rPr>
+          <w:lang w:val="zh_TW" w:bidi="zh_TW"/>
+        </w:rPr>
+        <w:t>誦讀律法在猶太會堂的崇拜中具有核心意義。教導人們律法，尤其是教導孩子，與猶太會堂密不可分。在猶太會堂的建築中或學校裡都可能會教導律法。</w:t>
+      </w:r>
+    </w:p>
+    <w:p>
+      <w:pPr>
+        <w:pStyle w:val="Heading3"/>
+      </w:pPr>
+      <w:r>
+        <w:rPr>
+          <w:lang w:val="zh_TW" w:bidi="zh_TW"/>
+        </w:rPr>
+        <w:t>組織結構</w:t>
+      </w:r>
+    </w:p>
+    <w:p>
+      <w:pPr/>
+      <w:r>
+        <w:rPr>
+          <w:lang w:val="zh_TW" w:bidi="zh_TW"/>
+        </w:rPr>
+      </w:r>
+      <w:r>
+        <w:rPr>
+          <w:lang w:val="zh_TW" w:bidi="zh_TW"/>
+        </w:rPr>
+        <w:t>新約特別提到（比如，</w:t>
+      </w:r>
+      <w:hyperlink r:id="rId154">
+        <w:r>
+          <w:rPr>
+            <w:lang w:val="zh_TW" w:bidi="zh_TW"/>
+          </w:rPr>
+          <w:rPr>
+            <w:color w:val="0000EE"/>
+            <w:u w:val="single"/>
+          </w:rPr>
+          <w:t>馬可福音5:22</w:t>
         </w:r>
       </w:hyperlink>
       <w:r>
@@ -523,16 +4241,16 @@
         </w:rPr>
         <w:t>；</w:t>
       </w:r>
-      <w:hyperlink r:id="rId26">
-        <w:r>
-          <w:rPr>
-            <w:lang w:val="zh_TW" w:bidi="zh_TW"/>
-          </w:rPr>
-          <w:rPr>
-            <w:color w:val="0000EE"/>
-            <w:u w:val="single"/>
-          </w:rPr>
-          <w:t>賽8:3</w:t>
+      <w:hyperlink r:id="rId155">
+        <w:r>
+          <w:rPr>
+            <w:lang w:val="zh_TW" w:bidi="zh_TW"/>
+          </w:rPr>
+          <w:rPr>
+            <w:color w:val="0000EE"/>
+            <w:u w:val="single"/>
+          </w:rPr>
+          <w:t>路加福音13:14</w:t>
         </w:r>
       </w:hyperlink>
       <w:r>
@@ -541,23 +4259,70 @@
         </w:rPr>
         <w:t>；</w:t>
       </w:r>
-      <w:hyperlink r:id="rId27">
-        <w:r>
-          <w:rPr>
-            <w:lang w:val="zh_TW" w:bidi="zh_TW"/>
-          </w:rPr>
-          <w:rPr>
-            <w:color w:val="0000EE"/>
-            <w:u w:val="single"/>
-          </w:rPr>
-          <w:t>何1:4–9</w:t>
-        </w:r>
-      </w:hyperlink>
-      <w:r>
-        <w:rPr>
-          <w:lang w:val="zh_TW" w:bidi="zh_TW"/>
-        </w:rPr>
-        <w:t>）。兒子經常以父親的名字命名，表達了他們是認同父親的。</w:t>
+      <w:hyperlink r:id="rId156">
+        <w:r>
+          <w:rPr>
+            <w:lang w:val="zh_TW" w:bidi="zh_TW"/>
+          </w:rPr>
+          <w:rPr>
+            <w:color w:val="0000EE"/>
+            <w:u w:val="single"/>
+          </w:rPr>
+          <w:t>使徒行傳18:8</w:t>
+        </w:r>
+      </w:hyperlink>
+      <w:r>
+        <w:rPr>
+          <w:lang w:val="zh_TW" w:bidi="zh_TW"/>
+        </w:rPr>
+        <w:t>、</w:t>
+      </w:r>
+      <w:hyperlink r:id="rId157">
+        <w:r>
+          <w:rPr>
+            <w:lang w:val="zh_TW" w:bidi="zh_TW"/>
+          </w:rPr>
+          <w:rPr>
+            <w:color w:val="0000EE"/>
+            <w:u w:val="single"/>
+          </w:rPr>
+          <w:t>17</w:t>
+        </w:r>
+      </w:hyperlink>
+      <w:r>
+        <w:rPr>
+          <w:lang w:val="zh_TW" w:bidi="zh_TW"/>
+        </w:rPr>
+        <w:t>）猶太會堂中的兩個職位：「管會堂的」，負責次序以及選擇經文的誦讀者；以及執事（</w:t>
+      </w:r>
+      <w:hyperlink r:id="rId158">
+        <w:r>
+          <w:rPr>
+            <w:lang w:val="zh_TW" w:bidi="zh_TW"/>
+          </w:rPr>
+          <w:rPr>
+            <w:color w:val="0000EE"/>
+            <w:u w:val="single"/>
+          </w:rPr>
+          <w:t>路加福音4:20</w:t>
+        </w:r>
+      </w:hyperlink>
+      <w:r>
+        <w:rPr>
+          <w:lang w:val="zh_TW" w:bidi="zh_TW"/>
+        </w:rPr>
+        <w:t>），負責拿出和收起經文書卷，並對不守規矩的學生施以體罰。後來，還有一位被任命為禱告的領袖。</w:t>
+      </w:r>
+    </w:p>
+    <w:p>
+      <w:pPr>
+        <w:pStyle w:val="Heading3"/>
+      </w:pPr>
+      <w:r>
+        <w:rPr>
+          <w:lang w:val="zh_TW" w:bidi="zh_TW"/>
+        </w:rPr>
+        <w:t>建築</w:t>
       </w:r>
     </w:p>
     <w:p>
@@ -571,2151 +4336,64 @@
         <w:rPr>
           <w:lang w:val="zh_TW" w:bidi="zh_TW"/>
         </w:rPr>
-        <w:t>在父權社會中，父親是家庭中具權柄的角色。他的妻子和孩子被視為他的財產，與他對田地和牲畜的擁有權有些類似（</w:t>
-      </w:r>
-      <w:hyperlink r:id="rId28">
-        <w:r>
-          <w:rPr>
-            <w:lang w:val="zh_TW" w:bidi="zh_TW"/>
-          </w:rPr>
-          <w:rPr>
-            <w:color w:val="0000EE"/>
-            <w:u w:val="single"/>
-          </w:rPr>
-          <w:t>出20:17</w:t>
-        </w:r>
-      </w:hyperlink>
+        <w:t>在建築結構上，猶太會堂是仿照聖殿而建的。它通常建在高地上，並且建造的結構使人們可以面向耶路撒冷的方向坐著。有一個可移動的箱子用來放置律法書和先知書的書卷，還有一個平台用於誦讀經文和講論。男女會分開坐。文士喜愛「高位」，面向人群（</w:t>
+      </w:r>
+      <w:hyperlink r:id="rId159">
+        <w:r>
+          <w:rPr>
+            <w:lang w:val="zh_TW" w:bidi="zh_TW"/>
+          </w:rPr>
+          <w:rPr>
+            <w:color w:val="0000EE"/>
+            <w:u w:val="single"/>
+          </w:rPr>
+          <w:t>馬可福音12:39</w:t>
+        </w:r>
+      </w:hyperlink>
+      <w:r>
+        <w:rPr>
+          <w:lang w:val="zh_TW" w:bidi="zh_TW"/>
+        </w:rPr>
+        <w:t>）。許多會堂裝飾著葡萄葉、七枝燈台、逾越節的羔羊和盛嗎哪的罐子。早期的會堂還有一個革尼匝（genizah），即一個地下室或閣樓，用來存放磨損的書卷，因為它們記載了神的名字，太過神聖而不能被銷毀。</w:t>
+      </w:r>
+    </w:p>
+    <w:p>
+      <w:pPr/>
+      <w:r>
+        <w:rPr>
+          <w:lang w:val="zh_TW" w:bidi="zh_TW"/>
+        </w:rPr>
+      </w:r>
+      <w:r>
+        <w:rPr>
+          <w:i/>
+          <w:lang w:val="zh_TW" w:bidi="zh_TW"/>
+        </w:rPr>
+        <w:t>另見</w:t>
+      </w:r>
+      <w:r>
+        <w:rPr>
+          <w:lang w:val="zh_TW" w:bidi="zh_TW"/>
+        </w:rPr>
+        <w:t xml:space="preserve"> </w:t>
+      </w:r>
+      <w:r>
+        <w:rPr>
+          <w:lang w:val="zh_TW" w:bidi="zh_TW"/>
+        </w:rPr>
+        <w:t>猶太教</w:t>
+      </w:r>
       <w:r>
         <w:rPr>
           <w:lang w:val="zh_TW" w:bidi="zh_TW"/>
         </w:rPr>
         <w:t>；</w:t>
       </w:r>
-      <w:hyperlink r:id="rId29">
-        <w:r>
-          <w:rPr>
-            <w:lang w:val="zh_TW" w:bidi="zh_TW"/>
-          </w:rPr>
-          <w:rPr>
-            <w:color w:val="0000EE"/>
-            <w:u w:val="single"/>
-          </w:rPr>
-          <w:t>申5:21</w:t>
-        </w:r>
-      </w:hyperlink>
-      <w:r>
-        <w:rPr>
-          <w:lang w:val="zh_TW" w:bidi="zh_TW"/>
-        </w:rPr>
-        <w:t>）。他有權賣掉他的女兒（</w:t>
-      </w:r>
-      <w:hyperlink r:id="rId30">
-        <w:r>
-          <w:rPr>
-            <w:lang w:val="zh_TW" w:bidi="zh_TW"/>
-          </w:rPr>
-          <w:rPr>
-            <w:color w:val="0000EE"/>
-            <w:u w:val="single"/>
-          </w:rPr>
-          <w:t>出21:7</w:t>
-        </w:r>
-      </w:hyperlink>
-      <w:r>
-        <w:rPr>
-          <w:lang w:val="zh_TW" w:bidi="zh_TW"/>
-        </w:rPr>
-        <w:t>；</w:t>
-      </w:r>
-      <w:hyperlink r:id="rId31">
-        <w:r>
-          <w:rPr>
-            <w:lang w:val="zh_TW" w:bidi="zh_TW"/>
-          </w:rPr>
-          <w:rPr>
-            <w:color w:val="0000EE"/>
-            <w:u w:val="single"/>
-          </w:rPr>
-          <w:t>尼5:5</w:t>
-        </w:r>
-      </w:hyperlink>
-      <w:r>
-        <w:rPr>
-          <w:lang w:val="zh_TW" w:bidi="zh_TW"/>
-        </w:rPr>
-        <w:t>），甚至對他孩子擁有生死的決定權。</w:t>
-      </w:r>
-    </w:p>
-    <w:p>
-      <w:pPr/>
-      <w:r>
-        <w:rPr>
-          <w:lang w:val="zh_TW" w:bidi="zh_TW"/>
-        </w:rPr>
-      </w:r>
-      <w:r>
-        <w:rPr>
-          <w:lang w:val="zh_TW" w:bidi="zh_TW"/>
-        </w:rPr>
-        <w:t>一個男人可以輕易地休妻來終止婚姻，這也顯示出他在家庭中的權柄（</w:t>
-      </w:r>
-      <w:hyperlink r:id="rId32">
-        <w:r>
-          <w:rPr>
-            <w:lang w:val="zh_TW" w:bidi="zh_TW"/>
-          </w:rPr>
-          <w:rPr>
-            <w:color w:val="0000EE"/>
-            <w:u w:val="single"/>
-          </w:rPr>
-          <w:t>申24:1–4</w:t>
-        </w:r>
-      </w:hyperlink>
-      <w:r>
-        <w:rPr>
-          <w:lang w:val="zh_TW" w:bidi="zh_TW"/>
-        </w:rPr>
-        <w:t>；參：</w:t>
-      </w:r>
-      <w:hyperlink r:id="rId33">
-        <w:r>
-          <w:rPr>
-            <w:lang w:val="zh_TW" w:bidi="zh_TW"/>
-          </w:rPr>
-          <w:rPr>
-            <w:color w:val="0000EE"/>
-            <w:u w:val="single"/>
-          </w:rPr>
-          <w:t>22:13–21</w:t>
-        </w:r>
-      </w:hyperlink>
-      <w:r>
-        <w:rPr>
-          <w:lang w:val="zh_TW" w:bidi="zh_TW"/>
-        </w:rPr>
-        <w:t>）。</w:t>
-      </w:r>
-    </w:p>
-    <w:p>
-      <w:pPr/>
-      <w:r>
-        <w:rPr>
-          <w:lang w:val="zh_TW" w:bidi="zh_TW"/>
-        </w:rPr>
-      </w:r>
-      <w:r>
-        <w:rPr>
-          <w:lang w:val="zh_TW" w:bidi="zh_TW"/>
-        </w:rPr>
-        <w:t xml:space="preserve">娶寡嫂婚（levirate marriage）是古代以色列的一種習俗，目的是為了保留男子的家系（姓氏）和財產。 如果一個男人死後沒有子女，他的兄弟（或最親近的男性親屬）應該娶其寡婦為妻。 </w:t>
-      </w:r>
-      <w:hyperlink r:id="rId34">
-        <w:r>
-          <w:rPr>
-            <w:lang w:val="zh_TW" w:bidi="zh_TW"/>
-          </w:rPr>
-          <w:rPr>
-            <w:color w:val="0000EE"/>
-            <w:u w:val="single"/>
-          </w:rPr>
-          <w:t>申命記二十五章5至10節</w:t>
-        </w:r>
-      </w:hyperlink>
-      <w:r>
-        <w:rPr>
-          <w:lang w:val="zh_TW" w:bidi="zh_TW"/>
-        </w:rPr>
-        <w:t>描述了這種情況。 這樣制度下的婚姻所誕生的第一個兒子會被算作死者的兒子，這樣他的姓氏和遺產就可以延續下去。 這個習俗也有助於照顧故人的寡婦，否則她可能會失去依靠。 迦南人、亞述人和赫人也有類似的習俗。</w:t>
-      </w:r>
-    </w:p>
-    <w:p>
-      <w:pPr/>
-      <w:r>
-        <w:rPr>
-          <w:lang w:val="zh_TW" w:bidi="zh_TW"/>
-        </w:rPr>
-      </w:r>
-      <w:r>
-        <w:rPr>
-          <w:lang w:val="zh_TW" w:bidi="zh_TW"/>
-        </w:rPr>
-        <w:t>舊約中最熟悉的娶寡嫂婚情況——雖然不完全符合</w:t>
-      </w:r>
-      <w:hyperlink r:id="rId35">
-        <w:r>
-          <w:rPr>
-            <w:lang w:val="zh_TW" w:bidi="zh_TW"/>
-          </w:rPr>
-          <w:rPr>
-            <w:color w:val="0000EE"/>
-            <w:u w:val="single"/>
-          </w:rPr>
-          <w:t>申命記二十五章</w:t>
-        </w:r>
-      </w:hyperlink>
-      <w:r>
-        <w:rPr>
-          <w:lang w:val="zh_TW" w:bidi="zh_TW"/>
-        </w:rPr>
-        <w:t>的律法——是在路得記中所記述的。對於路得來說，找到一些近親男性親屬與她結婚是一件十分重要的任務，因為只有這樣做，她才能保留家族的名字和財產。然而，最近的男性親屬拒絕了承擔責任，他認為這是雙重的負擔，首先，他必須購買土地並供養路得，其次，他知道長子會被視為她死去丈夫的孩子，帶著他的姓氏並繼承土地。第二近的親屬波阿斯卻同意承擔責任（</w:t>
-      </w:r>
-      <w:hyperlink r:id="rId36">
-        <w:r>
-          <w:rPr>
-            <w:lang w:val="zh_TW" w:bidi="zh_TW"/>
-          </w:rPr>
-          <w:rPr>
-            <w:color w:val="0000EE"/>
-            <w:u w:val="single"/>
-          </w:rPr>
-          <w:t>得2:20–4:10</w:t>
-        </w:r>
-      </w:hyperlink>
-      <w:r>
-        <w:rPr>
-          <w:lang w:val="zh_TW" w:bidi="zh_TW"/>
-        </w:rPr>
-        <w:t>）。</w:t>
-      </w:r>
-    </w:p>
-    <w:p>
-      <w:pPr/>
-      <w:r>
-        <w:rPr>
-          <w:lang w:val="zh_TW" w:bidi="zh_TW"/>
-        </w:rPr>
-      </w:r>
-      <w:r>
-        <w:rPr>
-          <w:lang w:val="zh_TW" w:bidi="zh_TW"/>
-        </w:rPr>
-        <w:t>儘管舊約中引用了許多一夫多妻的例子，但毫無疑問的，大多數以色列人只有一個配偶。普通家庭中沒有多妻婚姻的例子。</w:t>
-      </w:r>
-    </w:p>
-    <w:p>
-      <w:pPr/>
-      <w:r>
-        <w:rPr>
-          <w:lang w:val="zh_TW" w:bidi="zh_TW"/>
-        </w:rPr>
-      </w:r>
-      <w:r>
-        <w:rPr>
-          <w:lang w:val="zh_TW" w:bidi="zh_TW"/>
-        </w:rPr>
-        <w:t>最初給亞當的指示是「人要離開父母，與妻子聯合」（</w:t>
-      </w:r>
-      <w:hyperlink r:id="rId13">
-        <w:r>
-          <w:rPr>
-            <w:lang w:val="zh_TW" w:bidi="zh_TW"/>
-          </w:rPr>
-          <w:rPr>
-            <w:color w:val="0000EE"/>
-            <w:u w:val="single"/>
-          </w:rPr>
-          <w:t>創2:24）</w:t>
-        </w:r>
-      </w:hyperlink>
-      <w:r>
-        <w:rPr>
-          <w:lang w:val="zh_TW" w:bidi="zh_TW"/>
-        </w:rPr>
-        <w:t>。希伯來法律通常暗示只有一位妻子的婚姻是最可接受的婚姻形式（</w:t>
-      </w:r>
-      <w:hyperlink r:id="rId28">
-        <w:r>
-          <w:rPr>
-            <w:lang w:val="zh_TW" w:bidi="zh_TW"/>
-          </w:rPr>
-          <w:rPr>
-            <w:color w:val="0000EE"/>
-            <w:u w:val="single"/>
-          </w:rPr>
-          <w:t>出20:17</w:t>
-        </w:r>
-      </w:hyperlink>
-      <w:r>
-        <w:rPr>
-          <w:lang w:val="zh_TW" w:bidi="zh_TW"/>
-        </w:rPr>
-        <w:t>，</w:t>
-      </w:r>
-      <w:hyperlink r:id="rId37">
-        <w:r>
-          <w:rPr>
-            <w:lang w:val="zh_TW" w:bidi="zh_TW"/>
-          </w:rPr>
-          <w:rPr>
-            <w:color w:val="0000EE"/>
-            <w:u w:val="single"/>
-          </w:rPr>
-          <w:t>21:5</w:t>
-        </w:r>
-      </w:hyperlink>
-      <w:r>
-        <w:rPr>
-          <w:lang w:val="zh_TW" w:bidi="zh_TW"/>
-        </w:rPr>
-        <w:t>；</w:t>
-      </w:r>
-      <w:hyperlink r:id="rId38">
-        <w:r>
-          <w:rPr>
-            <w:lang w:val="zh_TW" w:bidi="zh_TW"/>
-          </w:rPr>
-          <w:rPr>
-            <w:color w:val="0000EE"/>
-            <w:u w:val="single"/>
-          </w:rPr>
-          <w:t>利18:8、16–20</w:t>
-        </w:r>
-      </w:hyperlink>
-      <w:r>
-        <w:rPr>
-          <w:lang w:val="zh_TW" w:bidi="zh_TW"/>
-        </w:rPr>
-        <w:t>，</w:t>
-      </w:r>
-      <w:hyperlink r:id="rId39">
-        <w:r>
-          <w:rPr>
-            <w:lang w:val="zh_TW" w:bidi="zh_TW"/>
-          </w:rPr>
-          <w:rPr>
-            <w:color w:val="0000EE"/>
-            <w:u w:val="single"/>
-          </w:rPr>
-          <w:t>20:10</w:t>
-        </w:r>
-      </w:hyperlink>
-      <w:r>
-        <w:rPr>
-          <w:lang w:val="zh_TW" w:bidi="zh_TW"/>
-        </w:rPr>
-        <w:t>；</w:t>
-      </w:r>
-      <w:hyperlink r:id="rId40">
-        <w:r>
-          <w:rPr>
-            <w:lang w:val="zh_TW" w:bidi="zh_TW"/>
-          </w:rPr>
-          <w:rPr>
-            <w:color w:val="0000EE"/>
-            <w:u w:val="single"/>
-          </w:rPr>
-          <w:t>民5:12</w:t>
-        </w:r>
-      </w:hyperlink>
-      <w:r>
-        <w:rPr>
-          <w:lang w:val="zh_TW" w:bidi="zh_TW"/>
-        </w:rPr>
-        <w:t>；</w:t>
-      </w:r>
-      <w:hyperlink r:id="rId29">
-        <w:r>
-          <w:rPr>
-            <w:lang w:val="zh_TW" w:bidi="zh_TW"/>
-          </w:rPr>
-          <w:rPr>
-            <w:color w:val="0000EE"/>
-            <w:u w:val="single"/>
-          </w:rPr>
-          <w:t>申5:21）</w:t>
-        </w:r>
-      </w:hyperlink>
-      <w:r>
-        <w:rPr>
-          <w:lang w:val="zh_TW" w:bidi="zh_TW"/>
-        </w:rPr>
-        <w:t>。雖然到了君主制時期，這似乎已成為常態，但像所羅門這樣的王在這方面並未遵循希伯來傳統。在被擄歸回時期，儘管休妻的情況越來越多，婚姻主要仍然是一夫一妻制的。在新約時期，一夫一妻制似乎是常規，儘管像大希律這樣的人卻是多妻的。耶穌基督教導婚姻應該持續到配偶的生命終結，如果一個人在前配偶在世時休妻再娶，他就是犯了姦淫罪（</w:t>
-      </w:r>
-      <w:hyperlink r:id="rId41">
-        <w:r>
-          <w:rPr>
-            <w:lang w:val="zh_TW" w:bidi="zh_TW"/>
-          </w:rPr>
-          <w:rPr>
-            <w:color w:val="0000EE"/>
-            <w:u w:val="single"/>
-          </w:rPr>
-          <w:t>太5:31–32）</w:t>
-        </w:r>
-      </w:hyperlink>
-      <w:r>
-        <w:rPr>
-          <w:lang w:val="zh_TW" w:bidi="zh_TW"/>
-        </w:rPr>
-        <w:t>。</w:t>
-      </w:r>
-    </w:p>
-    <w:p>
-      <w:pPr/>
-      <w:r>
-        <w:rPr>
-          <w:lang w:val="zh_TW" w:bidi="zh_TW"/>
-        </w:rPr>
-      </w:r>
-      <w:r>
-        <w:rPr>
-          <w:lang w:val="zh_TW" w:bidi="zh_TW"/>
-        </w:rPr>
-        <w:t>古代婚姻通常發生在與直系家庭圈子接近的人之間，因此，舊約必須對可接受的血親關係設限。在族長時代，一個人可以娶同父異母的妹妹為妻（</w:t>
-      </w:r>
-      <w:hyperlink r:id="rId42">
-        <w:r>
-          <w:rPr>
-            <w:lang w:val="zh_TW" w:bidi="zh_TW"/>
-          </w:rPr>
-          <w:rPr>
-            <w:color w:val="0000EE"/>
-            <w:u w:val="single"/>
-          </w:rPr>
-          <w:t>創20:12</w:t>
-        </w:r>
-      </w:hyperlink>
-      <w:r>
-        <w:rPr>
-          <w:lang w:val="zh_TW" w:bidi="zh_TW"/>
-        </w:rPr>
-        <w:t>），即使在大衛時代，這種情況仍然存在（</w:t>
-      </w:r>
-      <w:hyperlink r:id="rId43">
-        <w:r>
-          <w:rPr>
-            <w:lang w:val="zh_TW" w:bidi="zh_TW"/>
-          </w:rPr>
-          <w:rPr>
-            <w:color w:val="0000EE"/>
-            <w:u w:val="single"/>
-          </w:rPr>
-          <w:t>撒下13:13</w:t>
-        </w:r>
-      </w:hyperlink>
-      <w:r>
-        <w:rPr>
-          <w:lang w:val="zh_TW" w:bidi="zh_TW"/>
-        </w:rPr>
-        <w:t>）。儘管在</w:t>
-      </w:r>
-      <w:hyperlink r:id="rId44">
-        <w:r>
-          <w:rPr>
-            <w:lang w:val="zh_TW" w:bidi="zh_TW"/>
-          </w:rPr>
-          <w:rPr>
-            <w:color w:val="0000EE"/>
-            <w:u w:val="single"/>
-          </w:rPr>
-          <w:t>利未記二十章17節</w:t>
-        </w:r>
-      </w:hyperlink>
-      <w:r>
-        <w:rPr>
-          <w:lang w:val="zh_TW" w:bidi="zh_TW"/>
-        </w:rPr>
-        <w:t>中明確禁止娶同父異母的妹妹為妻，由於申命記的婚姻法與潔淨法中的法律間（</w:t>
-      </w:r>
-      <w:hyperlink r:id="rId45">
-        <w:r>
-          <w:rPr>
-            <w:lang w:val="zh_TW" w:bidi="zh_TW"/>
-          </w:rPr>
-          <w:rPr>
-            <w:color w:val="0000EE"/>
-            <w:u w:val="single"/>
-          </w:rPr>
-          <w:t>申25:5</w:t>
-        </w:r>
-      </w:hyperlink>
-      <w:r>
-        <w:rPr>
-          <w:lang w:val="zh_TW" w:bidi="zh_TW"/>
-        </w:rPr>
-        <w:t>；</w:t>
-      </w:r>
-      <w:hyperlink r:id="rId46">
-        <w:r>
-          <w:rPr>
-            <w:lang w:val="zh_TW" w:bidi="zh_TW"/>
-          </w:rPr>
-          <w:rPr>
-            <w:color w:val="0000EE"/>
-            <w:u w:val="single"/>
-          </w:rPr>
-          <w:t>利18:16</w:t>
-        </w:r>
-      </w:hyperlink>
-      <w:r>
-        <w:rPr>
-          <w:lang w:val="zh_TW" w:bidi="zh_TW"/>
-        </w:rPr>
-        <w:t>）存在一些矛盾，因此可能對較嚴格的利未記規定進行了一些修改。表親之間的婚姻，如以撒與利百加，以及雅各與拉結和利亞之間的婚姻，是很常見的。當近親對婚姻感興趣時，幾乎不可能拒絕（</w:t>
-      </w:r>
-      <w:hyperlink r:id="rId47">
-        <w:r>
-          <w:rPr>
-            <w:lang w:val="zh_TW" w:bidi="zh_TW"/>
-          </w:rPr>
-          <w:rPr>
-            <w:color w:val="0000EE"/>
-            <w:u w:val="single"/>
-          </w:rPr>
-          <w:t>多比傳6:13</w:t>
-        </w:r>
-      </w:hyperlink>
-      <w:r>
-        <w:rPr>
-          <w:lang w:val="zh_TW" w:bidi="zh_TW"/>
-        </w:rPr>
-        <w:t>，</w:t>
-      </w:r>
-      <w:hyperlink r:id="rId48">
-        <w:r>
-          <w:rPr>
-            <w:lang w:val="zh_TW" w:bidi="zh_TW"/>
-          </w:rPr>
-          <w:rPr>
-            <w:color w:val="0000EE"/>
-            <w:u w:val="single"/>
-          </w:rPr>
-          <w:t>7:11–12</w:t>
-        </w:r>
-      </w:hyperlink>
-      <w:r>
-        <w:rPr>
-          <w:lang w:val="zh_TW" w:bidi="zh_TW"/>
-        </w:rPr>
-        <w:t>）。摩西是侄子與姑姑婚姻的後代（</w:t>
-      </w:r>
-      <w:hyperlink r:id="rId49">
-        <w:r>
-          <w:rPr>
-            <w:lang w:val="zh_TW" w:bidi="zh_TW"/>
-          </w:rPr>
-          <w:rPr>
-            <w:color w:val="0000EE"/>
-            <w:u w:val="single"/>
-          </w:rPr>
-          <w:t>出6:20</w:t>
-        </w:r>
-      </w:hyperlink>
-      <w:r>
-        <w:rPr>
-          <w:lang w:val="zh_TW" w:bidi="zh_TW"/>
-        </w:rPr>
-        <w:t>；</w:t>
-      </w:r>
-      <w:hyperlink r:id="rId50">
-        <w:r>
-          <w:rPr>
-            <w:lang w:val="zh_TW" w:bidi="zh_TW"/>
-          </w:rPr>
-          <w:rPr>
-            <w:color w:val="0000EE"/>
-            <w:u w:val="single"/>
-          </w:rPr>
-          <w:t>民26:59</w:t>
-        </w:r>
-      </w:hyperlink>
-      <w:r>
-        <w:rPr>
-          <w:lang w:val="zh_TW" w:bidi="zh_TW"/>
-        </w:rPr>
-        <w:t>），這在</w:t>
-      </w:r>
-      <w:hyperlink r:id="rId51">
-        <w:r>
-          <w:rPr>
-            <w:lang w:val="zh_TW" w:bidi="zh_TW"/>
-          </w:rPr>
-          <w:rPr>
-            <w:color w:val="0000EE"/>
-            <w:u w:val="single"/>
-          </w:rPr>
-          <w:t>利未記十八章12至13節</w:t>
-        </w:r>
-      </w:hyperlink>
-      <w:r>
-        <w:rPr>
-          <w:lang w:val="zh_TW" w:bidi="zh_TW"/>
-        </w:rPr>
-        <w:t>和</w:t>
-      </w:r>
-      <w:hyperlink r:id="rId52">
-        <w:r>
-          <w:rPr>
-            <w:lang w:val="zh_TW" w:bidi="zh_TW"/>
-          </w:rPr>
-          <w:rPr>
-            <w:color w:val="0000EE"/>
-            <w:u w:val="single"/>
-          </w:rPr>
-          <w:t>二十章19節</w:t>
-        </w:r>
-      </w:hyperlink>
-      <w:r>
-        <w:rPr>
-          <w:lang w:val="zh_TW" w:bidi="zh_TW"/>
-        </w:rPr>
-        <w:t>中會被禁止，正如雅各同時與兩姐妹的婚姻一樣（</w:t>
-      </w:r>
-      <w:hyperlink r:id="rId53">
-        <w:r>
-          <w:rPr>
-            <w:lang w:val="zh_TW" w:bidi="zh_TW"/>
-          </w:rPr>
-          <w:rPr>
-            <w:color w:val="0000EE"/>
-            <w:u w:val="single"/>
-          </w:rPr>
-          <w:t>創29:30</w:t>
-        </w:r>
-      </w:hyperlink>
-      <w:r>
-        <w:rPr>
-          <w:lang w:val="zh_TW" w:bidi="zh_TW"/>
-        </w:rPr>
-        <w:t>）。</w:t>
-      </w:r>
-    </w:p>
-    <w:p>
-      <w:pPr/>
-      <w:r>
-        <w:rPr>
-          <w:lang w:val="zh_TW" w:bidi="zh_TW"/>
-        </w:rPr>
-      </w:r>
-      <w:r>
-        <w:rPr>
-          <w:lang w:val="zh_TW" w:bidi="zh_TW"/>
-        </w:rPr>
-        <w:t>當以色列人定居在迦南時，他們中有許多人與迦南婦女結婚，這讓那些希望保持希伯來宗教純潔性的人感到不安（</w:t>
-      </w:r>
-      <w:hyperlink r:id="rId54">
-        <w:r>
-          <w:rPr>
-            <w:lang w:val="zh_TW" w:bidi="zh_TW"/>
-          </w:rPr>
-          <w:rPr>
-            <w:color w:val="0000EE"/>
-            <w:u w:val="single"/>
-          </w:rPr>
-          <w:t>王上11:4</w:t>
-        </w:r>
-      </w:hyperlink>
-      <w:r>
-        <w:rPr>
-          <w:lang w:val="zh_TW" w:bidi="zh_TW"/>
-        </w:rPr>
-        <w:t>）。這種通婚在摩西律法下是被禁止的（</w:t>
-      </w:r>
-      <w:hyperlink r:id="rId55">
-        <w:r>
-          <w:rPr>
-            <w:lang w:val="zh_TW" w:bidi="zh_TW"/>
-          </w:rPr>
-          <w:rPr>
-            <w:color w:val="0000EE"/>
-            <w:u w:val="single"/>
-          </w:rPr>
-          <w:t>出34:15–16</w:t>
-        </w:r>
-      </w:hyperlink>
-      <w:r>
-        <w:rPr>
-          <w:lang w:val="zh_TW" w:bidi="zh_TW"/>
-        </w:rPr>
-        <w:t>；</w:t>
-      </w:r>
-      <w:hyperlink r:id="rId56">
-        <w:r>
-          <w:rPr>
-            <w:lang w:val="zh_TW" w:bidi="zh_TW"/>
-          </w:rPr>
-          <w:rPr>
-            <w:color w:val="0000EE"/>
-            <w:u w:val="single"/>
-          </w:rPr>
-          <w:t>申7:3–4</w:t>
-        </w:r>
-      </w:hyperlink>
-      <w:r>
-        <w:rPr>
-          <w:lang w:val="zh_TW" w:bidi="zh_TW"/>
-        </w:rPr>
-        <w:t>），儘管許多以色列人無視這些規定，繼續沉迷於混合婚姻。如果婦女在戰爭中被俘虜，就屬於例外的情況（</w:t>
-      </w:r>
-      <w:hyperlink r:id="rId57">
-        <w:r>
-          <w:rPr>
-            <w:lang w:val="zh_TW" w:bidi="zh_TW"/>
-          </w:rPr>
-          <w:rPr>
-            <w:color w:val="0000EE"/>
-            <w:u w:val="single"/>
-          </w:rPr>
-          <w:t>申21:10–14</w:t>
-        </w:r>
-      </w:hyperlink>
-      <w:r>
-        <w:rPr>
-          <w:lang w:val="zh_TW" w:bidi="zh_TW"/>
-        </w:rPr>
-        <w:t>）。相比之下，參孫娶了一位非利士婦女，她仍然與她的族人在一起，但參孫會定期探望她（</w:t>
-      </w:r>
-      <w:hyperlink r:id="rId58">
-        <w:r>
-          <w:rPr>
-            <w:lang w:val="zh_TW" w:bidi="zh_TW"/>
-          </w:rPr>
-          <w:rPr>
-            <w:color w:val="0000EE"/>
-            <w:u w:val="single"/>
-          </w:rPr>
-          <w:t>士14:8–15:2</w:t>
-        </w:r>
-      </w:hyperlink>
-      <w:r>
-        <w:rPr>
-          <w:lang w:val="zh_TW" w:bidi="zh_TW"/>
-        </w:rPr>
-        <w:t>）。</w:t>
-      </w:r>
-    </w:p>
-    <w:p>
-      <w:pPr/>
-      <w:r>
-        <w:rPr>
-          <w:lang w:val="zh_TW" w:bidi="zh_TW"/>
-        </w:rPr>
-      </w:r>
-      <w:r>
-        <w:rPr>
-          <w:lang w:val="zh_TW" w:bidi="zh_TW"/>
-        </w:rPr>
-        <w:t>通婚對希伯來宗教純潔性的影響是如此之大，以至於在被擄歸回時期，猶太人與外邦妻子結婚的情況下，即使家庭和家園會因此遭摧毀，當時領袖仍命令他們須全面休妻（</w:t>
-      </w:r>
-      <w:hyperlink r:id="rId59">
-        <w:r>
-          <w:rPr>
-            <w:lang w:val="zh_TW" w:bidi="zh_TW"/>
-          </w:rPr>
-          <w:rPr>
-            <w:color w:val="0000EE"/>
-            <w:u w:val="single"/>
-          </w:rPr>
-          <w:t>拉9:2</w:t>
-        </w:r>
-      </w:hyperlink>
-      <w:r>
-        <w:rPr>
-          <w:lang w:val="zh_TW" w:bidi="zh_TW"/>
-        </w:rPr>
-        <w:t>，</w:t>
-      </w:r>
-      <w:hyperlink r:id="rId60">
-        <w:r>
-          <w:rPr>
-            <w:lang w:val="zh_TW" w:bidi="zh_TW"/>
-          </w:rPr>
-          <w:rPr>
-            <w:color w:val="0000EE"/>
-            <w:u w:val="single"/>
-          </w:rPr>
-          <w:t>10:3、16–17</w:t>
-        </w:r>
-      </w:hyperlink>
-      <w:r>
-        <w:rPr>
-          <w:lang w:val="zh_TW" w:bidi="zh_TW"/>
-        </w:rPr>
-        <w:t>），其目的是保持猶太教的純潔。即使在新約時代，保羅也譴責與非基督徒的通婚（</w:t>
-      </w:r>
-      <w:hyperlink r:id="rId61">
-        <w:r>
-          <w:rPr>
-            <w:lang w:val="zh_TW" w:bidi="zh_TW"/>
-          </w:rPr>
-          <w:rPr>
-            <w:color w:val="0000EE"/>
-            <w:u w:val="single"/>
-          </w:rPr>
-          <w:t>林後6:14–15</w:t>
-        </w:r>
-      </w:hyperlink>
-      <w:r>
-        <w:rPr>
-          <w:lang w:val="zh_TW" w:bidi="zh_TW"/>
-        </w:rPr>
-        <w:t>）。</w:t>
-      </w:r>
-    </w:p>
-    <w:p>
-      <w:pPr/>
-      <w:r>
-        <w:rPr>
-          <w:lang w:val="zh_TW" w:bidi="zh_TW"/>
-        </w:rPr>
-      </w:r>
-      <w:r>
-        <w:rPr>
-          <w:lang w:val="zh_TW" w:bidi="zh_TW"/>
-        </w:rPr>
-        <w:t>此外，我們很難估計年輕人結婚的年齡。一個男孩在十幾歲初期就被認為是成年人，而在猶太傳統後期則以成人禮來慶祝這一轉變，成人禮通常在男孩13歲時舉行。</w:t>
-      </w:r>
-    </w:p>
-    <w:p>
-      <w:pPr/>
-      <w:r>
-        <w:rPr>
-          <w:lang w:val="zh_TW" w:bidi="zh_TW"/>
-        </w:rPr>
-      </w:r>
-      <w:r>
-        <w:rPr>
-          <w:lang w:val="zh_TW" w:bidi="zh_TW"/>
-        </w:rPr>
-        <w:t>通常是年輕男子的父母選擇新娘。關於婚姻的討論是在新郎的父母和新娘的父母之間進行的，通常不會徵詢年輕人的意見。家中最年長的必須先結婚（</w:t>
-      </w:r>
-      <w:hyperlink r:id="rId62">
-        <w:r>
-          <w:rPr>
-            <w:lang w:val="zh_TW" w:bidi="zh_TW"/>
-          </w:rPr>
-          <w:rPr>
-            <w:color w:val="0000EE"/>
-            <w:u w:val="single"/>
-          </w:rPr>
-          <w:t>創29:26</w:t>
-        </w:r>
-      </w:hyperlink>
-      <w:r>
-        <w:rPr>
-          <w:lang w:val="zh_TW" w:bidi="zh_TW"/>
-        </w:rPr>
-        <w:t>）。當亞伯拉罕決定以撒是時候該結婚時，他派了一位僕人到他在美索不達米亞的親戚那裡選新娘。僕人聯繫了新娘的兄弟和母親（</w:t>
-      </w:r>
-      <w:hyperlink r:id="rId63">
-        <w:r>
-          <w:rPr>
-            <w:lang w:val="zh_TW" w:bidi="zh_TW"/>
-          </w:rPr>
-          <w:rPr>
-            <w:color w:val="0000EE"/>
-            <w:u w:val="single"/>
-          </w:rPr>
-          <w:t>24:33–53</w:t>
-        </w:r>
-      </w:hyperlink>
-      <w:r>
-        <w:rPr>
-          <w:lang w:val="zh_TW" w:bidi="zh_TW"/>
-        </w:rPr>
-        <w:t>），之後才詢問利百加是否同意（</w:t>
-      </w:r>
-      <w:hyperlink r:id="rId64">
-        <w:r>
-          <w:rPr>
-            <w:lang w:val="zh_TW" w:bidi="zh_TW"/>
-          </w:rPr>
-          <w:rPr>
-            <w:color w:val="0000EE"/>
-            <w:u w:val="single"/>
-          </w:rPr>
-          <w:t>57–58</w:t>
-        </w:r>
-      </w:hyperlink>
-      <w:r>
-        <w:rPr>
-          <w:lang w:val="zh_TW" w:bidi="zh_TW"/>
-        </w:rPr>
-        <w:t>）。她的父親可能無行為能力，否則根本不可能會征詢她的意見。</w:t>
-      </w:r>
-    </w:p>
-    <w:p>
-      <w:pPr/>
-      <w:r>
-        <w:rPr>
-          <w:lang w:val="zh_TW" w:bidi="zh_TW"/>
-        </w:rPr>
-      </w:r>
-      <w:r>
-        <w:rPr>
-          <w:lang w:val="zh_TW" w:bidi="zh_TW"/>
-        </w:rPr>
-        <w:t>年輕人通常娶不起超過一位以上的妻子，因為他們必須付聘金給新娘的父親。 在某些情況下，男人可以用勞動年資來代替聘金（</w:t>
-      </w:r>
-      <w:hyperlink r:id="rId65">
-        <w:r>
-          <w:rPr>
-            <w:lang w:val="zh_TW" w:bidi="zh_TW"/>
-          </w:rPr>
-          <w:rPr>
-            <w:color w:val="0000EE"/>
-            <w:u w:val="single"/>
-          </w:rPr>
-          <w:t>創29:15–30</w:t>
-        </w:r>
-      </w:hyperlink>
-      <w:r>
-        <w:rPr>
-          <w:lang w:val="zh_TW" w:bidi="zh_TW"/>
-        </w:rPr>
-        <w:t>）。 又或者他們可以完成新娘父親所要求的指定任務（</w:t>
-      </w:r>
-      <w:hyperlink r:id="rId66">
-        <w:r>
-          <w:rPr>
-            <w:lang w:val="zh_TW" w:bidi="zh_TW"/>
-          </w:rPr>
-          <w:rPr>
-            <w:color w:val="0000EE"/>
-            <w:u w:val="single"/>
-          </w:rPr>
-          <w:t>撒上18:25–27</w:t>
-        </w:r>
-      </w:hyperlink>
-      <w:r>
-        <w:rPr>
-          <w:lang w:val="zh_TW" w:bidi="zh_TW"/>
-        </w:rPr>
-        <w:t>）。 如果一個男人強姦了一位處女，但後來她父親允許他迎娶他女兒的話，他必須付給她的父親50舍客勒銀幣，然後娶她為妻（</w:t>
-      </w:r>
-      <w:hyperlink r:id="rId67">
-        <w:r>
-          <w:rPr>
-            <w:lang w:val="zh_TW" w:bidi="zh_TW"/>
-          </w:rPr>
-          <w:rPr>
-            <w:color w:val="0000EE"/>
-            <w:u w:val="single"/>
-          </w:rPr>
-          <w:t>申22:28–29</w:t>
-        </w:r>
-      </w:hyperlink>
-      <w:r>
-        <w:rPr>
-          <w:lang w:val="zh_TW" w:bidi="zh_TW"/>
-        </w:rPr>
-        <w:t>）。 這筆款項被視為是一種懲罰和賠償，而不是典型的聘金。</w:t>
-      </w:r>
-    </w:p>
-    <w:p>
-      <w:pPr/>
-      <w:r>
-        <w:rPr>
-          <w:lang w:val="zh_TW" w:bidi="zh_TW"/>
-        </w:rPr>
-      </w:r>
-      <w:r>
-        <w:rPr>
-          <w:lang w:val="zh_TW" w:bidi="zh_TW"/>
-        </w:rPr>
-        <w:t>在第二聖殿時期，處女新娘被認為價值50舍客勒，而寡婦或離婚婦女約值一半。在這段時期，處女新娘通常在周間結婚，以便如果她的丈夫發現她不是處女，他可以在第二天，就是安息日之前向法庭提供證據。寡婦或離婚婦女通常在相當於星期四的日子結婚，這樣她在安息日之前可以有整整一天與她的丈夫相處。</w:t>
-      </w:r>
-    </w:p>
-    <w:p>
-      <w:pPr/>
-      <w:r>
-        <w:rPr>
-          <w:lang w:val="zh_TW" w:bidi="zh_TW"/>
-        </w:rPr>
-      </w:r>
-      <w:r>
-        <w:rPr>
-          <w:lang w:val="zh_TW" w:bidi="zh_TW"/>
-        </w:rPr>
-        <w:t>婚姻是一種在兩個家庭之間的盟約或聯盟。因此，婚姻將他們聯合起來，通過擴展親緣關係來增加群體的規模。在這個社會中，無論親屬關係多麼疏離，人們都會毫不猶豫地承擔其親屬的責任，這一點非常重要。盟約的概念也可能具有政治色彩，例如所羅門與埃及公主的婚姻（</w:t>
-      </w:r>
-      <w:hyperlink r:id="rId68">
-        <w:r>
-          <w:rPr>
-            <w:lang w:val="zh_TW" w:bidi="zh_TW"/>
-          </w:rPr>
-          <w:rPr>
-            <w:color w:val="0000EE"/>
-            <w:u w:val="single"/>
-          </w:rPr>
-          <w:t>王上11:1</w:t>
-        </w:r>
-      </w:hyperlink>
-      <w:r>
-        <w:rPr>
-          <w:lang w:val="zh_TW" w:bidi="zh_TW"/>
-        </w:rPr>
-        <w:t>）或以色列的亞哈與泰爾的耶洗別的婚姻（</w:t>
-      </w:r>
-      <w:hyperlink r:id="rId69">
-        <w:r>
-          <w:rPr>
-            <w:lang w:val="zh_TW" w:bidi="zh_TW"/>
-          </w:rPr>
-          <w:rPr>
-            <w:color w:val="0000EE"/>
-            <w:u w:val="single"/>
-          </w:rPr>
-          <w:t>16:31</w:t>
-        </w:r>
-      </w:hyperlink>
-      <w:r>
-        <w:rPr>
-          <w:lang w:val="zh_TW" w:bidi="zh_TW"/>
-        </w:rPr>
-        <w:t>）。</w:t>
-      </w:r>
-    </w:p>
-    <w:p>
-      <w:pPr/>
-      <w:r>
-        <w:rPr>
-          <w:lang w:val="zh_TW" w:bidi="zh_TW"/>
-        </w:rPr>
-      </w:r>
-      <w:r>
-        <w:rPr>
-          <w:lang w:val="zh_TW" w:bidi="zh_TW"/>
-        </w:rPr>
-        <w:t>盟約的簽訂包括禮物的餽贈，這確立了贈與者和新娘的財富和地位（</w:t>
-      </w:r>
-      <w:hyperlink r:id="rId70">
-        <w:r>
-          <w:rPr>
-            <w:lang w:val="zh_TW" w:bidi="zh_TW"/>
-          </w:rPr>
-          <w:rPr>
-            <w:color w:val="0000EE"/>
-            <w:u w:val="single"/>
-          </w:rPr>
-          <w:t>創34:12</w:t>
-        </w:r>
-      </w:hyperlink>
-      <w:r>
-        <w:rPr>
-          <w:lang w:val="zh_TW" w:bidi="zh_TW"/>
-        </w:rPr>
-        <w:t>）。在古代的近東，人們認為禮物的餽贈也包含了贈與者的一部分，因此贈與者實際上是在獻上部分的自己。這份為盟約蓋上印記的禮物也確立了贈與者對新娘的權柄。</w:t>
-      </w:r>
-    </w:p>
-    <w:p>
-      <w:pPr/>
-      <w:r>
-        <w:rPr>
-          <w:lang w:val="zh_TW" w:bidi="zh_TW"/>
-        </w:rPr>
-      </w:r>
-      <w:r>
-        <w:rPr>
-          <w:lang w:val="zh_TW" w:bidi="zh_TW"/>
-        </w:rPr>
-        <w:t>婚姻程序的下一個階段則是訂婚。訂婚這個詞首先在</w:t>
-      </w:r>
-      <w:hyperlink r:id="rId71">
-        <w:r>
-          <w:rPr>
-            <w:lang w:val="zh_TW" w:bidi="zh_TW"/>
-          </w:rPr>
-          <w:rPr>
-            <w:color w:val="0000EE"/>
-            <w:u w:val="single"/>
-          </w:rPr>
-          <w:t>出埃及記二十二章16節</w:t>
-        </w:r>
-      </w:hyperlink>
-      <w:r>
-        <w:rPr>
-          <w:lang w:val="zh_TW" w:bidi="zh_TW"/>
-        </w:rPr>
-        <w:t>中出現，這個術語在申命記中多次使用（</w:t>
-      </w:r>
-      <w:hyperlink r:id="rId72">
-        <w:r>
-          <w:rPr>
-            <w:lang w:val="zh_TW" w:bidi="zh_TW"/>
-          </w:rPr>
-          <w:rPr>
-            <w:color w:val="0000EE"/>
-            <w:u w:val="single"/>
-          </w:rPr>
-          <w:t>申20:7</w:t>
-        </w:r>
-      </w:hyperlink>
-      <w:r>
-        <w:rPr>
-          <w:lang w:val="zh_TW" w:bidi="zh_TW"/>
-        </w:rPr>
-        <w:t>，</w:t>
-      </w:r>
-      <w:hyperlink r:id="rId73">
-        <w:r>
-          <w:rPr>
-            <w:lang w:val="zh_TW" w:bidi="zh_TW"/>
-          </w:rPr>
-          <w:rPr>
-            <w:color w:val="0000EE"/>
-            <w:u w:val="single"/>
-          </w:rPr>
-          <w:t>22:23–24</w:t>
-        </w:r>
-      </w:hyperlink>
-      <w:r>
-        <w:rPr>
-          <w:lang w:val="zh_TW" w:bidi="zh_TW"/>
-        </w:rPr>
-        <w:t>）。訂婚具有婚姻的法律地位（</w:t>
-      </w:r>
-      <w:hyperlink r:id="rId74">
-        <w:r>
-          <w:rPr>
-            <w:lang w:val="zh_TW" w:bidi="zh_TW"/>
-          </w:rPr>
-          <w:rPr>
-            <w:color w:val="0000EE"/>
-            <w:u w:val="single"/>
-          </w:rPr>
-          <w:t>申28:30</w:t>
-        </w:r>
-      </w:hyperlink>
-      <w:r>
-        <w:rPr>
-          <w:lang w:val="zh_TW" w:bidi="zh_TW"/>
-        </w:rPr>
-        <w:t>；</w:t>
-      </w:r>
-      <w:hyperlink r:id="rId75">
-        <w:r>
-          <w:rPr>
-            <w:lang w:val="zh_TW" w:bidi="zh_TW"/>
-          </w:rPr>
-          <w:rPr>
-            <w:color w:val="0000EE"/>
-            <w:u w:val="single"/>
-          </w:rPr>
-          <w:t>撒下3:14</w:t>
-        </w:r>
-      </w:hyperlink>
-      <w:r>
-        <w:rPr>
-          <w:lang w:val="zh_TW" w:bidi="zh_TW"/>
-        </w:rPr>
-        <w:t>），根據申命記的法律，任何侵犯已訂婚處女的人將被石頭砸死，因為侵犯了鄰居的「妻子」（</w:t>
-      </w:r>
-      <w:hyperlink r:id="rId73">
-        <w:r>
-          <w:rPr>
-            <w:lang w:val="zh_TW" w:bidi="zh_TW"/>
-          </w:rPr>
-          <w:rPr>
-            <w:color w:val="0000EE"/>
-            <w:u w:val="single"/>
-          </w:rPr>
-          <w:t>申22:23–24</w:t>
-        </w:r>
-      </w:hyperlink>
-      <w:r>
-        <w:rPr>
-          <w:lang w:val="zh_TW" w:bidi="zh_TW"/>
-        </w:rPr>
-        <w:t>）。訂婚的意義涉及取得所有資產，其方式類似於接受貢品。然而，訂婚婦女和嫁人為妻之間仍有區別（</w:t>
-      </w:r>
-      <w:hyperlink r:id="rId72">
-        <w:r>
-          <w:rPr>
-            <w:lang w:val="zh_TW" w:bidi="zh_TW"/>
-          </w:rPr>
-          <w:rPr>
-            <w:color w:val="0000EE"/>
-            <w:u w:val="single"/>
-          </w:rPr>
-          <w:t>20:7</w:t>
-        </w:r>
-      </w:hyperlink>
-      <w:r>
-        <w:rPr>
-          <w:lang w:val="zh_TW" w:bidi="zh_TW"/>
-        </w:rPr>
-        <w:t>）。在訂婚期間，準新郎免於服兵役。訂婚被認為是永久正式關係的一部份（</w:t>
-      </w:r>
-      <w:hyperlink r:id="rId76">
-        <w:r>
-          <w:rPr>
-            <w:lang w:val="zh_TW" w:bidi="zh_TW"/>
-          </w:rPr>
-          <w:rPr>
-            <w:color w:val="0000EE"/>
-            <w:u w:val="single"/>
-          </w:rPr>
-          <w:t>太1:18</w:t>
-        </w:r>
-      </w:hyperlink>
-      <w:r>
-        <w:rPr>
-          <w:lang w:val="zh_TW" w:bidi="zh_TW"/>
-        </w:rPr>
-        <w:t>；</w:t>
-      </w:r>
-      <w:hyperlink r:id="rId77">
-        <w:r>
-          <w:rPr>
-            <w:lang w:val="zh_TW" w:bidi="zh_TW"/>
-          </w:rPr>
-          <w:rPr>
-            <w:color w:val="0000EE"/>
-            <w:u w:val="single"/>
-          </w:rPr>
-          <w:t>路1:27</w:t>
-        </w:r>
-      </w:hyperlink>
-      <w:r>
-        <w:rPr>
-          <w:lang w:val="zh_TW" w:bidi="zh_TW"/>
-        </w:rPr>
-        <w:t>，</w:t>
-      </w:r>
-      <w:hyperlink r:id="rId78">
-        <w:r>
-          <w:rPr>
-            <w:lang w:val="zh_TW" w:bidi="zh_TW"/>
-          </w:rPr>
-          <w:rPr>
-            <w:color w:val="0000EE"/>
-            <w:u w:val="single"/>
-          </w:rPr>
-          <w:t>2:5</w:t>
-        </w:r>
-      </w:hyperlink>
-      <w:r>
-        <w:rPr>
-          <w:lang w:val="zh_TW" w:bidi="zh_TW"/>
-        </w:rPr>
-        <w:t>）。</w:t>
-      </w:r>
-    </w:p>
-    <w:p>
-      <w:pPr/>
-      <w:r>
-        <w:rPr>
-          <w:lang w:val="zh_TW" w:bidi="zh_TW"/>
-        </w:rPr>
-      </w:r>
-      <w:r>
-        <w:rPr>
-          <w:lang w:val="zh_TW" w:bidi="zh_TW"/>
-        </w:rPr>
-        <w:t>一個即將娶他人女兒的男子在訂婚時已被視為是女婿（</w:t>
-      </w:r>
-      <w:hyperlink r:id="rId79">
-        <w:r>
-          <w:rPr>
-            <w:lang w:val="zh_TW" w:bidi="zh_TW"/>
-          </w:rPr>
-          <w:rPr>
-            <w:color w:val="0000EE"/>
-            <w:u w:val="single"/>
-          </w:rPr>
-          <w:t>創19:14</w:t>
-        </w:r>
-      </w:hyperlink>
-      <w:r>
-        <w:rPr>
-          <w:lang w:val="zh_TW" w:bidi="zh_TW"/>
-        </w:rPr>
-        <w:t>）。馬利亞作為約瑟的未婚妻，儘管他直到耶穌出生後才與她同房，實際上馬利亞已在訂婚之際就被視為是他的妻子。</w:t>
-      </w:r>
-    </w:p>
-    <w:p>
-      <w:pPr/>
-      <w:r>
-        <w:rPr>
-          <w:lang w:val="zh_TW" w:bidi="zh_TW"/>
-        </w:rPr>
-      </w:r>
-      <w:r>
-        <w:rPr>
-          <w:lang w:val="zh_TW" w:bidi="zh_TW"/>
-        </w:rPr>
-        <w:t>聖經中第一次以筵席慶祝婚禮的記錄是在雅各的故事中（</w:t>
-      </w:r>
-      <w:hyperlink r:id="rId80">
-        <w:r>
-          <w:rPr>
-            <w:lang w:val="zh_TW" w:bidi="zh_TW"/>
-          </w:rPr>
-          <w:rPr>
-            <w:color w:val="0000EE"/>
-            <w:u w:val="single"/>
-          </w:rPr>
-          <w:t>創29:22</w:t>
-        </w:r>
-      </w:hyperlink>
-      <w:r>
-        <w:rPr>
-          <w:lang w:val="zh_TW" w:bidi="zh_TW"/>
-        </w:rPr>
-        <w:t>）。在多比傳（the book of Tobit）一書提及之前，並沒有實際的婚姻契約記錄（</w:t>
-      </w:r>
-      <w:hyperlink r:id="rId81">
-        <w:r>
-          <w:rPr>
-            <w:lang w:val="zh_TW" w:bidi="zh_TW"/>
-          </w:rPr>
-          <w:rPr>
-            <w:color w:val="0000EE"/>
-            <w:u w:val="single"/>
-          </w:rPr>
-          <w:t>多比傳7:12</w:t>
-        </w:r>
-      </w:hyperlink>
-      <w:r>
-        <w:rPr>
-          <w:lang w:val="zh_TW" w:bidi="zh_TW"/>
-        </w:rPr>
-        <w:t>）。這份契約在夫妻同居一週之前不視為有效（</w:t>
-      </w:r>
-      <w:hyperlink r:id="rId82">
-        <w:r>
-          <w:rPr>
-            <w:lang w:val="zh_TW" w:bidi="zh_TW"/>
-          </w:rPr>
-          <w:rPr>
-            <w:color w:val="0000EE"/>
-            <w:u w:val="single"/>
-          </w:rPr>
-          <w:t>創29:27</w:t>
-        </w:r>
-      </w:hyperlink>
-      <w:r>
-        <w:rPr>
-          <w:lang w:val="zh_TW" w:bidi="zh_TW"/>
-        </w:rPr>
-        <w:t>；</w:t>
-      </w:r>
-      <w:hyperlink r:id="rId83">
-        <w:r>
-          <w:rPr>
-            <w:lang w:val="zh_TW" w:bidi="zh_TW"/>
-          </w:rPr>
-          <w:rPr>
-            <w:color w:val="0000EE"/>
-            <w:u w:val="single"/>
-          </w:rPr>
-          <w:t>士14:12、18</w:t>
-        </w:r>
-      </w:hyperlink>
-      <w:r>
-        <w:rPr>
-          <w:lang w:val="zh_TW" w:bidi="zh_TW"/>
-        </w:rPr>
-        <w:t>）。當參孫在七天期限結束前離開新娘時，新娘的父母認為婚姻無效，並將她嫁給另一位男人（</w:t>
-      </w:r>
-      <w:hyperlink r:id="rId84">
-        <w:r>
-          <w:rPr>
-            <w:lang w:val="zh_TW" w:bidi="zh_TW"/>
-          </w:rPr>
-          <w:rPr>
-            <w:color w:val="0000EE"/>
-            <w:u w:val="single"/>
-          </w:rPr>
-          <w:t>士14:20</w:t>
-        </w:r>
-      </w:hyperlink>
-      <w:r>
-        <w:rPr>
-          <w:lang w:val="zh_TW" w:bidi="zh_TW"/>
-        </w:rPr>
-        <w:t>）。</w:t>
-      </w:r>
-    </w:p>
-    <w:p>
-      <w:pPr/>
-      <w:r>
-        <w:rPr>
-          <w:lang w:val="zh_TW" w:bidi="zh_TW"/>
-        </w:rPr>
-      </w:r>
-      <w:r>
-        <w:rPr>
-          <w:lang w:val="zh_TW" w:bidi="zh_TW"/>
-        </w:rPr>
-        <w:t>婚禮是一個家庭極大歡慶的場合。新郎和新娘的特殊服飾（</w:t>
-      </w:r>
-      <w:hyperlink r:id="rId85">
-        <w:r>
-          <w:rPr>
-            <w:lang w:val="zh_TW" w:bidi="zh_TW"/>
-          </w:rPr>
-          <w:rPr>
-            <w:color w:val="0000EE"/>
-            <w:u w:val="single"/>
-          </w:rPr>
-          <w:t>賽61:10</w:t>
-        </w:r>
-      </w:hyperlink>
-      <w:r>
-        <w:rPr>
-          <w:lang w:val="zh_TW" w:bidi="zh_TW"/>
-        </w:rPr>
-        <w:t>；</w:t>
-      </w:r>
-      <w:hyperlink r:id="rId86">
-        <w:r>
-          <w:rPr>
-            <w:lang w:val="zh_TW" w:bidi="zh_TW"/>
-          </w:rPr>
-          <w:rPr>
-            <w:color w:val="0000EE"/>
-            <w:u w:val="single"/>
-          </w:rPr>
-          <w:t>結16:9–13</w:t>
-        </w:r>
-      </w:hyperlink>
-      <w:r>
-        <w:rPr>
-          <w:lang w:val="zh_TW" w:bidi="zh_TW"/>
-        </w:rPr>
-        <w:t>）包括新娘的精美禮服，通常鑲有珠寶（</w:t>
-      </w:r>
-      <w:hyperlink r:id="rId87">
-        <w:r>
-          <w:rPr>
-            <w:lang w:val="zh_TW" w:bidi="zh_TW"/>
-          </w:rPr>
-          <w:rPr>
-            <w:color w:val="0000EE"/>
-            <w:u w:val="single"/>
-          </w:rPr>
-          <w:t>詩45:14–15</w:t>
-        </w:r>
-      </w:hyperlink>
-      <w:r>
-        <w:rPr>
-          <w:lang w:val="zh_TW" w:bidi="zh_TW"/>
-        </w:rPr>
-        <w:t>；</w:t>
-      </w:r>
-      <w:hyperlink r:id="rId85">
-        <w:r>
-          <w:rPr>
-            <w:lang w:val="zh_TW" w:bidi="zh_TW"/>
-          </w:rPr>
-          <w:rPr>
-            <w:color w:val="0000EE"/>
-            <w:u w:val="single"/>
-          </w:rPr>
-          <w:t>賽61:10</w:t>
-        </w:r>
-      </w:hyperlink>
-      <w:r>
-        <w:rPr>
-          <w:lang w:val="zh_TW" w:bidi="zh_TW"/>
-        </w:rPr>
-        <w:t>）和其它的飾物，而新郎則穿著華麗的衣服並戴著冠冕（</w:t>
-      </w:r>
-      <w:hyperlink r:id="rId88">
-        <w:r>
-          <w:rPr>
-            <w:lang w:val="zh_TW" w:bidi="zh_TW"/>
-          </w:rPr>
-          <w:rPr>
-            <w:color w:val="0000EE"/>
-            <w:u w:val="single"/>
-          </w:rPr>
-          <w:t>歌3:11</w:t>
-        </w:r>
-      </w:hyperlink>
-      <w:r>
-        <w:rPr>
-          <w:lang w:val="zh_TW" w:bidi="zh_TW"/>
-        </w:rPr>
-        <w:t>；</w:t>
-      </w:r>
-      <w:hyperlink r:id="rId85">
-        <w:r>
-          <w:rPr>
-            <w:lang w:val="zh_TW" w:bidi="zh_TW"/>
-          </w:rPr>
-          <w:rPr>
-            <w:color w:val="0000EE"/>
-            <w:u w:val="single"/>
-          </w:rPr>
-          <w:t>賽61:10</w:t>
-        </w:r>
-      </w:hyperlink>
-      <w:r>
-        <w:rPr>
-          <w:lang w:val="zh_TW" w:bidi="zh_TW"/>
-        </w:rPr>
-        <w:t>）。新娘戴著面紗（</w:t>
-      </w:r>
-      <w:hyperlink r:id="rId89">
-        <w:r>
-          <w:rPr>
-            <w:lang w:val="zh_TW" w:bidi="zh_TW"/>
-          </w:rPr>
-          <w:rPr>
-            <w:color w:val="0000EE"/>
-            <w:u w:val="single"/>
-          </w:rPr>
-          <w:t>創24:65</w:t>
-        </w:r>
-      </w:hyperlink>
-      <w:r>
-        <w:rPr>
-          <w:lang w:val="zh_TW" w:bidi="zh_TW"/>
-        </w:rPr>
-        <w:t>；</w:t>
-      </w:r>
-      <w:hyperlink r:id="rId90">
-        <w:r>
-          <w:rPr>
-            <w:lang w:val="zh_TW" w:bidi="zh_TW"/>
-          </w:rPr>
-          <w:rPr>
-            <w:color w:val="0000EE"/>
-            <w:u w:val="single"/>
-          </w:rPr>
-          <w:t>歌4:3</w:t>
-        </w:r>
-      </w:hyperlink>
-      <w:r>
-        <w:rPr>
-          <w:lang w:val="zh_TW" w:bidi="zh_TW"/>
-        </w:rPr>
-        <w:t>），這面紗在新房中被取下。這解釋了利百加在她的未婚夫以撒面前需要蒙上面紗的原因（</w:t>
-      </w:r>
-      <w:hyperlink r:id="rId89">
-        <w:r>
-          <w:rPr>
-            <w:lang w:val="zh_TW" w:bidi="zh_TW"/>
-          </w:rPr>
-          <w:rPr>
-            <w:color w:val="0000EE"/>
-            <w:u w:val="single"/>
-          </w:rPr>
-          <w:t>創24:65</w:t>
-        </w:r>
-      </w:hyperlink>
-      <w:r>
-        <w:rPr>
-          <w:lang w:val="zh_TW" w:bidi="zh_TW"/>
-        </w:rPr>
-        <w:t>），也解釋了拉班為何能夠在雅各的婚禮之夜，輕易地用利亞替換拉結的原因（</w:t>
-      </w:r>
-      <w:hyperlink r:id="rId91">
-        <w:r>
-          <w:rPr>
-            <w:lang w:val="zh_TW" w:bidi="zh_TW"/>
-          </w:rPr>
-          <w:rPr>
-            <w:color w:val="0000EE"/>
-            <w:u w:val="single"/>
-          </w:rPr>
-          <w:t>29:23–25</w:t>
-        </w:r>
-      </w:hyperlink>
-      <w:r>
-        <w:rPr>
-          <w:lang w:val="zh_TW" w:bidi="zh_TW"/>
-        </w:rPr>
-        <w:t>）。</w:t>
-      </w:r>
-    </w:p>
-    <w:p>
-      <w:pPr/>
-      <w:r>
-        <w:rPr>
-          <w:lang w:val="zh_TW" w:bidi="zh_TW"/>
-        </w:rPr>
-      </w:r>
-      <w:r>
-        <w:rPr>
-          <w:lang w:val="zh_TW" w:bidi="zh_TW"/>
-        </w:rPr>
-        <w:t>象徵性的儀式有時可能被納入訂婚或婚禮儀式中，例如路得請求波阿斯打開他的衣襟遮蓋她，以表示他要娶她為妻（</w:t>
-      </w:r>
-      <w:hyperlink r:id="rId92">
-        <w:r>
-          <w:rPr>
-            <w:lang w:val="zh_TW" w:bidi="zh_TW"/>
-          </w:rPr>
-          <w:rPr>
-            <w:color w:val="0000EE"/>
-            <w:u w:val="single"/>
-          </w:rPr>
-          <w:t>得3:9</w:t>
-        </w:r>
-      </w:hyperlink>
-      <w:r>
-        <w:rPr>
-          <w:lang w:val="zh_TW" w:bidi="zh_TW"/>
-        </w:rPr>
-        <w:t>）。另一個儀式、禮儀可能是新郎在婚房中正式解下新娘的腰帶，這是一個為新婚夫婦特別準備的房間或帳篷。婚姻通常在第一晚圓房（</w:t>
-      </w:r>
-      <w:hyperlink r:id="rId93">
-        <w:r>
-          <w:rPr>
-            <w:lang w:val="zh_TW" w:bidi="zh_TW"/>
-          </w:rPr>
-          <w:rPr>
-            <w:color w:val="0000EE"/>
-            <w:u w:val="single"/>
-          </w:rPr>
-          <w:t>創29:23</w:t>
-        </w:r>
-      </w:hyperlink>
-      <w:r>
-        <w:rPr>
-          <w:lang w:val="zh_TW" w:bidi="zh_TW"/>
-        </w:rPr>
-        <w:t>；</w:t>
-      </w:r>
-      <w:hyperlink r:id="rId94">
-        <w:r>
-          <w:rPr>
-            <w:lang w:val="zh_TW" w:bidi="zh_TW"/>
-          </w:rPr>
-          <w:rPr>
-            <w:color w:val="0000EE"/>
-            <w:u w:val="single"/>
-          </w:rPr>
-          <w:t>多比傳8:1</w:t>
-        </w:r>
-      </w:hyperlink>
-      <w:r>
-        <w:rPr>
-          <w:lang w:val="zh_TW" w:bidi="zh_TW"/>
-        </w:rPr>
-        <w:t>），而染血的床單則保留作為新娘貞潔的證據。</w:t>
-      </w:r>
-    </w:p>
-    <w:p>
-      <w:pPr/>
-      <w:r>
-        <w:rPr>
-          <w:lang w:val="zh_TW" w:bidi="zh_TW"/>
-        </w:rPr>
-      </w:r>
-      <w:r>
-        <w:rPr>
-          <w:lang w:val="zh_TW" w:bidi="zh_TW"/>
-        </w:rPr>
-        <w:t>與婚姻的盛大遊行和宴會形成鮮明對比，休妻的過程則很簡單。如果一個男人在任何特定事情上發現妻子的過錯，他可以休妻，這項權利直到公元11世紀才遭廢除。然而，休妻是不受鼓勵的，並且隨著時間的推移，這個程序變得更加複雜，受到許多阻礙的限制。</w:t>
-      </w:r>
-    </w:p>
-    <w:p>
-      <w:pPr/>
-      <w:r>
-        <w:rPr>
-          <w:lang w:val="zh_TW" w:bidi="zh_TW"/>
-        </w:rPr>
-      </w:r>
-      <w:r>
-        <w:rPr>
-          <w:lang w:val="zh_TW" w:bidi="zh_TW"/>
-        </w:rPr>
-        <w:t>隨著關於休妻的法律變得更加複雜，程序也變得越來越昂貴。在後來的時期，有時候拉比會提供律師的建議，特別是在有關新娘或其家庭應得財產的歸還等問題上。</w:t>
-      </w:r>
-    </w:p>
-    <w:p>
-      <w:pPr/>
-      <w:r>
-        <w:rPr>
-          <w:lang w:val="zh_TW" w:bidi="zh_TW"/>
-        </w:rPr>
-      </w:r>
-      <w:r>
-        <w:rPr>
-          <w:lang w:val="zh_TW" w:bidi="zh_TW"/>
-        </w:rPr>
-        <w:t>如果發現新娘犯了通姦罪，丈夫便有權休妻。甚至如果丈夫懷疑她不忠，也同樣適用。如果他覺得她違反了正常道德、變節或在管理家庭方面效率不高，他也可以休妻。如果婦女拒絕與丈夫行房至少一年，丈夫便可休妻。其它休妻的理由包括對丈夫或其親屬的侮辱行為、染上不治之症，或拒絕與丈夫隨行搬遷到新的地方。</w:t>
-      </w:r>
-    </w:p>
-    <w:p>
-      <w:pPr/>
-      <w:r>
-        <w:rPr>
-          <w:lang w:val="zh_TW" w:bidi="zh_TW"/>
-        </w:rPr>
-      </w:r>
-      <w:r>
-        <w:rPr>
-          <w:lang w:val="zh_TW" w:bidi="zh_TW"/>
-        </w:rPr>
-        <w:t>總括，妻子的地位十分低微。儘管她提供建議、管理家庭、教育孩子，並在必要時與她的丈夫一起工作，丈夫仍然是她的主人，而她的角色是服從。她不過是個僕人，雖然比奴隸好，因為她不能被賣掉，即使她可以被休掉。</w:t>
-      </w:r>
-    </w:p>
-    <w:p>
-      <w:pPr/>
-      <w:r>
-        <w:rPr>
-          <w:lang w:val="zh_TW" w:bidi="zh_TW"/>
-        </w:rPr>
-      </w:r>
-      <w:r>
-        <w:rPr>
-          <w:lang w:val="zh_TW" w:bidi="zh_TW"/>
-        </w:rPr>
-        <w:t>在舊約中，常用婚姻作比喻，希伯來人和神被比作新娘和新郎（</w:t>
-      </w:r>
-      <w:hyperlink r:id="rId95">
-        <w:r>
-          <w:rPr>
-            <w:lang w:val="zh_TW" w:bidi="zh_TW"/>
-          </w:rPr>
-          <w:rPr>
-            <w:color w:val="0000EE"/>
-            <w:u w:val="single"/>
-          </w:rPr>
-          <w:t>賽62:4–5</w:t>
-        </w:r>
-      </w:hyperlink>
-      <w:r>
-        <w:rPr>
-          <w:lang w:val="zh_TW" w:bidi="zh_TW"/>
-        </w:rPr>
-        <w:t>；</w:t>
-      </w:r>
-      <w:hyperlink r:id="rId96">
-        <w:r>
-          <w:rPr>
-            <w:lang w:val="zh_TW" w:bidi="zh_TW"/>
-          </w:rPr>
-          <w:rPr>
-            <w:color w:val="0000EE"/>
-            <w:u w:val="single"/>
-          </w:rPr>
-          <w:t>耶2:2</w:t>
-        </w:r>
-      </w:hyperlink>
-      <w:r>
-        <w:rPr>
-          <w:lang w:val="zh_TW" w:bidi="zh_TW"/>
-        </w:rPr>
-        <w:t>）。耶利米書將即將降臨猶大的荒涼與婚宴的慶祝做對比（</w:t>
-      </w:r>
-      <w:hyperlink r:id="rId97">
-        <w:r>
-          <w:rPr>
-            <w:lang w:val="zh_TW" w:bidi="zh_TW"/>
-          </w:rPr>
-          <w:rPr>
-            <w:color w:val="0000EE"/>
-            <w:u w:val="single"/>
-          </w:rPr>
-          <w:t>耶7:34</w:t>
-        </w:r>
-      </w:hyperlink>
-      <w:r>
-        <w:rPr>
-          <w:lang w:val="zh_TW" w:bidi="zh_TW"/>
-        </w:rPr>
-        <w:t>，</w:t>
-      </w:r>
-      <w:hyperlink r:id="rId98">
-        <w:r>
-          <w:rPr>
-            <w:lang w:val="zh_TW" w:bidi="zh_TW"/>
-          </w:rPr>
-          <w:rPr>
-            <w:color w:val="0000EE"/>
-            <w:u w:val="single"/>
-          </w:rPr>
-          <w:t>16:9</w:t>
-        </w:r>
-      </w:hyperlink>
-      <w:r>
-        <w:rPr>
-          <w:lang w:val="zh_TW" w:bidi="zh_TW"/>
-        </w:rPr>
-        <w:t>，</w:t>
-      </w:r>
-      <w:hyperlink r:id="rId99">
-        <w:r>
-          <w:rPr>
-            <w:lang w:val="zh_TW" w:bidi="zh_TW"/>
-          </w:rPr>
-          <w:rPr>
-            <w:color w:val="0000EE"/>
-            <w:u w:val="single"/>
-          </w:rPr>
-          <w:t>25:10</w:t>
-        </w:r>
-      </w:hyperlink>
-      <w:r>
-        <w:rPr>
-          <w:lang w:val="zh_TW" w:bidi="zh_TW"/>
-        </w:rPr>
-        <w:t>）。在何西阿書中也用婚姻作比喻，神拒絕與祂妻子以色列的關係（</w:t>
-      </w:r>
-      <w:hyperlink r:id="rId100">
-        <w:r>
-          <w:rPr>
-            <w:lang w:val="zh_TW" w:bidi="zh_TW"/>
-          </w:rPr>
-          <w:rPr>
-            <w:color w:val="0000EE"/>
-            <w:u w:val="single"/>
-          </w:rPr>
-          <w:t>何2:2</w:t>
-        </w:r>
-      </w:hyperlink>
-      <w:r>
-        <w:rPr>
-          <w:lang w:val="zh_TW" w:bidi="zh_TW"/>
-        </w:rPr>
-        <w:t>），但如果她恢復忠心的行為，神願意再次接受她（</w:t>
-      </w:r>
-      <w:hyperlink r:id="rId101">
-        <w:r>
-          <w:rPr>
-            <w:lang w:val="zh_TW" w:bidi="zh_TW"/>
-          </w:rPr>
-          <w:rPr>
-            <w:color w:val="0000EE"/>
-            <w:u w:val="single"/>
-          </w:rPr>
-          <w:t>19–20</w:t>
-        </w:r>
-      </w:hyperlink>
-      <w:r>
-        <w:rPr>
-          <w:lang w:val="zh_TW" w:bidi="zh_TW"/>
-        </w:rPr>
-        <w:t>）。</w:t>
-      </w:r>
-    </w:p>
-    <w:p>
-      <w:pPr/>
-      <w:r>
-        <w:rPr>
-          <w:lang w:val="zh_TW" w:bidi="zh_TW"/>
-        </w:rPr>
-      </w:r>
-      <w:r>
-        <w:rPr>
-          <w:lang w:val="zh_TW" w:bidi="zh_TW"/>
-        </w:rPr>
-        <w:t>在新約中，施洗約翰將他的喜樂比作婚禮上新郎朋友的喜樂（</w:t>
-      </w:r>
-      <w:hyperlink r:id="rId102">
-        <w:r>
-          <w:rPr>
-            <w:lang w:val="zh_TW" w:bidi="zh_TW"/>
-          </w:rPr>
-          <w:rPr>
-            <w:color w:val="0000EE"/>
-            <w:u w:val="single"/>
-          </w:rPr>
-          <w:t>約3:29</w:t>
-        </w:r>
-      </w:hyperlink>
-      <w:r>
-        <w:rPr>
-          <w:lang w:val="zh_TW" w:bidi="zh_TW"/>
-        </w:rPr>
-        <w:t>），而耶穌自己在智慧和愚拙童女的比喻中，提到了婚禮的準備（</w:t>
-      </w:r>
-      <w:hyperlink r:id="rId103">
-        <w:r>
-          <w:rPr>
-            <w:lang w:val="zh_TW" w:bidi="zh_TW"/>
-          </w:rPr>
-          <w:rPr>
-            <w:color w:val="0000EE"/>
-            <w:u w:val="single"/>
-          </w:rPr>
-          <w:t>太25:1–12</w:t>
-        </w:r>
-      </w:hyperlink>
-      <w:r>
-        <w:rPr>
-          <w:lang w:val="zh_TW" w:bidi="zh_TW"/>
-        </w:rPr>
-        <w:t>）。在婚宴的故事中（</w:t>
-      </w:r>
-      <w:hyperlink r:id="rId104">
-        <w:r>
-          <w:rPr>
-            <w:lang w:val="zh_TW" w:bidi="zh_TW"/>
-          </w:rPr>
-          <w:rPr>
-            <w:color w:val="0000EE"/>
-            <w:u w:val="single"/>
-          </w:rPr>
-          <w:t>22:1–14</w:t>
-        </w:r>
-      </w:hyperlink>
-      <w:r>
-        <w:rPr>
-          <w:lang w:val="zh_TW" w:bidi="zh_TW"/>
-        </w:rPr>
-        <w:t>），基督提到在這樣的儀式中為賓客提供婚禮的禮服。基督的教會作為基督的新娘的主題出現在哥林多後書、以弗所書和啟示錄等書中。</w:t>
-      </w:r>
-    </w:p>
-    <w:p>
-      <w:pPr>
-        <w:pStyle w:val="Heading3"/>
-      </w:pPr>
-      <w:r>
-        <w:rPr>
-          <w:lang w:val="zh_TW" w:bidi="zh_TW"/>
-        </w:rPr>
-        <w:t>關於耶穌教導的婚姻和姦淫</w:t>
-      </w:r>
-    </w:p>
-    <w:p>
-      <w:pPr/>
-      <w:r>
-        <w:rPr>
-          <w:lang w:val="zh_TW" w:bidi="zh_TW"/>
-        </w:rPr>
-      </w:r>
-      <w:r>
-        <w:rPr>
-          <w:lang w:val="zh_TW" w:bidi="zh_TW"/>
-        </w:rPr>
-        <w:t>在民事法中，耶穌的教導常常重新調整或強化舊約中的重點。 例如，在舊約的律法中，姦淫似乎主要被理解為一個男人侵犯到另一個男人的婚姻，而不是違反彼此對婚姻的忠誠。 然而，當法利賽人質疑耶穌時，祂指出神創造的原意：一男一女永結一體（</w:t>
-      </w:r>
-      <w:hyperlink r:id="rId105">
-        <w:r>
-          <w:rPr>
-            <w:lang w:val="zh_TW" w:bidi="zh_TW"/>
-          </w:rPr>
-          <w:rPr>
-            <w:color w:val="0000EE"/>
-            <w:u w:val="single"/>
-          </w:rPr>
-          <w:t>可10:2–9</w:t>
-        </w:r>
-      </w:hyperlink>
-      <w:r>
-        <w:rPr>
-          <w:lang w:val="zh_TW" w:bidi="zh_TW"/>
-        </w:rPr>
-        <w:t>）。 祂更進一步宣稱，如果一個男人與妻子離婚並娶了另一位妻子，他就是「犯了姦淫」（</w:t>
-      </w:r>
-      <w:hyperlink r:id="rId106">
-        <w:r>
-          <w:rPr>
-            <w:lang w:val="zh_TW" w:bidi="zh_TW"/>
-          </w:rPr>
-          <w:rPr>
-            <w:color w:val="0000EE"/>
-            <w:u w:val="single"/>
-          </w:rPr>
-          <w:t>11</w:t>
-        </w:r>
-      </w:hyperlink>
-      <w:r>
-        <w:rPr>
-          <w:lang w:val="zh_TW" w:bidi="zh_TW"/>
-        </w:rPr>
-        <w:t>節）——這是對當時普遍接受假設的驚人顛覆。 耶穌藉此肯定了男女在婚姻忠誠方面的道德平等：不忠的丈夫與不忠的妻子同樣犯了通姦罪。 這個教導讓門徒感到驚訝（見</w:t>
-      </w:r>
-      <w:hyperlink r:id="rId107">
-        <w:r>
-          <w:rPr>
-            <w:lang w:val="zh_TW" w:bidi="zh_TW"/>
-          </w:rPr>
-          <w:rPr>
-            <w:color w:val="0000EE"/>
-            <w:u w:val="single"/>
-          </w:rPr>
-          <w:t>太19:10</w:t>
-        </w:r>
-      </w:hyperlink>
-      <w:r>
-        <w:rPr>
-          <w:lang w:val="zh_TW" w:bidi="zh_TW"/>
-        </w:rPr>
-        <w:t>），它展現了耶穌對比當時宗教領袖（</w:t>
-      </w:r>
-      <w:hyperlink r:id="rId108">
-        <w:r>
-          <w:rPr>
-            <w:lang w:val="zh_TW" w:bidi="zh_TW"/>
-          </w:rPr>
-          <w:rPr>
-            <w:color w:val="0000EE"/>
-            <w:u w:val="single"/>
-          </w:rPr>
-          <w:t>5:20</w:t>
-        </w:r>
-      </w:hyperlink>
-      <w:r>
-        <w:rPr>
-          <w:lang w:val="zh_TW" w:bidi="zh_TW"/>
-        </w:rPr>
-        <w:t>）更深的公義的呼籲。</w:t>
-      </w:r>
-    </w:p>
-    <w:p>
-      <w:pPr/>
-      <w:r>
-        <w:rPr>
-          <w:lang w:val="zh_TW" w:bidi="zh_TW"/>
-        </w:rPr>
-      </w:r>
-      <w:r>
-        <w:rPr>
-          <w:lang w:val="zh_TW" w:bidi="zh_TW"/>
-        </w:rPr>
-        <w:t>在馬太福音對耶穌教導的記述中有一點差異，使一些學者認為耶穌並不像上述概要所暗示的那樣嚴格。根據</w:t>
-      </w:r>
-      <w:hyperlink r:id="rId109">
-        <w:r>
-          <w:rPr>
-            <w:lang w:val="zh_TW" w:bidi="zh_TW"/>
-          </w:rPr>
-          <w:rPr>
-            <w:color w:val="0000EE"/>
-            <w:u w:val="single"/>
-          </w:rPr>
-          <w:t>馬太福音十九章9節</w:t>
-        </w:r>
-      </w:hyperlink>
-      <w:r>
-        <w:rPr>
-          <w:lang w:val="zh_TW" w:bidi="zh_TW"/>
-        </w:rPr>
-        <w:t>，妻子的不貞（可能是某種性行為不端）允許受委屈的丈夫休妻並再婚。如果這句話是經文的結束，這種解釋將是流於表面的。然而，從語境來看，更有可能是耶穌允許無辜的配偶與其妻子分開，但不允許再婚。這解釋了為什麼門徒如此震驚，以及為什麼耶穌接著談到有些人為了天國而拒絕結婚（</w:t>
-      </w:r>
-      <w:hyperlink r:id="rId110">
-        <w:r>
-          <w:rPr>
-            <w:lang w:val="zh_TW" w:bidi="zh_TW"/>
-          </w:rPr>
-          <w:rPr>
-            <w:color w:val="0000EE"/>
-            <w:u w:val="single"/>
-          </w:rPr>
-          <w:t>太19:12</w:t>
-        </w:r>
-      </w:hyperlink>
-      <w:r>
-        <w:rPr>
-          <w:lang w:val="zh_TW" w:bidi="zh_TW"/>
-        </w:rPr>
-        <w:t>）。這也是教會在頭五個世紀對這段經文的解釋，他們允許基督徒分開，但不允許再婚（參</w:t>
-      </w:r>
-      <w:hyperlink r:id="rId111">
-        <w:r>
-          <w:rPr>
-            <w:lang w:val="zh_TW" w:bidi="zh_TW"/>
-          </w:rPr>
-          <w:rPr>
-            <w:color w:val="0000EE"/>
-            <w:u w:val="single"/>
-          </w:rPr>
-          <w:t>林前7:11</w:t>
-        </w:r>
-      </w:hyperlink>
-      <w:r>
-        <w:rPr>
-          <w:lang w:val="zh_TW" w:bidi="zh_TW"/>
-        </w:rPr>
-        <w:t>）。</w:t>
-      </w:r>
-    </w:p>
-    <w:p>
-      <w:pPr/>
-      <w:r>
-        <w:rPr>
-          <w:lang w:val="zh_TW" w:bidi="zh_TW"/>
-        </w:rPr>
-      </w:r>
-      <w:r>
-        <w:rPr>
-          <w:i/>
-          <w:lang w:val="zh_TW" w:bidi="zh_TW"/>
-        </w:rPr>
-        <w:t>另見</w:t>
-      </w:r>
-      <w:r>
-        <w:rPr>
-          <w:lang w:val="zh_TW" w:bidi="zh_TW"/>
-        </w:rPr>
-        <w:t xml:space="preserve"> </w:t>
-      </w:r>
-      <w:r>
-        <w:rPr>
-          <w:lang w:val="zh_TW" w:bidi="zh_TW"/>
-        </w:rPr>
-        <w:t>淫亂</w:t>
-      </w:r>
-      <w:r>
-        <w:rPr>
-          <w:lang w:val="zh_TW" w:bidi="zh_TW"/>
-        </w:rPr>
-        <w:t>，</w:t>
-      </w:r>
-      <w:r>
-        <w:rPr>
-          <w:lang w:val="zh_TW" w:bidi="zh_TW"/>
-        </w:rPr>
-        <w:t>民事法和司法</w:t>
-      </w:r>
-      <w:r>
-        <w:rPr>
-          <w:lang w:val="zh_TW" w:bidi="zh_TW"/>
-        </w:rPr>
-        <w:t>，</w:t>
-      </w:r>
-      <w:r>
-        <w:rPr>
-          <w:lang w:val="zh_TW" w:bidi="zh_TW"/>
-        </w:rPr>
-        <w:t>妾</w:t>
-      </w:r>
-      <w:r>
-        <w:rPr>
-          <w:lang w:val="zh_TW" w:bidi="zh_TW"/>
-        </w:rPr>
-        <w:t>，</w:t>
-      </w:r>
-      <w:r>
-        <w:rPr>
-          <w:lang w:val="zh_TW" w:bidi="zh_TW"/>
-        </w:rPr>
-        <w:t>休妻</w:t>
-      </w:r>
-      <w:r>
-        <w:rPr>
-          <w:lang w:val="zh_TW" w:bidi="zh_TW"/>
-        </w:rPr>
-        <w:t>，</w:t>
-      </w:r>
-      <w:r>
-        <w:rPr>
-          <w:lang w:val="zh_TW" w:bidi="zh_TW"/>
-        </w:rPr>
-        <w:t>家庭生活與關係</w:t>
-      </w:r>
-      <w:r>
-        <w:rPr>
-          <w:lang w:val="zh_TW" w:bidi="zh_TW"/>
-        </w:rPr>
-        <w:t>，</w:t>
-      </w:r>
-      <w:r>
-        <w:rPr>
-          <w:lang w:val="zh_TW" w:bidi="zh_TW"/>
-        </w:rPr>
-        <w:t>性，性別</w:t>
-      </w:r>
-      <w:r>
-        <w:rPr>
-          <w:lang w:val="zh_TW" w:bidi="zh_TW"/>
-        </w:rPr>
-        <w:t>，</w:t>
-      </w:r>
-      <w:r>
-        <w:rPr>
-          <w:lang w:val="zh_TW" w:bidi="zh_TW"/>
-        </w:rPr>
-        <w:t>處女</w:t>
+      <w:r>
+        <w:rPr>
+          <w:lang w:val="zh_TW" w:bidi="zh_TW"/>
+        </w:rPr>
+        <w:t>管會堂的</w:t>
       </w:r>
       <w:r>
         <w:rPr>

--- a/zht/docx/065.content.docx
+++ b/zht/docx/065.content.docx
@@ -149,7 +149,7 @@
         <w:rPr>
           <w:lang w:val="zh_TW" w:bidi="zh_TW"/>
         </w:rPr>
-        <w:t>hui</w:t>
+        <w:t>huan</w:t>
       </w:r>
       <w:r>
         <w:rPr>
@@ -212,7 +212,7 @@
         <w:rPr>
           <w:lang w:val="zh_TW" w:bidi="zh_TW"/>
         </w:rPr>
-        <w:t>灰燼</w:t>
+        <w:t>患難</w:t>
       </w:r>
       <w:r>
         <w:rPr>
@@ -231,7 +231,50 @@
         <w:rPr>
           <w:lang w:val="zh_TW" w:bidi="zh_TW"/>
         </w:rPr>
-        <w:t>灰燼是物品完全焚燒後所留下的細微粉末。在會幕或聖殿祭壇上焚燒祭物後所產生的灰燼，必須依照規定，在特定的禮儀中被清除並丟棄（</w:t>
+        <w:t>痛苦、困擾、麻煩或迫害的經歷。</w:t>
+      </w:r>
+    </w:p>
+    <w:p>
+      <w:pPr>
+        <w:pStyle w:val="Heading3"/>
+      </w:pPr>
+      <w:r>
+        <w:rPr>
+          <w:lang w:val="zh_TW" w:bidi="zh_TW"/>
+        </w:rPr>
+        <w:t>患難常見的例子有哪些？</w:t>
+      </w:r>
+    </w:p>
+    <w:p>
+      <w:pPr/>
+      <w:r>
+        <w:rPr>
+          <w:lang w:val="zh_TW" w:bidi="zh_TW"/>
+        </w:rPr>
+      </w:r>
+      <w:r>
+        <w:rPr>
+          <w:lang w:val="zh_TW" w:bidi="zh_TW"/>
+        </w:rPr>
+        <w:t>在新約聖經中，「患難」這個詞語有時指普通人生活中的困難，例如：</w:t>
+      </w:r>
+    </w:p>
+    <w:p>
+      <w:pPr>
+        <w:pStyle w:val="ListBullet"/>
+        <w:spacing w:line="240" w:lineRule="auto"/>
+        <w:ind w:left="720"/>
+      </w:pPr>
+      <w:r>
+        <w:rPr>
+          <w:lang w:val="zh_TW" w:bidi="zh_TW"/>
+        </w:rPr>
+      </w:r>
+      <w:r>
+        <w:rPr>
+          <w:lang w:val="zh_TW" w:bidi="zh_TW"/>
+        </w:rPr>
+        <w:t>分娩的痛苦（</w:t>
       </w:r>
       <w:hyperlink r:id="rId13">
         <w:r>
@@ -242,32 +285,32 @@
             <w:color w:val="0000EE"/>
             <w:u w:val="single"/>
           </w:rPr>
-          <w:t>利</w:t>
+          <w:t>約16:21</w:t>
         </w:r>
       </w:hyperlink>
       <w:r>
         <w:rPr>
           <w:lang w:val="zh_TW" w:bidi="zh_TW"/>
         </w:rPr>
-        <w:t xml:space="preserve"> </w:t>
-      </w:r>
-      <w:hyperlink r:id="rId13">
-        <w:r>
-          <w:rPr>
-            <w:lang w:val="zh_TW" w:bidi="zh_TW"/>
-          </w:rPr>
-          <w:rPr>
-            <w:color w:val="0000EE"/>
-            <w:u w:val="single"/>
-          </w:rPr>
-          <w:t>1:16</w:t>
-        </w:r>
-      </w:hyperlink>
-      <w:r>
-        <w:rPr>
-          <w:lang w:val="zh_TW" w:bidi="zh_TW"/>
-        </w:rPr>
-        <w:t>，</w:t>
+        <w:t>）</w:t>
+      </w:r>
+    </w:p>
+    <w:p>
+      <w:pPr>
+        <w:pStyle w:val="ListBullet"/>
+        <w:spacing w:line="240" w:lineRule="auto"/>
+        <w:ind w:left="720"/>
+      </w:pPr>
+      <w:r>
+        <w:rPr>
+          <w:lang w:val="zh_TW" w:bidi="zh_TW"/>
+        </w:rPr>
+      </w:r>
+      <w:r>
+        <w:rPr>
+          <w:lang w:val="zh_TW" w:bidi="zh_TW"/>
+        </w:rPr>
+        <w:t>婚姻中的憂慮（</w:t>
       </w:r>
       <w:hyperlink r:id="rId14">
         <w:r>
@@ -278,14 +321,32 @@
             <w:color w:val="0000EE"/>
             <w:u w:val="single"/>
           </w:rPr>
-          <w:t>4:12</w:t>
+          <w:t>林前7:28</w:t>
         </w:r>
       </w:hyperlink>
       <w:r>
         <w:rPr>
           <w:lang w:val="zh_TW" w:bidi="zh_TW"/>
         </w:rPr>
-        <w:t>，</w:t>
+        <w:t>）</w:t>
+      </w:r>
+    </w:p>
+    <w:p>
+      <w:pPr>
+        <w:pStyle w:val="ListBullet"/>
+        <w:spacing w:line="240" w:lineRule="auto"/>
+        <w:ind w:left="720"/>
+      </w:pPr>
+      <w:r>
+        <w:rPr>
+          <w:lang w:val="zh_TW" w:bidi="zh_TW"/>
+        </w:rPr>
+      </w:r>
+      <w:r>
+        <w:rPr>
+          <w:lang w:val="zh_TW" w:bidi="zh_TW"/>
+        </w:rPr>
+        <w:t>寡婦的困苦（</w:t>
       </w:r>
       <w:hyperlink r:id="rId15">
         <w:r>
@@ -296,14 +357,28 @@
             <w:color w:val="0000EE"/>
             <w:u w:val="single"/>
           </w:rPr>
-          <w:t>6:10–11</w:t>
+          <w:t>雅1:27</w:t>
         </w:r>
       </w:hyperlink>
       <w:r>
         <w:rPr>
           <w:lang w:val="zh_TW" w:bidi="zh_TW"/>
         </w:rPr>
-        <w:t>；參</w:t>
+        <w:t>）</w:t>
+      </w:r>
+    </w:p>
+    <w:p>
+      <w:pPr/>
+      <w:r>
+        <w:rPr>
+          <w:lang w:val="zh_TW" w:bidi="zh_TW"/>
+        </w:rPr>
+      </w:r>
+      <w:r>
+        <w:rPr>
+          <w:lang w:val="zh_TW" w:bidi="zh_TW"/>
+        </w:rPr>
+        <w:t>這些都被稱為患難。像饑荒這樣的重大災難則被稱為「大患難」（</w:t>
       </w:r>
       <w:hyperlink r:id="rId16">
         <w:r>
@@ -314,14 +389,39 @@
             <w:color w:val="0000EE"/>
             <w:u w:val="single"/>
           </w:rPr>
-          <w:t>來9:13</w:t>
+          <w:t>徒7:11</w:t>
         </w:r>
       </w:hyperlink>
       <w:r>
         <w:rPr>
           <w:lang w:val="zh_TW" w:bidi="zh_TW"/>
         </w:rPr>
-        <w:t>）。舊約聖經中也多次提到外邦祭壇上的灰燼（</w:t>
+        <w:t>）。</w:t>
+      </w:r>
+    </w:p>
+    <w:p>
+      <w:pPr>
+        <w:pStyle w:val="Heading3"/>
+      </w:pPr>
+      <w:r>
+        <w:rPr>
+          <w:lang w:val="zh_TW" w:bidi="zh_TW"/>
+        </w:rPr>
+        <w:t>耶穌如何講論患難？</w:t>
+      </w:r>
+    </w:p>
+    <w:p>
+      <w:pPr/>
+      <w:r>
+        <w:rPr>
+          <w:lang w:val="zh_TW" w:bidi="zh_TW"/>
+        </w:rPr>
+      </w:r>
+      <w:r>
+        <w:rPr>
+          <w:lang w:val="zh_TW" w:bidi="zh_TW"/>
+        </w:rPr>
+        <w:t>「患難」一詞有更為具體的意義，就是基督徒的特定經歷。基督的教導，基本上定義了「患難」這個詞語的意義。耶穌說，無論任何時候，只要福音存在於世，大災難就是不可避免的。隨著福音的傳播，大災難和迫害也會隨之出現（</w:t>
       </w:r>
       <w:hyperlink r:id="rId17">
         <w:r>
@@ -332,10 +432,30 @@
             <w:color w:val="0000EE"/>
             <w:u w:val="single"/>
           </w:rPr>
-          <w:t>王上13:1</w:t>
+          <w:t>太13:21</w:t>
         </w:r>
       </w:hyperlink>
-      <w:hyperlink r:id="rId15">
+      <w:r>
+        <w:rPr>
+          <w:lang w:val="zh_TW" w:bidi="zh_TW"/>
+        </w:rPr>
+        <w:t>）。</w:t>
+      </w:r>
+    </w:p>
+    <w:p>
+      <w:pPr/>
+      <w:r>
+        <w:rPr>
+          <w:lang w:val="zh_TW" w:bidi="zh_TW"/>
+        </w:rPr>
+      </w:r>
+      <w:r>
+        <w:rPr>
+          <w:lang w:val="zh_TW" w:bidi="zh_TW"/>
+        </w:rPr>
+        <w:t>耶穌講論末後的時候，仔細發展在教會時代的患難觀念。這個教導的主要出處，來自耶穌在橄欖山上的講章（</w:t>
+      </w:r>
+      <w:hyperlink r:id="rId18">
         <w:r>
           <w:rPr>
             <w:lang w:val="zh_TW" w:bidi="zh_TW"/>
@@ -344,10 +464,16 @@
             <w:color w:val="0000EE"/>
             <w:u w:val="single"/>
           </w:rPr>
-          <w:t>-</w:t>
+          <w:t>太24–25</w:t>
         </w:r>
       </w:hyperlink>
-      <w:hyperlink r:id="rId17">
+      <w:r>
+        <w:rPr>
+          <w:lang w:val="zh_TW" w:bidi="zh_TW"/>
+        </w:rPr>
+        <w:t>；</w:t>
+      </w:r>
+      <w:hyperlink r:id="rId19">
         <w:r>
           <w:rPr>
             <w:lang w:val="zh_TW" w:bidi="zh_TW"/>
@@ -356,7 +482,7 @@
             <w:color w:val="0000EE"/>
             <w:u w:val="single"/>
           </w:rPr>
-          <w:t>5</w:t>
+          <w:t>可13</w:t>
         </w:r>
       </w:hyperlink>
       <w:r>
@@ -365,7 +491,7 @@
         </w:rPr>
         <w:t>；</w:t>
       </w:r>
-      <w:hyperlink r:id="rId17">
+      <w:hyperlink r:id="rId20">
         <w:r>
           <w:rPr>
             <w:lang w:val="zh_TW" w:bidi="zh_TW"/>
@@ -374,7 +500,107 @@
             <w:color w:val="0000EE"/>
             <w:u w:val="single"/>
           </w:rPr>
-          <w:t>王下</w:t>
+          <w:t>路21</w:t>
+        </w:r>
+      </w:hyperlink>
+      <w:r>
+        <w:rPr>
+          <w:lang w:val="zh_TW" w:bidi="zh_TW"/>
+        </w:rPr>
+        <w:t>）。這個唯一的教導為門徒說明，末後大災難的情況和明確的時間框架。耶穌預測了大災難的開始、規模和結局。這個大災難的教導，是耶穌私下給予十二門徒的（</w:t>
+      </w:r>
+      <w:hyperlink r:id="rId21">
+        <w:r>
+          <w:rPr>
+            <w:lang w:val="zh_TW" w:bidi="zh_TW"/>
+          </w:rPr>
+          <w:rPr>
+            <w:color w:val="0000EE"/>
+            <w:u w:val="single"/>
+          </w:rPr>
+          <w:t>太24:3</w:t>
+        </w:r>
+      </w:hyperlink>
+      <w:r>
+        <w:rPr>
+          <w:lang w:val="zh_TW" w:bidi="zh_TW"/>
+        </w:rPr>
+        <w:t>）。</w:t>
+      </w:r>
+    </w:p>
+    <w:p>
+      <w:pPr/>
+      <w:r>
+        <w:rPr>
+          <w:lang w:val="zh_TW" w:bidi="zh_TW"/>
+        </w:rPr>
+      </w:r>
+      <w:r>
+        <w:rPr>
+          <w:lang w:val="zh_TW" w:bidi="zh_TW"/>
+        </w:rPr>
+        <w:t>耶穌告訴十二門徒，他們將會承受患難。這患難意味著，門徒會因祂的名字而遭受致死的逼迫（</w:t>
+      </w:r>
+      <w:hyperlink r:id="rId22">
+        <w:r>
+          <w:rPr>
+            <w:lang w:val="zh_TW" w:bidi="zh_TW"/>
+          </w:rPr>
+          <w:rPr>
+            <w:color w:val="0000EE"/>
+            <w:u w:val="single"/>
+          </w:rPr>
+          <w:t>太24:9</w:t>
+        </w:r>
+      </w:hyperlink>
+      <w:r>
+        <w:rPr>
+          <w:lang w:val="zh_TW" w:bidi="zh_TW"/>
+        </w:rPr>
+        <w:t>）。這教導指向一個觀念，即患難將在歷史上影響許多地方的基督徒。耶穌對十二門徒預言，說他們將成為災難的直接受害者（</w:t>
+      </w:r>
+      <w:hyperlink r:id="rId23">
+        <w:r>
+          <w:rPr>
+            <w:lang w:val="zh_TW" w:bidi="zh_TW"/>
+          </w:rPr>
+          <w:rPr>
+            <w:color w:val="0000EE"/>
+            <w:u w:val="single"/>
+          </w:rPr>
+          <w:t>太24:8</w:t>
+        </w:r>
+      </w:hyperlink>
+      <w:r>
+        <w:rPr>
+          <w:lang w:val="zh_TW" w:bidi="zh_TW"/>
+        </w:rPr>
+        <w:t>），就是明確的起點。</w:t>
+      </w:r>
+    </w:p>
+    <w:p>
+      <w:pPr/>
+      <w:r>
+        <w:rPr>
+          <w:lang w:val="zh_TW" w:bidi="zh_TW"/>
+        </w:rPr>
+      </w:r>
+      <w:r>
+        <w:rPr>
+          <w:lang w:val="zh_TW" w:bidi="zh_TW"/>
+        </w:rPr>
+        <w:t>同一群門徒將見證先知但以理所預言的耶路撒冷「大災難」（</w:t>
+      </w:r>
+      <w:hyperlink r:id="rId24">
+        <w:r>
+          <w:rPr>
+            <w:lang w:val="zh_TW" w:bidi="zh_TW"/>
+          </w:rPr>
+          <w:rPr>
+            <w:color w:val="0000EE"/>
+            <w:u w:val="single"/>
+          </w:rPr>
+          <w:t>太24:15</w:t>
         </w:r>
       </w:hyperlink>
       <w:hyperlink r:id="rId18">
@@ -386,215 +612,9 @@
             <w:color w:val="0000EE"/>
             <w:u w:val="single"/>
           </w:rPr>
-          <w:t>23:4</w:t>
+          <w:t>–</w:t>
         </w:r>
       </w:hyperlink>
-      <w:r>
-        <w:rPr>
-          <w:lang w:val="zh_TW" w:bidi="zh_TW"/>
-        </w:rPr>
-        <w:t>）。在摩西與埃及法老對峙時，將灰燼拋向空中，灰燼如細塵般散佈於埃及全地，隨即引發了人畜身上生瘡的災禍（</w:t>
-      </w:r>
-      <w:hyperlink r:id="rId19">
-        <w:r>
-          <w:rPr>
-            <w:lang w:val="zh_TW" w:bidi="zh_TW"/>
-          </w:rPr>
-          <w:rPr>
-            <w:color w:val="0000EE"/>
-            <w:u w:val="single"/>
-          </w:rPr>
-          <w:t>出9:8</w:t>
-        </w:r>
-      </w:hyperlink>
-      <w:hyperlink r:id="rId15">
-        <w:r>
-          <w:rPr>
-            <w:lang w:val="zh_TW" w:bidi="zh_TW"/>
-          </w:rPr>
-          <w:rPr>
-            <w:color w:val="0000EE"/>
-            <w:u w:val="single"/>
-          </w:rPr>
-          <w:t>-</w:t>
-        </w:r>
-      </w:hyperlink>
-      <w:hyperlink r:id="rId19">
-        <w:r>
-          <w:rPr>
-            <w:lang w:val="zh_TW" w:bidi="zh_TW"/>
-          </w:rPr>
-          <w:rPr>
-            <w:color w:val="0000EE"/>
-            <w:u w:val="single"/>
-          </w:rPr>
-          <w:t>10</w:t>
-        </w:r>
-      </w:hyperlink>
-      <w:r>
-        <w:rPr>
-          <w:lang w:val="zh_TW" w:bidi="zh_TW"/>
-        </w:rPr>
-        <w:t>）。</w:t>
-      </w:r>
-    </w:p>
-    <w:p>
-      <w:pPr/>
-      <w:r>
-        <w:rPr>
-          <w:lang w:val="zh_TW" w:bidi="zh_TW"/>
-        </w:rPr>
-      </w:r>
-      <w:r>
-        <w:rPr>
-          <w:lang w:val="zh_TW" w:bidi="zh_TW"/>
-        </w:rPr>
-        <w:t>在聖經中，灰燼常被用來象徵極深的哀痛、悔改、卑微，或自覺毫無價值的狀態。人們常將灰燼撒在自己身上，以表達內心強烈的情感。聖經中有時也將灰燼與塵土以相似的方式使用。例如：</w:t>
-      </w:r>
-    </w:p>
-    <w:p>
-      <w:pPr>
-        <w:pStyle w:val="ListBullet"/>
-        <w:spacing w:line="240" w:lineRule="auto"/>
-        <w:ind w:left="720"/>
-      </w:pPr>
-      <w:r>
-        <w:rPr>
-          <w:lang w:val="zh_TW" w:bidi="zh_TW"/>
-        </w:rPr>
-      </w:r>
-      <w:r>
-        <w:rPr>
-          <w:lang w:val="zh_TW" w:bidi="zh_TW"/>
-        </w:rPr>
-        <w:t>她瑪在遭到同父異母兄長玷污後，將灰燼撒在自己身上，以表達極深的悲痛與羞辱（</w:t>
-      </w:r>
-      <w:hyperlink r:id="rId20">
-        <w:r>
-          <w:rPr>
-            <w:lang w:val="zh_TW" w:bidi="zh_TW"/>
-          </w:rPr>
-          <w:rPr>
-            <w:color w:val="0000EE"/>
-            <w:u w:val="single"/>
-          </w:rPr>
-          <w:t>撒下13:19</w:t>
-        </w:r>
-      </w:hyperlink>
-      <w:r>
-        <w:rPr>
-          <w:lang w:val="zh_TW" w:bidi="zh_TW"/>
-        </w:rPr>
-        <w:t>）。</w:t>
-      </w:r>
-    </w:p>
-    <w:p>
-      <w:pPr>
-        <w:pStyle w:val="ListBullet"/>
-        <w:spacing w:line="240" w:lineRule="auto"/>
-        <w:ind w:left="720"/>
-      </w:pPr>
-      <w:r>
-        <w:rPr>
-          <w:lang w:val="zh_TW" w:bidi="zh_TW"/>
-        </w:rPr>
-      </w:r>
-      <w:r>
-        <w:rPr>
-          <w:lang w:val="zh_TW" w:bidi="zh_TW"/>
-        </w:rPr>
-        <w:t>末底改因王下令滅絕國中所有猶太人，心中極其憂傷，便身披麻衣、頭蒙灰燼（</w:t>
-      </w:r>
-      <w:hyperlink r:id="rId21">
-        <w:r>
-          <w:rPr>
-            <w:lang w:val="zh_TW" w:bidi="zh_TW"/>
-          </w:rPr>
-          <w:rPr>
-            <w:color w:val="0000EE"/>
-            <w:u w:val="single"/>
-          </w:rPr>
-          <w:t>斯4:1–3</w:t>
-        </w:r>
-      </w:hyperlink>
-      <w:r>
-        <w:rPr>
-          <w:lang w:val="zh_TW" w:bidi="zh_TW"/>
-        </w:rPr>
-        <w:t>）。</w:t>
-      </w:r>
-    </w:p>
-    <w:p>
-      <w:pPr>
-        <w:pStyle w:val="ListBullet"/>
-        <w:spacing w:line="240" w:lineRule="auto"/>
-        <w:ind w:left="720"/>
-      </w:pPr>
-      <w:r>
-        <w:rPr>
-          <w:lang w:val="zh_TW" w:bidi="zh_TW"/>
-        </w:rPr>
-      </w:r>
-      <w:r>
-        <w:rPr>
-          <w:lang w:val="zh_TW" w:bidi="zh_TW"/>
-        </w:rPr>
-        <w:t>但以理在為被擄、寄居異邦的百姓向神禱告時，披麻蒙灰（</w:t>
-      </w:r>
-      <w:hyperlink r:id="rId22">
-        <w:r>
-          <w:rPr>
-            <w:lang w:val="zh_TW" w:bidi="zh_TW"/>
-          </w:rPr>
-          <w:rPr>
-            <w:color w:val="0000EE"/>
-            <w:u w:val="single"/>
-          </w:rPr>
-          <w:t>但9:3</w:t>
-        </w:r>
-      </w:hyperlink>
-      <w:r>
-        <w:rPr>
-          <w:lang w:val="zh_TW" w:bidi="zh_TW"/>
-        </w:rPr>
-        <w:t>）。</w:t>
-      </w:r>
-    </w:p>
-    <w:p>
-      <w:pPr>
-        <w:pStyle w:val="ListBullet"/>
-        <w:spacing w:line="240" w:lineRule="auto"/>
-        <w:ind w:left="720"/>
-      </w:pPr>
-      <w:r>
-        <w:rPr>
-          <w:lang w:val="zh_TW" w:bidi="zh_TW"/>
-        </w:rPr>
-      </w:r>
-      <w:r>
-        <w:rPr>
-          <w:lang w:val="zh_TW" w:bidi="zh_TW"/>
-        </w:rPr>
-        <w:t>尼尼微王在聽見約拿所傳神的信息後，為自己的惡行懊悔，坐在灰燼中（</w:t>
-      </w:r>
-      <w:hyperlink r:id="rId23">
-        <w:r>
-          <w:rPr>
-            <w:lang w:val="zh_TW" w:bidi="zh_TW"/>
-          </w:rPr>
-          <w:rPr>
-            <w:color w:val="0000EE"/>
-            <w:u w:val="single"/>
-          </w:rPr>
-          <w:t>拿3:6</w:t>
-        </w:r>
-      </w:hyperlink>
-      <w:r>
-        <w:rPr>
-          <w:lang w:val="zh_TW" w:bidi="zh_TW"/>
-        </w:rPr>
-        <w:t>；</w:t>
-      </w:r>
       <w:hyperlink r:id="rId24">
         <w:r>
           <w:rPr>
@@ -604,46 +624,14 @@
             <w:color w:val="0000EE"/>
             <w:u w:val="single"/>
           </w:rPr>
-          <w:t>路10:13</w:t>
+          <w:t>21</w:t>
         </w:r>
       </w:hyperlink>
       <w:r>
         <w:rPr>
           <w:lang w:val="zh_TW" w:bidi="zh_TW"/>
         </w:rPr>
-        <w:t>）。</w:t>
-      </w:r>
-    </w:p>
-    <w:p>
-      <w:pPr/>
-      <w:r>
-        <w:rPr>
-          <w:lang w:val="zh_TW" w:bidi="zh_TW"/>
-        </w:rPr>
-      </w:r>
-      <w:r>
-        <w:rPr>
-          <w:lang w:val="zh_TW" w:bidi="zh_TW"/>
-        </w:rPr>
-        <w:t>此外，聖經中的人們也以灰燼作為象徵，表達不同的含義，例如：</w:t>
-      </w:r>
-    </w:p>
-    <w:p>
-      <w:pPr>
-        <w:pStyle w:val="ListBullet"/>
-        <w:spacing w:line="240" w:lineRule="auto"/>
-        <w:ind w:left="720"/>
-      </w:pPr>
-      <w:r>
-        <w:rPr>
-          <w:lang w:val="zh_TW" w:bidi="zh_TW"/>
-        </w:rPr>
-      </w:r>
-      <w:r>
-        <w:rPr>
-          <w:lang w:val="zh_TW" w:bidi="zh_TW"/>
-        </w:rPr>
-        <w:t>表示卑微與渺小（</w:t>
+        <w:t>）。這段經文清楚表明，耶穌指的是公元70年耶路撒冷被毀滅。耶路撒冷被羅馬軍團攻陷，被視為持續大災難的象徵。馬太本人在</w:t>
       </w:r>
       <w:hyperlink r:id="rId25">
         <w:r>
@@ -654,32 +642,26 @@
             <w:color w:val="0000EE"/>
             <w:u w:val="single"/>
           </w:rPr>
-          <w:t>創18:27</w:t>
+          <w:t>二十四章15節</w:t>
         </w:r>
       </w:hyperlink>
       <w:r>
         <w:rPr>
           <w:lang w:val="zh_TW" w:bidi="zh_TW"/>
         </w:rPr>
-        <w:t>）</w:t>
-      </w:r>
-    </w:p>
-    <w:p>
-      <w:pPr>
-        <w:pStyle w:val="ListBullet"/>
-        <w:spacing w:line="240" w:lineRule="auto"/>
-        <w:ind w:left="720"/>
-      </w:pPr>
-      <w:r>
-        <w:rPr>
-          <w:lang w:val="zh_TW" w:bidi="zh_TW"/>
-        </w:rPr>
-      </w:r>
-      <w:r>
-        <w:rPr>
-          <w:lang w:val="zh_TW" w:bidi="zh_TW"/>
-        </w:rPr>
-        <w:t>表示毫無價值或失去功用的狀態（</w:t>
+        <w:t>中作了評語，說「</w:t>
+      </w:r>
+      <w:r>
+        <w:rPr>
+          <w:lang w:val="zh_TW" w:bidi="zh_TW"/>
+        </w:rPr>
+        <w:t>讀這經的人須要會意</w:t>
+      </w:r>
+      <w:r>
+        <w:rPr>
+          <w:lang w:val="zh_TW" w:bidi="zh_TW"/>
+        </w:rPr>
+        <w:t>」。這提醒了他的原始讀者，耶穌的預言會在他們有生之年應驗。</w:t>
       </w:r>
       <w:hyperlink r:id="rId26">
         <w:r>
@@ -690,14 +672,57 @@
             <w:color w:val="0000EE"/>
             <w:u w:val="single"/>
           </w:rPr>
-          <w:t>伯13:12</w:t>
+          <w:t>路加福音二十一章20至24節</w:t>
         </w:r>
       </w:hyperlink>
       <w:r>
         <w:rPr>
           <w:lang w:val="zh_TW" w:bidi="zh_TW"/>
         </w:rPr>
-        <w:t>，</w:t>
+        <w:t>的平行段落清楚表明，非猶太人將在猶太耶路撒冷毀滅後長期統治。這就是公元70年耶路撒冷淪陷後發生的事情。</w:t>
+      </w:r>
+    </w:p>
+    <w:p>
+      <w:pPr>
+        <w:pStyle w:val="Heading3"/>
+      </w:pPr>
+      <w:r>
+        <w:rPr>
+          <w:lang w:val="zh_TW" w:bidi="zh_TW"/>
+        </w:rPr>
+        <w:t>基督徒應如何回應患難？</w:t>
+      </w:r>
+    </w:p>
+    <w:p>
+      <w:pPr/>
+      <w:r>
+        <w:rPr>
+          <w:lang w:val="zh_TW" w:bidi="zh_TW"/>
+        </w:rPr>
+      </w:r>
+      <w:r>
+        <w:rPr>
+          <w:lang w:val="zh_TW" w:bidi="zh_TW"/>
+        </w:rPr>
+        <w:t>新約聖經警告信徒，要知道患難將會發生。新約聖經也定義了信徒對患難的適當回應：</w:t>
+      </w:r>
+    </w:p>
+    <w:p>
+      <w:pPr>
+        <w:pStyle w:val="ListBullet"/>
+        <w:spacing w:line="240" w:lineRule="auto"/>
+        <w:ind w:left="720"/>
+      </w:pPr>
+      <w:r>
+        <w:rPr>
+          <w:lang w:val="zh_TW" w:bidi="zh_TW"/>
+        </w:rPr>
+      </w:r>
+      <w:r>
+        <w:rPr>
+          <w:lang w:val="zh_TW" w:bidi="zh_TW"/>
+        </w:rPr>
+        <w:t>基督徒應該在苦難中滿有喜樂，因為他們結出好果子。患難能使人生出忍耐和老練的力量（</w:t>
       </w:r>
       <w:hyperlink r:id="rId27">
         <w:r>
@@ -708,14 +733,56 @@
             <w:color w:val="0000EE"/>
             <w:u w:val="single"/>
           </w:rPr>
-          <w:t>30:19</w:t>
+          <w:t>羅5:3</w:t>
         </w:r>
       </w:hyperlink>
-      <w:r>
-        <w:rPr>
-          <w:lang w:val="zh_TW" w:bidi="zh_TW"/>
-        </w:rPr>
-        <w:t>；</w:t>
+      <w:hyperlink r:id="rId18">
+        <w:r>
+          <w:rPr>
+            <w:lang w:val="zh_TW" w:bidi="zh_TW"/>
+          </w:rPr>
+          <w:rPr>
+            <w:color w:val="0000EE"/>
+            <w:u w:val="single"/>
+          </w:rPr>
+          <w:t>–</w:t>
+        </w:r>
+      </w:hyperlink>
+      <w:hyperlink r:id="rId27">
+        <w:r>
+          <w:rPr>
+            <w:lang w:val="zh_TW" w:bidi="zh_TW"/>
+          </w:rPr>
+          <w:rPr>
+            <w:color w:val="0000EE"/>
+            <w:u w:val="single"/>
+          </w:rPr>
+          <w:t>4</w:t>
+        </w:r>
+      </w:hyperlink>
+      <w:r>
+        <w:rPr>
+          <w:lang w:val="zh_TW" w:bidi="zh_TW"/>
+        </w:rPr>
+        <w:t>）。</w:t>
+      </w:r>
+    </w:p>
+    <w:p>
+      <w:pPr>
+        <w:pStyle w:val="ListBullet"/>
+        <w:spacing w:line="240" w:lineRule="auto"/>
+        <w:ind w:left="720"/>
+      </w:pPr>
+      <w:r>
+        <w:rPr>
+          <w:lang w:val="zh_TW" w:bidi="zh_TW"/>
+        </w:rPr>
+      </w:r>
+      <w:r>
+        <w:rPr>
+          <w:lang w:val="zh_TW" w:bidi="zh_TW"/>
+        </w:rPr>
+        <w:t>他們應該心存忍耐，因為神會安慰忠心的人（</w:t>
       </w:r>
       <w:hyperlink r:id="rId28">
         <w:r>
@@ -726,32 +793,14 @@
             <w:color w:val="0000EE"/>
             <w:u w:val="single"/>
           </w:rPr>
-          <w:t>賽44:20</w:t>
+          <w:t>羅12:12</w:t>
         </w:r>
       </w:hyperlink>
       <w:r>
         <w:rPr>
           <w:lang w:val="zh_TW" w:bidi="zh_TW"/>
         </w:rPr>
-        <w:t>）</w:t>
-      </w:r>
-    </w:p>
-    <w:p>
-      <w:pPr>
-        <w:pStyle w:val="ListBullet"/>
-        <w:spacing w:line="240" w:lineRule="auto"/>
-        <w:ind w:left="720"/>
-      </w:pPr>
-      <w:r>
-        <w:rPr>
-          <w:lang w:val="zh_TW" w:bidi="zh_TW"/>
-        </w:rPr>
-      </w:r>
-      <w:r>
-        <w:rPr>
-          <w:lang w:val="zh_TW" w:bidi="zh_TW"/>
-        </w:rPr>
-        <w:t>毀滅（</w:t>
+        <w:t>；</w:t>
       </w:r>
       <w:hyperlink r:id="rId29">
         <w:r>
@@ -762,14 +811,32 @@
             <w:color w:val="0000EE"/>
             <w:u w:val="single"/>
           </w:rPr>
-          <w:t>結28:18</w:t>
+          <w:t>林後1:4</w:t>
         </w:r>
       </w:hyperlink>
       <w:r>
         <w:rPr>
           <w:lang w:val="zh_TW" w:bidi="zh_TW"/>
         </w:rPr>
-        <w:t>；</w:t>
+        <w:t>）。</w:t>
+      </w:r>
+    </w:p>
+    <w:p>
+      <w:pPr>
+        <w:pStyle w:val="ListBullet"/>
+        <w:spacing w:line="240" w:lineRule="auto"/>
+        <w:ind w:left="720"/>
+      </w:pPr>
+      <w:r>
+        <w:rPr>
+          <w:lang w:val="zh_TW" w:bidi="zh_TW"/>
+        </w:rPr>
+      </w:r>
+      <w:r>
+        <w:rPr>
+          <w:lang w:val="zh_TW" w:bidi="zh_TW"/>
+        </w:rPr>
+        <w:t>他們應該明白，患難是為了預備信徒，迎接在永恆中的榮耀（</w:t>
       </w:r>
       <w:hyperlink r:id="rId30">
         <w:r>
@@ -780,14 +847,14 @@
             <w:color w:val="0000EE"/>
             <w:u w:val="single"/>
           </w:rPr>
-          <w:t>彼後2:6</w:t>
+          <w:t>林後4:17</w:t>
         </w:r>
       </w:hyperlink>
       <w:r>
         <w:rPr>
           <w:lang w:val="zh_TW" w:bidi="zh_TW"/>
         </w:rPr>
-        <w:t>）</w:t>
+        <w:t>）。</w:t>
       </w:r>
     </w:p>
     <w:p>
@@ -799,32 +866,9 @@
       </w:r>
       <w:r>
         <w:rPr>
-          <w:i/>
-          <w:lang w:val="zh_TW" w:bidi="zh_TW"/>
-        </w:rPr>
-        <w:t xml:space="preserve">另見 </w:t>
-      </w:r>
-      <w:r>
-        <w:rPr>
-          <w:lang w:val="zh_TW" w:bidi="zh_TW"/>
-        </w:rPr>
-        <w:t>哀悼</w:t>
-      </w:r>
-      <w:r>
-        <w:rPr>
-          <w:lang w:val="zh_TW" w:bidi="zh_TW"/>
-        </w:rPr>
-        <w:t>。</w:t>
-      </w:r>
-      <w:r>
-        <w:rPr>
-          <w:lang w:val="zh_TW" w:bidi="zh_TW"/>
-        </w:rPr>
-      </w:r>
-      <w:r>
-        <w:rPr>
-          <w:lang w:val="zh_TW" w:bidi="zh_TW"/>
-        </w:rPr>
+          <w:lang w:val="zh_TW" w:bidi="zh_TW"/>
+        </w:rPr>
+        <w:t>在歷史上，基督徒享有財富和自由是罕見的。歷史上大多數信徒都經歷苦難。教會一直是遭受逼迫的小數群體，在一個不友好的世界堅忍。對於免受患難的基督徒來說，患難似乎適用歷史上較後的時段。</w:t>
       </w:r>
     </w:p>
     <w:p>
@@ -834,35 +878,23 @@
           <w:lang w:val="zh_TW" w:bidi="zh_TW"/>
         </w:rPr>
       </w:r>
-    </w:p>
-    <w:p>
-      <w:pPr>
-        <w:pStyle w:val="Heading2"/>
-      </w:pPr>
-      <w:r>
-        <w:rPr>
-          <w:lang w:val="zh_TW" w:bidi="zh_TW"/>
-        </w:rPr>
-        <w:t>悔改</w:t>
-      </w:r>
-      <w:r>
-        <w:rPr>
-          <w:lang w:val="zh_TW" w:bidi="zh_TW"/>
-        </w:rPr>
-      </w:r>
-    </w:p>
-    <w:p>
-      <w:pPr/>
-      <w:r>
-        <w:rPr>
-          <w:lang w:val="zh_TW" w:bidi="zh_TW"/>
-        </w:rPr>
-      </w:r>
-      <w:r>
-        <w:rPr>
-          <w:lang w:val="zh_TW" w:bidi="zh_TW"/>
-        </w:rPr>
-        <w:t>字面意思是改變心意，但不是指對個人計劃、意圖或信仰的改變，而是對神態度的改變。這種悔改伴隨著在基督裡得救的信心（</w:t>
+      <w:r>
+        <w:rPr>
+          <w:lang w:val="zh_TW" w:bidi="zh_TW"/>
+        </w:rPr>
+        <w:t>大多數基督徒正面臨壓迫、拒絕、困難和迫害。由於這個原因，耶穌預言的患難是持續存在的現實。患難的嚴重程度可能會有所不同，惟基督的承諾依然真實：「</w:t>
+      </w:r>
+      <w:r>
+        <w:rPr>
+          <w:lang w:val="zh_TW" w:bidi="zh_TW"/>
+        </w:rPr>
+        <w:t>在世上，你們有苦難；但你們可以放心，我已經勝了世界。</w:t>
+      </w:r>
+      <w:r>
+        <w:rPr>
+          <w:lang w:val="zh_TW" w:bidi="zh_TW"/>
+        </w:rPr>
+        <w:t>」（</w:t>
       </w:r>
       <w:hyperlink r:id="rId31">
         <w:r>
@@ -873,235 +905,45 @@
             <w:color w:val="0000EE"/>
             <w:u w:val="single"/>
           </w:rPr>
-          <w:t>徒20:21</w:t>
+          <w:t>約16:33</w:t>
         </w:r>
       </w:hyperlink>
       <w:r>
         <w:rPr>
           <w:lang w:val="zh_TW" w:bidi="zh_TW"/>
         </w:rPr>
-        <w:t>）。若認為有人可以相信基督但他卻不悔改，就是不合邏輯且匪夷所思的。悔改在歸信過程中如此重要，以至於常常被強調，而不是強調得救的信心。正如基督所說，天上眾天使為一個悔改的罪人歡喜（</w:t>
-      </w:r>
-      <w:hyperlink r:id="rId32">
-        <w:r>
-          <w:rPr>
-            <w:lang w:val="zh_TW" w:bidi="zh_TW"/>
-          </w:rPr>
-          <w:rPr>
-            <w:color w:val="0000EE"/>
-            <w:u w:val="single"/>
-          </w:rPr>
-          <w:t>路15:7</w:t>
-        </w:r>
-      </w:hyperlink>
-      <w:r>
-        <w:rPr>
-          <w:lang w:val="zh_TW" w:bidi="zh_TW"/>
-        </w:rPr>
-        <w:t>）。使徒們描述外邦人歸信基督為神賜給他們「悔改得生命」（</w:t>
-      </w:r>
-      <w:hyperlink r:id="rId33">
-        <w:r>
-          <w:rPr>
-            <w:lang w:val="zh_TW" w:bidi="zh_TW"/>
-          </w:rPr>
-          <w:rPr>
-            <w:color w:val="0000EE"/>
-            <w:u w:val="single"/>
-          </w:rPr>
-          <w:t>徒11:18</w:t>
-        </w:r>
-      </w:hyperlink>
-      <w:r>
-        <w:rPr>
-          <w:lang w:val="zh_TW" w:bidi="zh_TW"/>
-        </w:rPr>
-        <w:t>）。雖然信徒可能對某一方面的認識超過另一方面，然而福音性的悔改和對基督的信心實際上兩者是密不可分的。</w:t>
-      </w:r>
-    </w:p>
-    <w:p>
-      <w:pPr/>
-      <w:r>
-        <w:rPr>
-          <w:lang w:val="zh_TW" w:bidi="zh_TW"/>
-        </w:rPr>
-      </w:r>
-      <w:r>
-        <w:rPr>
-          <w:lang w:val="zh_TW" w:bidi="zh_TW"/>
-        </w:rPr>
-        <w:t>這樣的悔罪不是一個孤立的行為，而是一種心志，激勵人遵行與神旨意相符的行為。認識到每日的罪過和短處，就有機會重新悔罪，並對基督產生新的信心。這種悔罪的最深刻且最值得注意的表達之一，就是大衛對他與拔示巴通姦事件的記述（</w:t>
-      </w:r>
-      <w:hyperlink r:id="rId34">
-        <w:r>
-          <w:rPr>
-            <w:lang w:val="zh_TW" w:bidi="zh_TW"/>
-          </w:rPr>
-          <w:rPr>
-            <w:color w:val="0000EE"/>
-            <w:u w:val="single"/>
-          </w:rPr>
-          <w:t>詩51章</w:t>
-        </w:r>
-      </w:hyperlink>
-      <w:r>
-        <w:rPr>
-          <w:lang w:val="zh_TW" w:bidi="zh_TW"/>
-        </w:rPr>
-        <w:t>）。整個教會有時也受召悔改（</w:t>
-      </w:r>
-      <w:hyperlink r:id="rId35">
-        <w:r>
-          <w:rPr>
-            <w:lang w:val="zh_TW" w:bidi="zh_TW"/>
-          </w:rPr>
-          <w:rPr>
-            <w:color w:val="0000EE"/>
-            <w:u w:val="single"/>
-          </w:rPr>
-          <w:t>啟2:5</w:t>
-        </w:r>
-      </w:hyperlink>
-      <w:r>
-        <w:rPr>
-          <w:lang w:val="zh_TW" w:bidi="zh_TW"/>
-        </w:rPr>
         <w:t>）。</w:t>
       </w:r>
-      <w:hyperlink r:id="rId36">
-        <w:r>
-          <w:rPr>
-            <w:lang w:val="zh_TW" w:bidi="zh_TW"/>
-          </w:rPr>
-          <w:rPr>
-            <w:color w:val="0000EE"/>
-            <w:u w:val="single"/>
-          </w:rPr>
-          <w:t>哥林多後書第七章</w:t>
-        </w:r>
-      </w:hyperlink>
-      <w:r>
-        <w:rPr>
-          <w:lang w:val="zh_TW" w:bidi="zh_TW"/>
-        </w:rPr>
-        <w:t>對這種集體悔改有一個發人深省且完整的描述，包括對罪的哀痛、決心棄絕舊有的罪惡、行為正直等各種要素。雖然悔改常伴隨著深刻的情感，但它並不等同於這些情感，而是根植於在聖潔神面前，罪人自己需要有悔改的信念。</w:t>
-      </w:r>
-    </w:p>
-    <w:p>
-      <w:pPr/>
-      <w:r>
-        <w:rPr>
-          <w:lang w:val="zh_TW" w:bidi="zh_TW"/>
-        </w:rPr>
-      </w:r>
-      <w:r>
-        <w:rPr>
-          <w:lang w:val="zh_TW" w:bidi="zh_TW"/>
-        </w:rPr>
-        <w:t>施洗約翰（</w:t>
-      </w:r>
-      <w:hyperlink r:id="rId37">
-        <w:r>
-          <w:rPr>
-            <w:lang w:val="zh_TW" w:bidi="zh_TW"/>
-          </w:rPr>
-          <w:rPr>
-            <w:color w:val="0000EE"/>
-            <w:u w:val="single"/>
-          </w:rPr>
-          <w:t>太3:2</w:t>
-        </w:r>
-      </w:hyperlink>
+      <w:r>
+        <w:rPr>
+          <w:i/>
+          <w:lang w:val="zh_TW" w:bidi="zh_TW"/>
+        </w:rPr>
+        <w:t>見</w:t>
+      </w:r>
+      <w:r>
+        <w:rPr>
+          <w:lang w:val="zh_TW" w:bidi="zh_TW"/>
+        </w:rPr>
+        <w:t xml:space="preserve"> </w:t>
+      </w:r>
+      <w:r>
+        <w:rPr>
+          <w:lang w:val="zh_TW" w:bidi="zh_TW"/>
+        </w:rPr>
+        <w:t>苦難</w:t>
+      </w:r>
       <w:r>
         <w:rPr>
           <w:lang w:val="zh_TW" w:bidi="zh_TW"/>
         </w:rPr>
         <w:t>；</w:t>
       </w:r>
-      <w:hyperlink r:id="rId38">
-        <w:r>
-          <w:rPr>
-            <w:lang w:val="zh_TW" w:bidi="zh_TW"/>
-          </w:rPr>
-          <w:rPr>
-            <w:color w:val="0000EE"/>
-            <w:u w:val="single"/>
-          </w:rPr>
-          <w:t>可1:4</w:t>
-        </w:r>
-      </w:hyperlink>
-      <w:r>
-        <w:rPr>
-          <w:lang w:val="zh_TW" w:bidi="zh_TW"/>
-        </w:rPr>
-        <w:t>）和基督（</w:t>
-      </w:r>
-      <w:hyperlink r:id="rId39">
-        <w:r>
-          <w:rPr>
-            <w:lang w:val="zh_TW" w:bidi="zh_TW"/>
-          </w:rPr>
-          <w:rPr>
-            <w:color w:val="0000EE"/>
-            <w:u w:val="single"/>
-          </w:rPr>
-          <w:t>可1:15</w:t>
-        </w:r>
-      </w:hyperlink>
-      <w:r>
-        <w:rPr>
-          <w:lang w:val="zh_TW" w:bidi="zh_TW"/>
-        </w:rPr>
-        <w:t>）都傳悔改，他們呼召的不是義人，而是呼召罪人悔改。按照大使命的吩咐（</w:t>
-      </w:r>
-      <w:hyperlink r:id="rId40">
-        <w:r>
-          <w:rPr>
-            <w:lang w:val="zh_TW" w:bidi="zh_TW"/>
-          </w:rPr>
-          <w:rPr>
-            <w:color w:val="0000EE"/>
-            <w:u w:val="single"/>
-          </w:rPr>
-          <w:t>路24:44–49</w:t>
-        </w:r>
-      </w:hyperlink>
-      <w:r>
-        <w:rPr>
-          <w:lang w:val="zh_TW" w:bidi="zh_TW"/>
-        </w:rPr>
-        <w:t>），使徒們也延續了同樣的教導——從彼得在五旬節的講道開始（</w:t>
-      </w:r>
-      <w:hyperlink r:id="rId41">
-        <w:r>
-          <w:rPr>
-            <w:lang w:val="zh_TW" w:bidi="zh_TW"/>
-          </w:rPr>
-          <w:rPr>
-            <w:color w:val="0000EE"/>
-            <w:u w:val="single"/>
-          </w:rPr>
-          <w:t>徒2章</w:t>
-        </w:r>
-      </w:hyperlink>
-      <w:r>
-        <w:rPr>
-          <w:lang w:val="zh_TW" w:bidi="zh_TW"/>
-        </w:rPr>
-        <w:t>），取得了顯著的果效。</w:t>
-      </w:r>
-      <w:r>
-        <w:rPr>
-          <w:i/>
-          <w:lang w:val="zh_TW" w:bidi="zh_TW"/>
-        </w:rPr>
-        <w:t>見</w:t>
-      </w:r>
-      <w:r>
-        <w:rPr>
-          <w:lang w:val="zh_TW" w:bidi="zh_TW"/>
-        </w:rPr>
-        <w:t>承認</w:t>
+      <w:r>
+        <w:rPr>
+          <w:lang w:val="zh_TW" w:bidi="zh_TW"/>
+        </w:rPr>
+        <w:t>末世論</w:t>
       </w:r>
       <w:r>
         <w:rPr>
@@ -1113,3287 +955,7 @@
         <w:rPr>
           <w:lang w:val="zh_TW" w:bidi="zh_TW"/>
         </w:rPr>
-        <w:t>歸信</w:t>
-      </w:r>
-      <w:r>
-        <w:rPr>
-          <w:lang w:val="zh_TW" w:bidi="zh_TW"/>
-        </w:rPr>
-        <w:t>；</w:t>
-      </w:r>
-      <w:r>
-        <w:rPr>
-          <w:lang w:val="zh_TW" w:bidi="zh_TW"/>
-        </w:rPr>
-        <w:t>饒恕</w:t>
-      </w:r>
-      <w:r>
-        <w:rPr>
-          <w:lang w:val="zh_TW" w:bidi="zh_TW"/>
-        </w:rPr>
-        <w:t>；</w:t>
-      </w:r>
-      <w:r>
-        <w:rPr>
-          <w:lang w:val="zh_TW" w:bidi="zh_TW"/>
-        </w:rPr>
-        <w:t>重生</w:t>
-      </w:r>
-      <w:r>
-        <w:rPr>
-          <w:lang w:val="zh_TW" w:bidi="zh_TW"/>
-        </w:rPr>
-        <w:t>；</w:t>
-      </w:r>
-      <w:r>
-        <w:rPr>
-          <w:lang w:val="zh_TW" w:bidi="zh_TW"/>
-        </w:rPr>
-        <w:t>救恩</w:t>
-      </w:r>
-      <w:r>
-        <w:rPr>
-          <w:lang w:val="zh_TW" w:bidi="zh_TW"/>
-        </w:rPr>
-        <w:t>。</w:t>
-      </w:r>
-      <w:r>
-        <w:rPr>
-          <w:lang w:val="zh_TW" w:bidi="zh_TW"/>
-        </w:rPr>
-      </w:r>
-      <w:r>
-        <w:rPr>
-          <w:lang w:val="zh_TW" w:bidi="zh_TW"/>
-        </w:rPr>
-      </w:r>
-    </w:p>
-    <w:p>
-      <w:pPr/>
-      <w:r>
-        <w:rPr>
-          <w:lang w:val="zh_TW" w:bidi="zh_TW"/>
-        </w:rPr>
-      </w:r>
-    </w:p>
-    <w:p>
-      <w:pPr>
-        <w:pStyle w:val="Heading2"/>
-      </w:pPr>
-      <w:r>
-        <w:rPr>
-          <w:lang w:val="zh_TW" w:bidi="zh_TW"/>
-        </w:rPr>
-        <w:t>會幕</w:t>
-      </w:r>
-      <w:r>
-        <w:rPr>
-          <w:lang w:val="zh_TW" w:bidi="zh_TW"/>
-        </w:rPr>
-      </w:r>
-    </w:p>
-    <w:p>
-      <w:pPr/>
-      <w:r>
-        <w:rPr>
-          <w:lang w:val="zh_TW" w:bidi="zh_TW"/>
-        </w:rPr>
-      </w:r>
-      <w:r>
-        <w:rPr>
-          <w:lang w:val="zh_TW" w:bidi="zh_TW"/>
-        </w:rPr>
-        <w:t>以色列歷史上最早期的敬拜場所。</w:t>
-      </w:r>
-    </w:p>
-    <w:p>
-      <w:pPr/>
-      <w:r>
-        <w:rPr>
-          <w:lang w:val="zh_TW" w:bidi="zh_TW"/>
-        </w:rPr>
-      </w:r>
-      <w:r>
-        <w:rPr>
-          <w:lang w:val="zh_TW" w:bidi="zh_TW"/>
-        </w:rPr>
-        <w:t>概述</w:t>
-      </w:r>
-    </w:p>
-    <w:p>
-      <w:pPr>
-        <w:pStyle w:val="ListBullet"/>
-        <w:spacing w:line="240" w:lineRule="auto"/>
-        <w:ind w:left="720"/>
-      </w:pPr>
-      <w:r>
-        <w:rPr>
-          <w:lang w:val="zh_TW" w:bidi="zh_TW"/>
-        </w:rPr>
-      </w:r>
-      <w:r>
-        <w:rPr>
-          <w:b/>
-          <w:u w:val="single"/>
-          <w:lang w:val="zh_TW" w:bidi="zh_TW"/>
-        </w:rPr>
-        <w:t>簡介</w:t>
-      </w:r>
-    </w:p>
-    <w:p>
-      <w:pPr>
-        <w:pStyle w:val="ListBullet"/>
-        <w:spacing w:line="240" w:lineRule="auto"/>
-        <w:ind w:left="720"/>
-      </w:pPr>
-      <w:r>
-        <w:rPr>
-          <w:lang w:val="zh_TW" w:bidi="zh_TW"/>
-        </w:rPr>
-      </w:r>
-      <w:r>
-        <w:rPr>
-          <w:b/>
-          <w:u w:val="single"/>
-          <w:lang w:val="zh_TW" w:bidi="zh_TW"/>
-        </w:rPr>
-        <w:t>會幕的名稱</w:t>
-      </w:r>
-    </w:p>
-    <w:p>
-      <w:pPr>
-        <w:pStyle w:val="ListBullet"/>
-        <w:spacing w:line="240" w:lineRule="auto"/>
-        <w:ind w:left="720"/>
-      </w:pPr>
-      <w:r>
-        <w:rPr>
-          <w:lang w:val="zh_TW" w:bidi="zh_TW"/>
-        </w:rPr>
-      </w:r>
-      <w:r>
-        <w:rPr>
-          <w:b/>
-          <w:u w:val="single"/>
-          <w:lang w:val="zh_TW" w:bidi="zh_TW"/>
-        </w:rPr>
-        <w:t>背景</w:t>
-      </w:r>
-    </w:p>
-    <w:p>
-      <w:pPr>
-        <w:pStyle w:val="ListBullet"/>
-        <w:spacing w:line="240" w:lineRule="auto"/>
-        <w:ind w:left="720"/>
-      </w:pPr>
-      <w:r>
-        <w:rPr>
-          <w:lang w:val="zh_TW" w:bidi="zh_TW"/>
-        </w:rPr>
-      </w:r>
-      <w:r>
-        <w:rPr>
-          <w:b/>
-          <w:u w:val="single"/>
-          <w:lang w:val="zh_TW" w:bidi="zh_TW"/>
-        </w:rPr>
-        <w:t>會幕及其器具</w:t>
-      </w:r>
-    </w:p>
-    <w:p>
-      <w:pPr>
-        <w:pStyle w:val="ListBullet"/>
-        <w:spacing w:line="240" w:lineRule="auto"/>
-        <w:ind w:left="720"/>
-      </w:pPr>
-      <w:r>
-        <w:rPr>
-          <w:lang w:val="zh_TW" w:bidi="zh_TW"/>
-        </w:rPr>
-      </w:r>
-      <w:r>
-        <w:rPr>
-          <w:b/>
-          <w:u w:val="single"/>
-          <w:lang w:val="zh_TW" w:bidi="zh_TW"/>
-        </w:rPr>
-        <w:t>會幕本體</w:t>
-      </w:r>
-    </w:p>
-    <w:p>
-      <w:pPr>
-        <w:pStyle w:val="ListBullet"/>
-        <w:spacing w:line="240" w:lineRule="auto"/>
-        <w:ind w:left="720"/>
-      </w:pPr>
-      <w:r>
-        <w:rPr>
-          <w:lang w:val="zh_TW" w:bidi="zh_TW"/>
-        </w:rPr>
-      </w:r>
-      <w:r>
-        <w:rPr>
-          <w:b/>
-          <w:u w:val="single"/>
-          <w:lang w:val="zh_TW" w:bidi="zh_TW"/>
-        </w:rPr>
-        <w:t>外院及其器具</w:t>
-      </w:r>
-    </w:p>
-    <w:p>
-      <w:pPr>
-        <w:pStyle w:val="ListBullet"/>
-        <w:spacing w:line="240" w:lineRule="auto"/>
-        <w:ind w:left="720"/>
-      </w:pPr>
-      <w:r>
-        <w:rPr>
-          <w:lang w:val="zh_TW" w:bidi="zh_TW"/>
-        </w:rPr>
-      </w:r>
-      <w:r>
-        <w:rPr>
-          <w:b/>
-          <w:u w:val="single"/>
-          <w:lang w:val="zh_TW" w:bidi="zh_TW"/>
-        </w:rPr>
-        <w:t>會幕的建造與奉獻</w:t>
-      </w:r>
-    </w:p>
-    <w:p>
-      <w:pPr>
-        <w:pStyle w:val="Heading3"/>
-      </w:pPr>
-      <w:r>
-        <w:rPr>
-          <w:lang w:val="zh_TW" w:bidi="zh_TW"/>
-        </w:rPr>
-        <w:t>簡介</w:t>
-      </w:r>
-    </w:p>
-    <w:p>
-      <w:pPr/>
-      <w:r>
-        <w:rPr>
-          <w:lang w:val="zh_TW" w:bidi="zh_TW"/>
-        </w:rPr>
-      </w:r>
-      <w:r>
-        <w:rPr>
-          <w:lang w:val="zh_TW" w:bidi="zh_TW"/>
-        </w:rPr>
-        <w:t>會幕是聖殿的前身，從以色列在西奈山被形塑為神的子民，到早期君主時期立足於應許之地的整段時期出現。會幕是便於遷移、符合旅程中機動需求的可移動聖所，象徵著神與祂子民的同在，也因此象徵人們可以親近祂，並且是祂傳達旨意之處。早期的人們期待，當平安和安全得到保障時，將建立一個永久的國家聖所（</w:t>
-      </w:r>
-      <w:hyperlink r:id="rId42">
-        <w:r>
-          <w:rPr>
-            <w:lang w:val="zh_TW" w:bidi="zh_TW"/>
-          </w:rPr>
-          <w:rPr>
-            <w:color w:val="0000EE"/>
-            <w:u w:val="single"/>
-          </w:rPr>
-          <w:t>申12:10–11</w:t>
-        </w:r>
-      </w:hyperlink>
-      <w:r>
-        <w:rPr>
-          <w:lang w:val="zh_TW" w:bidi="zh_TW"/>
-        </w:rPr>
-        <w:t>）。直到所羅門時期，聖殿才得以建成（</w:t>
-      </w:r>
-      <w:hyperlink r:id="rId43">
-        <w:r>
-          <w:rPr>
-            <w:lang w:val="zh_TW" w:bidi="zh_TW"/>
-          </w:rPr>
-          <w:rPr>
-            <w:color w:val="0000EE"/>
-            <w:u w:val="single"/>
-          </w:rPr>
-          <w:t>撒下7:10–13</w:t>
-        </w:r>
-      </w:hyperlink>
-      <w:r>
-        <w:rPr>
-          <w:lang w:val="zh_TW" w:bidi="zh_TW"/>
-        </w:rPr>
-        <w:t>；</w:t>
-      </w:r>
-      <w:hyperlink r:id="rId44">
-        <w:r>
-          <w:rPr>
-            <w:lang w:val="zh_TW" w:bidi="zh_TW"/>
-          </w:rPr>
-          <w:rPr>
-            <w:color w:val="0000EE"/>
-            <w:u w:val="single"/>
-          </w:rPr>
-          <w:t>王上5:1–5</w:t>
-        </w:r>
-      </w:hyperlink>
-      <w:r>
-        <w:rPr>
-          <w:lang w:val="zh_TW" w:bidi="zh_TW"/>
-        </w:rPr>
-        <w:t>）。各項歷史事件，以及建造方式和基礎神學的相似之處，展示了會幕與聖殿之間的密切關聯。</w:t>
-      </w:r>
-    </w:p>
-    <w:p>
-      <w:pPr>
-        <w:pStyle w:val="Heading3"/>
-      </w:pPr>
-      <w:r>
-        <w:rPr>
-          <w:lang w:val="zh_TW" w:bidi="zh_TW"/>
-        </w:rPr>
-        <w:t>會幕的名稱</w:t>
-      </w:r>
-    </w:p>
-    <w:p>
-      <w:pPr/>
-      <w:r>
-        <w:rPr>
-          <w:lang w:val="zh_TW" w:bidi="zh_TW"/>
-        </w:rPr>
-      </w:r>
-      <w:r>
-        <w:rPr>
-          <w:lang w:val="zh_TW" w:bidi="zh_TW"/>
-        </w:rPr>
-        <w:t>聖經所用的詞語和用來描述會幕的片語：</w:t>
-      </w:r>
-    </w:p>
-    <w:p>
-      <w:pPr/>
-      <w:r>
-        <w:rPr>
-          <w:lang w:val="zh_TW" w:bidi="zh_TW"/>
-        </w:rPr>
-      </w:r>
-      <w:r>
-        <w:rPr>
-          <w:lang w:val="zh_TW" w:bidi="zh_TW"/>
-        </w:rPr>
-        <w:t>1.「神聖的居所」、「聖潔之地」或「聖所」（</w:t>
-      </w:r>
-      <w:hyperlink r:id="rId45">
-        <w:r>
-          <w:rPr>
-            <w:lang w:val="zh_TW" w:bidi="zh_TW"/>
-          </w:rPr>
-          <w:rPr>
-            <w:color w:val="0000EE"/>
-            <w:u w:val="single"/>
-          </w:rPr>
-          <w:t>出25:8</w:t>
-        </w:r>
-      </w:hyperlink>
-      <w:r>
-        <w:rPr>
-          <w:lang w:val="zh_TW" w:bidi="zh_TW"/>
-        </w:rPr>
-        <w:t>；</w:t>
-      </w:r>
-      <w:hyperlink r:id="rId46">
-        <w:r>
-          <w:rPr>
-            <w:lang w:val="zh_TW" w:bidi="zh_TW"/>
-          </w:rPr>
-          <w:rPr>
-            <w:color w:val="0000EE"/>
-            <w:u w:val="single"/>
-          </w:rPr>
-          <w:t>利10:17–18</w:t>
-        </w:r>
-      </w:hyperlink>
-      <w:r>
-        <w:rPr>
-          <w:lang w:val="zh_TW" w:bidi="zh_TW"/>
-        </w:rPr>
-        <w:t>）源自動詞「成為聖潔」。</w:t>
-      </w:r>
-    </w:p>
-    <w:p>
-      <w:pPr/>
-      <w:r>
-        <w:rPr>
-          <w:lang w:val="zh_TW" w:bidi="zh_TW"/>
-        </w:rPr>
-      </w:r>
-      <w:r>
-        <w:rPr>
-          <w:lang w:val="zh_TW" w:bidi="zh_TW"/>
-        </w:rPr>
-        <w:t>2.「帳幕」出現了19次，聖經也以不同方式表達，例如「法櫃的帳幕」（</w:t>
-      </w:r>
-      <w:hyperlink r:id="rId47">
-        <w:r>
-          <w:rPr>
-            <w:lang w:val="zh_TW" w:bidi="zh_TW"/>
-          </w:rPr>
-          <w:rPr>
-            <w:color w:val="0000EE"/>
-            <w:u w:val="single"/>
-          </w:rPr>
-          <w:t>民9:15</w:t>
-        </w:r>
-      </w:hyperlink>
-      <w:r>
-        <w:rPr>
-          <w:lang w:val="zh_TW" w:bidi="zh_TW"/>
-        </w:rPr>
-        <w:t>）、「耶和華的帳幕」（</w:t>
-      </w:r>
-      <w:hyperlink r:id="rId48">
-        <w:r>
-          <w:rPr>
-            <w:lang w:val="zh_TW" w:bidi="zh_TW"/>
-          </w:rPr>
-          <w:rPr>
-            <w:color w:val="0000EE"/>
-            <w:u w:val="single"/>
-          </w:rPr>
-          <w:t>王上2:28–30</w:t>
-        </w:r>
-      </w:hyperlink>
-      <w:r>
-        <w:rPr>
-          <w:lang w:val="zh_TW" w:bidi="zh_TW"/>
-        </w:rPr>
-        <w:t>）、「會幕的門」（</w:t>
-      </w:r>
-      <w:hyperlink r:id="rId49">
-        <w:r>
-          <w:rPr>
-            <w:lang w:val="zh_TW" w:bidi="zh_TW"/>
-          </w:rPr>
-          <w:rPr>
-            <w:color w:val="0000EE"/>
-            <w:u w:val="single"/>
-          </w:rPr>
-          <w:t>代上9:23</w:t>
-        </w:r>
-      </w:hyperlink>
-      <w:r>
-        <w:rPr>
-          <w:lang w:val="zh_TW" w:bidi="zh_TW"/>
-        </w:rPr>
-        <w:t>），以及「</w:t>
-      </w:r>
-      <w:r>
-        <w:rPr>
-          <w:lang w:val="zh_TW" w:bidi="zh_TW"/>
-        </w:rPr>
-        <w:t>帳棚</w:t>
-      </w:r>
-      <w:r>
-        <w:rPr>
-          <w:lang w:val="zh_TW" w:bidi="zh_TW"/>
-        </w:rPr>
-        <w:t>」（例：</w:t>
-      </w:r>
-      <w:hyperlink r:id="rId50">
-        <w:r>
-          <w:rPr>
-            <w:lang w:val="zh_TW" w:bidi="zh_TW"/>
-          </w:rPr>
-          <w:rPr>
-            <w:color w:val="0000EE"/>
-            <w:u w:val="single"/>
-          </w:rPr>
-          <w:t>出33:7</w:t>
-        </w:r>
-      </w:hyperlink>
-      <w:r>
-        <w:rPr>
-          <w:lang w:val="zh_TW" w:bidi="zh_TW"/>
-        </w:rPr>
-        <w:t>）。「帳棚」在英文譯本中，譯為the tent of meeting，這個表達在該譯本大約出現130次。這個包含按照約定赴約的概念，並指定會幕為神與摩西及其子民會面，以顯明其旨意的地方。</w:t>
-      </w:r>
-    </w:p>
-    <w:p>
-      <w:pPr/>
-      <w:r>
-        <w:rPr>
-          <w:lang w:val="zh_TW" w:bidi="zh_TW"/>
-        </w:rPr>
-      </w:r>
-      <w:r>
-        <w:rPr>
-          <w:lang w:val="zh_TW" w:bidi="zh_TW"/>
-        </w:rPr>
-        <w:t>3.「居所」是「會幕」一詞的字面意思。在</w:t>
-      </w:r>
-      <w:hyperlink r:id="rId51">
-        <w:r>
-          <w:rPr>
-            <w:lang w:val="zh_TW" w:bidi="zh_TW"/>
-          </w:rPr>
-          <w:rPr>
-            <w:color w:val="0000EE"/>
-            <w:u w:val="single"/>
-          </w:rPr>
-          <w:t>出埃及記二十五章9節</w:t>
-        </w:r>
-      </w:hyperlink>
-      <w:r>
-        <w:rPr>
-          <w:lang w:val="zh_TW" w:bidi="zh_TW"/>
-        </w:rPr>
-        <w:t>中，這個詞指的是整個會幕（包括外院），但在</w:t>
-      </w:r>
-      <w:hyperlink r:id="rId52">
-        <w:r>
-          <w:rPr>
-            <w:lang w:val="zh_TW" w:bidi="zh_TW"/>
-          </w:rPr>
-          <w:rPr>
-            <w:color w:val="0000EE"/>
-            <w:u w:val="single"/>
-          </w:rPr>
-          <w:t>出埃及記二十六章1節</w:t>
-        </w:r>
-      </w:hyperlink>
-      <w:r>
-        <w:rPr>
-          <w:lang w:val="zh_TW" w:bidi="zh_TW"/>
-        </w:rPr>
-        <w:t>中，它指的是會幕本體（包括聖所和至聖所）。另一表達是「法櫃的帳幕」（</w:t>
-      </w:r>
-      <w:hyperlink r:id="rId53">
-        <w:r>
-          <w:rPr>
-            <w:lang w:val="zh_TW" w:bidi="zh_TW"/>
-          </w:rPr>
-          <w:rPr>
-            <w:color w:val="0000EE"/>
-            <w:u w:val="single"/>
-          </w:rPr>
-          <w:t>出38:21</w:t>
-        </w:r>
-      </w:hyperlink>
-      <w:r>
-        <w:rPr>
-          <w:lang w:val="zh_TW" w:bidi="zh_TW"/>
-        </w:rPr>
-        <w:t>；又有譯本譯為「盟約的帳幕」），這與其它表達如「法櫃的帳幕」一起，強調了兩塊法版的存在。</w:t>
-      </w:r>
-    </w:p>
-    <w:p>
-      <w:pPr/>
-      <w:r>
-        <w:rPr>
-          <w:lang w:val="zh_TW" w:bidi="zh_TW"/>
-        </w:rPr>
-      </w:r>
-      <w:r>
-        <w:rPr>
-          <w:lang w:val="zh_TW" w:bidi="zh_TW"/>
-        </w:rPr>
-        <w:t>4.「耶和華－你神的殿」（</w:t>
-      </w:r>
-      <w:hyperlink r:id="rId54">
-        <w:r>
-          <w:rPr>
-            <w:lang w:val="zh_TW" w:bidi="zh_TW"/>
-          </w:rPr>
-          <w:rPr>
-            <w:color w:val="0000EE"/>
-            <w:u w:val="single"/>
-          </w:rPr>
-          <w:t>出23:19</w:t>
-        </w:r>
-      </w:hyperlink>
-      <w:r>
-        <w:rPr>
-          <w:lang w:val="zh_TW" w:bidi="zh_TW"/>
-        </w:rPr>
-        <w:t>）。</w:t>
-      </w:r>
-    </w:p>
-    <w:p>
-      <w:pPr>
-        <w:pStyle w:val="Heading3"/>
-      </w:pPr>
-      <w:r>
-        <w:rPr>
-          <w:lang w:val="zh_TW" w:bidi="zh_TW"/>
-        </w:rPr>
-        <w:t>背景</w:t>
-      </w:r>
-    </w:p>
-    <w:p>
-      <w:pPr/>
-      <w:r>
-        <w:rPr>
-          <w:lang w:val="zh_TW" w:bidi="zh_TW"/>
-        </w:rPr>
-      </w:r>
-      <w:r>
-        <w:rPr>
-          <w:lang w:val="zh_TW" w:bidi="zh_TW"/>
-        </w:rPr>
-        <w:t>會幕由一個一般區域和兩個限制區域組成，其三重空間結構並非獨一無二。其它具有組織化祭司制度的已發展宗教中，也有三個主要的親近階層：一個是為所有社區成員設置的，一個是為一般祭司設置的，還有一個是為主要宗教領袖設置的內部聖所，被認為是神明的居所。以色列時代之前，在巴勒斯坦和敘利亞出土的異教聖所，已經揭示了這類分區聖所的存在。</w:t>
-      </w:r>
-    </w:p>
-    <w:p>
-      <w:pPr/>
-      <w:r>
-        <w:rPr>
-          <w:lang w:val="zh_TW" w:bidi="zh_TW"/>
-        </w:rPr>
-      </w:r>
-      <w:r>
-        <w:rPr>
-          <w:lang w:val="zh_TW" w:bidi="zh_TW"/>
-        </w:rPr>
-        <w:t>在公元前二千年期間有大量證據顯示，人們通常使用可移動且複雜的預製結構，作為君王與其他尊貴者的會客廳或聖所。定居社群的統治者在前往國內其它地區旅行時（例如埃及，迦南則相對較少），會使用這些結構。同樣，像米甸人這樣的遊牧或半遊牧民族也使用可移動聖所。在摩西之前的埃及，工匠所採用的工藝技術與建造會幕的技術相似。</w:t>
-      </w:r>
-    </w:p>
-    <w:p>
-      <w:pPr>
-        <w:pStyle w:val="Heading3"/>
-      </w:pPr>
-      <w:r>
-        <w:rPr>
-          <w:lang w:val="zh_TW" w:bidi="zh_TW"/>
-        </w:rPr>
-        <w:t>會幕及其器具</w:t>
-      </w:r>
-    </w:p>
-    <w:p>
-      <w:pPr/>
-      <w:r>
-        <w:rPr>
-          <w:lang w:val="zh_TW" w:bidi="zh_TW"/>
-        </w:rPr>
-      </w:r>
-      <w:r>
-        <w:rPr>
-          <w:lang w:val="zh_TW" w:bidi="zh_TW"/>
-        </w:rPr>
-        <w:t>出埃及記（</w:t>
-      </w:r>
-      <w:hyperlink r:id="rId55">
-        <w:r>
-          <w:rPr>
-            <w:lang w:val="zh_TW" w:bidi="zh_TW"/>
-          </w:rPr>
-          <w:rPr>
-            <w:color w:val="0000EE"/>
-            <w:u w:val="single"/>
-          </w:rPr>
-          <w:t>出25–40</w:t>
-        </w:r>
-      </w:hyperlink>
-      <w:r>
-        <w:rPr>
-          <w:lang w:val="zh_TW" w:bidi="zh_TW"/>
-        </w:rPr>
-        <w:t>）詳細描述了會幕及其器具，所用材料從貴重到普通的都有。經文按重要性排列出三種金屬：金、銅與銀。只有主要聖所的器具才使用金，所使用金屬的總量約為一英噸金（0.9公噸）、三英噸銅和四英噸銀（</w:t>
-      </w:r>
-      <w:hyperlink r:id="rId56">
-        <w:r>
-          <w:rPr>
-            <w:lang w:val="zh_TW" w:bidi="zh_TW"/>
-          </w:rPr>
-          <w:rPr>
-            <w:color w:val="0000EE"/>
-            <w:u w:val="single"/>
-          </w:rPr>
-          <w:t>38:24–31</w:t>
-        </w:r>
-      </w:hyperlink>
-      <w:r>
-        <w:rPr>
-          <w:lang w:val="zh_TW" w:bidi="zh_TW"/>
-        </w:rPr>
-        <w:t>）。另有相對大量的銀來自一項奉獻（</w:t>
-      </w:r>
-      <w:hyperlink r:id="rId57">
-        <w:r>
-          <w:rPr>
-            <w:lang w:val="zh_TW" w:bidi="zh_TW"/>
-          </w:rPr>
-          <w:rPr>
-            <w:color w:val="0000EE"/>
-            <w:u w:val="single"/>
-          </w:rPr>
-          <w:t>30:11–16</w:t>
-        </w:r>
-      </w:hyperlink>
-      <w:r>
-        <w:rPr>
-          <w:lang w:val="zh_TW" w:bidi="zh_TW"/>
-        </w:rPr>
-        <w:t>），補充了以色列人從埃及人所得的銀與金（</w:t>
-      </w:r>
-      <w:hyperlink r:id="rId58">
-        <w:r>
-          <w:rPr>
-            <w:lang w:val="zh_TW" w:bidi="zh_TW"/>
-          </w:rPr>
-          <w:rPr>
-            <w:color w:val="0000EE"/>
-            <w:u w:val="single"/>
-          </w:rPr>
-          <w:t>12:35</w:t>
-        </w:r>
-      </w:hyperlink>
-      <w:r>
-        <w:rPr>
-          <w:lang w:val="zh_TW" w:bidi="zh_TW"/>
-        </w:rPr>
-        <w:t>）。</w:t>
-      </w:r>
-    </w:p>
-    <w:p>
-      <w:pPr/>
-      <w:r>
-        <w:rPr>
-          <w:lang w:val="zh_TW" w:bidi="zh_TW"/>
-        </w:rPr>
-      </w:r>
-      <w:r>
-        <w:rPr>
-          <w:lang w:val="zh_TW" w:bidi="zh_TW"/>
-        </w:rPr>
-        <w:t>值得注意的是，在神所要求的建築樣式中，起點是內殿的家具（聖所和至聖所）。在實際建造中，這些器具是在會幕本體之後製作的，估計此舉能方便在完工後立即和妥善放置（</w:t>
-      </w:r>
-      <w:hyperlink r:id="rId59">
-        <w:r>
-          <w:rPr>
-            <w:lang w:val="zh_TW" w:bidi="zh_TW"/>
-          </w:rPr>
-          <w:rPr>
-            <w:color w:val="0000EE"/>
-            <w:u w:val="single"/>
-          </w:rPr>
-          <w:t>出25:9–27:19</w:t>
-        </w:r>
-      </w:hyperlink>
-      <w:r>
-        <w:rPr>
-          <w:lang w:val="zh_TW" w:bidi="zh_TW"/>
-        </w:rPr>
-        <w:t>，參</w:t>
-      </w:r>
-      <w:hyperlink r:id="rId60">
-        <w:r>
-          <w:rPr>
-            <w:lang w:val="zh_TW" w:bidi="zh_TW"/>
-          </w:rPr>
-          <w:rPr>
-            <w:color w:val="0000EE"/>
-            <w:u w:val="single"/>
-          </w:rPr>
-          <w:t>36:8–37:28</w:t>
-        </w:r>
-      </w:hyperlink>
-      <w:r>
-        <w:rPr>
-          <w:lang w:val="zh_TW" w:bidi="zh_TW"/>
-        </w:rPr>
-        <w:t>）。</w:t>
-      </w:r>
-    </w:p>
-    <w:p>
-      <w:pPr/>
-      <w:r>
-        <w:rPr>
-          <w:lang w:val="zh_TW" w:bidi="zh_TW"/>
-        </w:rPr>
-      </w:r>
-      <w:r>
-        <w:rPr>
-          <w:lang w:val="zh_TW" w:bidi="zh_TW"/>
-        </w:rPr>
-        <w:t>第一個列出的器具是約櫃，是至聖所中唯一的器具。約櫃是一個包金的木箱，長約1.1公尺，寬和高為0.7公尺。它是神與以色列之間盟約關係的最高象徵，經常被稱為「耶和華的約櫃」（</w:t>
-      </w:r>
-      <w:hyperlink r:id="rId61">
-        <w:r>
-          <w:rPr>
-            <w:lang w:val="zh_TW" w:bidi="zh_TW"/>
-          </w:rPr>
-          <w:rPr>
-            <w:color w:val="0000EE"/>
-            <w:u w:val="single"/>
-          </w:rPr>
-          <w:t>申10:8</w:t>
-        </w:r>
-      </w:hyperlink>
-      <w:r>
-        <w:rPr>
-          <w:lang w:val="zh_TW" w:bidi="zh_TW"/>
-        </w:rPr>
-        <w:t>）。與鄰近國家當時的約櫃不同，這個約櫃沒有任何神祇形像，只有十誡（</w:t>
-      </w:r>
-      <w:hyperlink r:id="rId62">
-        <w:r>
-          <w:rPr>
-            <w:lang w:val="zh_TW" w:bidi="zh_TW"/>
-          </w:rPr>
-          <w:rPr>
-            <w:color w:val="0000EE"/>
-            <w:u w:val="single"/>
-          </w:rPr>
-          <w:t>出25:16</w:t>
-        </w:r>
-      </w:hyperlink>
-      <w:r>
-        <w:rPr>
-          <w:lang w:val="zh_TW" w:bidi="zh_TW"/>
-        </w:rPr>
-        <w:t>）、一罐嗎哪（</w:t>
-      </w:r>
-      <w:hyperlink r:id="rId63">
-        <w:r>
-          <w:rPr>
-            <w:lang w:val="zh_TW" w:bidi="zh_TW"/>
-          </w:rPr>
-          <w:rPr>
-            <w:color w:val="0000EE"/>
-            <w:u w:val="single"/>
-          </w:rPr>
-          <w:t>16:33</w:t>
-        </w:r>
-      </w:hyperlink>
-      <w:r>
-        <w:rPr>
-          <w:lang w:val="zh_TW" w:bidi="zh_TW"/>
-        </w:rPr>
-        <w:t>）和亞倫的杖（</w:t>
-      </w:r>
-      <w:hyperlink r:id="rId64">
-        <w:r>
-          <w:rPr>
-            <w:lang w:val="zh_TW" w:bidi="zh_TW"/>
-          </w:rPr>
-          <w:rPr>
-            <w:color w:val="0000EE"/>
-            <w:u w:val="single"/>
-          </w:rPr>
-          <w:t>民17:10</w:t>
-        </w:r>
-      </w:hyperlink>
-      <w:r>
-        <w:rPr>
-          <w:lang w:val="zh_TW" w:bidi="zh_TW"/>
-        </w:rPr>
-        <w:t>），這些都象徵著神各方面的供應（見</w:t>
-      </w:r>
-      <w:hyperlink r:id="rId65">
-        <w:r>
-          <w:rPr>
-            <w:lang w:val="zh_TW" w:bidi="zh_TW"/>
-          </w:rPr>
-          <w:rPr>
-            <w:color w:val="0000EE"/>
-            <w:u w:val="single"/>
-          </w:rPr>
-          <w:t>來9:4</w:t>
-        </w:r>
-      </w:hyperlink>
-      <w:r>
-        <w:rPr>
-          <w:lang w:val="zh_TW" w:bidi="zh_TW"/>
-        </w:rPr>
-        <w:t>）。</w:t>
-      </w:r>
-    </w:p>
-    <w:p>
-      <w:pPr/>
-      <w:r>
-        <w:rPr>
-          <w:lang w:val="zh_TW" w:bidi="zh_TW"/>
-        </w:rPr>
-      </w:r>
-      <w:r>
-        <w:rPr>
-          <w:lang w:val="zh_TW" w:bidi="zh_TW"/>
-        </w:rPr>
-        <w:t>約櫃藉由兩根槓來抬運，槓穿過固定在下方四角的環（</w:t>
-      </w:r>
-      <w:hyperlink r:id="rId66">
-        <w:r>
-          <w:rPr>
-            <w:lang w:val="zh_TW" w:bidi="zh_TW"/>
-          </w:rPr>
-          <w:rPr>
-            <w:color w:val="0000EE"/>
-            <w:u w:val="single"/>
-          </w:rPr>
-          <w:t>出25:13–15</w:t>
-        </w:r>
-      </w:hyperlink>
-      <w:r>
-        <w:rPr>
-          <w:lang w:val="zh_TW" w:bidi="zh_TW"/>
-        </w:rPr>
-        <w:t>）。這兩根槓恆常留在原位，並從幔子下方向前伸入聖所，讓人知道那無法看見的約櫃與人同在。</w:t>
-      </w:r>
-    </w:p>
-    <w:p>
-      <w:pPr/>
-      <w:r>
-        <w:rPr>
-          <w:lang w:val="zh_TW" w:bidi="zh_TW"/>
-        </w:rPr>
-      </w:r>
-      <w:r>
-        <w:rPr>
-          <w:lang w:val="zh_TW" w:bidi="zh_TW"/>
-        </w:rPr>
-        <w:t>安放在約櫃之上的是施恩座（有譯本譯為「贖罪蓋」），一塊長方形的實心金板，其上固定有兩個基路伯。面向內側的基路伯與施恩座一起，構成那位看不可見之神的寶座（</w:t>
-      </w:r>
-      <w:hyperlink r:id="rId67">
-        <w:r>
-          <w:rPr>
-            <w:lang w:val="zh_TW" w:bidi="zh_TW"/>
-          </w:rPr>
-          <w:rPr>
-            <w:color w:val="0000EE"/>
-            <w:u w:val="single"/>
-          </w:rPr>
-          <w:t>出25:22</w:t>
-        </w:r>
-      </w:hyperlink>
-      <w:r>
-        <w:rPr>
-          <w:lang w:val="zh_TW" w:bidi="zh_TW"/>
-        </w:rPr>
-        <w:t>），這位神常被描述為坐在基路伯之上（</w:t>
-      </w:r>
-      <w:hyperlink r:id="rId68">
-        <w:r>
-          <w:rPr>
-            <w:lang w:val="zh_TW" w:bidi="zh_TW"/>
-          </w:rPr>
-          <w:rPr>
-            <w:color w:val="0000EE"/>
-            <w:u w:val="single"/>
-          </w:rPr>
-          <w:t>詩80:1</w:t>
-        </w:r>
-      </w:hyperlink>
-      <w:r>
-        <w:rPr>
-          <w:lang w:val="zh_TW" w:bidi="zh_TW"/>
-        </w:rPr>
-        <w:t>，</w:t>
-      </w:r>
-      <w:hyperlink r:id="rId69">
-        <w:r>
-          <w:rPr>
-            <w:lang w:val="zh_TW" w:bidi="zh_TW"/>
-          </w:rPr>
-          <w:rPr>
-            <w:color w:val="0000EE"/>
-            <w:u w:val="single"/>
-          </w:rPr>
-          <w:t>99:1</w:t>
-        </w:r>
-      </w:hyperlink>
-      <w:r>
-        <w:rPr>
-          <w:lang w:val="zh_TW" w:bidi="zh_TW"/>
-        </w:rPr>
-        <w:t>）。「施恩座」這名詞來自「施行贖罪」的動詞，贖罪日高峰之時，祭司要將血灑在施恩座上（</w:t>
-      </w:r>
-      <w:hyperlink r:id="rId70">
-        <w:r>
-          <w:rPr>
-            <w:lang w:val="zh_TW" w:bidi="zh_TW"/>
-          </w:rPr>
-          <w:rPr>
-            <w:color w:val="0000EE"/>
-            <w:u w:val="single"/>
-          </w:rPr>
-          <w:t>利16:14</w:t>
-        </w:r>
-      </w:hyperlink>
-      <w:r>
-        <w:rPr>
-          <w:lang w:val="zh_TW" w:bidi="zh_TW"/>
-        </w:rPr>
-        <w:t>）。約櫃被放置在施恩座</w:t>
-      </w:r>
-      <w:r>
-        <w:rPr>
-          <w:b/>
-          <w:lang w:val="zh_TW" w:bidi="zh_TW"/>
-        </w:rPr>
-        <w:t>之下</w:t>
-      </w:r>
-      <w:r>
-        <w:rPr>
-          <w:lang w:val="zh_TW" w:bidi="zh_TW"/>
-        </w:rPr>
-        <w:t>（</w:t>
-      </w:r>
-      <w:hyperlink r:id="rId71">
-        <w:r>
-          <w:rPr>
-            <w:lang w:val="zh_TW" w:bidi="zh_TW"/>
-          </w:rPr>
-          <w:rPr>
-            <w:color w:val="0000EE"/>
-            <w:u w:val="single"/>
-          </w:rPr>
-          <w:t>出25:21</w:t>
-        </w:r>
-      </w:hyperlink>
-      <w:r>
-        <w:rPr>
-          <w:lang w:val="zh_TW" w:bidi="zh_TW"/>
-        </w:rPr>
-        <w:t>）的事實，表明律法在神的保護之下，並解釋了為何約櫃會被稱為祂的腳凳（例：</w:t>
-      </w:r>
-      <w:hyperlink r:id="rId72">
-        <w:r>
-          <w:rPr>
-            <w:lang w:val="zh_TW" w:bidi="zh_TW"/>
-          </w:rPr>
-          <w:rPr>
-            <w:color w:val="0000EE"/>
-            <w:u w:val="single"/>
-          </w:rPr>
-          <w:t>詩132:7</w:t>
-        </w:r>
-      </w:hyperlink>
-      <w:r>
-        <w:rPr>
-          <w:lang w:val="zh_TW" w:bidi="zh_TW"/>
-        </w:rPr>
-        <w:t>）。如同伊甸園中的基路伯（</w:t>
-      </w:r>
-      <w:hyperlink r:id="rId73">
-        <w:r>
-          <w:rPr>
-            <w:lang w:val="zh_TW" w:bidi="zh_TW"/>
-          </w:rPr>
-          <w:rPr>
-            <w:color w:val="0000EE"/>
-            <w:u w:val="single"/>
-          </w:rPr>
-          <w:t>創3:24</w:t>
-        </w:r>
-      </w:hyperlink>
-      <w:r>
-        <w:rPr>
-          <w:lang w:val="zh_TW" w:bidi="zh_TW"/>
-        </w:rPr>
-        <w:t>），至聖所中的基路伯很可能具有類似的守護功能。在古代世界，像基路伯這樣具有象徵意義的有翼生物，常被安置在寶座與重要建築的守護位置上。</w:t>
-      </w:r>
-    </w:p>
-    <w:p>
-      <w:pPr/>
-      <w:r>
-        <w:rPr>
-          <w:lang w:val="zh_TW" w:bidi="zh_TW"/>
-        </w:rPr>
-      </w:r>
-      <w:r>
-        <w:rPr>
-          <w:lang w:val="zh_TW" w:bidi="zh_TW"/>
-        </w:rPr>
-        <w:t>像約櫃一樣，陳設餅的桌子（</w:t>
-      </w:r>
-      <w:hyperlink r:id="rId74">
-        <w:r>
-          <w:rPr>
-            <w:lang w:val="zh_TW" w:bidi="zh_TW"/>
-          </w:rPr>
-          <w:rPr>
-            <w:color w:val="0000EE"/>
-            <w:u w:val="single"/>
-          </w:rPr>
-          <w:t>出25:30</w:t>
-        </w:r>
-      </w:hyperlink>
-      <w:r>
-        <w:rPr>
-          <w:lang w:val="zh_TW" w:bidi="zh_TW"/>
-        </w:rPr>
-        <w:t>）是以皂莢木製成，外面包裹著金子。它稍微小一些，長0.9公尺，寬0.5公尺，高0.7公尺。各種輔助的器皿與用具都有詳細記載（</w:t>
-      </w:r>
-      <w:hyperlink r:id="rId75">
-        <w:r>
-          <w:rPr>
-            <w:lang w:val="zh_TW" w:bidi="zh_TW"/>
-          </w:rPr>
-          <w:rPr>
-            <w:color w:val="0000EE"/>
-            <w:u w:val="single"/>
-          </w:rPr>
-          <w:t>29</w:t>
-        </w:r>
-      </w:hyperlink>
-      <w:r>
-        <w:rPr>
-          <w:lang w:val="zh_TW" w:bidi="zh_TW"/>
-        </w:rPr>
-        <w:t>節），推測盤子是用來放餅的。每逢安息日，十二個餅被放置在桌上，排成兩行，象徵神對以色列十二支派的供應（</w:t>
-      </w:r>
-      <w:hyperlink r:id="rId76">
-        <w:r>
-          <w:rPr>
-            <w:lang w:val="zh_TW" w:bidi="zh_TW"/>
-          </w:rPr>
-          <w:rPr>
-            <w:color w:val="0000EE"/>
-            <w:u w:val="single"/>
-          </w:rPr>
-          <w:t>利24:5–9</w:t>
-        </w:r>
-      </w:hyperlink>
-      <w:r>
-        <w:rPr>
-          <w:lang w:val="zh_TW" w:bidi="zh_TW"/>
-        </w:rPr>
-        <w:t>）。這張桌子位於聖所的北側。</w:t>
-      </w:r>
-    </w:p>
-    <w:p>
-      <w:pPr/>
-      <w:r>
-        <w:rPr>
-          <w:lang w:val="zh_TW" w:bidi="zh_TW"/>
-        </w:rPr>
-      </w:r>
-      <w:r>
-        <w:rPr>
-          <w:lang w:val="zh_TW" w:bidi="zh_TW"/>
-        </w:rPr>
-        <w:t>在南側是七枝金燈台（</w:t>
-      </w:r>
-      <w:hyperlink r:id="rId77">
-        <w:r>
-          <w:rPr>
-            <w:lang w:val="zh_TW" w:bidi="zh_TW"/>
-          </w:rPr>
-          <w:rPr>
-            <w:color w:val="0000EE"/>
-            <w:u w:val="single"/>
-          </w:rPr>
-          <w:t>出25:31–39</w:t>
-        </w:r>
-      </w:hyperlink>
-      <w:r>
-        <w:rPr>
-          <w:lang w:val="zh_TW" w:bidi="zh_TW"/>
-        </w:rPr>
-        <w:t>，</w:t>
-      </w:r>
-      <w:hyperlink r:id="rId78">
-        <w:r>
-          <w:rPr>
-            <w:lang w:val="zh_TW" w:bidi="zh_TW"/>
-          </w:rPr>
-          <w:rPr>
-            <w:color w:val="0000EE"/>
-            <w:u w:val="single"/>
-          </w:rPr>
-          <w:t>37:17–24</w:t>
-        </w:r>
-      </w:hyperlink>
-      <w:r>
-        <w:rPr>
-          <w:lang w:val="zh_TW" w:bidi="zh_TW"/>
-        </w:rPr>
-        <w:t>，</w:t>
-      </w:r>
-      <w:hyperlink r:id="rId79">
-        <w:r>
-          <w:rPr>
-            <w:lang w:val="zh_TW" w:bidi="zh_TW"/>
-          </w:rPr>
-          <w:rPr>
-            <w:color w:val="0000EE"/>
-            <w:u w:val="single"/>
-          </w:rPr>
-          <w:t>40:24</w:t>
-        </w:r>
-      </w:hyperlink>
-      <w:r>
-        <w:rPr>
-          <w:lang w:val="zh_TW" w:bidi="zh_TW"/>
-        </w:rPr>
-        <w:t>）。這是聖所中最令人印象深刻的器具之一，如同基路伯和施恩座一樣，是用純金製成。六支金枝（左右各三支）從中央的柱幹伸出，整個燈臺以杏花為裝飾。根據聖經的資料，我們並不確定燈臺是持續點亮（</w:t>
-      </w:r>
-      <w:hyperlink r:id="rId80">
-        <w:r>
-          <w:rPr>
-            <w:lang w:val="zh_TW" w:bidi="zh_TW"/>
-          </w:rPr>
-          <w:rPr>
-            <w:color w:val="0000EE"/>
-            <w:u w:val="single"/>
-          </w:rPr>
-          <w:t>出27:20</w:t>
-        </w:r>
-      </w:hyperlink>
-      <w:r>
-        <w:rPr>
-          <w:lang w:val="zh_TW" w:bidi="zh_TW"/>
-        </w:rPr>
-        <w:t>；</w:t>
-      </w:r>
-      <w:hyperlink r:id="rId81">
-        <w:r>
-          <w:rPr>
-            <w:lang w:val="zh_TW" w:bidi="zh_TW"/>
-          </w:rPr>
-          <w:rPr>
-            <w:color w:val="0000EE"/>
-            <w:u w:val="single"/>
-          </w:rPr>
-          <w:t>利24:2</w:t>
-        </w:r>
-      </w:hyperlink>
-      <w:r>
-        <w:rPr>
-          <w:lang w:val="zh_TW" w:bidi="zh_TW"/>
-        </w:rPr>
-        <w:t>），還是僅在夜間發光（大多數譯本中的</w:t>
-      </w:r>
-      <w:hyperlink r:id="rId82">
-        <w:r>
-          <w:rPr>
-            <w:lang w:val="zh_TW" w:bidi="zh_TW"/>
-          </w:rPr>
-          <w:rPr>
-            <w:color w:val="0000EE"/>
-            <w:u w:val="single"/>
-          </w:rPr>
-          <w:t>撒上3:3</w:t>
-        </w:r>
-      </w:hyperlink>
-      <w:r>
-        <w:rPr>
-          <w:lang w:val="zh_TW" w:bidi="zh_TW"/>
-        </w:rPr>
-        <w:t>均有提及）。</w:t>
-      </w:r>
-      <w:hyperlink r:id="rId83">
-        <w:r>
-          <w:rPr>
-            <w:lang w:val="zh_TW" w:bidi="zh_TW"/>
-          </w:rPr>
-          <w:rPr>
-            <w:color w:val="0000EE"/>
-            <w:u w:val="single"/>
-          </w:rPr>
-          <w:t>利未記二十四章4節</w:t>
-        </w:r>
-      </w:hyperlink>
-      <w:r>
-        <w:rPr>
-          <w:lang w:val="zh_TW" w:bidi="zh_TW"/>
-        </w:rPr>
-        <w:t>強烈支持前者，而撒母耳記上的資料可能反映，在士師時期這個做法已經開始變化。在經文中，金燈台象徵著盟約群體的持續見證（</w:t>
-      </w:r>
-      <w:hyperlink r:id="rId84">
-        <w:r>
-          <w:rPr>
-            <w:lang w:val="zh_TW" w:bidi="zh_TW"/>
-          </w:rPr>
-          <w:rPr>
-            <w:color w:val="0000EE"/>
-            <w:u w:val="single"/>
-          </w:rPr>
-          <w:t>亞4:1–7</w:t>
-        </w:r>
-      </w:hyperlink>
-      <w:r>
-        <w:rPr>
-          <w:lang w:val="zh_TW" w:bidi="zh_TW"/>
-        </w:rPr>
-        <w:t>；</w:t>
-      </w:r>
-      <w:hyperlink r:id="rId85">
-        <w:r>
-          <w:rPr>
-            <w:lang w:val="zh_TW" w:bidi="zh_TW"/>
-          </w:rPr>
-          <w:rPr>
-            <w:color w:val="0000EE"/>
-            <w:u w:val="single"/>
-          </w:rPr>
-          <w:t>啟2:1</w:t>
-        </w:r>
-      </w:hyperlink>
-      <w:r>
-        <w:rPr>
-          <w:lang w:val="zh_TW" w:bidi="zh_TW"/>
-        </w:rPr>
-        <w:t>）。從經文列舉服事燈臺所需、全部以純金製成的器具，可以看見對於細節的精準關注。若沒有這種精準的細節，燈光很快就會昏暗，聖所本身也會被炭垢所污穢（</w:t>
-      </w:r>
-      <w:hyperlink r:id="rId86">
-        <w:r>
-          <w:rPr>
-            <w:lang w:val="zh_TW" w:bidi="zh_TW"/>
-          </w:rPr>
-          <w:rPr>
-            <w:color w:val="0000EE"/>
-            <w:u w:val="single"/>
-          </w:rPr>
-          <w:t>出25:38</w:t>
-        </w:r>
-      </w:hyperlink>
-      <w:r>
-        <w:rPr>
-          <w:lang w:val="zh_TW" w:bidi="zh_TW"/>
-        </w:rPr>
-        <w:t>）。此外，點燈時亦只會使用最上等的橄欖油，確保光線明亮（</w:t>
-      </w:r>
-      <w:hyperlink r:id="rId80">
-        <w:r>
-          <w:rPr>
-            <w:lang w:val="zh_TW" w:bidi="zh_TW"/>
-          </w:rPr>
-          <w:rPr>
-            <w:color w:val="0000EE"/>
-            <w:u w:val="single"/>
-          </w:rPr>
-          <w:t>27:20</w:t>
-        </w:r>
-      </w:hyperlink>
-      <w:r>
-        <w:rPr>
-          <w:lang w:val="zh_TW" w:bidi="zh_TW"/>
-        </w:rPr>
-        <w:t>）。</w:t>
-      </w:r>
-    </w:p>
-    <w:p>
-      <w:pPr/>
-      <w:r>
-        <w:rPr>
-          <w:lang w:val="zh_TW" w:bidi="zh_TW"/>
-        </w:rPr>
-      </w:r>
-      <w:r>
-        <w:rPr>
-          <w:lang w:val="zh_TW" w:bidi="zh_TW"/>
-        </w:rPr>
-        <w:t>香壇（</w:t>
-      </w:r>
-      <w:hyperlink r:id="rId87">
-        <w:r>
-          <w:rPr>
-            <w:lang w:val="zh_TW" w:bidi="zh_TW"/>
-          </w:rPr>
-          <w:rPr>
-            <w:color w:val="0000EE"/>
-            <w:u w:val="single"/>
-          </w:rPr>
-          <w:t>出30:1–10</w:t>
-        </w:r>
-      </w:hyperlink>
-      <w:r>
-        <w:rPr>
-          <w:lang w:val="zh_TW" w:bidi="zh_TW"/>
-        </w:rPr>
-        <w:t>）的描述可能被故意淡化，以突顯外院的祭壇，後者通常被稱為「</w:t>
-      </w:r>
-      <w:r>
-        <w:rPr>
-          <w:b/>
-          <w:lang w:val="zh_TW" w:bidi="zh_TW"/>
-        </w:rPr>
-        <w:t>那個</w:t>
-      </w:r>
-      <w:r>
-        <w:rPr>
-          <w:lang w:val="zh_TW" w:bidi="zh_TW"/>
-        </w:rPr>
-        <w:t>祭壇」。為了區分香壇與銅製的獻祭壇，前者被稱為「金壇」（</w:t>
-      </w:r>
-      <w:hyperlink r:id="rId88">
-        <w:r>
-          <w:rPr>
-            <w:lang w:val="zh_TW" w:bidi="zh_TW"/>
-          </w:rPr>
-          <w:rPr>
-            <w:color w:val="0000EE"/>
-            <w:u w:val="single"/>
-          </w:rPr>
-          <w:t>40:5</w:t>
-        </w:r>
-      </w:hyperlink>
-      <w:r>
-        <w:rPr>
-          <w:lang w:val="zh_TW" w:bidi="zh_TW"/>
-        </w:rPr>
-        <w:t>）。香壇位於聖所內，正對著幔子另一側至聖所中的約櫃，位於陳設餅桌與燈臺之間。它以包金的皂莢木製成，邊長約45.7公分，高約0.9公尺，四角有角，周圍有一圈金邊。像約櫃一樣，香壇也有環與槓的設置，方便移動。這壇用來早晚焚香，每年的贖罪日又會</w:t>
-      </w:r>
-      <w:r>
-        <w:rPr>
-          <w:lang w:val="zh_TW" w:bidi="zh_TW"/>
-        </w:rPr>
-        <w:t>用贖罪祭牲的血行禮</w:t>
-      </w:r>
-      <w:r>
-        <w:rPr>
-          <w:lang w:val="zh_TW" w:bidi="zh_TW"/>
-        </w:rPr>
-        <w:t>（</w:t>
-      </w:r>
-      <w:hyperlink r:id="rId89">
-        <w:r>
-          <w:rPr>
-            <w:lang w:val="zh_TW" w:bidi="zh_TW"/>
-          </w:rPr>
-          <w:rPr>
-            <w:color w:val="0000EE"/>
-            <w:u w:val="single"/>
-          </w:rPr>
-          <w:t>30:7–10</w:t>
-        </w:r>
-      </w:hyperlink>
-      <w:r>
-        <w:rPr>
-          <w:lang w:val="zh_TW" w:bidi="zh_TW"/>
-        </w:rPr>
-        <w:t>）。特別配方的香被禁止用於世俗用途。起初，香表明從祭物上升之物，作為神所喜悅的馨香之氣。香在敬拜中表達對神的認定（</w:t>
-      </w:r>
-      <w:hyperlink r:id="rId90">
-        <w:r>
-          <w:rPr>
-            <w:lang w:val="zh_TW" w:bidi="zh_TW"/>
-          </w:rPr>
-          <w:rPr>
-            <w:color w:val="0000EE"/>
-            <w:u w:val="single"/>
-          </w:rPr>
-          <w:t>瑪1:11</w:t>
-        </w:r>
-      </w:hyperlink>
-      <w:r>
-        <w:rPr>
-          <w:lang w:val="zh_TW" w:bidi="zh_TW"/>
-        </w:rPr>
-        <w:t>），並在早期象徵著敬虔之人的禱告（</w:t>
-      </w:r>
-      <w:hyperlink r:id="rId91">
-        <w:r>
-          <w:rPr>
-            <w:lang w:val="zh_TW" w:bidi="zh_TW"/>
-          </w:rPr>
-          <w:rPr>
-            <w:color w:val="0000EE"/>
-            <w:u w:val="single"/>
-          </w:rPr>
-          <w:t>詩141:2</w:t>
-        </w:r>
-      </w:hyperlink>
-      <w:r>
-        <w:rPr>
-          <w:lang w:val="zh_TW" w:bidi="zh_TW"/>
-        </w:rPr>
-        <w:t>）。它也遮蔽神，不讓人眼看見祂（</w:t>
-      </w:r>
-      <w:hyperlink r:id="rId92">
-        <w:r>
-          <w:rPr>
-            <w:lang w:val="zh_TW" w:bidi="zh_TW"/>
-          </w:rPr>
-          <w:rPr>
-            <w:color w:val="0000EE"/>
-            <w:u w:val="single"/>
-          </w:rPr>
-          <w:t>利16:13</w:t>
-        </w:r>
-      </w:hyperlink>
-      <w:r>
-        <w:rPr>
-          <w:lang w:val="zh_TW" w:bidi="zh_TW"/>
-        </w:rPr>
-        <w:t>）。</w:t>
-      </w:r>
-    </w:p>
-    <w:p>
-      <w:pPr>
-        <w:pStyle w:val="Heading3"/>
-      </w:pPr>
-      <w:r>
-        <w:rPr>
-          <w:lang w:val="zh_TW" w:bidi="zh_TW"/>
-        </w:rPr>
-        <w:t>會幕本體</w:t>
-      </w:r>
-    </w:p>
-    <w:p>
-      <w:pPr/>
-      <w:r>
-        <w:rPr>
-          <w:lang w:val="zh_TW" w:bidi="zh_TW"/>
-        </w:rPr>
-      </w:r>
-      <w:r>
-        <w:rPr>
-          <w:lang w:val="zh_TW" w:bidi="zh_TW"/>
-        </w:rPr>
-        <w:t>會幕基本上是支撐在剛硬骨架上的帳棚結構。與其它器具相同，其細節在聖經中記載三次，以凸顯會幕本體的重要性。規格記載在</w:t>
-      </w:r>
-      <w:hyperlink r:id="rId93">
-        <w:r>
-          <w:rPr>
-            <w:lang w:val="zh_TW" w:bidi="zh_TW"/>
-          </w:rPr>
-          <w:rPr>
-            <w:color w:val="0000EE"/>
-            <w:u w:val="single"/>
-          </w:rPr>
-          <w:t>出埃及記二十六章</w:t>
-        </w:r>
-      </w:hyperlink>
-      <w:r>
-        <w:rPr>
-          <w:lang w:val="zh_TW" w:bidi="zh_TW"/>
-        </w:rPr>
-        <w:t>，建造過程記載在</w:t>
-      </w:r>
-      <w:hyperlink r:id="rId94">
-        <w:r>
-          <w:rPr>
-            <w:lang w:val="zh_TW" w:bidi="zh_TW"/>
-          </w:rPr>
-          <w:rPr>
-            <w:color w:val="0000EE"/>
-            <w:u w:val="single"/>
-          </w:rPr>
-          <w:t>出埃及記三十六章8至38節</w:t>
-        </w:r>
-      </w:hyperlink>
-      <w:r>
-        <w:rPr>
-          <w:lang w:val="zh_TW" w:bidi="zh_TW"/>
-        </w:rPr>
-        <w:t>，最終的豎立記載在</w:t>
-      </w:r>
-      <w:hyperlink r:id="rId95">
-        <w:r>
-          <w:rPr>
-            <w:lang w:val="zh_TW" w:bidi="zh_TW"/>
-          </w:rPr>
-          <w:rPr>
-            <w:color w:val="0000EE"/>
-            <w:u w:val="single"/>
-          </w:rPr>
-          <w:t>出埃及記四十章16至19節</w:t>
-        </w:r>
-      </w:hyperlink>
-      <w:r>
-        <w:rPr>
-          <w:lang w:val="zh_TW" w:bidi="zh_TW"/>
-        </w:rPr>
-        <w:t>。整體尺寸約為長13.7公尺，寬4.6公尺，高4.6公尺。</w:t>
-      </w:r>
-    </w:p>
-    <w:p>
-      <w:pPr/>
-      <w:r>
-        <w:rPr>
-          <w:lang w:val="zh_TW" w:bidi="zh_TW"/>
-        </w:rPr>
-      </w:r>
-      <w:r>
-        <w:rPr>
-          <w:lang w:val="zh_TW" w:bidi="zh_TW"/>
-        </w:rPr>
-        <w:t>其基本骨架是一系列豎立的支架，每個支架高4.6公尺，寬0.7公尺，各自立在兩個銀座上（</w:t>
-      </w:r>
-      <w:hyperlink r:id="rId96">
-        <w:r>
-          <w:rPr>
-            <w:lang w:val="zh_TW" w:bidi="zh_TW"/>
-          </w:rPr>
-          <w:rPr>
-            <w:color w:val="0000EE"/>
-            <w:u w:val="single"/>
-          </w:rPr>
-          <w:t>出26:15–25</w:t>
-        </w:r>
-      </w:hyperlink>
-      <w:r>
-        <w:rPr>
-          <w:lang w:val="zh_TW" w:bidi="zh_TW"/>
-        </w:rPr>
-        <w:t>）。學者曾認為這些支架或框架是實心的皂莢木板，但大多數現代學者則認為每個框架由兩個直立側面組成，通過像梯子一樣的水平物件連接。這樣的結構會更穩固，形狀保持得更好，並且可以從聖所內部看到美麗的內層幔簾。在南北兩側各有20個這樣的框架，西端有6個。此外，在西側有兩個角件，所有牆壁都通過扣件連接在一起（</w:t>
-      </w:r>
-      <w:hyperlink r:id="rId97">
-        <w:r>
-          <w:rPr>
-            <w:lang w:val="zh_TW" w:bidi="zh_TW"/>
-          </w:rPr>
-          <w:rPr>
-            <w:color w:val="0000EE"/>
-            <w:u w:val="single"/>
-          </w:rPr>
-          <w:t>23–25節</w:t>
-        </w:r>
-      </w:hyperlink>
-      <w:r>
-        <w:rPr>
-          <w:lang w:val="zh_TW" w:bidi="zh_TW"/>
-        </w:rPr>
-        <w:t>）。一系列穿過每個直立框架上金環的橫杆有助結構更加穩固對齊（</w:t>
-      </w:r>
-      <w:hyperlink r:id="rId98">
-        <w:r>
-          <w:rPr>
-            <w:lang w:val="zh_TW" w:bidi="zh_TW"/>
-          </w:rPr>
-          <w:rPr>
-            <w:color w:val="0000EE"/>
-            <w:u w:val="single"/>
-          </w:rPr>
-          <w:t>26–29節</w:t>
-        </w:r>
-      </w:hyperlink>
-      <w:r>
-        <w:rPr>
-          <w:lang w:val="zh_TW" w:bidi="zh_TW"/>
-        </w:rPr>
-        <w:t>）。三個側面各有五根橫杆。南側與北側中央那根橫杆貫穿全長，其餘四根大概各自延伸到一半，使每個框架實際上被三根橫杆固定。所有木料部分都包上金子。</w:t>
-      </w:r>
-    </w:p>
-    <w:p>
-      <w:pPr/>
-      <w:r>
-        <w:rPr>
-          <w:lang w:val="zh_TW" w:bidi="zh_TW"/>
-        </w:rPr>
-      </w:r>
-      <w:r>
-        <w:rPr>
-          <w:lang w:val="zh_TW" w:bidi="zh_TW"/>
-        </w:rPr>
-        <w:t>在這個骨架之上，有幾層覆蓋物形成會幕的頂部、側面和背面。第一層是十幅細麻幔子，染成藍色、紫色和紅色，並繡有基路伯（</w:t>
-      </w:r>
-      <w:hyperlink r:id="rId99">
-        <w:r>
-          <w:rPr>
-            <w:lang w:val="zh_TW" w:bidi="zh_TW"/>
-          </w:rPr>
-          <w:rPr>
-            <w:color w:val="0000EE"/>
-            <w:u w:val="single"/>
-          </w:rPr>
-          <w:t>出26:1–6</w:t>
-        </w:r>
-      </w:hyperlink>
-      <w:r>
-        <w:rPr>
-          <w:lang w:val="zh_TW" w:bidi="zh_TW"/>
-        </w:rPr>
-        <w:t>，</w:t>
-      </w:r>
-      <w:hyperlink r:id="rId100">
-        <w:r>
-          <w:rPr>
-            <w:lang w:val="zh_TW" w:bidi="zh_TW"/>
-          </w:rPr>
-          <w:rPr>
-            <w:color w:val="0000EE"/>
-            <w:u w:val="single"/>
-          </w:rPr>
-          <w:t>36:8–13</w:t>
-        </w:r>
-      </w:hyperlink>
-      <w:r>
-        <w:rPr>
-          <w:lang w:val="zh_TW" w:bidi="zh_TW"/>
-        </w:rPr>
-        <w:t>）。每塊尺寸為12.8公尺乘1.8公尺。沿長邊把幔子配對接合，形成五組幔子。這兩幅大幔子本身，又藉著50個金鉤連接，金鉤穿過兩者上相等數量的環。這些幔子很可能像桌布一樣，拉展覆蓋在結構之上。</w:t>
-      </w:r>
-    </w:p>
-    <w:p>
-      <w:pPr/>
-      <w:r>
-        <w:rPr>
-          <w:lang w:val="zh_TW" w:bidi="zh_TW"/>
-        </w:rPr>
-      </w:r>
-      <w:r>
-        <w:rPr>
-          <w:lang w:val="zh_TW" w:bidi="zh_TW"/>
-        </w:rPr>
-        <w:t>十一幅山羊毛的幔子或篷布，每幅13.7公尺乘1.8公尺。構成下一層。這些幔子以五幅與六幅分成兩組，再用類似於下層幔子的方式接連，只是使用銅鉤而非金鉤。山羊毛篷布較長的部分提供重疊，以保護下層幔子，而較大的篷布在會幕前後兩端均有重疊（</w:t>
-      </w:r>
-      <w:hyperlink r:id="rId101">
-        <w:r>
-          <w:rPr>
-            <w:lang w:val="zh_TW" w:bidi="zh_TW"/>
-          </w:rPr>
-          <w:rPr>
-            <w:color w:val="0000EE"/>
-            <w:u w:val="single"/>
-          </w:rPr>
-          <w:t>出26:7–9</w:t>
-        </w:r>
-      </w:hyperlink>
-      <w:r>
-        <w:rPr>
-          <w:lang w:val="zh_TW" w:bidi="zh_TW"/>
-        </w:rPr>
-        <w:t>、</w:t>
-      </w:r>
-      <w:hyperlink r:id="rId101">
-        <w:r>
-          <w:rPr>
-            <w:lang w:val="zh_TW" w:bidi="zh_TW"/>
-          </w:rPr>
-          <w:rPr>
-            <w:color w:val="0000EE"/>
-            <w:u w:val="single"/>
-          </w:rPr>
-          <w:t>12–13</w:t>
-        </w:r>
-      </w:hyperlink>
-      <w:r>
-        <w:rPr>
-          <w:lang w:val="zh_TW" w:bidi="zh_TW"/>
-        </w:rPr>
-        <w:t>）。另外兩層確保了完全的防水，一層是染成紅色的海狗皮，一層是山羊皮。</w:t>
-      </w:r>
-    </w:p>
-    <w:p>
-      <w:pPr/>
-      <w:r>
-        <w:rPr>
-          <w:lang w:val="zh_TW" w:bidi="zh_TW"/>
-        </w:rPr>
-      </w:r>
-      <w:r>
-        <w:rPr>
-          <w:lang w:val="zh_TW" w:bidi="zh_TW"/>
-        </w:rPr>
-        <w:t>有一幅幔子將聖所隔開，其材料與下層幔子相同，懸掛在連接兩幅大幔子的金鉤之下，由四根包金、立在銀座上的皂莢木柱支撐。幔子與幔子上的基路伯，是聖所的象徵性守護者。幔子的所在位置，使至聖所成為一個長寬高皆為4.6公尺的正立方體。多層重叠的材料，以及對接縫的細緻處理，凸顯了內殿最深處的幽暗。神被黑暗圍繞，謹慎地隔絕於任何未經授權的視線之外（</w:t>
-      </w:r>
-      <w:hyperlink r:id="rId102">
-        <w:r>
-          <w:rPr>
-            <w:lang w:val="zh_TW" w:bidi="zh_TW"/>
-          </w:rPr>
-          <w:rPr>
-            <w:color w:val="0000EE"/>
-            <w:u w:val="single"/>
-          </w:rPr>
-          <w:t>詩97:2</w:t>
-        </w:r>
-      </w:hyperlink>
-      <w:r>
-        <w:rPr>
-          <w:lang w:val="zh_TW" w:bidi="zh_TW"/>
-        </w:rPr>
-        <w:t>）。聖所的面積為9.1公尺乘4.6公尺，正好是至聖所面積的兩倍。一幅以與主幔子相同布料製作的門簾，隔在聖所與外院之間，懸掛在五根皂莢木柱上的金鉤上，這些柱子包金，立在銅座上。這部分門簾形成了會幕的東牆，未有資料顯示其上有否刺繡撒拉弗。</w:t>
-      </w:r>
-    </w:p>
-    <w:p>
-      <w:pPr/>
-      <w:r>
-        <w:rPr>
-          <w:lang w:val="zh_TW" w:bidi="zh_TW"/>
-        </w:rPr>
-      </w:r>
-      <w:r>
-        <w:rPr>
-          <w:lang w:val="zh_TW" w:bidi="zh_TW"/>
-        </w:rPr>
-        <w:t>會幕雖然外觀可能略顯矮胖，給人堅實的印象，卻可以輕易拆卸、搬運並重新組裝。以當時的標準來說，它是配得作為神居所的建築，由最高超的人類技藝以及最優良的材料建造而成。</w:t>
-      </w:r>
-    </w:p>
-    <w:p>
-      <w:pPr>
-        <w:pStyle w:val="Heading3"/>
-      </w:pPr>
-      <w:r>
-        <w:rPr>
-          <w:lang w:val="zh_TW" w:bidi="zh_TW"/>
-        </w:rPr>
-        <w:t>外院及其器具</w:t>
-      </w:r>
-    </w:p>
-    <w:p>
-      <w:pPr/>
-      <w:r>
-        <w:rPr>
-          <w:lang w:val="zh_TW" w:bidi="zh_TW"/>
-        </w:rPr>
-      </w:r>
-      <w:r>
-        <w:rPr>
-          <w:lang w:val="zh_TW" w:bidi="zh_TW"/>
-        </w:rPr>
-        <w:t>會幕的院子呈長方形，南北兩邊長45.7公尺，東西兩邊寬22.9公尺（</w:t>
-      </w:r>
-      <w:hyperlink r:id="rId103">
-        <w:r>
-          <w:rPr>
-            <w:lang w:val="zh_TW" w:bidi="zh_TW"/>
-          </w:rPr>
-          <w:rPr>
-            <w:color w:val="0000EE"/>
-            <w:u w:val="single"/>
-          </w:rPr>
-          <w:t>出27:9–18</w:t>
-        </w:r>
-      </w:hyperlink>
-      <w:r>
-        <w:rPr>
-          <w:lang w:val="zh_TW" w:bidi="zh_TW"/>
-        </w:rPr>
-        <w:t>，</w:t>
-      </w:r>
-      <w:hyperlink r:id="rId104">
-        <w:r>
-          <w:rPr>
-            <w:lang w:val="zh_TW" w:bidi="zh_TW"/>
-          </w:rPr>
-          <w:rPr>
-            <w:color w:val="0000EE"/>
-            <w:u w:val="single"/>
-          </w:rPr>
-          <w:t>38:9–19</w:t>
-        </w:r>
-      </w:hyperlink>
-      <w:r>
-        <w:rPr>
-          <w:lang w:val="zh_TW" w:bidi="zh_TW"/>
-        </w:rPr>
-        <w:t>）。會幕本體位於西端。細麻布製成的簾子高2.3公尺，遮蔽了整個會幕區域。在東部區域有一個中央入口，寬9.1公尺。一幅同樣高度的繡花門簾遮住此入口，入口大概向內凹入，以便從兩側進入。所有幔子由銀杆支撐，銀杆穿過連接在包銀柱子上的銀鉤，而柱子則立在銅座上（</w:t>
-      </w:r>
-      <w:hyperlink r:id="rId105">
-        <w:r>
-          <w:rPr>
-            <w:lang w:val="zh_TW" w:bidi="zh_TW"/>
-          </w:rPr>
-          <w:rPr>
-            <w:color w:val="0000EE"/>
-            <w:u w:val="single"/>
-          </w:rPr>
-          <w:t>38:17</w:t>
-        </w:r>
-      </w:hyperlink>
-      <w:r>
-        <w:rPr>
-          <w:lang w:val="zh_TW" w:bidi="zh_TW"/>
-        </w:rPr>
-        <w:t>）。</w:t>
-      </w:r>
-    </w:p>
-    <w:p>
-      <w:pPr/>
-      <w:r>
-        <w:rPr>
-          <w:lang w:val="zh_TW" w:bidi="zh_TW"/>
-        </w:rPr>
-      </w:r>
-      <w:r>
-        <w:rPr>
-          <w:lang w:val="zh_TW" w:bidi="zh_TW"/>
-        </w:rPr>
-        <w:t>燔祭壇（</w:t>
-      </w:r>
-      <w:hyperlink r:id="rId106">
-        <w:r>
-          <w:rPr>
-            <w:lang w:val="zh_TW" w:bidi="zh_TW"/>
-          </w:rPr>
-          <w:rPr>
-            <w:color w:val="0000EE"/>
-            <w:u w:val="single"/>
-          </w:rPr>
-          <w:t>出27:1–8</w:t>
-        </w:r>
-      </w:hyperlink>
-      <w:r>
-        <w:rPr>
-          <w:lang w:val="zh_TW" w:bidi="zh_TW"/>
-        </w:rPr>
-        <w:t>，</w:t>
-      </w:r>
-      <w:hyperlink r:id="rId107">
-        <w:r>
-          <w:rPr>
-            <w:lang w:val="zh_TW" w:bidi="zh_TW"/>
-          </w:rPr>
-          <w:rPr>
-            <w:color w:val="0000EE"/>
-            <w:u w:val="single"/>
-          </w:rPr>
-          <w:t>38:1–7</w:t>
-        </w:r>
-      </w:hyperlink>
-      <w:r>
-        <w:rPr>
-          <w:lang w:val="zh_TW" w:bidi="zh_TW"/>
-        </w:rPr>
-        <w:t>）位於院子的東端，靠近入口處（</w:t>
-      </w:r>
-      <w:hyperlink r:id="rId108">
-        <w:r>
-          <w:rPr>
-            <w:lang w:val="zh_TW" w:bidi="zh_TW"/>
-          </w:rPr>
-          <w:rPr>
-            <w:color w:val="0000EE"/>
-            <w:u w:val="single"/>
-          </w:rPr>
-          <w:t>40:29</w:t>
-        </w:r>
-      </w:hyperlink>
-      <w:r>
-        <w:rPr>
-          <w:lang w:val="zh_TW" w:bidi="zh_TW"/>
-        </w:rPr>
-        <w:t>），提醒人若不先到獻祭之地，就不能親近神。這壇長寬各2.1公尺，高1.4公尺，與所羅門聖殿中的巨大祭壇相比顯得小巧（</w:t>
-      </w:r>
-      <w:hyperlink r:id="rId109">
-        <w:r>
-          <w:rPr>
-            <w:lang w:val="zh_TW" w:bidi="zh_TW"/>
-          </w:rPr>
-          <w:rPr>
-            <w:color w:val="0000EE"/>
-            <w:u w:val="single"/>
-          </w:rPr>
-          <w:t>代下4:1</w:t>
-        </w:r>
-      </w:hyperlink>
-      <w:r>
-        <w:rPr>
-          <w:lang w:val="zh_TW" w:bidi="zh_TW"/>
-        </w:rPr>
-        <w:t>）。其本質為包銅的中空木框，重量足以便於搬運，由包銅的槓穿過四角的銅環來抬運。網（</w:t>
-      </w:r>
-      <w:hyperlink r:id="rId110">
-        <w:r>
-          <w:rPr>
-            <w:lang w:val="zh_TW" w:bidi="zh_TW"/>
-          </w:rPr>
-          <w:rPr>
-            <w:color w:val="0000EE"/>
-            <w:u w:val="single"/>
-          </w:rPr>
-          <w:t>出27:4–5</w:t>
-        </w:r>
-      </w:hyperlink>
-      <w:r>
-        <w:rPr>
-          <w:lang w:val="zh_TW" w:bidi="zh_TW"/>
-        </w:rPr>
-        <w:t>）可能置於壇的中間，一些學者認為網外延至壇下方側面，用以通風並讓祭牲的血流至壇底。壇角可能象徵祭牲，亦可用來拴綁即將被獻的動物。在以色列，人若抓住壇角便可求庇護（例：</w:t>
-      </w:r>
-      <w:hyperlink r:id="rId111">
-        <w:r>
-          <w:rPr>
-            <w:lang w:val="zh_TW" w:bidi="zh_TW"/>
-          </w:rPr>
-          <w:rPr>
-            <w:color w:val="0000EE"/>
-            <w:u w:val="single"/>
-          </w:rPr>
-          <w:t>王上1:50</w:t>
-        </w:r>
-      </w:hyperlink>
-      <w:r>
-        <w:rPr>
-          <w:lang w:val="zh_TW" w:bidi="zh_TW"/>
-        </w:rPr>
-        <w:t>），可能象徵他把自己獻給神為祭，以求取祂的保護。壇的下方可能填上泥土，以吸收血（</w:t>
-      </w:r>
-      <w:hyperlink r:id="rId112">
-        <w:r>
-          <w:rPr>
-            <w:lang w:val="zh_TW" w:bidi="zh_TW"/>
-          </w:rPr>
-          <w:rPr>
-            <w:color w:val="0000EE"/>
-            <w:u w:val="single"/>
-          </w:rPr>
-          <w:t>出20:24</w:t>
-        </w:r>
-      </w:hyperlink>
-      <w:r>
-        <w:rPr>
-          <w:lang w:val="zh_TW" w:bidi="zh_TW"/>
-        </w:rPr>
-        <w:t>）。所有附屬器具皆為銅製：收灰的盆、鏟子、灑血用的盤、取肉的器具，以及火鼎（</w:t>
-      </w:r>
-      <w:hyperlink r:id="rId113">
-        <w:r>
-          <w:rPr>
-            <w:lang w:val="zh_TW" w:bidi="zh_TW"/>
-          </w:rPr>
-          <w:rPr>
-            <w:color w:val="0000EE"/>
-            <w:u w:val="single"/>
-          </w:rPr>
-          <w:t>27:3</w:t>
-        </w:r>
-      </w:hyperlink>
-      <w:r>
-        <w:rPr>
-          <w:lang w:val="zh_TW" w:bidi="zh_TW"/>
-        </w:rPr>
-        <w:t>）。</w:t>
-      </w:r>
-    </w:p>
-    <w:p>
-      <w:pPr/>
-      <w:r>
-        <w:rPr>
-          <w:lang w:val="zh_TW" w:bidi="zh_TW"/>
-        </w:rPr>
-      </w:r>
-      <w:r>
-        <w:rPr>
-          <w:lang w:val="zh_TW" w:bidi="zh_TW"/>
-        </w:rPr>
-        <w:t>經文沒有保留洗濯盆（有譯本譯為「洗臉盆」）尺寸的規格（</w:t>
-      </w:r>
-      <w:hyperlink r:id="rId114">
-        <w:r>
-          <w:rPr>
-            <w:lang w:val="zh_TW" w:bidi="zh_TW"/>
-          </w:rPr>
-          <w:rPr>
-            <w:color w:val="0000EE"/>
-            <w:u w:val="single"/>
-          </w:rPr>
-          <w:t>出30:17–20</w:t>
-        </w:r>
-      </w:hyperlink>
-      <w:r>
-        <w:rPr>
-          <w:lang w:val="zh_TW" w:bidi="zh_TW"/>
-        </w:rPr>
-        <w:t>，</w:t>
-      </w:r>
-      <w:hyperlink r:id="rId115">
-        <w:r>
-          <w:rPr>
-            <w:lang w:val="zh_TW" w:bidi="zh_TW"/>
-          </w:rPr>
-          <w:rPr>
-            <w:color w:val="0000EE"/>
-            <w:u w:val="single"/>
-          </w:rPr>
-          <w:t>38:8</w:t>
-        </w:r>
-      </w:hyperlink>
-      <w:r>
-        <w:rPr>
-          <w:lang w:val="zh_TW" w:bidi="zh_TW"/>
-        </w:rPr>
-        <w:t>），但它是用院子入口事奉之婦女的鏡子所造。洗濯盆設在燔祭壇與會幕之間。人若未在洗濯盆清洗就事奉神，是可被處死之罪；嚴正提醒人在為神做任何事之前，必須潔淨並順服。銅座可能只是支撐洗濯盆的基座，也可能包含一個放在下方的盆，讓祭司洗腳。</w:t>
-      </w:r>
-    </w:p>
-    <w:p>
-      <w:pPr>
-        <w:pStyle w:val="Heading3"/>
-      </w:pPr>
-      <w:r>
-        <w:rPr>
-          <w:lang w:val="zh_TW" w:bidi="zh_TW"/>
-        </w:rPr>
-        <w:t>會幕的建造與奉獻</w:t>
-      </w:r>
-    </w:p>
-    <w:p>
-      <w:pPr/>
-      <w:r>
-        <w:rPr>
-          <w:lang w:val="zh_TW" w:bidi="zh_TW"/>
-        </w:rPr>
-      </w:r>
-      <w:r>
-        <w:rPr>
-          <w:lang w:val="zh_TW" w:bidi="zh_TW"/>
-        </w:rPr>
-        <w:t>神仔細說明了會幕的建造細節，所需的技能超過摩西與亞倫能力。因此，在建造工程中，比撒列與亞何利亞伯居於重要地位（</w:t>
-      </w:r>
-      <w:hyperlink r:id="rId116">
-        <w:r>
-          <w:rPr>
-            <w:lang w:val="zh_TW" w:bidi="zh_TW"/>
-          </w:rPr>
-          <w:rPr>
-            <w:color w:val="0000EE"/>
-            <w:u w:val="single"/>
-          </w:rPr>
-          <w:t>出30:1–11</w:t>
-        </w:r>
-      </w:hyperlink>
-      <w:r>
-        <w:rPr>
-          <w:lang w:val="zh_TW" w:bidi="zh_TW"/>
-        </w:rPr>
-        <w:t>），並有一大群專家作為後援，他們必然是在埃及習得這些工藝。在一次非凡的群體行動中，以色列人非常慷慨地獻出禮物，所獻上的富富有餘，摩西結果攔住他們（</w:t>
-      </w:r>
-      <w:hyperlink r:id="rId117">
-        <w:r>
-          <w:rPr>
-            <w:lang w:val="zh_TW" w:bidi="zh_TW"/>
-          </w:rPr>
-          <w:rPr>
-            <w:color w:val="0000EE"/>
-            <w:u w:val="single"/>
-          </w:rPr>
-          <w:t>35:20–24</w:t>
-        </w:r>
-      </w:hyperlink>
-      <w:r>
-        <w:rPr>
-          <w:lang w:val="zh_TW" w:bidi="zh_TW"/>
-        </w:rPr>
-        <w:t>，</w:t>
-      </w:r>
-      <w:hyperlink r:id="rId118">
-        <w:r>
-          <w:rPr>
-            <w:lang w:val="zh_TW" w:bidi="zh_TW"/>
-          </w:rPr>
-          <w:rPr>
-            <w:color w:val="0000EE"/>
-            <w:u w:val="single"/>
-          </w:rPr>
-          <w:t>36:4–7</w:t>
-        </w:r>
-      </w:hyperlink>
-      <w:r>
-        <w:rPr>
-          <w:lang w:val="zh_TW" w:bidi="zh_TW"/>
-        </w:rPr>
-        <w:t>）。此外，許多人獻出他們的特殊技能（</w:t>
-      </w:r>
-      <w:hyperlink r:id="rId119">
-        <w:r>
-          <w:rPr>
-            <w:lang w:val="zh_TW" w:bidi="zh_TW"/>
-          </w:rPr>
-          <w:rPr>
-            <w:color w:val="0000EE"/>
-            <w:u w:val="single"/>
-          </w:rPr>
-          <w:t>35:25–29</w:t>
-        </w:r>
-      </w:hyperlink>
-      <w:r>
-        <w:rPr>
-          <w:lang w:val="zh_TW" w:bidi="zh_TW"/>
-        </w:rPr>
-        <w:t>）。</w:t>
-      </w:r>
-    </w:p>
-    <w:p>
-      <w:pPr/>
-      <w:r>
-        <w:rPr>
-          <w:lang w:val="zh_TW" w:bidi="zh_TW"/>
-        </w:rPr>
-      </w:r>
-      <w:r>
-        <w:rPr>
-          <w:lang w:val="zh_TW" w:bidi="zh_TW"/>
-        </w:rPr>
-        <w:t>除了施恩座與基路伯之外，所有器物製作完成並安置在適當的位置時（</w:t>
-      </w:r>
-      <w:hyperlink r:id="rId120">
-        <w:r>
-          <w:rPr>
-            <w:lang w:val="zh_TW" w:bidi="zh_TW"/>
-          </w:rPr>
-          <w:rPr>
-            <w:color w:val="0000EE"/>
-            <w:u w:val="single"/>
-          </w:rPr>
-          <w:t>出40:1–33</w:t>
-        </w:r>
-      </w:hyperlink>
-      <w:r>
-        <w:rPr>
-          <w:lang w:val="zh_TW" w:bidi="zh_TW"/>
-        </w:rPr>
-        <w:t>），都用特別的膏油膏抹（</w:t>
-      </w:r>
-      <w:hyperlink r:id="rId121">
-        <w:r>
-          <w:rPr>
-            <w:lang w:val="zh_TW" w:bidi="zh_TW"/>
-          </w:rPr>
-          <w:rPr>
-            <w:color w:val="0000EE"/>
-            <w:u w:val="single"/>
-          </w:rPr>
-          <w:t>30:22–33</w:t>
-        </w:r>
-      </w:hyperlink>
-      <w:r>
-        <w:rPr>
-          <w:lang w:val="zh_TW" w:bidi="zh_TW"/>
-        </w:rPr>
-        <w:t>，</w:t>
-      </w:r>
-      <w:hyperlink r:id="rId122">
-        <w:r>
-          <w:rPr>
-            <w:lang w:val="zh_TW" w:bidi="zh_TW"/>
-          </w:rPr>
-          <w:rPr>
-            <w:color w:val="0000EE"/>
-            <w:u w:val="single"/>
-          </w:rPr>
-          <w:t>40:9–11</w:t>
-        </w:r>
-      </w:hyperlink>
-      <w:r>
-        <w:rPr>
-          <w:lang w:val="zh_TW" w:bidi="zh_TW"/>
-        </w:rPr>
-        <w:t>），象徵將它們分別為聖，並奉獻於特定用途。當耶和華的榮耀充滿會幕，就是建造的高峰（</w:t>
-      </w:r>
-      <w:hyperlink r:id="rId123">
-        <w:r>
-          <w:rPr>
-            <w:lang w:val="zh_TW" w:bidi="zh_TW"/>
-          </w:rPr>
-          <w:rPr>
-            <w:color w:val="0000EE"/>
-            <w:u w:val="single"/>
-          </w:rPr>
-          <w:t>40:34</w:t>
-        </w:r>
-      </w:hyperlink>
-      <w:r>
-        <w:rPr>
-          <w:lang w:val="zh_TW" w:bidi="zh_TW"/>
-        </w:rPr>
-        <w:t>）。祂來到祂子民中間居住，自此，日間的雲柱與夜間的火柱就是祂同在與引導的確據。然而，人接近祂時不能有絲毫疏忽，甚至連摩西也被排除在至聖所以外。會幕是在出埃及滿一年那天立起來的，距離西奈山的啟示只有九個月。</w:t>
-      </w:r>
-    </w:p>
-    <w:p>
-      <w:pPr/>
-      <w:r>
-        <w:rPr>
-          <w:lang w:val="zh_TW" w:bidi="zh_TW"/>
-        </w:rPr>
-      </w:r>
-      <w:r>
-        <w:rPr>
-          <w:lang w:val="zh_TW" w:bidi="zh_TW"/>
-        </w:rPr>
-        <w:t>此後，每當以色列安營時，利未人就圍繞會幕三面安營（</w:t>
-      </w:r>
-      <w:hyperlink r:id="rId124">
-        <w:r>
-          <w:rPr>
-            <w:lang w:val="zh_TW" w:bidi="zh_TW"/>
-          </w:rPr>
-          <w:rPr>
-            <w:color w:val="0000EE"/>
-            <w:u w:val="single"/>
-          </w:rPr>
-          <w:t>民1:53</w:t>
-        </w:r>
-      </w:hyperlink>
-      <w:r>
-        <w:rPr>
-          <w:lang w:val="zh_TW" w:bidi="zh_TW"/>
-        </w:rPr>
-        <w:t>），摩西與亞倫的家族則佔據剩下的東側（</w:t>
-      </w:r>
-      <w:hyperlink r:id="rId125">
-        <w:r>
-          <w:rPr>
-            <w:lang w:val="zh_TW" w:bidi="zh_TW"/>
-          </w:rPr>
-          <w:rPr>
-            <w:color w:val="0000EE"/>
-            <w:u w:val="single"/>
-          </w:rPr>
-          <w:t>民3:14–38</w:t>
-        </w:r>
-      </w:hyperlink>
-      <w:r>
-        <w:rPr>
-          <w:lang w:val="zh_TW" w:bidi="zh_TW"/>
-        </w:rPr>
-        <w:t>），使任何未經授權的人無法闖入神聖區域。會幕遷移時，其拆卸有嚴格的規定（</w:t>
-      </w:r>
-      <w:hyperlink r:id="rId126">
-        <w:r>
-          <w:rPr>
-            <w:lang w:val="zh_TW" w:bidi="zh_TW"/>
-          </w:rPr>
-          <w:rPr>
-            <w:color w:val="0000EE"/>
-            <w:u w:val="single"/>
-          </w:rPr>
-          <w:t>4:5–15</w:t>
-        </w:r>
-      </w:hyperlink>
-      <w:r>
-        <w:rPr>
-          <w:lang w:val="zh_TW" w:bidi="zh_TW"/>
-        </w:rPr>
-        <w:t>）。哥轄族負責用槓抬運較為神聖的器具；革順族負責所有幔子、燔祭壇及其附屬器具；米拉利族則抬運骨架、橫木與底座等器具。即使在前進期間，會幕亦必須保持在中央位置，前後各有六個支派（</w:t>
-      </w:r>
-      <w:hyperlink r:id="rId127">
-        <w:r>
-          <w:rPr>
-            <w:lang w:val="zh_TW" w:bidi="zh_TW"/>
-          </w:rPr>
-          <w:rPr>
-            <w:color w:val="0000EE"/>
-            <w:u w:val="single"/>
-          </w:rPr>
-          <w:t>民2章</w:t>
-        </w:r>
-      </w:hyperlink>
-      <w:r>
-        <w:rPr>
-          <w:lang w:val="zh_TW" w:bidi="zh_TW"/>
-        </w:rPr>
-        <w:t>）。</w:t>
-      </w:r>
-    </w:p>
-    <w:p>
-      <w:pPr/>
-      <w:r>
-        <w:rPr>
-          <w:lang w:val="zh_TW" w:bidi="zh_TW"/>
-        </w:rPr>
-      </w:r>
-      <w:r>
-        <w:rPr>
-          <w:i/>
-          <w:lang w:val="zh_TW" w:bidi="zh_TW"/>
-        </w:rPr>
-        <w:t>另見</w:t>
-      </w:r>
-      <w:r>
-        <w:rPr>
-          <w:lang w:val="zh_TW" w:bidi="zh_TW"/>
-        </w:rPr>
-        <w:t>聖殿</w:t>
-      </w:r>
-      <w:r>
-        <w:rPr>
-          <w:lang w:val="zh_TW" w:bidi="zh_TW"/>
-        </w:rPr>
-        <w:t>。</w:t>
-      </w:r>
-      <w:r>
-        <w:rPr>
-          <w:lang w:val="zh_TW" w:bidi="zh_TW"/>
-        </w:rPr>
-      </w:r>
-      <w:r>
-        <w:rPr>
-          <w:lang w:val="zh_TW" w:bidi="zh_TW"/>
-        </w:rPr>
-      </w:r>
-    </w:p>
-    <w:p>
-      <w:pPr/>
-      <w:r>
-        <w:rPr>
-          <w:lang w:val="zh_TW" w:bidi="zh_TW"/>
-        </w:rPr>
-      </w:r>
-    </w:p>
-    <w:p>
-      <w:pPr>
-        <w:pStyle w:val="Heading2"/>
-      </w:pPr>
-      <w:r>
-        <w:rPr>
-          <w:lang w:val="zh_TW" w:bidi="zh_TW"/>
-        </w:rPr>
-        <w:t>會堂</w:t>
-      </w:r>
-      <w:r>
-        <w:rPr>
-          <w:lang w:val="zh_TW" w:bidi="zh_TW"/>
-        </w:rPr>
-      </w:r>
-    </w:p>
-    <w:p>
-      <w:pPr/>
-      <w:r>
-        <w:rPr>
-          <w:lang w:val="zh_TW" w:bidi="zh_TW"/>
-        </w:rPr>
-      </w:r>
-      <w:r>
-        <w:rPr>
-          <w:lang w:val="zh_TW" w:bidi="zh_TW"/>
-        </w:rPr>
-        <w:t>希臘詞sunagoge的音譯，意指「聚集」。該詞在新約中使用超過50次，主要指猶太社群在巴勒斯坦及散居地的宗教聚會場所。sunagoge一詞通常是對舊約中描述百姓聚集或集會的希伯來詞的希臘文翻譯。</w:t>
-      </w:r>
-    </w:p>
-    <w:p>
-      <w:pPr>
-        <w:pStyle w:val="Heading3"/>
-      </w:pPr>
-      <w:r>
-        <w:rPr>
-          <w:lang w:val="zh_TW" w:bidi="zh_TW"/>
-        </w:rPr>
-        <w:t>起源與早期歷史</w:t>
-      </w:r>
-    </w:p>
-    <w:p>
-      <w:pPr/>
-      <w:r>
-        <w:rPr>
-          <w:lang w:val="zh_TW" w:bidi="zh_TW"/>
-        </w:rPr>
-      </w:r>
-      <w:r>
-        <w:rPr>
-          <w:lang w:val="zh_TW" w:bidi="zh_TW"/>
-        </w:rPr>
-        <w:t>尚不清楚猶太會堂的制度是如何或何時開始的。我們可以想像在公元前586年巴比倫人摧毀聖殿後，耶路撒冷的情況。那些留在城市及周圍，想要持守信仰的人，產生了聚集敬拜的需要，他們在那裡會繼續教導律法和先知的信息。因此，有人認為猶太會堂可能起源於這樣的情況。散居各地的猶太人也會意識到類似的需求。猶太長老在被擄巴比倫期間與以西結會面（</w:t>
-      </w:r>
-      <w:hyperlink r:id="rId128">
-        <w:r>
-          <w:rPr>
-            <w:lang w:val="zh_TW" w:bidi="zh_TW"/>
-          </w:rPr>
-          <w:rPr>
-            <w:color w:val="0000EE"/>
-            <w:u w:val="single"/>
-          </w:rPr>
-          <w:t>以西結書8:1</w:t>
-        </w:r>
-      </w:hyperlink>
-      <w:r>
-        <w:rPr>
-          <w:lang w:val="zh_TW" w:bidi="zh_TW"/>
-        </w:rPr>
-        <w:t>，</w:t>
-      </w:r>
-      <w:hyperlink r:id="rId129">
-        <w:r>
-          <w:rPr>
-            <w:lang w:val="zh_TW" w:bidi="zh_TW"/>
-          </w:rPr>
-          <w:rPr>
-            <w:color w:val="0000EE"/>
-            <w:u w:val="single"/>
-          </w:rPr>
-          <w:t>14:1</w:t>
-        </w:r>
-      </w:hyperlink>
-      <w:r>
-        <w:rPr>
-          <w:lang w:val="zh_TW" w:bidi="zh_TW"/>
-        </w:rPr>
-        <w:t>，</w:t>
-      </w:r>
-      <w:hyperlink r:id="rId130">
-        <w:r>
-          <w:rPr>
-            <w:lang w:val="zh_TW" w:bidi="zh_TW"/>
-          </w:rPr>
-          <w:rPr>
-            <w:color w:val="0000EE"/>
-            <w:u w:val="single"/>
-          </w:rPr>
-          <w:t>20:1</w:t>
-        </w:r>
-      </w:hyperlink>
-      <w:r>
-        <w:rPr>
-          <w:lang w:val="zh_TW" w:bidi="zh_TW"/>
-        </w:rPr>
-        <w:t>）。然而，在這個早期階段，沒有實際的猶太會堂的確鑿證據。在</w:t>
-      </w:r>
-      <w:hyperlink r:id="rId131">
-        <w:r>
-          <w:rPr>
-            <w:lang w:val="zh_TW" w:bidi="zh_TW"/>
-          </w:rPr>
-          <w:rPr>
-            <w:color w:val="0000EE"/>
-            <w:u w:val="single"/>
-          </w:rPr>
-          <w:t>尼希米記八章1至8節</w:t>
-        </w:r>
-      </w:hyperlink>
-      <w:r>
-        <w:rPr>
-          <w:lang w:val="zh_TW" w:bidi="zh_TW"/>
-        </w:rPr>
-        <w:t>中，被擄歸回的群體聚集在耶路撒冷，文士以斯拉帶來律法，在</w:t>
-      </w:r>
-      <w:r>
-        <w:rPr>
-          <w:lang w:val="zh_TW" w:bidi="zh_TW"/>
-        </w:rPr>
-        <w:t>木臺上誦讀</w:t>
-      </w:r>
-      <w:r>
-        <w:rPr>
-          <w:lang w:val="zh_TW" w:bidi="zh_TW"/>
-        </w:rPr>
-        <w:t>並解釋，使人們明白所讀的。當以斯拉稱頌耶和華時，人們低頭敬拜。這些是後來猶太會堂崇拜的基本元素。關於猶太會堂第一個無可爭議的證據來自公元前三世紀的埃及。從公元前一世紀開始，會堂的證據充沛。</w:t>
-      </w:r>
-    </w:p>
-    <w:p>
-      <w:pPr>
-        <w:pStyle w:val="Heading3"/>
-      </w:pPr>
-      <w:r>
-        <w:rPr>
-          <w:lang w:val="zh_TW" w:bidi="zh_TW"/>
-        </w:rPr>
-        <w:t>新約時期的會堂</w:t>
-      </w:r>
-    </w:p>
-    <w:p>
-      <w:pPr/>
-      <w:r>
-        <w:rPr>
-          <w:lang w:val="zh_TW" w:bidi="zh_TW"/>
-        </w:rPr>
-      </w:r>
-      <w:r>
-        <w:rPr>
-          <w:lang w:val="zh_TW" w:bidi="zh_TW"/>
-        </w:rPr>
-        <w:t>福音書給人一種印象，即許多會堂遍布於巴勒斯坦。耶穌經常在會堂裡教導（比如，</w:t>
-      </w:r>
-      <w:hyperlink r:id="rId132">
-        <w:r>
-          <w:rPr>
-            <w:lang w:val="zh_TW" w:bidi="zh_TW"/>
-          </w:rPr>
-          <w:rPr>
-            <w:color w:val="0000EE"/>
-            <w:u w:val="single"/>
-          </w:rPr>
-          <w:t>馬太福音4:23</w:t>
-        </w:r>
-      </w:hyperlink>
-      <w:r>
-        <w:rPr>
-          <w:lang w:val="zh_TW" w:bidi="zh_TW"/>
-        </w:rPr>
-        <w:t>，</w:t>
-      </w:r>
-      <w:hyperlink r:id="rId133">
-        <w:r>
-          <w:rPr>
-            <w:lang w:val="zh_TW" w:bidi="zh_TW"/>
-          </w:rPr>
-          <w:rPr>
-            <w:color w:val="0000EE"/>
-            <w:u w:val="single"/>
-          </w:rPr>
-          <w:t>9:35</w:t>
-        </w:r>
-      </w:hyperlink>
-      <w:r>
-        <w:rPr>
-          <w:lang w:val="zh_TW" w:bidi="zh_TW"/>
-        </w:rPr>
-        <w:t>），尤其是在加利利的事工期間，但在猶大地區可能也一樣。</w:t>
-      </w:r>
-      <w:hyperlink r:id="rId134">
-        <w:r>
-          <w:rPr>
-            <w:lang w:val="zh_TW" w:bidi="zh_TW"/>
-          </w:rPr>
-          <w:rPr>
-            <w:color w:val="0000EE"/>
-            <w:u w:val="single"/>
-          </w:rPr>
-          <w:t>約翰福音十八章20節</w:t>
-        </w:r>
-      </w:hyperlink>
-      <w:r>
-        <w:rPr>
-          <w:lang w:val="zh_TW" w:bidi="zh_TW"/>
-        </w:rPr>
-        <w:t>記載了耶穌在大祭司面前受審時所說的話：「</w:t>
-      </w:r>
-      <w:r>
-        <w:rPr>
-          <w:lang w:val="zh_TW" w:bidi="zh_TW"/>
-        </w:rPr>
-        <w:t>我從來是明明地對世人說話。我常在會堂和殿裏，就是猶太人聚集的地方教訓人</w:t>
-      </w:r>
-      <w:r>
-        <w:rPr>
-          <w:lang w:val="zh_TW" w:bidi="zh_TW"/>
-        </w:rPr>
-        <w:t>」（和合本）。</w:t>
-      </w:r>
-    </w:p>
-    <w:p>
-      <w:pPr/>
-      <w:r>
-        <w:rPr>
-          <w:lang w:val="zh_TW" w:bidi="zh_TW"/>
-        </w:rPr>
-      </w:r>
-      <w:r>
-        <w:rPr>
-          <w:lang w:val="zh_TW" w:bidi="zh_TW"/>
-        </w:rPr>
-        <w:t>使徒行傳提到使徒在耶路撒冷的猶太會堂（</w:t>
-      </w:r>
-      <w:hyperlink r:id="rId135">
-        <w:r>
-          <w:rPr>
-            <w:lang w:val="zh_TW" w:bidi="zh_TW"/>
-          </w:rPr>
-          <w:rPr>
-            <w:color w:val="0000EE"/>
-            <w:u w:val="single"/>
-          </w:rPr>
-          <w:t>使徒行傳6:9</w:t>
-        </w:r>
-      </w:hyperlink>
-      <w:r>
-        <w:rPr>
-          <w:lang w:val="zh_TW" w:bidi="zh_TW"/>
-        </w:rPr>
-        <w:t>）、大馬士革（</w:t>
-      </w:r>
-      <w:hyperlink r:id="rId136">
-        <w:r>
-          <w:rPr>
-            <w:lang w:val="zh_TW" w:bidi="zh_TW"/>
-          </w:rPr>
-          <w:rPr>
-            <w:color w:val="0000EE"/>
-            <w:u w:val="single"/>
-          </w:rPr>
-          <w:t>9:2</w:t>
-        </w:r>
-      </w:hyperlink>
-      <w:r>
-        <w:rPr>
-          <w:lang w:val="zh_TW" w:bidi="zh_TW"/>
-        </w:rPr>
-        <w:t>）、塞浦路斯（</w:t>
-      </w:r>
-      <w:hyperlink r:id="rId137">
-        <w:r>
-          <w:rPr>
-            <w:lang w:val="zh_TW" w:bidi="zh_TW"/>
-          </w:rPr>
-          <w:rPr>
-            <w:color w:val="0000EE"/>
-            <w:u w:val="single"/>
-          </w:rPr>
-          <w:t>13:5</w:t>
-        </w:r>
-      </w:hyperlink>
-      <w:r>
-        <w:rPr>
-          <w:lang w:val="zh_TW" w:bidi="zh_TW"/>
-        </w:rPr>
-        <w:t>）、羅馬行省加拉太（</w:t>
-      </w:r>
-      <w:hyperlink r:id="rId138">
-        <w:r>
-          <w:rPr>
-            <w:lang w:val="zh_TW" w:bidi="zh_TW"/>
-          </w:rPr>
-          <w:rPr>
-            <w:color w:val="0000EE"/>
-            <w:u w:val="single"/>
-          </w:rPr>
-          <w:t>13:14</w:t>
-        </w:r>
-      </w:hyperlink>
-      <w:r>
-        <w:rPr>
-          <w:lang w:val="zh_TW" w:bidi="zh_TW"/>
-        </w:rPr>
-        <w:t>，</w:t>
-      </w:r>
-      <w:hyperlink r:id="rId139">
-        <w:r>
-          <w:rPr>
-            <w:lang w:val="zh_TW" w:bidi="zh_TW"/>
-          </w:rPr>
-          <w:rPr>
-            <w:color w:val="0000EE"/>
-            <w:u w:val="single"/>
-          </w:rPr>
-          <w:t>14:1</w:t>
-        </w:r>
-      </w:hyperlink>
-      <w:r>
-        <w:rPr>
-          <w:lang w:val="zh_TW" w:bidi="zh_TW"/>
-        </w:rPr>
-        <w:t>）、馬其頓和希臘（</w:t>
-      </w:r>
-      <w:hyperlink r:id="rId140">
-        <w:r>
-          <w:rPr>
-            <w:lang w:val="zh_TW" w:bidi="zh_TW"/>
-          </w:rPr>
-          <w:rPr>
-            <w:color w:val="0000EE"/>
-            <w:u w:val="single"/>
-          </w:rPr>
-          <w:t>17:1、10、17</w:t>
-        </w:r>
-      </w:hyperlink>
-      <w:r>
-        <w:rPr>
-          <w:lang w:val="zh_TW" w:bidi="zh_TW"/>
-        </w:rPr>
-        <w:t>，</w:t>
-      </w:r>
-      <w:hyperlink r:id="rId141">
-        <w:r>
-          <w:rPr>
-            <w:lang w:val="zh_TW" w:bidi="zh_TW"/>
-          </w:rPr>
-          <w:rPr>
-            <w:color w:val="0000EE"/>
-            <w:u w:val="single"/>
-          </w:rPr>
-          <w:t>18:4</w:t>
-        </w:r>
-      </w:hyperlink>
-      <w:r>
-        <w:rPr>
-          <w:lang w:val="zh_TW" w:bidi="zh_TW"/>
-        </w:rPr>
-        <w:t>），以及羅馬亞細亞省的以弗所（</w:t>
-      </w:r>
-      <w:hyperlink r:id="rId142">
-        <w:r>
-          <w:rPr>
-            <w:lang w:val="zh_TW" w:bidi="zh_TW"/>
-          </w:rPr>
-          <w:rPr>
-            <w:color w:val="0000EE"/>
-            <w:u w:val="single"/>
-          </w:rPr>
-          <w:t>19:8</w:t>
-        </w:r>
-      </w:hyperlink>
-      <w:r>
-        <w:rPr>
-          <w:lang w:val="zh_TW" w:bidi="zh_TW"/>
-        </w:rPr>
-        <w:t>）。保羅的習慣是，只要他被允許自由地傳道，他就直接去猶太會堂，在那裡傳道。</w:t>
-      </w:r>
-    </w:p>
-    <w:p>
-      <w:pPr>
-        <w:pStyle w:val="Heading3"/>
-      </w:pPr>
-      <w:r>
-        <w:rPr>
-          <w:lang w:val="zh_TW" w:bidi="zh_TW"/>
-        </w:rPr>
-        <w:t>會堂敬拜</w:t>
-      </w:r>
-    </w:p>
-    <w:p>
-      <w:pPr/>
-      <w:r>
-        <w:rPr>
-          <w:lang w:val="zh_TW" w:bidi="zh_TW"/>
-        </w:rPr>
-      </w:r>
-      <w:r>
-        <w:rPr>
-          <w:lang w:val="zh_TW" w:bidi="zh_TW"/>
-        </w:rPr>
-        <w:t>福音書和使徒行傳提供了猶太人在安息日在會堂中敬拜的豐富證據。人們也在每週的第二天和第五天聚會敬拜。路加為我們提供了最早的會堂敬拜的描述（</w:t>
-      </w:r>
-      <w:hyperlink r:id="rId143">
-        <w:r>
-          <w:rPr>
-            <w:lang w:val="zh_TW" w:bidi="zh_TW"/>
-          </w:rPr>
-          <w:rPr>
-            <w:color w:val="0000EE"/>
-            <w:u w:val="single"/>
-          </w:rPr>
-          <w:t>路4:16–22</w:t>
-        </w:r>
-      </w:hyperlink>
-      <w:r>
-        <w:rPr>
-          <w:lang w:val="zh_TW" w:bidi="zh_TW"/>
-        </w:rPr>
-        <w:t>）。米示拿（Mishnah）描述了猶太會堂敬拜的模式：宣告信仰，示瑪（Shema，包括誦讀</w:t>
-      </w:r>
-      <w:hyperlink r:id="rId144">
-        <w:r>
-          <w:rPr>
-            <w:lang w:val="zh_TW" w:bidi="zh_TW"/>
-          </w:rPr>
-          <w:rPr>
-            <w:color w:val="0000EE"/>
-            <w:u w:val="single"/>
-          </w:rPr>
-          <w:t>申命記6:4–9</w:t>
-        </w:r>
-      </w:hyperlink>
-      <w:r>
-        <w:rPr>
-          <w:lang w:val="zh_TW" w:bidi="zh_TW"/>
-        </w:rPr>
-        <w:t>，</w:t>
-      </w:r>
-      <w:hyperlink r:id="rId145">
-        <w:r>
-          <w:rPr>
-            <w:lang w:val="zh_TW" w:bidi="zh_TW"/>
-          </w:rPr>
-          <w:rPr>
-            <w:color w:val="0000EE"/>
-            <w:u w:val="single"/>
-          </w:rPr>
-          <w:t>11:13–21</w:t>
-        </w:r>
-      </w:hyperlink>
-      <w:r>
-        <w:rPr>
-          <w:lang w:val="zh_TW" w:bidi="zh_TW"/>
-        </w:rPr>
-        <w:t>；</w:t>
-      </w:r>
-      <w:hyperlink r:id="rId146">
-        <w:r>
-          <w:rPr>
-            <w:lang w:val="zh_TW" w:bidi="zh_TW"/>
-          </w:rPr>
-          <w:rPr>
-            <w:color w:val="0000EE"/>
-            <w:u w:val="single"/>
-          </w:rPr>
-          <w:t>民數記15:37–41</w:t>
-        </w:r>
-      </w:hyperlink>
-      <w:r>
-        <w:rPr>
-          <w:lang w:val="zh_TW" w:bidi="zh_TW"/>
-        </w:rPr>
-        <w:t>）；禱告（如18篇祝福）；讀經（誦讀律法是基本做法，見</w:t>
-      </w:r>
-      <w:hyperlink r:id="rId147">
-        <w:r>
-          <w:rPr>
-            <w:lang w:val="zh_TW" w:bidi="zh_TW"/>
-          </w:rPr>
-          <w:rPr>
-            <w:color w:val="0000EE"/>
-            <w:u w:val="single"/>
-          </w:rPr>
-          <w:t>使徒行傳15:21</w:t>
-        </w:r>
-      </w:hyperlink>
-      <w:r>
-        <w:rPr>
-          <w:lang w:val="zh_TW" w:bidi="zh_TW"/>
-        </w:rPr>
-        <w:t>，並按照三年周期誦讀；先知書也會被誦讀，但較為隨機）；解釋（隨著巴勒斯坦地區對聖經希伯來文的知識減少，在希伯來文聖經誦讀後會提供亞蘭文翻譯，而在散居地區則提供希臘文翻譯）；講論（在誦讀之後，任何符合資格的人都可以向人們講論，如耶穌和使徒保羅經常所做的）；以及祝福。</w:t>
-      </w:r>
-    </w:p>
-    <w:p>
-      <w:pPr>
-        <w:pStyle w:val="Heading3"/>
-      </w:pPr>
-      <w:r>
-        <w:rPr>
-          <w:lang w:val="zh_TW" w:bidi="zh_TW"/>
-        </w:rPr>
-        <w:t>司法職能</w:t>
-      </w:r>
-    </w:p>
-    <w:p>
-      <w:pPr/>
-      <w:r>
-        <w:rPr>
-          <w:lang w:val="zh_TW" w:bidi="zh_TW"/>
-        </w:rPr>
-      </w:r>
-      <w:r>
-        <w:rPr>
-          <w:lang w:val="zh_TW" w:bidi="zh_TW"/>
-        </w:rPr>
-        <w:t>司法管理也是猶太會堂的一部分工作。違背律法和那些被認為違背猶太教做法的人會被帶到會堂的長老面前。在極端情況下，他們可能會將違背的人逐出會堂（見</w:t>
-      </w:r>
-      <w:hyperlink r:id="rId148">
-        <w:r>
-          <w:rPr>
-            <w:lang w:val="zh_TW" w:bidi="zh_TW"/>
-          </w:rPr>
-          <w:rPr>
-            <w:color w:val="0000EE"/>
-            <w:u w:val="single"/>
-          </w:rPr>
-          <w:t>約翰福音9:22、34–35</w:t>
-        </w:r>
-      </w:hyperlink>
-      <w:r>
-        <w:rPr>
-          <w:lang w:val="zh_TW" w:bidi="zh_TW"/>
-        </w:rPr>
-        <w:t>，</w:t>
-      </w:r>
-      <w:hyperlink r:id="rId149">
-        <w:r>
-          <w:rPr>
-            <w:lang w:val="zh_TW" w:bidi="zh_TW"/>
-          </w:rPr>
-          <w:rPr>
-            <w:color w:val="0000EE"/>
-            <w:u w:val="single"/>
-          </w:rPr>
-          <w:t>12:42</w:t>
-        </w:r>
-      </w:hyperlink>
-      <w:r>
-        <w:rPr>
-          <w:lang w:val="zh_TW" w:bidi="zh_TW"/>
-        </w:rPr>
-        <w:t>）或鞭打他。耶穌警告祂的門徒要準備好面對這兩種可能性（</w:t>
-      </w:r>
-      <w:hyperlink r:id="rId150">
-        <w:r>
-          <w:rPr>
-            <w:lang w:val="zh_TW" w:bidi="zh_TW"/>
-          </w:rPr>
-          <w:rPr>
-            <w:color w:val="0000EE"/>
-            <w:u w:val="single"/>
-          </w:rPr>
-          <w:t>馬太福音10:17</w:t>
-        </w:r>
-      </w:hyperlink>
-      <w:r>
-        <w:rPr>
-          <w:lang w:val="zh_TW" w:bidi="zh_TW"/>
-        </w:rPr>
-        <w:t>；</w:t>
-      </w:r>
-      <w:hyperlink r:id="rId151">
-        <w:r>
-          <w:rPr>
-            <w:lang w:val="zh_TW" w:bidi="zh_TW"/>
-          </w:rPr>
-          <w:rPr>
-            <w:color w:val="0000EE"/>
-            <w:u w:val="single"/>
-          </w:rPr>
-          <w:t>約翰福音16:2</w:t>
-        </w:r>
-      </w:hyperlink>
-      <w:r>
-        <w:rPr>
-          <w:lang w:val="zh_TW" w:bidi="zh_TW"/>
-        </w:rPr>
-        <w:t>）。掃羅逼迫基督徒，他持有寫給大馬士革會堂的信件，授予他逮捕基督徒並將他們捆綁帶到耶路撒冷的權柄（</w:t>
-      </w:r>
-      <w:hyperlink r:id="rId136">
-        <w:r>
-          <w:rPr>
-            <w:lang w:val="zh_TW" w:bidi="zh_TW"/>
-          </w:rPr>
-          <w:rPr>
-            <w:color w:val="0000EE"/>
-            <w:u w:val="single"/>
-          </w:rPr>
-          <w:t>使徒行傳9:2</w:t>
-        </w:r>
-      </w:hyperlink>
-      <w:r>
-        <w:rPr>
-          <w:lang w:val="zh_TW" w:bidi="zh_TW"/>
-        </w:rPr>
-        <w:t>）。在</w:t>
-      </w:r>
-      <w:hyperlink r:id="rId152">
-        <w:r>
-          <w:rPr>
-            <w:lang w:val="zh_TW" w:bidi="zh_TW"/>
-          </w:rPr>
-          <w:rPr>
-            <w:color w:val="0000EE"/>
-            <w:u w:val="single"/>
-          </w:rPr>
-          <w:t>使徒行傳二十二章19節</w:t>
-        </w:r>
-      </w:hyperlink>
-      <w:r>
-        <w:rPr>
-          <w:lang w:val="zh_TW" w:bidi="zh_TW"/>
-        </w:rPr>
-        <w:t>中，他提到把</w:t>
-      </w:r>
-      <w:r>
-        <w:rPr>
-          <w:lang w:val="zh_TW" w:bidi="zh_TW"/>
-        </w:rPr>
-        <w:t>人收在監裏，又在各會堂裏鞭打他們</w:t>
-      </w:r>
-      <w:r>
-        <w:rPr>
-          <w:lang w:val="zh_TW" w:bidi="zh_TW"/>
-        </w:rPr>
-        <w:t>。保羅本人在會堂中受鞭打三十九次（</w:t>
-      </w:r>
-      <w:hyperlink r:id="rId153">
-        <w:r>
-          <w:rPr>
-            <w:lang w:val="zh_TW" w:bidi="zh_TW"/>
-          </w:rPr>
-          <w:rPr>
-            <w:color w:val="0000EE"/>
-            <w:u w:val="single"/>
-          </w:rPr>
-          <w:t>哥林多後書11:24</w:t>
-        </w:r>
-      </w:hyperlink>
-      <w:r>
-        <w:rPr>
-          <w:lang w:val="zh_TW" w:bidi="zh_TW"/>
-        </w:rPr>
-        <w:t>）。</w:t>
-      </w:r>
-    </w:p>
-    <w:p>
-      <w:pPr>
-        <w:pStyle w:val="Heading3"/>
-      </w:pPr>
-      <w:r>
-        <w:rPr>
-          <w:lang w:val="zh_TW" w:bidi="zh_TW"/>
-        </w:rPr>
-        <w:t>教導律法</w:t>
-      </w:r>
-    </w:p>
-    <w:p>
-      <w:pPr/>
-      <w:r>
-        <w:rPr>
-          <w:lang w:val="zh_TW" w:bidi="zh_TW"/>
-        </w:rPr>
-      </w:r>
-      <w:r>
-        <w:rPr>
-          <w:lang w:val="zh_TW" w:bidi="zh_TW"/>
-        </w:rPr>
-        <w:t>誦讀律法在猶太會堂的崇拜中具有核心意義。教導人們律法，尤其是教導孩子，與猶太會堂密不可分。在猶太會堂的建築中或學校裡都可能會教導律法。</w:t>
-      </w:r>
-    </w:p>
-    <w:p>
-      <w:pPr>
-        <w:pStyle w:val="Heading3"/>
-      </w:pPr>
-      <w:r>
-        <w:rPr>
-          <w:lang w:val="zh_TW" w:bidi="zh_TW"/>
-        </w:rPr>
-        <w:t>組織結構</w:t>
-      </w:r>
-    </w:p>
-    <w:p>
-      <w:pPr/>
-      <w:r>
-        <w:rPr>
-          <w:lang w:val="zh_TW" w:bidi="zh_TW"/>
-        </w:rPr>
-      </w:r>
-      <w:r>
-        <w:rPr>
-          <w:lang w:val="zh_TW" w:bidi="zh_TW"/>
-        </w:rPr>
-        <w:t>新約特別提到（比如，</w:t>
-      </w:r>
-      <w:hyperlink r:id="rId154">
-        <w:r>
-          <w:rPr>
-            <w:lang w:val="zh_TW" w:bidi="zh_TW"/>
-          </w:rPr>
-          <w:rPr>
-            <w:color w:val="0000EE"/>
-            <w:u w:val="single"/>
-          </w:rPr>
-          <w:t>馬可福音5:22</w:t>
-        </w:r>
-      </w:hyperlink>
-      <w:r>
-        <w:rPr>
-          <w:lang w:val="zh_TW" w:bidi="zh_TW"/>
-        </w:rPr>
-        <w:t>；</w:t>
-      </w:r>
-      <w:hyperlink r:id="rId155">
-        <w:r>
-          <w:rPr>
-            <w:lang w:val="zh_TW" w:bidi="zh_TW"/>
-          </w:rPr>
-          <w:rPr>
-            <w:color w:val="0000EE"/>
-            <w:u w:val="single"/>
-          </w:rPr>
-          <w:t>路加福音13:14</w:t>
-        </w:r>
-      </w:hyperlink>
-      <w:r>
-        <w:rPr>
-          <w:lang w:val="zh_TW" w:bidi="zh_TW"/>
-        </w:rPr>
-        <w:t>；</w:t>
-      </w:r>
-      <w:hyperlink r:id="rId156">
-        <w:r>
-          <w:rPr>
-            <w:lang w:val="zh_TW" w:bidi="zh_TW"/>
-          </w:rPr>
-          <w:rPr>
-            <w:color w:val="0000EE"/>
-            <w:u w:val="single"/>
-          </w:rPr>
-          <w:t>使徒行傳18:8</w:t>
-        </w:r>
-      </w:hyperlink>
-      <w:r>
-        <w:rPr>
-          <w:lang w:val="zh_TW" w:bidi="zh_TW"/>
-        </w:rPr>
-        <w:t>、</w:t>
-      </w:r>
-      <w:hyperlink r:id="rId157">
-        <w:r>
-          <w:rPr>
-            <w:lang w:val="zh_TW" w:bidi="zh_TW"/>
-          </w:rPr>
-          <w:rPr>
-            <w:color w:val="0000EE"/>
-            <w:u w:val="single"/>
-          </w:rPr>
-          <w:t>17</w:t>
-        </w:r>
-      </w:hyperlink>
-      <w:r>
-        <w:rPr>
-          <w:lang w:val="zh_TW" w:bidi="zh_TW"/>
-        </w:rPr>
-        <w:t>）猶太會堂中的兩個職位：「管會堂的」，負責次序以及選擇經文的誦讀者；以及執事（</w:t>
-      </w:r>
-      <w:hyperlink r:id="rId158">
-        <w:r>
-          <w:rPr>
-            <w:lang w:val="zh_TW" w:bidi="zh_TW"/>
-          </w:rPr>
-          <w:rPr>
-            <w:color w:val="0000EE"/>
-            <w:u w:val="single"/>
-          </w:rPr>
-          <w:t>路加福音4:20</w:t>
-        </w:r>
-      </w:hyperlink>
-      <w:r>
-        <w:rPr>
-          <w:lang w:val="zh_TW" w:bidi="zh_TW"/>
-        </w:rPr>
-        <w:t>），負責拿出和收起經文書卷，並對不守規矩的學生施以體罰。後來，還有一位被任命為禱告的領袖。</w:t>
-      </w:r>
-    </w:p>
-    <w:p>
-      <w:pPr>
-        <w:pStyle w:val="Heading3"/>
-      </w:pPr>
-      <w:r>
-        <w:rPr>
-          <w:lang w:val="zh_TW" w:bidi="zh_TW"/>
-        </w:rPr>
-        <w:t>建築</w:t>
-      </w:r>
-    </w:p>
-    <w:p>
-      <w:pPr/>
-      <w:r>
-        <w:rPr>
-          <w:lang w:val="zh_TW" w:bidi="zh_TW"/>
-        </w:rPr>
-      </w:r>
-      <w:r>
-        <w:rPr>
-          <w:lang w:val="zh_TW" w:bidi="zh_TW"/>
-        </w:rPr>
-        <w:t>在建築結構上，猶太會堂是仿照聖殿而建的。它通常建在高地上，並且建造的結構使人們可以面向耶路撒冷的方向坐著。有一個可移動的箱子用來放置律法書和先知書的書卷，還有一個平台用於誦讀經文和講論。男女會分開坐。文士喜愛「高位」，面向人群（</w:t>
-      </w:r>
-      <w:hyperlink r:id="rId159">
-        <w:r>
-          <w:rPr>
-            <w:lang w:val="zh_TW" w:bidi="zh_TW"/>
-          </w:rPr>
-          <w:rPr>
-            <w:color w:val="0000EE"/>
-            <w:u w:val="single"/>
-          </w:rPr>
-          <w:t>馬可福音12:39</w:t>
-        </w:r>
-      </w:hyperlink>
-      <w:r>
-        <w:rPr>
-          <w:lang w:val="zh_TW" w:bidi="zh_TW"/>
-        </w:rPr>
-        <w:t>）。許多會堂裝飾著葡萄葉、七枝燈台、逾越節的羔羊和盛嗎哪的罐子。早期的會堂還有一個革尼匝（genizah），即一個地下室或閣樓，用來存放磨損的書卷，因為它們記載了神的名字，太過神聖而不能被銷毀。</w:t>
-      </w:r>
-    </w:p>
-    <w:p>
-      <w:pPr/>
-      <w:r>
-        <w:rPr>
-          <w:lang w:val="zh_TW" w:bidi="zh_TW"/>
-        </w:rPr>
-      </w:r>
-      <w:r>
-        <w:rPr>
-          <w:i/>
-          <w:lang w:val="zh_TW" w:bidi="zh_TW"/>
-        </w:rPr>
-        <w:t>另見</w:t>
-      </w:r>
-      <w:r>
-        <w:rPr>
-          <w:lang w:val="zh_TW" w:bidi="zh_TW"/>
-        </w:rPr>
-        <w:t xml:space="preserve"> </w:t>
-      </w:r>
-      <w:r>
-        <w:rPr>
-          <w:lang w:val="zh_TW" w:bidi="zh_TW"/>
-        </w:rPr>
-        <w:t>猶太教</w:t>
-      </w:r>
-      <w:r>
-        <w:rPr>
-          <w:lang w:val="zh_TW" w:bidi="zh_TW"/>
-        </w:rPr>
-        <w:t>；</w:t>
-      </w:r>
-      <w:r>
-        <w:rPr>
-          <w:lang w:val="zh_TW" w:bidi="zh_TW"/>
-        </w:rPr>
-        <w:t>管會堂的</w:t>
+        <w:t>迫害</w:t>
       </w:r>
       <w:r>
         <w:rPr>

--- a/zht/docx/065.content.docx
+++ b/zht/docx/065.content.docx
@@ -276,18 +276,12 @@
         </w:rPr>
         <w:t>分娩的痛苦（</w:t>
       </w:r>
-      <w:hyperlink r:id="rId13">
-        <w:r>
-          <w:rPr>
-            <w:lang w:val="zh_TW" w:bidi="zh_TW"/>
-          </w:rPr>
-          <w:rPr>
-            <w:color w:val="0000EE"/>
-            <w:u w:val="single"/>
-          </w:rPr>
-          <w:t>約16:21</w:t>
-        </w:r>
-      </w:hyperlink>
+      <w:r>
+        <w:rPr>
+          <w:lang w:val="zh_TW" w:bidi="zh_TW"/>
+        </w:rPr>
+        <w:t>約16:21</w:t>
+      </w:r>
       <w:r>
         <w:rPr>
           <w:lang w:val="zh_TW" w:bidi="zh_TW"/>
@@ -312,18 +306,12 @@
         </w:rPr>
         <w:t>婚姻中的憂慮（</w:t>
       </w:r>
-      <w:hyperlink r:id="rId14">
-        <w:r>
-          <w:rPr>
-            <w:lang w:val="zh_TW" w:bidi="zh_TW"/>
-          </w:rPr>
-          <w:rPr>
-            <w:color w:val="0000EE"/>
-            <w:u w:val="single"/>
-          </w:rPr>
-          <w:t>林前7:28</w:t>
-        </w:r>
-      </w:hyperlink>
+      <w:r>
+        <w:rPr>
+          <w:lang w:val="zh_TW" w:bidi="zh_TW"/>
+        </w:rPr>
+        <w:t>林前7:28</w:t>
+      </w:r>
       <w:r>
         <w:rPr>
           <w:lang w:val="zh_TW" w:bidi="zh_TW"/>
@@ -348,18 +336,12 @@
         </w:rPr>
         <w:t>寡婦的困苦（</w:t>
       </w:r>
-      <w:hyperlink r:id="rId15">
-        <w:r>
-          <w:rPr>
-            <w:lang w:val="zh_TW" w:bidi="zh_TW"/>
-          </w:rPr>
-          <w:rPr>
-            <w:color w:val="0000EE"/>
-            <w:u w:val="single"/>
-          </w:rPr>
-          <w:t>雅1:27</w:t>
-        </w:r>
-      </w:hyperlink>
+      <w:r>
+        <w:rPr>
+          <w:lang w:val="zh_TW" w:bidi="zh_TW"/>
+        </w:rPr>
+        <w:t>雅1:27</w:t>
+      </w:r>
       <w:r>
         <w:rPr>
           <w:lang w:val="zh_TW" w:bidi="zh_TW"/>
@@ -380,18 +362,12 @@
         </w:rPr>
         <w:t>這些都被稱為患難。像饑荒這樣的重大災難則被稱為「大患難」（</w:t>
       </w:r>
-      <w:hyperlink r:id="rId16">
-        <w:r>
-          <w:rPr>
-            <w:lang w:val="zh_TW" w:bidi="zh_TW"/>
-          </w:rPr>
-          <w:rPr>
-            <w:color w:val="0000EE"/>
-            <w:u w:val="single"/>
-          </w:rPr>
-          <w:t>徒7:11</w:t>
-        </w:r>
-      </w:hyperlink>
+      <w:r>
+        <w:rPr>
+          <w:lang w:val="zh_TW" w:bidi="zh_TW"/>
+        </w:rPr>
+        <w:t>徒7:11</w:t>
+      </w:r>
       <w:r>
         <w:rPr>
           <w:lang w:val="zh_TW" w:bidi="zh_TW"/>
@@ -423,18 +399,12 @@
         </w:rPr>
         <w:t>「患難」一詞有更為具體的意義，就是基督徒的特定經歷。基督的教導，基本上定義了「患難」這個詞語的意義。耶穌說，無論任何時候，只要福音存在於世，大災難就是不可避免的。隨著福音的傳播，大災難和迫害也會隨之出現（</w:t>
       </w:r>
-      <w:hyperlink r:id="rId17">
-        <w:r>
-          <w:rPr>
-            <w:lang w:val="zh_TW" w:bidi="zh_TW"/>
-          </w:rPr>
-          <w:rPr>
-            <w:color w:val="0000EE"/>
-            <w:u w:val="single"/>
-          </w:rPr>
-          <w:t>太13:21</w:t>
-        </w:r>
-      </w:hyperlink>
+      <w:r>
+        <w:rPr>
+          <w:lang w:val="zh_TW" w:bidi="zh_TW"/>
+        </w:rPr>
+        <w:t>太13:21</w:t>
+      </w:r>
       <w:r>
         <w:rPr>
           <w:lang w:val="zh_TW" w:bidi="zh_TW"/>
@@ -455,72 +425,48 @@
         </w:rPr>
         <w:t>耶穌講論末後的時候，仔細發展在教會時代的患難觀念。這個教導的主要出處，來自耶穌在橄欖山上的講章（</w:t>
       </w:r>
-      <w:hyperlink r:id="rId18">
-        <w:r>
-          <w:rPr>
-            <w:lang w:val="zh_TW" w:bidi="zh_TW"/>
-          </w:rPr>
-          <w:rPr>
-            <w:color w:val="0000EE"/>
-            <w:u w:val="single"/>
-          </w:rPr>
-          <w:t>太24–25</w:t>
-        </w:r>
-      </w:hyperlink>
+      <w:r>
+        <w:rPr>
+          <w:lang w:val="zh_TW" w:bidi="zh_TW"/>
+        </w:rPr>
+        <w:t>太24–25</w:t>
+      </w:r>
       <w:r>
         <w:rPr>
           <w:lang w:val="zh_TW" w:bidi="zh_TW"/>
         </w:rPr>
         <w:t>；</w:t>
       </w:r>
-      <w:hyperlink r:id="rId19">
-        <w:r>
-          <w:rPr>
-            <w:lang w:val="zh_TW" w:bidi="zh_TW"/>
-          </w:rPr>
-          <w:rPr>
-            <w:color w:val="0000EE"/>
-            <w:u w:val="single"/>
-          </w:rPr>
-          <w:t>可13</w:t>
-        </w:r>
-      </w:hyperlink>
+      <w:r>
+        <w:rPr>
+          <w:lang w:val="zh_TW" w:bidi="zh_TW"/>
+        </w:rPr>
+        <w:t>可13</w:t>
+      </w:r>
       <w:r>
         <w:rPr>
           <w:lang w:val="zh_TW" w:bidi="zh_TW"/>
         </w:rPr>
         <w:t>；</w:t>
       </w:r>
-      <w:hyperlink r:id="rId20">
-        <w:r>
-          <w:rPr>
-            <w:lang w:val="zh_TW" w:bidi="zh_TW"/>
-          </w:rPr>
-          <w:rPr>
-            <w:color w:val="0000EE"/>
-            <w:u w:val="single"/>
-          </w:rPr>
-          <w:t>路21</w:t>
-        </w:r>
-      </w:hyperlink>
+      <w:r>
+        <w:rPr>
+          <w:lang w:val="zh_TW" w:bidi="zh_TW"/>
+        </w:rPr>
+        <w:t>路21</w:t>
+      </w:r>
       <w:r>
         <w:rPr>
           <w:lang w:val="zh_TW" w:bidi="zh_TW"/>
         </w:rPr>
         <w:t>）。這個唯一的教導為門徒說明，末後大災難的情況和明確的時間框架。耶穌預測了大災難的開始、規模和結局。這個大災難的教導，是耶穌私下給予十二門徒的（</w:t>
       </w:r>
-      <w:hyperlink r:id="rId21">
-        <w:r>
-          <w:rPr>
-            <w:lang w:val="zh_TW" w:bidi="zh_TW"/>
-          </w:rPr>
-          <w:rPr>
-            <w:color w:val="0000EE"/>
-            <w:u w:val="single"/>
-          </w:rPr>
-          <w:t>太24:3</w:t>
-        </w:r>
-      </w:hyperlink>
+      <w:r>
+        <w:rPr>
+          <w:lang w:val="zh_TW" w:bidi="zh_TW"/>
+        </w:rPr>
+        <w:t>太24:3</w:t>
+      </w:r>
       <w:r>
         <w:rPr>
           <w:lang w:val="zh_TW" w:bidi="zh_TW"/>
@@ -541,36 +487,24 @@
         </w:rPr>
         <w:t>耶穌告訴十二門徒，他們將會承受患難。這患難意味著，門徒會因祂的名字而遭受致死的逼迫（</w:t>
       </w:r>
-      <w:hyperlink r:id="rId22">
-        <w:r>
-          <w:rPr>
-            <w:lang w:val="zh_TW" w:bidi="zh_TW"/>
-          </w:rPr>
-          <w:rPr>
-            <w:color w:val="0000EE"/>
-            <w:u w:val="single"/>
-          </w:rPr>
-          <w:t>太24:9</w:t>
-        </w:r>
-      </w:hyperlink>
+      <w:r>
+        <w:rPr>
+          <w:lang w:val="zh_TW" w:bidi="zh_TW"/>
+        </w:rPr>
+        <w:t>太24:9</w:t>
+      </w:r>
       <w:r>
         <w:rPr>
           <w:lang w:val="zh_TW" w:bidi="zh_TW"/>
         </w:rPr>
         <w:t>）。這教導指向一個觀念，即患難將在歷史上影響許多地方的基督徒。耶穌對十二門徒預言，說他們將成為災難的直接受害者（</w:t>
       </w:r>
-      <w:hyperlink r:id="rId23">
-        <w:r>
-          <w:rPr>
-            <w:lang w:val="zh_TW" w:bidi="zh_TW"/>
-          </w:rPr>
-          <w:rPr>
-            <w:color w:val="0000EE"/>
-            <w:u w:val="single"/>
-          </w:rPr>
-          <w:t>太24:8</w:t>
-        </w:r>
-      </w:hyperlink>
+      <w:r>
+        <w:rPr>
+          <w:lang w:val="zh_TW" w:bidi="zh_TW"/>
+        </w:rPr>
+        <w:t>太24:8</w:t>
+      </w:r>
       <w:r>
         <w:rPr>
           <w:lang w:val="zh_TW" w:bidi="zh_TW"/>
@@ -591,60 +525,36 @@
         </w:rPr>
         <w:t>同一群門徒將見證先知但以理所預言的耶路撒冷「大災難」（</w:t>
       </w:r>
-      <w:hyperlink r:id="rId24">
-        <w:r>
-          <w:rPr>
-            <w:lang w:val="zh_TW" w:bidi="zh_TW"/>
-          </w:rPr>
-          <w:rPr>
-            <w:color w:val="0000EE"/>
-            <w:u w:val="single"/>
-          </w:rPr>
-          <w:t>太24:15</w:t>
-        </w:r>
-      </w:hyperlink>
-      <w:hyperlink r:id="rId18">
-        <w:r>
-          <w:rPr>
-            <w:lang w:val="zh_TW" w:bidi="zh_TW"/>
-          </w:rPr>
-          <w:rPr>
-            <w:color w:val="0000EE"/>
-            <w:u w:val="single"/>
-          </w:rPr>
-          <w:t>–</w:t>
-        </w:r>
-      </w:hyperlink>
-      <w:hyperlink r:id="rId24">
-        <w:r>
-          <w:rPr>
-            <w:lang w:val="zh_TW" w:bidi="zh_TW"/>
-          </w:rPr>
-          <w:rPr>
-            <w:color w:val="0000EE"/>
-            <w:u w:val="single"/>
-          </w:rPr>
-          <w:t>21</w:t>
-        </w:r>
-      </w:hyperlink>
+      <w:r>
+        <w:rPr>
+          <w:lang w:val="zh_TW" w:bidi="zh_TW"/>
+        </w:rPr>
+        <w:t>太24:15</w:t>
+      </w:r>
+      <w:r>
+        <w:rPr>
+          <w:lang w:val="zh_TW" w:bidi="zh_TW"/>
+        </w:rPr>
+        <w:t>–</w:t>
+      </w:r>
+      <w:r>
+        <w:rPr>
+          <w:lang w:val="zh_TW" w:bidi="zh_TW"/>
+        </w:rPr>
+        <w:t>21</w:t>
+      </w:r>
       <w:r>
         <w:rPr>
           <w:lang w:val="zh_TW" w:bidi="zh_TW"/>
         </w:rPr>
         <w:t>）。這段經文清楚表明，耶穌指的是公元70年耶路撒冷被毀滅。耶路撒冷被羅馬軍團攻陷，被視為持續大災難的象徵。馬太本人在</w:t>
       </w:r>
-      <w:hyperlink r:id="rId25">
-        <w:r>
-          <w:rPr>
-            <w:lang w:val="zh_TW" w:bidi="zh_TW"/>
-          </w:rPr>
-          <w:rPr>
-            <w:color w:val="0000EE"/>
-            <w:u w:val="single"/>
-          </w:rPr>
-          <w:t>二十四章15節</w:t>
-        </w:r>
-      </w:hyperlink>
+      <w:r>
+        <w:rPr>
+          <w:lang w:val="zh_TW" w:bidi="zh_TW"/>
+        </w:rPr>
+        <w:t>二十四章15節</w:t>
+      </w:r>
       <w:r>
         <w:rPr>
           <w:lang w:val="zh_TW" w:bidi="zh_TW"/>
@@ -663,18 +573,12 @@
         </w:rPr>
         <w:t>」。這提醒了他的原始讀者，耶穌的預言會在他們有生之年應驗。</w:t>
       </w:r>
-      <w:hyperlink r:id="rId26">
-        <w:r>
-          <w:rPr>
-            <w:lang w:val="zh_TW" w:bidi="zh_TW"/>
-          </w:rPr>
-          <w:rPr>
-            <w:color w:val="0000EE"/>
-            <w:u w:val="single"/>
-          </w:rPr>
-          <w:t>路加福音二十一章20至24節</w:t>
-        </w:r>
-      </w:hyperlink>
+      <w:r>
+        <w:rPr>
+          <w:lang w:val="zh_TW" w:bidi="zh_TW"/>
+        </w:rPr>
+        <w:t>路加福音二十一章20至24節</w:t>
+      </w:r>
       <w:r>
         <w:rPr>
           <w:lang w:val="zh_TW" w:bidi="zh_TW"/>
@@ -724,42 +628,24 @@
         </w:rPr>
         <w:t>基督徒應該在苦難中滿有喜樂，因為他們結出好果子。患難能使人生出忍耐和老練的力量（</w:t>
       </w:r>
-      <w:hyperlink r:id="rId27">
-        <w:r>
-          <w:rPr>
-            <w:lang w:val="zh_TW" w:bidi="zh_TW"/>
-          </w:rPr>
-          <w:rPr>
-            <w:color w:val="0000EE"/>
-            <w:u w:val="single"/>
-          </w:rPr>
-          <w:t>羅5:3</w:t>
-        </w:r>
-      </w:hyperlink>
-      <w:hyperlink r:id="rId18">
-        <w:r>
-          <w:rPr>
-            <w:lang w:val="zh_TW" w:bidi="zh_TW"/>
-          </w:rPr>
-          <w:rPr>
-            <w:color w:val="0000EE"/>
-            <w:u w:val="single"/>
-          </w:rPr>
-          <w:t>–</w:t>
-        </w:r>
-      </w:hyperlink>
-      <w:hyperlink r:id="rId27">
-        <w:r>
-          <w:rPr>
-            <w:lang w:val="zh_TW" w:bidi="zh_TW"/>
-          </w:rPr>
-          <w:rPr>
-            <w:color w:val="0000EE"/>
-            <w:u w:val="single"/>
-          </w:rPr>
-          <w:t>4</w:t>
-        </w:r>
-      </w:hyperlink>
+      <w:r>
+        <w:rPr>
+          <w:lang w:val="zh_TW" w:bidi="zh_TW"/>
+        </w:rPr>
+        <w:t>羅5:3</w:t>
+      </w:r>
+      <w:r>
+        <w:rPr>
+          <w:lang w:val="zh_TW" w:bidi="zh_TW"/>
+        </w:rPr>
+        <w:t>–</w:t>
+      </w:r>
+      <w:r>
+        <w:rPr>
+          <w:lang w:val="zh_TW" w:bidi="zh_TW"/>
+        </w:rPr>
+        <w:t>4</w:t>
+      </w:r>
       <w:r>
         <w:rPr>
           <w:lang w:val="zh_TW" w:bidi="zh_TW"/>
@@ -784,36 +670,24 @@
         </w:rPr>
         <w:t>他們應該心存忍耐，因為神會安慰忠心的人（</w:t>
       </w:r>
-      <w:hyperlink r:id="rId28">
-        <w:r>
-          <w:rPr>
-            <w:lang w:val="zh_TW" w:bidi="zh_TW"/>
-          </w:rPr>
-          <w:rPr>
-            <w:color w:val="0000EE"/>
-            <w:u w:val="single"/>
-          </w:rPr>
-          <w:t>羅12:12</w:t>
-        </w:r>
-      </w:hyperlink>
+      <w:r>
+        <w:rPr>
+          <w:lang w:val="zh_TW" w:bidi="zh_TW"/>
+        </w:rPr>
+        <w:t>羅12:12</w:t>
+      </w:r>
       <w:r>
         <w:rPr>
           <w:lang w:val="zh_TW" w:bidi="zh_TW"/>
         </w:rPr>
         <w:t>；</w:t>
       </w:r>
-      <w:hyperlink r:id="rId29">
-        <w:r>
-          <w:rPr>
-            <w:lang w:val="zh_TW" w:bidi="zh_TW"/>
-          </w:rPr>
-          <w:rPr>
-            <w:color w:val="0000EE"/>
-            <w:u w:val="single"/>
-          </w:rPr>
-          <w:t>林後1:4</w:t>
-        </w:r>
-      </w:hyperlink>
+      <w:r>
+        <w:rPr>
+          <w:lang w:val="zh_TW" w:bidi="zh_TW"/>
+        </w:rPr>
+        <w:t>林後1:4</w:t>
+      </w:r>
       <w:r>
         <w:rPr>
           <w:lang w:val="zh_TW" w:bidi="zh_TW"/>
@@ -838,18 +712,12 @@
         </w:rPr>
         <w:t>他們應該明白，患難是為了預備信徒，迎接在永恆中的榮耀（</w:t>
       </w:r>
-      <w:hyperlink r:id="rId30">
-        <w:r>
-          <w:rPr>
-            <w:lang w:val="zh_TW" w:bidi="zh_TW"/>
-          </w:rPr>
-          <w:rPr>
-            <w:color w:val="0000EE"/>
-            <w:u w:val="single"/>
-          </w:rPr>
-          <w:t>林後4:17</w:t>
-        </w:r>
-      </w:hyperlink>
+      <w:r>
+        <w:rPr>
+          <w:lang w:val="zh_TW" w:bidi="zh_TW"/>
+        </w:rPr>
+        <w:t>林後4:17</w:t>
+      </w:r>
       <w:r>
         <w:rPr>
           <w:lang w:val="zh_TW" w:bidi="zh_TW"/>
@@ -896,18 +764,12 @@
         </w:rPr>
         <w:t>」（</w:t>
       </w:r>
-      <w:hyperlink r:id="rId31">
-        <w:r>
-          <w:rPr>
-            <w:lang w:val="zh_TW" w:bidi="zh_TW"/>
-          </w:rPr>
-          <w:rPr>
-            <w:color w:val="0000EE"/>
-            <w:u w:val="single"/>
-          </w:rPr>
-          <w:t>約16:33</w:t>
-        </w:r>
-      </w:hyperlink>
+      <w:r>
+        <w:rPr>
+          <w:lang w:val="zh_TW" w:bidi="zh_TW"/>
+        </w:rPr>
+        <w:t>約16:33</w:t>
+      </w:r>
       <w:r>
         <w:rPr>
           <w:lang w:val="zh_TW" w:bidi="zh_TW"/>
